--- a/public/documents/VORLAGE_Dokumentation_der_Digitaltauglichkeit_V2.docx
+++ b/public/documents/VORLAGE_Dokumentation_der_Digitaltauglichkeit_V2.docx
@@ -7,12 +7,14 @@
         <w:pStyle w:val="Title A"/>
         <w:keepNext w:val="1"/>
         <w:rPr>
-          <w:b w:val="1"/>
-          <w:bCs w:val="1"/>
-        </w:rPr>
-      </w:pPr>
-      <w:r>
-        <w:rPr>
+          <w:rStyle w:val="Ohne"/>
+          <w:b w:val="1"/>
+          <w:bCs w:val="1"/>
+        </w:rPr>
+      </w:pPr>
+      <w:r>
+        <w:rPr>
+          <w:rStyle w:val="Ohne"/>
           <w:b w:val="1"/>
           <w:bCs w:val="1"/>
           <w:rtl w:val="0"/>
@@ -27,7 +29,7 @@
       </w:pPr>
       <w:r>
         <w:rPr>
-          <w:rStyle w:val="None B"/>
+          <w:rStyle w:val="Ohne"/>
           <w:rtl w:val="0"/>
           <w:lang w:val="de-DE"/>
         </w:rPr>
@@ -38,7 +40,7 @@
       <w:tblPr>
         <w:tblW w:w="9072" w:type="dxa"/>
         <w:jc w:val="left"/>
-        <w:tblInd w:w="432" w:type="dxa"/>
+        <w:tblInd w:w="540" w:type="dxa"/>
         <w:tblBorders>
           <w:top w:val="single" w:color="ffffff" w:sz="8" w:space="0" w:shadow="0" w:frame="0"/>
           <w:left w:val="single" w:color="ffffff" w:sz="8" w:space="0" w:shadow="0" w:frame="0"/>
@@ -83,11 +85,13 @@
             <w:pPr>
               <w:pStyle w:val="heading 2"/>
               <w:rPr>
+                <w:rStyle w:val="Ohne"/>
                 <w:shd w:val="nil" w:color="auto" w:fill="auto"/>
               </w:rPr>
             </w:pPr>
             <w:r>
               <w:rPr>
+                <w:rStyle w:val="Ohne"/>
                 <w:shd w:val="nil" w:color="auto" w:fill="auto"/>
                 <w:rtl w:val="0"/>
                 <w:lang w:val="de-DE"/>
@@ -112,6 +116,7 @@
             </w:pPr>
             <w:r>
               <w:rPr>
+                <w:rStyle w:val="Ohne"/>
                 <w:shd w:val="nil" w:color="auto" w:fill="auto"/>
                 <w:rtl w:val="0"/>
                 <w:lang w:val="de-DE"/>
@@ -136,6 +141,7 @@
             </w:pPr>
             <w:r>
               <w:rPr>
+                <w:rStyle w:val="Ohne"/>
                 <w:shd w:val="nil" w:color="auto" w:fill="auto"/>
                 <w:rtl w:val="0"/>
                 <w:lang w:val="de-DE"/>
@@ -144,6 +150,7 @@
             </w:r>
             <w:r>
               <w:rPr>
+                <w:rStyle w:val="Ohne"/>
                 <w:shd w:val="nil" w:color="auto" w:fill="auto"/>
                 <w:rtl w:val="0"/>
                 <w:lang w:val="de-DE"/>
@@ -152,6 +159,7 @@
             </w:r>
             <w:r>
               <w:rPr>
+                <w:rStyle w:val="Ohne"/>
                 <w:shd w:val="nil" w:color="auto" w:fill="auto"/>
                 <w:rtl w:val="0"/>
                 <w:lang w:val="de-DE"/>
@@ -176,6 +184,7 @@
             </w:pPr>
             <w:r>
               <w:rPr>
+                <w:rStyle w:val="Ohne"/>
                 <w:shd w:val="nil" w:color="auto" w:fill="auto"/>
                 <w:rtl w:val="0"/>
                 <w:lang w:val="de-DE"/>
@@ -184,6 +193,7 @@
             </w:r>
             <w:r>
               <w:rPr>
+                <w:rStyle w:val="Ohne"/>
                 <w:b w:val="1"/>
                 <w:bCs w:val="1"/>
                 <w:shd w:val="nil" w:color="auto" w:fill="auto"/>
@@ -194,6 +204,7 @@
             </w:r>
             <w:r>
               <w:rPr>
+                <w:rStyle w:val="Ohne"/>
                 <w:shd w:val="nil" w:color="auto" w:fill="auto"/>
                 <w:rtl w:val="0"/>
                 <w:lang w:val="de-DE"/>
@@ -206,7 +217,6 @@
                 <w:outline w:val="0"/>
                 <w:color w:val="0563c1"/>
                 <w:u w:val="single" w:color="0563c1"/>
-                <w:shd w:val="nil" w:color="auto" w:fill="auto"/>
                 <w:lang w:val="de-DE"/>
                 <w14:textFill>
                   <w14:solidFill>
@@ -222,7 +232,6 @@
                 <w:outline w:val="0"/>
                 <w:color w:val="0563c1"/>
                 <w:u w:val="single" w:color="0563c1"/>
-                <w:shd w:val="nil" w:color="auto" w:fill="auto"/>
                 <w:lang w:val="de-DE"/>
                 <w14:textFill>
                   <w14:solidFill>
@@ -238,7 +247,6 @@
                 <w:outline w:val="0"/>
                 <w:color w:val="0563c1"/>
                 <w:u w:val="single" w:color="0563c1"/>
-                <w:shd w:val="nil" w:color="auto" w:fill="auto"/>
                 <w:lang w:val="de-DE"/>
                 <w14:textFill>
                   <w14:solidFill>
@@ -254,7 +262,6 @@
                 <w:outline w:val="0"/>
                 <w:color w:val="0563c1"/>
                 <w:u w:val="single" w:color="0563c1"/>
-                <w:shd w:val="nil" w:color="auto" w:fill="auto"/>
                 <w:rtl w:val="0"/>
                 <w:lang w:val="de-DE"/>
                 <w14:textFill>
@@ -271,7 +278,7 @@
             </w:r>
             <w:r>
               <w:rPr>
-                <w:rStyle w:val="None"/>
+                <w:rStyle w:val="Ohne"/>
                 <w:shd w:val="nil" w:color="auto" w:fill="auto"/>
                 <w:rtl w:val="0"/>
                 <w:lang w:val="de-DE"/>
@@ -280,7 +287,7 @@
             </w:r>
             <w:r>
               <w:rPr>
-                <w:rStyle w:val="None"/>
+                <w:rStyle w:val="Ohne"/>
                 <w:shd w:val="nil" w:color="auto" w:fill="auto"/>
                 <w:rtl w:val="0"/>
                 <w:lang w:val="de-DE"/>
@@ -289,7 +296,7 @@
             </w:r>
             <w:r>
               <w:rPr>
-                <w:rStyle w:val="None"/>
+                <w:rStyle w:val="Ohne"/>
                 <w:shd w:val="nil" w:color="auto" w:fill="auto"/>
                 <w:rtl w:val="0"/>
                 <w:lang w:val="de-DE"/>
@@ -314,7 +321,7 @@
             </w:pPr>
             <w:r>
               <w:rPr>
-                <w:rStyle w:val="None"/>
+                <w:rStyle w:val="Ohne"/>
                 <w:shd w:val="nil" w:color="auto" w:fill="auto"/>
                 <w:rtl w:val="0"/>
                 <w:lang w:val="de-DE"/>
@@ -323,7 +330,7 @@
             </w:r>
             <w:r>
               <w:rPr>
-                <w:rStyle w:val="None"/>
+                <w:rStyle w:val="Ohne"/>
                 <w:b w:val="1"/>
                 <w:bCs w:val="1"/>
                 <w:shd w:val="nil" w:color="auto" w:fill="auto"/>
@@ -334,7 +341,7 @@
             </w:r>
             <w:r>
               <w:rPr>
-                <w:rStyle w:val="None"/>
+                <w:rStyle w:val="Ohne"/>
                 <w:b w:val="1"/>
                 <w:bCs w:val="1"/>
                 <w:shd w:val="nil" w:color="auto" w:fill="auto"/>
@@ -345,7 +352,7 @@
             </w:r>
             <w:r>
               <w:rPr>
-                <w:rStyle w:val="None"/>
+                <w:rStyle w:val="Ohne"/>
                 <w:b w:val="1"/>
                 <w:bCs w:val="1"/>
                 <w:shd w:val="nil" w:color="auto" w:fill="auto"/>
@@ -356,7 +363,7 @@
             </w:r>
             <w:r>
               <w:rPr>
-                <w:rStyle w:val="None"/>
+                <w:rStyle w:val="Ohne"/>
                 <w:shd w:val="nil" w:color="auto" w:fill="auto"/>
                 <w:rtl w:val="0"/>
                 <w:lang w:val="de-DE"/>
@@ -369,7 +376,6 @@
                 <w:outline w:val="0"/>
                 <w:color w:val="0563c1"/>
                 <w:u w:val="single" w:color="0563c1"/>
-                <w:shd w:val="nil" w:color="auto" w:fill="auto"/>
                 <w:lang w:val="de-DE"/>
                 <w14:textFill>
                   <w14:solidFill>
@@ -385,7 +391,6 @@
                 <w:outline w:val="0"/>
                 <w:color w:val="0563c1"/>
                 <w:u w:val="single" w:color="0563c1"/>
-                <w:shd w:val="nil" w:color="auto" w:fill="auto"/>
                 <w:lang w:val="de-DE"/>
                 <w14:textFill>
                   <w14:solidFill>
@@ -401,7 +406,6 @@
                 <w:outline w:val="0"/>
                 <w:color w:val="0563c1"/>
                 <w:u w:val="single" w:color="0563c1"/>
-                <w:shd w:val="nil" w:color="auto" w:fill="auto"/>
                 <w:lang w:val="de-DE"/>
                 <w14:textFill>
                   <w14:solidFill>
@@ -417,7 +421,6 @@
                 <w:outline w:val="0"/>
                 <w:color w:val="0563c1"/>
                 <w:u w:val="single" w:color="0563c1"/>
-                <w:shd w:val="nil" w:color="auto" w:fill="auto"/>
                 <w:rtl w:val="0"/>
                 <w:lang w:val="de-DE"/>
                 <w14:textFill>
@@ -434,7 +437,7 @@
             </w:r>
             <w:r>
               <w:rPr>
-                <w:rStyle w:val="None"/>
+                <w:rStyle w:val="Ohne"/>
                 <w:shd w:val="nil" w:color="auto" w:fill="auto"/>
                 <w:rtl w:val="0"/>
                 <w:lang w:val="de-DE"/>
@@ -459,7 +462,7 @@
             </w:pPr>
             <w:r>
               <w:rPr>
-                <w:rStyle w:val="None"/>
+                <w:rStyle w:val="Ohne"/>
                 <w:b w:val="1"/>
                 <w:bCs w:val="1"/>
                 <w:shd w:val="nil" w:color="auto" w:fill="auto"/>
@@ -470,7 +473,7 @@
             </w:r>
             <w:r>
               <w:rPr>
-                <w:rStyle w:val="None"/>
+                <w:rStyle w:val="Ohne"/>
                 <w:shd w:val="nil" w:color="auto" w:fill="auto"/>
                 <w:rtl w:val="0"/>
                 <w:lang w:val="de-DE"/>
@@ -479,7 +482,7 @@
             </w:r>
             <w:r>
               <w:rPr>
-                <w:rStyle w:val="None"/>
+                <w:rStyle w:val="Ohne"/>
                 <w:shd w:val="nil" w:color="auto" w:fill="auto"/>
                 <w:rtl w:val="0"/>
                 <w:lang w:val="de-DE"/>
@@ -488,7 +491,7 @@
             </w:r>
             <w:r>
               <w:rPr>
-                <w:rStyle w:val="None"/>
+                <w:rStyle w:val="Ohne"/>
                 <w:shd w:val="nil" w:color="auto" w:fill="auto"/>
                 <w:rtl w:val="0"/>
                 <w:lang w:val="de-DE"/>
@@ -520,13 +523,13 @@
               <w:pStyle w:val="heading 2"/>
               <w:spacing w:line="276" w:lineRule="auto"/>
               <w:rPr>
-                <w:rStyle w:val="None"/>
+                <w:rStyle w:val="Ohne"/>
                 <w:shd w:val="nil" w:color="auto" w:fill="auto"/>
               </w:rPr>
             </w:pPr>
             <w:r>
               <w:rPr>
-                <w:rStyle w:val="None"/>
+                <w:rStyle w:val="Ohne"/>
                 <w:shd w:val="nil" w:color="auto" w:fill="auto"/>
                 <w:rtl w:val="0"/>
                 <w:lang w:val="de-DE"/>
@@ -542,7 +545,7 @@
               <w:ind w:left="0" w:right="0" w:firstLine="0"/>
               <w:jc w:val="left"/>
               <w:rPr>
-                <w:rStyle w:val="None"/>
+                <w:rStyle w:val="Ohne"/>
                 <w:sz w:val="16"/>
                 <w:szCs w:val="16"/>
                 <w:shd w:val="nil" w:color="auto" w:fill="auto"/>
@@ -551,7 +554,7 @@
             </w:pPr>
             <w:r>
               <w:rPr>
-                <w:rStyle w:val="None"/>
+                <w:rStyle w:val="Ohne"/>
                 <w:sz w:val="16"/>
                 <w:szCs w:val="16"/>
                 <w:shd w:val="nil" w:color="auto" w:fill="auto"/>
@@ -562,7 +565,7 @@
             </w:r>
             <w:r>
               <w:rPr>
-                <w:rStyle w:val="None"/>
+                <w:rStyle w:val="Ohne"/>
                 <w:sz w:val="16"/>
                 <w:szCs w:val="16"/>
                 <w:shd w:val="nil" w:color="auto" w:fill="auto"/>
@@ -573,7 +576,7 @@
             </w:r>
             <w:r>
               <w:rPr>
-                <w:rStyle w:val="None"/>
+                <w:rStyle w:val="Ohne"/>
                 <w:sz w:val="16"/>
                 <w:szCs w:val="16"/>
                 <w:shd w:val="nil" w:color="auto" w:fill="auto"/>
@@ -584,7 +587,7 @@
             </w:r>
             <w:r>
               <w:rPr>
-                <w:rStyle w:val="None"/>
+                <w:rStyle w:val="Ohne"/>
                 <w:sz w:val="16"/>
                 <w:szCs w:val="16"/>
                 <w:shd w:val="nil" w:color="auto" w:fill="auto"/>
@@ -595,7 +598,7 @@
             </w:r>
             <w:r>
               <w:rPr>
-                <w:rStyle w:val="None"/>
+                <w:rStyle w:val="Ohne"/>
                 <w:sz w:val="16"/>
                 <w:szCs w:val="16"/>
                 <w:shd w:val="nil" w:color="auto" w:fill="auto"/>
@@ -606,7 +609,7 @@
             </w:r>
             <w:r>
               <w:rPr>
-                <w:rStyle w:val="None"/>
+                <w:rStyle w:val="Ohne"/>
                 <w:sz w:val="16"/>
                 <w:szCs w:val="16"/>
                 <w:shd w:val="nil" w:color="auto" w:fill="auto"/>
@@ -617,7 +620,7 @@
             </w:r>
             <w:r>
               <w:rPr>
-                <w:rStyle w:val="None"/>
+                <w:rStyle w:val="Ohne"/>
                 <w:sz w:val="16"/>
                 <w:szCs w:val="16"/>
                 <w:shd w:val="nil" w:color="auto" w:fill="auto"/>
@@ -635,7 +638,7 @@
               <w:ind w:left="0" w:right="0" w:firstLine="0"/>
               <w:jc w:val="left"/>
               <w:rPr>
-                <w:rStyle w:val="None"/>
+                <w:rStyle w:val="Ohne"/>
                 <w:sz w:val="16"/>
                 <w:szCs w:val="16"/>
                 <w:shd w:val="nil" w:color="auto" w:fill="auto"/>
@@ -644,7 +647,7 @@
             </w:pPr>
             <w:r>
               <w:rPr>
-                <w:rStyle w:val="None"/>
+                <w:rStyle w:val="Ohne"/>
                 <w:sz w:val="16"/>
                 <w:szCs w:val="16"/>
                 <w:shd w:val="nil" w:color="auto" w:fill="auto"/>
@@ -655,7 +658,7 @@
             </w:r>
             <w:r>
               <w:rPr>
-                <w:rStyle w:val="None"/>
+                <w:rStyle w:val="Ohne"/>
                 <w:sz w:val="16"/>
                 <w:szCs w:val="16"/>
                 <w:shd w:val="nil" w:color="auto" w:fill="auto"/>
@@ -666,7 +669,7 @@
             </w:r>
             <w:r>
               <w:rPr>
-                <w:rStyle w:val="None"/>
+                <w:rStyle w:val="Ohne"/>
                 <w:sz w:val="16"/>
                 <w:szCs w:val="16"/>
                 <w:shd w:val="nil" w:color="auto" w:fill="auto"/>
@@ -684,7 +687,7 @@
               <w:ind w:left="0" w:right="0" w:firstLine="0"/>
               <w:jc w:val="left"/>
               <w:rPr>
-                <w:rStyle w:val="None"/>
+                <w:rStyle w:val="Ohne"/>
                 <w:sz w:val="16"/>
                 <w:szCs w:val="16"/>
                 <w:shd w:val="nil" w:color="auto" w:fill="auto"/>
@@ -693,7 +696,7 @@
             </w:pPr>
             <w:r>
               <w:rPr>
-                <w:rStyle w:val="None"/>
+                <w:rStyle w:val="Ohne"/>
                 <w:sz w:val="16"/>
                 <w:szCs w:val="16"/>
                 <w:shd w:val="nil" w:color="auto" w:fill="auto"/>
@@ -711,7 +714,7 @@
               <w:ind w:left="0" w:right="0" w:firstLine="0"/>
               <w:jc w:val="left"/>
               <w:rPr>
-                <w:rStyle w:val="None"/>
+                <w:rStyle w:val="Ohne"/>
                 <w:sz w:val="16"/>
                 <w:szCs w:val="16"/>
                 <w:shd w:val="nil" w:color="auto" w:fill="auto"/>
@@ -720,7 +723,7 @@
             </w:pPr>
             <w:r>
               <w:rPr>
-                <w:rStyle w:val="None"/>
+                <w:rStyle w:val="Ohne"/>
                 <w:sz w:val="16"/>
                 <w:szCs w:val="16"/>
                 <w:shd w:val="nil" w:color="auto" w:fill="auto"/>
@@ -738,7 +741,7 @@
               <w:ind w:left="0" w:right="0" w:firstLine="0"/>
               <w:jc w:val="left"/>
               <w:rPr>
-                <w:rStyle w:val="None"/>
+                <w:rStyle w:val="Ohne"/>
                 <w:sz w:val="16"/>
                 <w:szCs w:val="16"/>
                 <w:shd w:val="nil" w:color="auto" w:fill="auto"/>
@@ -747,7 +750,7 @@
             </w:pPr>
             <w:r>
               <w:rPr>
-                <w:rStyle w:val="None"/>
+                <w:rStyle w:val="Ohne"/>
                 <w:sz w:val="16"/>
                 <w:szCs w:val="16"/>
                 <w:shd w:val="nil" w:color="auto" w:fill="auto"/>
@@ -770,7 +773,7 @@
             </w:pPr>
             <w:r>
               <w:rPr>
-                <w:rStyle w:val="None"/>
+                <w:rStyle w:val="Ohne"/>
                 <w:sz w:val="16"/>
                 <w:szCs w:val="16"/>
                 <w:shd w:val="nil" w:color="auto" w:fill="auto"/>
@@ -781,7 +784,7 @@
             </w:r>
             <w:r>
               <w:rPr>
-                <w:rStyle w:val="None"/>
+                <w:rStyle w:val="Ohne"/>
                 <w:sz w:val="16"/>
                 <w:szCs w:val="16"/>
                 <w:shd w:val="nil" w:color="auto" w:fill="auto"/>
@@ -792,7 +795,7 @@
             </w:r>
             <w:r>
               <w:rPr>
-                <w:rStyle w:val="None"/>
+                <w:rStyle w:val="Ohne"/>
                 <w:sz w:val="16"/>
                 <w:szCs w:val="16"/>
                 <w:shd w:val="nil" w:color="auto" w:fill="auto"/>
@@ -803,7 +806,7 @@
             </w:r>
             <w:r>
               <w:rPr>
-                <w:rStyle w:val="None"/>
+                <w:rStyle w:val="Ohne"/>
                 <w:sz w:val="16"/>
                 <w:szCs w:val="16"/>
                 <w:shd w:val="nil" w:color="auto" w:fill="auto"/>
@@ -814,7 +817,7 @@
             </w:r>
             <w:r>
               <w:rPr>
-                <w:rStyle w:val="None"/>
+                <w:rStyle w:val="Ohne"/>
                 <w:sz w:val="16"/>
                 <w:szCs w:val="16"/>
                 <w:shd w:val="nil" w:color="auto" w:fill="auto"/>
@@ -825,7 +828,7 @@
             </w:r>
             <w:r>
               <w:rPr>
-                <w:rStyle w:val="None"/>
+                <w:rStyle w:val="Ohne"/>
                 <w:sz w:val="16"/>
                 <w:szCs w:val="16"/>
                 <w:shd w:val="nil" w:color="auto" w:fill="auto"/>
@@ -836,7 +839,7 @@
             </w:r>
             <w:r>
               <w:rPr>
-                <w:rStyle w:val="None"/>
+                <w:rStyle w:val="Ohne"/>
                 <w:sz w:val="16"/>
                 <w:szCs w:val="16"/>
                 <w:shd w:val="nil" w:color="auto" w:fill="auto"/>
@@ -847,7 +850,7 @@
             </w:r>
             <w:r>
               <w:rPr>
-                <w:rStyle w:val="None"/>
+                <w:rStyle w:val="Ohne"/>
                 <w:sz w:val="16"/>
                 <w:szCs w:val="16"/>
                 <w:shd w:val="nil" w:color="auto" w:fill="auto"/>
@@ -857,7 +860,7 @@
             </w:r>
             <w:r>
               <w:rPr>
-                <w:rStyle w:val="None"/>
+                <w:rStyle w:val="Ohne"/>
                 <w:sz w:val="16"/>
                 <w:szCs w:val="16"/>
                 <w:shd w:val="nil" w:color="auto" w:fill="auto"/>
@@ -875,6 +878,14 @@
         <w:pStyle w:val="Normal.0"/>
         <w:widowControl w:val="0"/>
         <w:spacing w:line="240" w:lineRule="auto"/>
+        <w:ind w:left="432" w:hanging="432"/>
+      </w:pPr>
+    </w:p>
+    <w:p>
+      <w:pPr>
+        <w:pStyle w:val="Normal.0"/>
+        <w:widowControl w:val="0"/>
+        <w:spacing w:line="240" w:lineRule="auto"/>
         <w:ind w:left="324" w:hanging="324"/>
       </w:pPr>
     </w:p>
@@ -907,12 +918,12 @@
         <w:pBdr>
           <w:top w:val="nil"/>
           <w:left w:val="nil"/>
-          <w:bottom w:val="single" w:color="000000" w:sz="6" w:space="0" w:shadow="0" w:frame="0"/>
+          <w:bottom w:val="single" w:color="000000" w:sz="6" w:space="1" w:shadow="0" w:frame="0"/>
           <w:right w:val="nil"/>
         </w:pBdr>
         <w:spacing w:before="480"/>
         <w:rPr>
-          <w:rStyle w:val="None"/>
+          <w:rStyle w:val="Ohne"/>
           <w:shd w:val="clear" w:color="auto" w:fill="00ff00"/>
         </w:rPr>
       </w:pPr>
@@ -921,10 +932,15 @@
       <w:pPr>
         <w:pStyle w:val="heading 1"/>
         <w:spacing w:before="720"/>
-      </w:pPr>
-      <w:r>
-        <w:rPr>
-          <w:rStyle w:val="None B"/>
+        <w:rPr>
+          <w:b w:val="1"/>
+          <w:bCs w:val="1"/>
+        </w:rPr>
+      </w:pPr>
+      <w:r>
+        <w:rPr>
+          <w:b w:val="1"/>
+          <w:bCs w:val="1"/>
           <w:rtl w:val="0"/>
           <w:lang w:val="de-DE"/>
         </w:rPr>
@@ -937,7 +953,6 @@
       </w:pPr>
       <w:r>
         <w:rPr>
-          <w:rStyle w:val="None B"/>
           <w:rtl w:val="0"/>
         </w:rPr>
         <w:t>{{POLICY_TITLE}}</w:t>
@@ -947,10 +962,15 @@
       <w:pPr>
         <w:pStyle w:val="heading 1"/>
         <w:spacing w:before="600"/>
-      </w:pPr>
-      <w:r>
-        <w:rPr>
-          <w:rStyle w:val="None B"/>
+        <w:rPr>
+          <w:b w:val="1"/>
+          <w:bCs w:val="1"/>
+        </w:rPr>
+      </w:pPr>
+      <w:r>
+        <w:rPr>
+          <w:b w:val="1"/>
+          <w:bCs w:val="1"/>
           <w:rtl w:val="0"/>
           <w:lang w:val="de-DE"/>
         </w:rPr>
@@ -962,7 +982,7 @@
         <w:pStyle w:val="Normal.0"/>
         <w:keepNext w:val="1"/>
         <w:rPr>
-          <w:rStyle w:val="None"/>
+          <w:rStyle w:val="Ohne"/>
           <w:outline w:val="0"/>
           <w:color w:val="595959"/>
           <w:sz w:val="32"/>
@@ -977,7 +997,7 @@
       </w:pPr>
       <w:r>
         <w:rPr>
-          <w:rStyle w:val="None"/>
+          <w:rStyle w:val="Ohne"/>
           <w:outline w:val="0"/>
           <w:color w:val="595959"/>
           <w:u w:color="595959"/>
@@ -993,7 +1013,7 @@
       </w:r>
       <w:r>
         <w:rPr>
-          <w:rStyle w:val="None"/>
+          <w:rStyle w:val="Ohne"/>
           <w:outline w:val="0"/>
           <w:color w:val="595959"/>
           <w:u w:color="595959"/>
@@ -1009,7 +1029,7 @@
       </w:r>
       <w:r>
         <w:rPr>
-          <w:rStyle w:val="None"/>
+          <w:rStyle w:val="Ohne"/>
           <w:outline w:val="0"/>
           <w:color w:val="595959"/>
           <w:u w:color="595959"/>
@@ -1025,7 +1045,7 @@
       </w:r>
       <w:r>
         <w:rPr>
-          <w:rStyle w:val="None"/>
+          <w:rStyle w:val="Ohne"/>
           <w:outline w:val="0"/>
           <w:color w:val="595959"/>
           <w:u w:color="595959"/>
@@ -1041,7 +1061,7 @@
       </w:r>
       <w:r>
         <w:rPr>
-          <w:rStyle w:val="None"/>
+          <w:rStyle w:val="Ohne"/>
           <w:outline w:val="0"/>
           <w:color w:val="595959"/>
           <w:u w:color="595959"/>
@@ -1062,50 +1082,57 @@
       </w:pPr>
       <w:r>
         <w:rPr>
-          <w:rStyle w:val="None B"/>
-          <w:rtl w:val="0"/>
+          <w:rStyle w:val="Ohne"/>
+          <w:rtl w:val="0"/>
+          <w:lang w:val="de-DE"/>
         </w:rPr>
         <w:t>Entspricht die Umsetzung des Regelungsvorhabens den Bed</w:t>
       </w:r>
       <w:r>
         <w:rPr>
-          <w:rStyle w:val="None B"/>
-          <w:rtl w:val="0"/>
+          <w:rStyle w:val="Ohne"/>
+          <w:rtl w:val="0"/>
+          <w:lang w:val="de-DE"/>
         </w:rPr>
         <w:t>ü</w:t>
       </w:r>
       <w:r>
         <w:rPr>
-          <w:rStyle w:val="None B"/>
-          <w:rtl w:val="0"/>
+          <w:rStyle w:val="Ohne"/>
+          <w:rtl w:val="0"/>
+          <w:lang w:val="de-DE"/>
         </w:rPr>
         <w:t xml:space="preserve">rfnissen der Betroffenen? Wie haben Sie das </w:t>
       </w:r>
       <w:r>
         <w:rPr>
-          <w:rStyle w:val="None B"/>
-          <w:rtl w:val="0"/>
+          <w:rStyle w:val="Ohne"/>
+          <w:rtl w:val="0"/>
+          <w:lang w:val="de-DE"/>
         </w:rPr>
         <w:t>ü</w:t>
       </w:r>
       <w:r>
         <w:rPr>
-          <w:rStyle w:val="None B"/>
-          <w:rtl w:val="0"/>
+          <w:rStyle w:val="Ohne"/>
+          <w:rtl w:val="0"/>
+          <w:lang w:val="de-DE"/>
         </w:rPr>
         <w:t>berpr</w:t>
       </w:r>
       <w:r>
         <w:rPr>
-          <w:rStyle w:val="None B"/>
-          <w:rtl w:val="0"/>
+          <w:rStyle w:val="Ohne"/>
+          <w:rtl w:val="0"/>
+          <w:lang w:val="de-DE"/>
         </w:rPr>
         <w:t>ü</w:t>
       </w:r>
       <w:r>
         <w:rPr>
-          <w:rStyle w:val="None B"/>
-          <w:rtl w:val="0"/>
+          <w:rStyle w:val="Ohne"/>
+          <w:rtl w:val="0"/>
+          <w:lang w:val="de-DE"/>
         </w:rPr>
         <w:t>ft?</w:t>
       </w:r>
@@ -1113,11 +1140,18 @@
     <w:p>
       <w:pPr>
         <w:pStyle w:val="Textbox"/>
-      </w:pPr>
-      <w:r>
-        <w:rPr>
-          <w:rStyle w:val="None B"/>
-          <w:rtl w:val="0"/>
+        <w:pBdr>
+          <w:top w:val="single" w:color="000000" w:sz="2" w:space="0" w:shadow="0" w:frame="0"/>
+          <w:left w:val="single" w:color="000000" w:sz="2" w:space="0" w:shadow="0" w:frame="0"/>
+          <w:bottom w:val="single" w:color="000000" w:sz="2" w:space="0" w:shadow="0" w:frame="0"/>
+          <w:right w:val="single" w:color="000000" w:sz="2" w:space="0" w:shadow="0" w:frame="0"/>
+        </w:pBdr>
+      </w:pPr>
+      <w:r>
+        <w:rPr>
+          <w:rStyle w:val="Ohne"/>
+          <w:rtl w:val="0"/>
+          <w:lang w:val="de-DE"/>
         </w:rPr>
         <w:t>{{PARTICIPATION_FORMATS}}</w:t>
       </w:r>
@@ -1128,8 +1162,9 @@
       </w:pPr>
       <w:r>
         <w:rPr>
-          <w:rStyle w:val="None B"/>
-          <w:rtl w:val="0"/>
+          <w:rStyle w:val="Ohne"/>
+          <w:rtl w:val="0"/>
+          <w:lang w:val="de-DE"/>
         </w:rPr>
         <w:t>Wie spiegeln sich die Erkenntnisse, die durch die oben genannten Schritte gewonnen wurde, im Regelungsvorhaben wider?</w:t>
       </w:r>
@@ -1137,58 +1172,82 @@
     <w:p>
       <w:pPr>
         <w:pStyle w:val="Textbox"/>
-      </w:pPr>
-      <w:r>
-        <w:rPr>
-          <w:rStyle w:val="None B"/>
-          <w:rtl w:val="0"/>
+        <w:pBdr>
+          <w:top w:val="single" w:color="000000" w:sz="2" w:space="0" w:shadow="0" w:frame="0"/>
+          <w:left w:val="single" w:color="000000" w:sz="2" w:space="0" w:shadow="0" w:frame="0"/>
+          <w:bottom w:val="single" w:color="000000" w:sz="2" w:space="0" w:shadow="0" w:frame="0"/>
+          <w:right w:val="single" w:color="000000" w:sz="2" w:space="0" w:shadow="0" w:frame="0"/>
+        </w:pBdr>
+      </w:pPr>
+      <w:r>
+        <w:rPr>
+          <w:rStyle w:val="Ohne"/>
+          <w:rtl w:val="0"/>
+          <w:lang w:val="de-DE"/>
         </w:rPr>
         <w:t>{{PARTICIPATION_RESULTS}}</w:t>
       </w:r>
     </w:p>
     <w:p>
       <w:pPr>
-        <w:pStyle w:val="heading 1"/>
-        <w:spacing w:before="600"/>
-      </w:pPr>
-      <w:r>
-        <w:rPr>
-          <w:rStyle w:val="None B"/>
-          <w:rtl w:val="0"/>
-          <w:lang w:val="de-DE"/>
-        </w:rPr>
-        <w:t>3. {{PRINCIPLE_1_TITLE}}</w:t>
-      </w:r>
-    </w:p>
-    <w:p>
-      <w:pPr>
         <w:pStyle w:val="Normal.0"/>
         <w:rPr>
-          <w:rStyle w:val="None"/>
+          <w:sz w:val="32"/>
+          <w:szCs w:val="32"/>
+        </w:rPr>
+      </w:pPr>
+      <w:r>
+        <w:rPr>
+          <w:sz w:val="32"/>
+          <w:szCs w:val="32"/>
+        </w:rPr>
+        <w:br w:type="textWrapping"/>
+      </w:r>
+      <w:r>
+        <w:rPr>
+          <w:rStyle w:val="Ohne"/>
+          <w:b w:val="1"/>
+          <w:bCs w:val="1"/>
+          <w:sz w:val="32"/>
+          <w:szCs w:val="32"/>
+          <w:rtl w:val="0"/>
+          <w:lang w:val="de-DE"/>
+        </w:rPr>
+        <w:t xml:space="preserve">3. </w:t>
+      </w:r>
+      <w:bookmarkStart w:name="digitaleangebotefrallenutzbargestalten" w:id="0"/>
+      <w:r>
+        <w:rPr>
+          <w:rStyle w:val="Ohne"/>
+          <w:b w:val="1"/>
+          <w:bCs w:val="1"/>
+          <w:sz w:val="32"/>
+          <w:szCs w:val="32"/>
+          <w:rtl w:val="0"/>
+          <w:lang w:val="de-DE"/>
+        </w:rPr>
+        <w:t>{{PRINCIPLE_1_TITLE}}</w:t>
+      </w:r>
+      <w:bookmarkEnd w:id="0"/>
+    </w:p>
+    <w:p>
+      <w:pPr>
+        <w:pStyle w:val="Normal.0"/>
+      </w:pPr>
+      <w:r>
+        <w:rPr>
+          <w:rStyle w:val="Ohne"/>
           <w:outline w:val="0"/>
           <w:color w:val="595959"/>
           <w:u w:color="595959"/>
+          <w:rtl w:val="0"/>
+          <w:lang w:val="de-DE"/>
           <w14:textFill>
             <w14:solidFill>
               <w14:srgbClr w14:val="595959"/>
             </w14:solidFill>
           </w14:textFill>
         </w:rPr>
-      </w:pPr>
-      <w:r>
-        <w:rPr>
-          <w:rStyle w:val="None"/>
-          <w:outline w:val="0"/>
-          <w:color w:val="595959"/>
-          <w:u w:color="595959"/>
-          <w:rtl w:val="0"/>
-          <w:lang w:val="de-DE"/>
-          <w14:textFill>
-            <w14:solidFill>
-              <w14:srgbClr w14:val="595959"/>
-            </w14:solidFill>
-          </w14:textFill>
-        </w:rPr>
         <w:t>{{PRINCIPLE_1_DESCRIPTION}}</w:t>
       </w:r>
     </w:p>
@@ -1198,22 +1257,25 @@
       </w:pPr>
       <w:r>
         <w:rPr>
-          <w:rStyle w:val="None B"/>
-          <w:rtl w:val="0"/>
+          <w:rStyle w:val="Ohne"/>
+          <w:rtl w:val="0"/>
+          <w:lang w:val="de-DE"/>
         </w:rPr>
         <w:t>L</w:t>
       </w:r>
       <w:r>
         <w:rPr>
-          <w:rStyle w:val="None B"/>
-          <w:rtl w:val="0"/>
+          <w:rStyle w:val="Ohne"/>
+          <w:rtl w:val="0"/>
+          <w:lang w:val="de-DE"/>
         </w:rPr>
         <w:t>ä</w:t>
       </w:r>
       <w:r>
         <w:rPr>
-          <w:rStyle w:val="None B"/>
-          <w:rtl w:val="0"/>
+          <w:rStyle w:val="Ohne"/>
+          <w:rtl w:val="0"/>
+          <w:lang w:val="de-DE"/>
         </w:rPr>
         <w:t>sst sich das Vorhaben im Sinne des Prinzips umsetzen?</w:t>
       </w:r>
@@ -1224,22 +1286,25 @@
       </w:pPr>
       <w:r>
         <w:rPr>
-          <w:rStyle w:val="None B"/>
-          <w:rtl w:val="0"/>
+          <w:rStyle w:val="Ohne"/>
+          <w:rtl w:val="0"/>
+          <w:lang w:val="de-DE"/>
         </w:rPr>
         <w:t>L</w:t>
       </w:r>
       <w:r>
         <w:rPr>
-          <w:rStyle w:val="None B"/>
-          <w:rtl w:val="0"/>
+          <w:rStyle w:val="Ohne"/>
+          <w:rtl w:val="0"/>
+          <w:lang w:val="de-DE"/>
         </w:rPr>
         <w:t>ö</w:t>
       </w:r>
       <w:r>
         <w:rPr>
-          <w:rStyle w:val="None B"/>
-          <w:rtl w:val="0"/>
+          <w:rStyle w:val="Ohne"/>
+          <w:rtl w:val="0"/>
+          <w:lang w:val="de-DE"/>
         </w:rPr>
         <w:t>schen Sie raus, was nicht zutrifft:</w:t>
       </w:r>
@@ -1251,7 +1316,6 @@
       </w:pPr>
       <w:r>
         <w:rPr>
-          <w:rStyle w:val="None B"/>
           <w:rtl w:val="0"/>
           <w:lang w:val="de-DE"/>
         </w:rPr>
@@ -1266,7 +1330,7 @@
       </w:pPr>
       <w:r>
         <w:rPr>
-          <w:rStyle w:val="None B"/>
+          <w:rStyle w:val="Ohne"/>
           <w:rtl w:val="0"/>
           <w:lang w:val="de-DE"/>
         </w:rPr>
@@ -1274,7 +1338,7 @@
       </w:r>
       <w:r>
         <w:rPr>
-          <w:rStyle w:val="None"/>
+          <w:rStyle w:val="Ohne"/>
           <w:b w:val="1"/>
           <w:bCs w:val="1"/>
           <w:rtl w:val="0"/>
@@ -1284,7 +1348,7 @@
       </w:r>
       <w:r>
         <w:rPr>
-          <w:rStyle w:val="None"/>
+          <w:rStyle w:val="Ohne"/>
           <w:b w:val="1"/>
           <w:bCs w:val="1"/>
           <w:rtl w:val="0"/>
@@ -1294,7 +1358,7 @@
       </w:r>
       <w:r>
         <w:rPr>
-          <w:rStyle w:val="None"/>
+          <w:rStyle w:val="Ohne"/>
           <w:b w:val="1"/>
           <w:bCs w:val="1"/>
           <w:rtl w:val="0"/>
@@ -1304,7 +1368,7 @@
       </w:r>
       <w:r>
         <w:rPr>
-          <w:rStyle w:val="None B"/>
+          <w:rStyle w:val="Ohne"/>
           <w:rtl w:val="0"/>
           <w:lang w:val="de-DE"/>
         </w:rPr>
@@ -1312,7 +1376,7 @@
       </w:r>
       <w:r>
         <w:rPr>
-          <w:rStyle w:val="None"/>
+          <w:rStyle w:val="Ohne"/>
           <w:b w:val="1"/>
           <w:bCs w:val="1"/>
           <w:rtl w:val="0"/>
@@ -1322,7 +1386,7 @@
       </w:r>
       <w:r>
         <w:rPr>
-          <w:rStyle w:val="None"/>
+          <w:rStyle w:val="Ohne"/>
           <w:b w:val="1"/>
           <w:bCs w:val="1"/>
           <w:rtl w:val="0"/>
@@ -1332,7 +1396,7 @@
       </w:r>
       <w:r>
         <w:rPr>
-          <w:rStyle w:val="None"/>
+          <w:rStyle w:val="Ohne"/>
           <w:b w:val="1"/>
           <w:bCs w:val="1"/>
           <w:rtl w:val="0"/>
@@ -1342,7 +1406,7 @@
       </w:r>
       <w:r>
         <w:rPr>
-          <w:rStyle w:val="None B"/>
+          <w:rStyle w:val="Ohne"/>
           <w:rtl w:val="0"/>
           <w:lang w:val="de-DE"/>
         </w:rPr>
@@ -1350,7 +1414,7 @@
       </w:r>
       <w:r>
         <w:rPr>
-          <w:rStyle w:val="None B"/>
+          <w:rStyle w:val="Ohne"/>
           <w:rtl w:val="0"/>
           <w:lang w:val="de-DE"/>
         </w:rPr>
@@ -1358,7 +1422,7 @@
       </w:r>
       <w:r>
         <w:rPr>
-          <w:rStyle w:val="None B"/>
+          <w:rStyle w:val="Ohne"/>
           <w:rtl w:val="0"/>
           <w:lang w:val="de-DE"/>
         </w:rPr>
@@ -1367,105 +1431,250 @@
     </w:p>
     <w:p>
       <w:pPr>
+        <w:pStyle w:val="Erklärung Markierung"/>
+        <w:spacing w:before="0"/>
+        <w:ind w:left="708" w:firstLine="0"/>
+      </w:pPr>
+    </w:p>
+    <w:p>
+      <w:pPr>
         <w:pStyle w:val="Textbox Label"/>
-      </w:pPr>
-      <w:r>
-        <w:rPr>
-          <w:rStyle w:val="None B"/>
-          <w:rtl w:val="0"/>
-        </w:rPr>
-        <w:t>Begr</w:t>
-      </w:r>
-      <w:r>
-        <w:rPr>
-          <w:rStyle w:val="None B"/>
-          <w:rtl w:val="0"/>
-        </w:rPr>
-        <w:t>ü</w:t>
-      </w:r>
-      <w:r>
-        <w:rPr>
-          <w:rStyle w:val="None B"/>
-          <w:rtl w:val="0"/>
-        </w:rPr>
-        <w:t>ndung f</w:t>
-      </w:r>
-      <w:r>
-        <w:rPr>
-          <w:rStyle w:val="None B"/>
-          <w:rtl w:val="0"/>
-        </w:rPr>
-        <w:t>ü</w:t>
-      </w:r>
-      <w:r>
-        <w:rPr>
-          <w:rStyle w:val="None B"/>
-          <w:rtl w:val="0"/>
-        </w:rPr>
-        <w:t xml:space="preserve">r </w:t>
-      </w:r>
-      <w:r>
-        <w:rPr>
-          <w:rStyle w:val="None B"/>
-          <w:rtl w:val="0"/>
-        </w:rPr>
-        <w:t>„</w:t>
-      </w:r>
-      <w:r>
-        <w:rPr>
-          <w:rStyle w:val="None B"/>
-          <w:rtl w:val="0"/>
-        </w:rPr>
-        <w:t>Nein</w:t>
-      </w:r>
-      <w:r>
-        <w:rPr>
-          <w:rStyle w:val="None B"/>
-          <w:rtl w:val="0"/>
-        </w:rPr>
-        <w:t xml:space="preserve">“ </w:t>
-      </w:r>
-      <w:r>
-        <w:rPr>
-          <w:rStyle w:val="None B"/>
-          <w:rtl w:val="0"/>
-        </w:rPr>
-        <w:t xml:space="preserve">oder </w:t>
-      </w:r>
-      <w:r>
-        <w:rPr>
-          <w:rStyle w:val="None B"/>
-          <w:rtl w:val="0"/>
-        </w:rPr>
-        <w:t>„</w:t>
-      </w:r>
-      <w:r>
-        <w:rPr>
-          <w:rStyle w:val="None B"/>
-          <w:rtl w:val="0"/>
-        </w:rPr>
-        <w:t>Nicht relevant</w:t>
-      </w:r>
-      <w:r>
-        <w:rPr>
-          <w:rStyle w:val="None B"/>
-          <w:rtl w:val="0"/>
-        </w:rPr>
-        <w:t>“</w:t>
+        <w:ind w:left="720" w:firstLine="0"/>
+      </w:pPr>
+      <w:r>
+        <w:rPr>
+          <w:rStyle w:val="Ohne"/>
+          <w:rtl w:val="0"/>
+          <w:lang w:val="de-DE"/>
+        </w:rPr>
+        <w:t>Ausgew</w:t>
+      </w:r>
+      <w:r>
+        <w:rPr>
+          <w:rStyle w:val="Ohne"/>
+          <w:rtl w:val="0"/>
+          <w:lang w:val="de-DE"/>
+        </w:rPr>
+        <w:t>ä</w:t>
+      </w:r>
+      <w:r>
+        <w:rPr>
+          <w:rStyle w:val="Ohne"/>
+          <w:rtl w:val="0"/>
+          <w:lang w:val="de-DE"/>
+        </w:rPr>
+        <w:t>hlte Schwerpunkte</w:t>
       </w:r>
     </w:p>
     <w:p>
       <w:pPr>
         <w:pStyle w:val="Textbox"/>
+        <w:ind w:left="720" w:firstLine="0"/>
+      </w:pPr>
+      <w:r>
+        <w:rPr>
+          <w:rtl w:val="0"/>
+          <w:lang w:val="de-DE"/>
+        </w:rPr>
+        <w:t>{{PRINCIPLE_1_</w:t>
+      </w:r>
+      <w:r>
+        <w:rPr>
+          <w:rtl w:val="0"/>
+          <w:lang w:val="de-DE"/>
+        </w:rPr>
+        <w:t>ASPECTS</w:t>
+      </w:r>
+      <w:r>
+        <w:rPr>
+          <w:rtl w:val="0"/>
+          <w:lang w:val="de-DE"/>
+        </w:rPr>
+        <w:t>}}</w:t>
+      </w:r>
+    </w:p>
+    <w:p>
+      <w:pPr>
+        <w:pStyle w:val="Textbox Label"/>
+        <w:ind w:left="720" w:firstLine="0"/>
+        <w:rPr>
+          <w:rStyle w:val="Ohne"/>
+        </w:rPr>
+      </w:pPr>
+      <w:r>
+        <w:rPr>
+          <w:rStyle w:val="Ohne"/>
+          <w:rtl w:val="0"/>
+          <w:lang w:val="de-DE"/>
+        </w:rPr>
+        <w:t>Erl</w:t>
+      </w:r>
+      <w:r>
+        <w:rPr>
+          <w:rStyle w:val="Ohne"/>
+          <w:rtl w:val="0"/>
+          <w:lang w:val="de-DE"/>
+        </w:rPr>
+        <w:t>ä</w:t>
+      </w:r>
+      <w:r>
+        <w:rPr>
+          <w:rStyle w:val="Ohne"/>
+          <w:rtl w:val="0"/>
+          <w:lang w:val="de-DE"/>
+        </w:rPr>
+        <w:t>uterung</w:t>
+      </w:r>
+    </w:p>
+    <w:p>
+      <w:pPr>
+        <w:pStyle w:val="Textbox"/>
+        <w:pBdr>
+          <w:top w:val="single" w:color="000000" w:sz="2" w:space="0" w:shadow="0" w:frame="0"/>
+          <w:left w:val="single" w:color="000000" w:sz="2" w:space="0" w:shadow="0" w:frame="0"/>
+          <w:bottom w:val="single" w:color="000000" w:sz="2" w:space="0" w:shadow="0" w:frame="0"/>
+          <w:right w:val="single" w:color="000000" w:sz="2" w:space="0" w:shadow="0" w:frame="0"/>
+        </w:pBdr>
         <w:ind w:left="708" w:firstLine="0"/>
       </w:pPr>
       <w:r>
         <w:rPr>
-          <w:rStyle w:val="None B"/>
-          <w:rtl w:val="0"/>
-          <w:lang w:val="de-DE"/>
-        </w:rPr>
-        <w:t xml:space="preserve"> {{PRINCIPLE_1_REASONING}}</w:t>
+          <w:rStyle w:val="Ohne"/>
+          <w:rtl w:val="0"/>
+          <w:lang w:val="de-DE"/>
+        </w:rPr>
+        <w:t>{{PRINCIPLE_1_REASONING}}</w:t>
+      </w:r>
+    </w:p>
+    <w:p>
+      <w:pPr>
+        <w:pStyle w:val="Normal.0"/>
+        <w:rPr>
+          <w:b w:val="1"/>
+          <w:bCs w:val="1"/>
+          <w:sz w:val="32"/>
+          <w:szCs w:val="32"/>
+        </w:rPr>
+      </w:pPr>
+      <w:r>
+        <w:rPr>
+          <w:b w:val="1"/>
+          <w:bCs w:val="1"/>
+          <w:sz w:val="32"/>
+          <w:szCs w:val="32"/>
+        </w:rPr>
+        <w:br w:type="textWrapping"/>
+        <w:br w:type="textWrapping"/>
+        <w:br w:type="textWrapping"/>
+      </w:r>
+      <w:r>
+        <w:rPr>
+          <w:b w:val="1"/>
+          <w:bCs w:val="1"/>
+          <w:sz w:val="32"/>
+          <w:szCs w:val="32"/>
+          <w:rtl w:val="0"/>
+          <w:lang w:val="de-DE"/>
+        </w:rPr>
+        <w:t xml:space="preserve">4. </w:t>
+      </w:r>
+      <w:bookmarkStart w:name="datenwiederverwendungbentigteinheitliche" w:id="1"/>
+      <w:r>
+        <w:rPr>
+          <w:b w:val="1"/>
+          <w:bCs w:val="1"/>
+          <w:sz w:val="32"/>
+          <w:szCs w:val="32"/>
+          <w:rtl w:val="0"/>
+          <w:lang w:val="de-DE"/>
+        </w:rPr>
+        <w:t>{{PRINCIPLE_2_TITLE}}</w:t>
+      </w:r>
+      <w:bookmarkEnd w:id="1"/>
+    </w:p>
+    <w:p>
+      <w:pPr>
+        <w:pStyle w:val="Normal.0"/>
+      </w:pPr>
+      <w:r>
+        <w:rPr>
+          <w:rStyle w:val="Ohne"/>
+          <w:rtl w:val="0"/>
+          <w:lang w:val="de-DE"/>
+        </w:rPr>
+        <w:t>{{PRINCIPLE_2_DESCRIPTION}}</w:t>
+      </w:r>
+    </w:p>
+    <w:p>
+      <w:pPr>
+        <w:pStyle w:val="heading 2"/>
+      </w:pPr>
+      <w:r>
+        <w:rPr>
+          <w:rStyle w:val="Ohne"/>
+          <w:rtl w:val="0"/>
+          <w:lang w:val="de-DE"/>
+        </w:rPr>
+        <w:t>L</w:t>
+      </w:r>
+      <w:r>
+        <w:rPr>
+          <w:rStyle w:val="Ohne"/>
+          <w:rtl w:val="0"/>
+          <w:lang w:val="de-DE"/>
+        </w:rPr>
+        <w:t>ä</w:t>
+      </w:r>
+      <w:r>
+        <w:rPr>
+          <w:rStyle w:val="Ohne"/>
+          <w:rtl w:val="0"/>
+          <w:lang w:val="de-DE"/>
+        </w:rPr>
+        <w:t>sst sich das Vorhaben im Sinne des Prinzips umsetzen?</w:t>
+      </w:r>
+    </w:p>
+    <w:p>
+      <w:pPr>
+        <w:pStyle w:val="Erklärung Markierung"/>
+      </w:pPr>
+      <w:r>
+        <w:rPr>
+          <w:rStyle w:val="Ohne"/>
+          <w:rtl w:val="0"/>
+          <w:lang w:val="de-DE"/>
+        </w:rPr>
+        <w:t>L</w:t>
+      </w:r>
+      <w:r>
+        <w:rPr>
+          <w:rStyle w:val="Ohne"/>
+          <w:rtl w:val="0"/>
+          <w:lang w:val="de-DE"/>
+        </w:rPr>
+        <w:t>ö</w:t>
+      </w:r>
+      <w:r>
+        <w:rPr>
+          <w:rStyle w:val="Ohne"/>
+          <w:rtl w:val="0"/>
+          <w:lang w:val="de-DE"/>
+        </w:rPr>
+        <w:t>schen Sie raus, was nicht zutrifft:</w:t>
+      </w:r>
+    </w:p>
+    <w:p>
+      <w:pPr>
+        <w:pStyle w:val="Textbox"/>
+        <w:spacing w:before="120"/>
+      </w:pPr>
+      <w:r>
+        <w:rPr>
+          <w:rStyle w:val="Ohne"/>
+          <w:rtl w:val="0"/>
+          <w:lang w:val="de-DE"/>
+        </w:rPr>
+        <w:t>{{PRINCIPLE_2_ANSWER}}</w:t>
       </w:r>
     </w:p>
     <w:p>
@@ -1476,15 +1685,15 @@
       </w:pPr>
       <w:r>
         <w:rPr>
-          <w:rStyle w:val="None B"/>
-          <w:rtl w:val="0"/>
-          <w:lang w:val="de-DE"/>
-        </w:rPr>
-        <w:t xml:space="preserve">Nur, wenn Sie </w:t>
-      </w:r>
-      <w:r>
-        <w:rPr>
-          <w:rStyle w:val="None"/>
+          <w:rStyle w:val="Ohne"/>
+          <w:rtl w:val="0"/>
+          <w:lang w:val="de-DE"/>
+        </w:rPr>
+        <w:t xml:space="preserve">Bei </w:t>
+      </w:r>
+      <w:r>
+        <w:rPr>
+          <w:rStyle w:val="Ohne"/>
           <w:b w:val="1"/>
           <w:bCs w:val="1"/>
           <w:rtl w:val="0"/>
@@ -1494,19 +1703,103 @@
       </w:r>
       <w:r>
         <w:rPr>
-          <w:rStyle w:val="None"/>
-          <w:b w:val="1"/>
-          <w:bCs w:val="1"/>
-          <w:rtl w:val="0"/>
-          <w:lang w:val="de-DE"/>
-        </w:rPr>
-        <w:t>Ja (g</w:t>
-      </w:r>
-      <w:r>
-        <w:rPr>
-          <w:rStyle w:val="None"/>
-          <w:b w:val="1"/>
-          <w:bCs w:val="1"/>
+          <w:rStyle w:val="Ohne"/>
+          <w:b w:val="1"/>
+          <w:bCs w:val="1"/>
+          <w:rtl w:val="0"/>
+          <w:lang w:val="de-DE"/>
+        </w:rPr>
+        <w:t>Nein</w:t>
+      </w:r>
+      <w:r>
+        <w:rPr>
+          <w:rStyle w:val="Ohne"/>
+          <w:b w:val="1"/>
+          <w:bCs w:val="1"/>
+          <w:rtl w:val="0"/>
+          <w:lang w:val="de-DE"/>
+        </w:rPr>
+        <w:t>“</w:t>
+      </w:r>
+      <w:r>
+        <w:rPr>
+          <w:rStyle w:val="Ohne"/>
+          <w:rtl w:val="0"/>
+          <w:lang w:val="de-DE"/>
+        </w:rPr>
+        <w:t xml:space="preserve"> oder </w:t>
+      </w:r>
+      <w:r>
+        <w:rPr>
+          <w:rStyle w:val="Ohne"/>
+          <w:b w:val="1"/>
+          <w:bCs w:val="1"/>
+          <w:rtl w:val="0"/>
+          <w:lang w:val="de-DE"/>
+        </w:rPr>
+        <w:t>„</w:t>
+      </w:r>
+      <w:r>
+        <w:rPr>
+          <w:rStyle w:val="Ohne"/>
+          <w:b w:val="1"/>
+          <w:bCs w:val="1"/>
+          <w:rtl w:val="0"/>
+          <w:lang w:val="de-DE"/>
+        </w:rPr>
+        <w:t>Nicht relevant</w:t>
+      </w:r>
+      <w:r>
+        <w:rPr>
+          <w:rStyle w:val="Ohne"/>
+          <w:b w:val="1"/>
+          <w:bCs w:val="1"/>
+          <w:rtl w:val="0"/>
+          <w:lang w:val="de-DE"/>
+        </w:rPr>
+        <w:t>“</w:t>
+      </w:r>
+      <w:r>
+        <w:rPr>
+          <w:rStyle w:val="Ohne"/>
+          <w:rtl w:val="0"/>
+          <w:lang w:val="de-DE"/>
+        </w:rPr>
+        <w:t xml:space="preserve"> begr</w:t>
+      </w:r>
+      <w:r>
+        <w:rPr>
+          <w:rStyle w:val="Ohne"/>
+          <w:rtl w:val="0"/>
+          <w:lang w:val="de-DE"/>
+        </w:rPr>
+        <w:t>ü</w:t>
+      </w:r>
+      <w:r>
+        <w:rPr>
+          <w:rStyle w:val="Ohne"/>
+          <w:rtl w:val="0"/>
+          <w:lang w:val="de-DE"/>
+        </w:rPr>
+        <w:t>nden Sie die Entscheidung und machen Sie bei Punkt 5 weiter.</w:t>
+      </w:r>
+    </w:p>
+    <w:p>
+      <w:pPr>
+        <w:pStyle w:val="Textbox Label"/>
+        <w:ind w:left="720" w:firstLine="0"/>
+      </w:pPr>
+      <w:r>
+        <w:rPr>
+          <w:rStyle w:val="Ohne"/>
+          <w:rtl w:val="0"/>
+          <w:lang w:val="de-DE"/>
+        </w:rPr>
+        <w:t>Ausgew</w:t>
+      </w:r>
+      <w:r>
+        <w:rPr>
+          <w:rStyle w:val="Ohne"/>
           <w:rtl w:val="0"/>
           <w:lang w:val="de-DE"/>
         </w:rPr>
@@ -1514,35 +1807,43 @@
       </w:r>
       <w:r>
         <w:rPr>
-          <w:rStyle w:val="None"/>
-          <w:b w:val="1"/>
-          <w:bCs w:val="1"/>
-          <w:rtl w:val="0"/>
-          <w:lang w:val="de-DE"/>
-        </w:rPr>
-        <w:t>nzlich oder teilweise)</w:t>
-      </w:r>
-      <w:r>
-        <w:rPr>
-          <w:rStyle w:val="None"/>
-          <w:b w:val="1"/>
-          <w:bCs w:val="1"/>
-          <w:rtl w:val="0"/>
-          <w:lang w:val="de-DE"/>
-        </w:rPr>
-        <w:t>“</w:t>
-      </w:r>
-      <w:r>
-        <w:rPr>
-          <w:rStyle w:val="None B"/>
-          <w:rtl w:val="0"/>
-          <w:lang w:val="de-DE"/>
-        </w:rPr>
-        <w:t xml:space="preserve"> gew</w:t>
-      </w:r>
-      <w:r>
-        <w:rPr>
-          <w:rStyle w:val="None B"/>
+          <w:rStyle w:val="Ohne"/>
+          <w:rtl w:val="0"/>
+          <w:lang w:val="de-DE"/>
+        </w:rPr>
+        <w:t>hlte Schwerpunkte</w:t>
+      </w:r>
+    </w:p>
+    <w:p>
+      <w:pPr>
+        <w:pStyle w:val="Textbox"/>
+        <w:ind w:left="720" w:firstLine="0"/>
+      </w:pPr>
+      <w:r>
+        <w:rPr>
+          <w:rStyle w:val="Ohne"/>
+          <w:rtl w:val="0"/>
+          <w:lang w:val="de-DE"/>
+        </w:rPr>
+        <w:t>{{PRINCIPLE_2_ASPECTS}}</w:t>
+      </w:r>
+    </w:p>
+    <w:p>
+      <w:pPr>
+        <w:pStyle w:val="Textbox Label"/>
+        <w:ind w:left="720" w:firstLine="0"/>
+      </w:pPr>
+      <w:r>
+        <w:rPr>
+          <w:rStyle w:val="Ohne"/>
+          <w:rtl w:val="0"/>
+          <w:lang w:val="de-DE"/>
+        </w:rPr>
+        <w:t>Erl</w:t>
+      </w:r>
+      <w:r>
+        <w:rPr>
+          <w:rStyle w:val="Ohne"/>
           <w:rtl w:val="0"/>
           <w:lang w:val="de-DE"/>
         </w:rPr>
@@ -1550,294 +1851,139 @@
       </w:r>
       <w:r>
         <w:rPr>
-          <w:rStyle w:val="None B"/>
-          <w:rtl w:val="0"/>
-          <w:lang w:val="de-DE"/>
-        </w:rPr>
-        <w:t xml:space="preserve">hlt haben: </w:t>
+          <w:rStyle w:val="Ohne"/>
+          <w:rtl w:val="0"/>
+          <w:lang w:val="de-DE"/>
+        </w:rPr>
+        <w:t>uterung</w:t>
+      </w:r>
+    </w:p>
+    <w:p>
+      <w:pPr>
+        <w:pStyle w:val="Textbox"/>
+        <w:ind w:left="720" w:firstLine="0"/>
+      </w:pPr>
+      <w:r>
+        <w:rPr>
+          <w:rStyle w:val="Ohne"/>
+          <w:rtl w:val="0"/>
+          <w:lang w:val="de-DE"/>
+        </w:rPr>
+        <w:t>{{PRINCIPLE_2_REASONING}}</w:t>
+      </w:r>
+    </w:p>
+    <w:p>
+      <w:pPr>
+        <w:pStyle w:val="Normal.0"/>
+        <w:rPr>
+          <w:b w:val="1"/>
+          <w:bCs w:val="1"/>
+          <w:sz w:val="32"/>
+          <w:szCs w:val="32"/>
+        </w:rPr>
+      </w:pPr>
+      <w:r>
+        <w:rPr>
+          <w:b w:val="1"/>
+          <w:bCs w:val="1"/>
+          <w:sz w:val="32"/>
+          <w:szCs w:val="32"/>
+        </w:rPr>
+        <w:br w:type="textWrapping"/>
+        <w:br w:type="textWrapping"/>
+      </w:r>
+      <w:r>
+        <w:rPr>
+          <w:b w:val="1"/>
+          <w:bCs w:val="1"/>
+          <w:sz w:val="32"/>
+          <w:szCs w:val="32"/>
+          <w:rtl w:val="0"/>
+          <w:lang w:val="de-DE"/>
+        </w:rPr>
+        <w:t xml:space="preserve">5. </w:t>
+      </w:r>
+      <w:bookmarkStart w:name="etabliertetechnologienermglicheneffizien" w:id="2"/>
+      <w:r>
+        <w:rPr>
+          <w:b w:val="1"/>
+          <w:bCs w:val="1"/>
+          <w:sz w:val="32"/>
+          <w:szCs w:val="32"/>
+          <w:rtl w:val="0"/>
+          <w:lang w:val="de-DE"/>
+        </w:rPr>
+        <w:t>{{PRINCIPLE_3_TITLE}}</w:t>
+      </w:r>
+      <w:bookmarkEnd w:id="2"/>
+    </w:p>
+    <w:p>
+      <w:pPr>
+        <w:pStyle w:val="Normal.0"/>
+      </w:pPr>
+      <w:r>
+        <w:rPr>
+          <w:rStyle w:val="Ohne"/>
+          <w:rtl w:val="0"/>
+          <w:lang w:val="de-DE"/>
+        </w:rPr>
+        <w:t>{{PRINCIPLE_3_DESCRIPTION}}</w:t>
+      </w:r>
+    </w:p>
+    <w:p>
+      <w:pPr>
+        <w:pStyle w:val="heading 2"/>
+      </w:pPr>
+      <w:r>
+        <w:rPr>
+          <w:rStyle w:val="Ohne"/>
+          <w:rtl w:val="0"/>
+          <w:lang w:val="de-DE"/>
+        </w:rPr>
+        <w:t>L</w:t>
+      </w:r>
+      <w:r>
+        <w:rPr>
+          <w:rStyle w:val="Ohne"/>
+          <w:rtl w:val="0"/>
+          <w:lang w:val="de-DE"/>
+        </w:rPr>
+        <w:t>ä</w:t>
+      </w:r>
+      <w:r>
+        <w:rPr>
+          <w:rStyle w:val="Ohne"/>
+          <w:rtl w:val="0"/>
+          <w:lang w:val="de-DE"/>
+        </w:rPr>
+        <w:t>sst sich das Vorhaben im Sinne des Prinzips umsetzen?</w:t>
       </w:r>
     </w:p>
     <w:p>
       <w:pPr>
         <w:pStyle w:val="Erklärung Markierung"/>
-        <w:spacing w:before="0"/>
-        <w:ind w:left="708" w:firstLine="0"/>
-      </w:pPr>
-      <w:r>
-        <w:rPr>
-          <w:rStyle w:val="None B"/>
-          <w:rtl w:val="0"/>
-          <w:lang w:val="de-DE"/>
-        </w:rPr>
-        <w:t xml:space="preserve">Unter </w:t>
-      </w:r>
-      <w:r>
-        <w:rPr>
-          <w:rStyle w:val="None"/>
-          <w:b w:val="1"/>
-          <w:bCs w:val="1"/>
-          <w:rtl w:val="0"/>
-          <w:lang w:val="de-DE"/>
-        </w:rPr>
-        <w:t>„</w:t>
-      </w:r>
-      <w:r>
-        <w:rPr>
-          <w:rStyle w:val="None"/>
-          <w:b w:val="1"/>
-          <w:bCs w:val="1"/>
-          <w:rtl w:val="0"/>
-          <w:lang w:val="de-DE"/>
-        </w:rPr>
-        <w:t>Erl</w:t>
-      </w:r>
-      <w:r>
-        <w:rPr>
-          <w:rStyle w:val="None"/>
-          <w:b w:val="1"/>
-          <w:bCs w:val="1"/>
-          <w:rtl w:val="0"/>
-          <w:lang w:val="de-DE"/>
-        </w:rPr>
-        <w:t>ä</w:t>
-      </w:r>
-      <w:r>
-        <w:rPr>
-          <w:rStyle w:val="None"/>
-          <w:b w:val="1"/>
-          <w:bCs w:val="1"/>
-          <w:rtl w:val="0"/>
-          <w:lang w:val="de-DE"/>
-        </w:rPr>
-        <w:t>uterung</w:t>
-      </w:r>
-      <w:r>
-        <w:rPr>
-          <w:rStyle w:val="None"/>
-          <w:b w:val="1"/>
-          <w:bCs w:val="1"/>
-          <w:rtl w:val="0"/>
-          <w:lang w:val="de-DE"/>
-        </w:rPr>
-        <w:t>“</w:t>
-      </w:r>
-      <w:r>
-        <w:rPr>
-          <w:rStyle w:val="None B"/>
-          <w:rtl w:val="0"/>
-          <w:lang w:val="de-DE"/>
-        </w:rPr>
-        <w:t xml:space="preserve"> tragen Sie bitte 2</w:t>
-      </w:r>
-      <w:r>
-        <w:rPr>
-          <w:rStyle w:val="None B"/>
-          <w:rtl w:val="0"/>
-          <w:lang w:val="de-DE"/>
-        </w:rPr>
-        <w:t>–</w:t>
-      </w:r>
-      <w:r>
-        <w:rPr>
-          <w:rStyle w:val="None B"/>
-          <w:rtl w:val="0"/>
-          <w:lang w:val="de-DE"/>
-        </w:rPr>
-        <w:t>3 Stichpunkte mit Verweis auf die relevanten Paragrafen oder Regelungen ein.</w:t>
-      </w:r>
-      <w:r>
-        <w:rPr>
-          <w:rStyle w:val="None B"/>
-        </w:rPr>
-        <w:br w:type="textWrapping"/>
-      </w:r>
-      <w:r>
-        <w:rPr>
-          <w:rStyle w:val="None B"/>
-          <w:rtl w:val="0"/>
-          <w:lang w:val="de-DE"/>
-        </w:rPr>
-        <w:t>Geben Sie mindestens eine Erl</w:t>
-      </w:r>
-      <w:r>
-        <w:rPr>
-          <w:rStyle w:val="None B"/>
-          <w:rtl w:val="0"/>
-          <w:lang w:val="de-DE"/>
-        </w:rPr>
-        <w:t>ä</w:t>
-      </w:r>
-      <w:r>
-        <w:rPr>
-          <w:rStyle w:val="None B"/>
-          <w:rtl w:val="0"/>
-          <w:lang w:val="de-DE"/>
-        </w:rPr>
-        <w:t>uterung zur Anwendung des Prinzips an und w</w:t>
-      </w:r>
-      <w:r>
-        <w:rPr>
-          <w:rStyle w:val="None B"/>
-          <w:rtl w:val="0"/>
-          <w:lang w:val="de-DE"/>
-        </w:rPr>
-        <w:t>ä</w:t>
-      </w:r>
-      <w:r>
-        <w:rPr>
-          <w:rStyle w:val="None B"/>
-          <w:rtl w:val="0"/>
-          <w:lang w:val="de-DE"/>
-        </w:rPr>
-        <w:t xml:space="preserve">hlen Sie dabei passende Schwerpunkte aus. Wenn keine Schwerpunkte zutreffen, dann nutzen Sie das untenstehende Eingabefeld </w:t>
-      </w:r>
-      <w:r>
-        <w:rPr>
-          <w:rStyle w:val="None"/>
-          <w:b w:val="1"/>
-          <w:bCs w:val="1"/>
-          <w:rtl w:val="0"/>
-          <w:lang w:val="de-DE"/>
-        </w:rPr>
-        <w:t>„</w:t>
-      </w:r>
-      <w:r>
-        <w:rPr>
-          <w:rStyle w:val="None"/>
-          <w:b w:val="1"/>
-          <w:bCs w:val="1"/>
-          <w:rtl w:val="0"/>
-          <w:lang w:val="de-DE"/>
-        </w:rPr>
-        <w:t>Eigener Punkt</w:t>
-      </w:r>
-      <w:r>
-        <w:rPr>
-          <w:rStyle w:val="None"/>
-          <w:b w:val="1"/>
-          <w:bCs w:val="1"/>
-          <w:rtl w:val="0"/>
-          <w:lang w:val="de-DE"/>
-        </w:rPr>
-        <w:t>“</w:t>
-      </w:r>
-      <w:r>
-        <w:rPr>
-          <w:rStyle w:val="None B"/>
-          <w:rtl w:val="0"/>
-          <w:lang w:val="de-DE"/>
-        </w:rPr>
-        <w:t>.</w:t>
-      </w:r>
-    </w:p>
-    <w:p>
-      <w:pPr>
-        <w:pStyle w:val="Normal.0"/>
-        <w:ind w:left="708" w:firstLine="0"/>
-      </w:pPr>
-      <w:r>
-        <w:rPr>
-          <w:rStyle w:val="None B"/>
-          <w:rtl w:val="0"/>
-          <w:lang w:val="de-DE"/>
-        </w:rPr>
-        <w:t>{{PRINCIPLE_1_ASPECTS}}</w:t>
-      </w:r>
-    </w:p>
-    <w:p>
-      <w:pPr>
-        <w:pStyle w:val="heading 1"/>
-        <w:spacing w:before="600"/>
-      </w:pPr>
-      <w:r>
-        <w:rPr>
-          <w:rStyle w:val="None B"/>
-          <w:rtl w:val="0"/>
-          <w:lang w:val="de-DE"/>
-        </w:rPr>
-        <w:t>4. {{PRINCIPLE_2_TITLE}}</w:t>
-      </w:r>
-    </w:p>
-    <w:p>
-      <w:pPr>
-        <w:pStyle w:val="Normal.0"/>
-        <w:rPr>
-          <w:rStyle w:val="None"/>
-          <w:outline w:val="0"/>
-          <w:color w:val="595959"/>
-          <w:u w:color="595959"/>
-          <w14:textFill>
-            <w14:solidFill>
-              <w14:srgbClr w14:val="595959"/>
-            </w14:solidFill>
-          </w14:textFill>
-        </w:rPr>
-      </w:pPr>
-      <w:r>
-        <w:rPr>
-          <w:rStyle w:val="None"/>
-          <w:outline w:val="0"/>
-          <w:color w:val="595959"/>
-          <w:u w:color="595959"/>
-          <w:rtl w:val="0"/>
-          <w:lang w:val="de-DE"/>
-          <w14:textFill>
-            <w14:solidFill>
-              <w14:srgbClr w14:val="595959"/>
-            </w14:solidFill>
-          </w14:textFill>
-        </w:rPr>
-        <w:t>{{PRINCIPLE_2_DESCRIPTION}}</w:t>
-      </w:r>
-    </w:p>
-    <w:p>
-      <w:pPr>
-        <w:pStyle w:val="heading 2"/>
-      </w:pPr>
-      <w:r>
-        <w:rPr>
-          <w:rStyle w:val="None B"/>
-          <w:rtl w:val="0"/>
+      </w:pPr>
+      <w:r>
+        <w:rPr>
+          <w:rStyle w:val="Ohne"/>
+          <w:rtl w:val="0"/>
+          <w:lang w:val="de-DE"/>
         </w:rPr>
         <w:t>L</w:t>
       </w:r>
       <w:r>
         <w:rPr>
-          <w:rStyle w:val="None B"/>
-          <w:rtl w:val="0"/>
-        </w:rPr>
-        <w:t>ä</w:t>
-      </w:r>
-      <w:r>
-        <w:rPr>
-          <w:rStyle w:val="None B"/>
-          <w:rtl w:val="0"/>
-        </w:rPr>
-        <w:t>sst sich das Vorhaben im Sinne des Prinzips umsetzen?</w:t>
-      </w:r>
-    </w:p>
-    <w:p>
-      <w:pPr>
-        <w:pStyle w:val="Erklärung Markierung"/>
-      </w:pPr>
-      <w:r>
-        <w:rPr>
-          <w:rStyle w:val="None B"/>
-          <w:rtl w:val="0"/>
-        </w:rPr>
-        <w:t>L</w:t>
-      </w:r>
-      <w:r>
-        <w:rPr>
-          <w:rStyle w:val="None B"/>
-          <w:rtl w:val="0"/>
+          <w:rStyle w:val="Ohne"/>
+          <w:rtl w:val="0"/>
+          <w:lang w:val="de-DE"/>
         </w:rPr>
         <w:t>ö</w:t>
       </w:r>
       <w:r>
         <w:rPr>
-          <w:rStyle w:val="None B"/>
-          <w:rtl w:val="0"/>
+          <w:rStyle w:val="Ohne"/>
+          <w:rtl w:val="0"/>
+          <w:lang w:val="de-DE"/>
         </w:rPr>
         <w:t>schen Sie raus, was nicht zutrifft:</w:t>
       </w:r>
@@ -1849,11 +1995,11 @@
       </w:pPr>
       <w:r>
         <w:rPr>
-          <w:rStyle w:val="None B"/>
-          <w:rtl w:val="0"/>
-          <w:lang w:val="de-DE"/>
-        </w:rPr>
-        <w:t>{{PRINCIPLE_2_ANSWER}}</w:t>
+          <w:rStyle w:val="Ohne"/>
+          <w:rtl w:val="0"/>
+          <w:lang w:val="de-DE"/>
+        </w:rPr>
+        <w:t>{{PRINCIPLE_3_ANSWER}}</w:t>
       </w:r>
     </w:p>
     <w:p>
@@ -1864,7 +2010,7 @@
       </w:pPr>
       <w:r>
         <w:rPr>
-          <w:rStyle w:val="None B"/>
+          <w:rStyle w:val="Ohne"/>
           <w:rtl w:val="0"/>
           <w:lang w:val="de-DE"/>
         </w:rPr>
@@ -1872,7 +2018,7 @@
       </w:r>
       <w:r>
         <w:rPr>
-          <w:rStyle w:val="None"/>
+          <w:rStyle w:val="Ohne"/>
           <w:b w:val="1"/>
           <w:bCs w:val="1"/>
           <w:rtl w:val="0"/>
@@ -1882,7 +2028,7 @@
       </w:r>
       <w:r>
         <w:rPr>
-          <w:rStyle w:val="None"/>
+          <w:rStyle w:val="Ohne"/>
           <w:b w:val="1"/>
           <w:bCs w:val="1"/>
           <w:rtl w:val="0"/>
@@ -1892,7 +2038,7 @@
       </w:r>
       <w:r>
         <w:rPr>
-          <w:rStyle w:val="None"/>
+          <w:rStyle w:val="Ohne"/>
           <w:b w:val="1"/>
           <w:bCs w:val="1"/>
           <w:rtl w:val="0"/>
@@ -1902,7 +2048,7 @@
       </w:r>
       <w:r>
         <w:rPr>
-          <w:rStyle w:val="None B"/>
+          <w:rStyle w:val="Ohne"/>
           <w:rtl w:val="0"/>
           <w:lang w:val="de-DE"/>
         </w:rPr>
@@ -1910,7 +2056,7 @@
       </w:r>
       <w:r>
         <w:rPr>
-          <w:rStyle w:val="None"/>
+          <w:rStyle w:val="Ohne"/>
           <w:b w:val="1"/>
           <w:bCs w:val="1"/>
           <w:rtl w:val="0"/>
@@ -1920,7 +2066,7 @@
       </w:r>
       <w:r>
         <w:rPr>
-          <w:rStyle w:val="None"/>
+          <w:rStyle w:val="Ohne"/>
           <w:b w:val="1"/>
           <w:bCs w:val="1"/>
           <w:rtl w:val="0"/>
@@ -1930,7 +2076,7 @@
       </w:r>
       <w:r>
         <w:rPr>
-          <w:rStyle w:val="None"/>
+          <w:rStyle w:val="Ohne"/>
           <w:b w:val="1"/>
           <w:bCs w:val="1"/>
           <w:rtl w:val="0"/>
@@ -1940,7 +2086,7 @@
       </w:r>
       <w:r>
         <w:rPr>
-          <w:rStyle w:val="None B"/>
+          <w:rStyle w:val="Ohne"/>
           <w:rtl w:val="0"/>
           <w:lang w:val="de-DE"/>
         </w:rPr>
@@ -1948,7 +2094,7 @@
       </w:r>
       <w:r>
         <w:rPr>
-          <w:rStyle w:val="None B"/>
+          <w:rStyle w:val="Ohne"/>
           <w:rtl w:val="0"/>
           <w:lang w:val="de-DE"/>
         </w:rPr>
@@ -1956,114 +2102,228 @@
       </w:r>
       <w:r>
         <w:rPr>
-          <w:rStyle w:val="None B"/>
-          <w:rtl w:val="0"/>
-          <w:lang w:val="de-DE"/>
-        </w:rPr>
-        <w:t>nden Sie die Entscheidung und machen Sie bei Punkt 5 weiter.</w:t>
+          <w:rStyle w:val="Ohne"/>
+          <w:rtl w:val="0"/>
+          <w:lang w:val="de-DE"/>
+        </w:rPr>
+        <w:t>nden Sie die Entscheidung und machen Sie bei Punkt 6 weiter.</w:t>
       </w:r>
     </w:p>
     <w:p>
       <w:pPr>
         <w:pStyle w:val="Textbox Label"/>
-      </w:pPr>
-      <w:r>
-        <w:rPr>
-          <w:rStyle w:val="None B"/>
-          <w:rtl w:val="0"/>
-        </w:rPr>
-        <w:t>Begr</w:t>
-      </w:r>
-      <w:r>
-        <w:rPr>
-          <w:rStyle w:val="None B"/>
-          <w:rtl w:val="0"/>
-        </w:rPr>
-        <w:t>ü</w:t>
-      </w:r>
-      <w:r>
-        <w:rPr>
-          <w:rStyle w:val="None B"/>
-          <w:rtl w:val="0"/>
-        </w:rPr>
-        <w:t>ndung f</w:t>
-      </w:r>
-      <w:r>
-        <w:rPr>
-          <w:rStyle w:val="None B"/>
-          <w:rtl w:val="0"/>
-        </w:rPr>
-        <w:t>ü</w:t>
-      </w:r>
-      <w:r>
-        <w:rPr>
-          <w:rStyle w:val="None B"/>
-          <w:rtl w:val="0"/>
-        </w:rPr>
-        <w:t xml:space="preserve">r </w:t>
-      </w:r>
-      <w:r>
-        <w:rPr>
-          <w:rStyle w:val="None B"/>
-          <w:rtl w:val="0"/>
-        </w:rPr>
-        <w:t>„</w:t>
-      </w:r>
-      <w:r>
-        <w:rPr>
-          <w:rStyle w:val="None B"/>
-          <w:rtl w:val="0"/>
-        </w:rPr>
-        <w:t>Nein</w:t>
-      </w:r>
-      <w:r>
-        <w:rPr>
-          <w:rStyle w:val="None B"/>
-          <w:rtl w:val="0"/>
-        </w:rPr>
-        <w:t xml:space="preserve">“ </w:t>
-      </w:r>
-      <w:r>
-        <w:rPr>
-          <w:rStyle w:val="None B"/>
-          <w:rtl w:val="0"/>
-        </w:rPr>
-        <w:t xml:space="preserve">oder </w:t>
-      </w:r>
-      <w:r>
-        <w:rPr>
-          <w:rStyle w:val="None B"/>
-          <w:rtl w:val="0"/>
-        </w:rPr>
-        <w:t>„</w:t>
-      </w:r>
-      <w:r>
-        <w:rPr>
-          <w:rStyle w:val="None B"/>
-          <w:rtl w:val="0"/>
-        </w:rPr>
-        <w:t>Nicht relevant</w:t>
-      </w:r>
-      <w:r>
-        <w:rPr>
-          <w:rStyle w:val="None B"/>
-          <w:rtl w:val="0"/>
-        </w:rPr>
-        <w:t>“</w:t>
+        <w:ind w:left="720" w:firstLine="0"/>
+      </w:pPr>
+      <w:r>
+        <w:rPr>
+          <w:rStyle w:val="Ohne"/>
+          <w:rtl w:val="0"/>
+          <w:lang w:val="de-DE"/>
+        </w:rPr>
+        <w:t>Ausgew</w:t>
+      </w:r>
+      <w:r>
+        <w:rPr>
+          <w:rStyle w:val="Ohne"/>
+          <w:rtl w:val="0"/>
+          <w:lang w:val="de-DE"/>
+        </w:rPr>
+        <w:t>ä</w:t>
+      </w:r>
+      <w:r>
+        <w:rPr>
+          <w:rStyle w:val="Ohne"/>
+          <w:rtl w:val="0"/>
+          <w:lang w:val="de-DE"/>
+        </w:rPr>
+        <w:t>hlte Schwerpunkte</w:t>
       </w:r>
     </w:p>
     <w:p>
       <w:pPr>
         <w:pStyle w:val="Textbox"/>
-        <w:ind w:left="708" w:firstLine="0"/>
-      </w:pPr>
-      <w:r>
-        <w:rPr>
-          <w:rStyle w:val="None B"/>
-          <w:rtl w:val="0"/>
-          <w:lang w:val="de-DE"/>
-        </w:rPr>
-        <w:t xml:space="preserve"> {{PRINCIPLE_2_REASONING}}</w:t>
+        <w:ind w:left="720" w:firstLine="0"/>
+      </w:pPr>
+      <w:r>
+        <w:rPr>
+          <w:rStyle w:val="Ohne"/>
+          <w:rtl w:val="0"/>
+          <w:lang w:val="de-DE"/>
+        </w:rPr>
+        <w:t>{{PRINCIPLE_3_ASPECTS}}</w:t>
+      </w:r>
+    </w:p>
+    <w:p>
+      <w:pPr>
+        <w:pStyle w:val="Textbox Label"/>
+        <w:ind w:left="720" w:firstLine="0"/>
+      </w:pPr>
+      <w:r>
+        <w:rPr>
+          <w:rStyle w:val="Ohne"/>
+          <w:rtl w:val="0"/>
+          <w:lang w:val="de-DE"/>
+        </w:rPr>
+        <w:t>Erl</w:t>
+      </w:r>
+      <w:r>
+        <w:rPr>
+          <w:rStyle w:val="Ohne"/>
+          <w:rtl w:val="0"/>
+          <w:lang w:val="de-DE"/>
+        </w:rPr>
+        <w:t>ä</w:t>
+      </w:r>
+      <w:r>
+        <w:rPr>
+          <w:rStyle w:val="Ohne"/>
+          <w:rtl w:val="0"/>
+          <w:lang w:val="de-DE"/>
+        </w:rPr>
+        <w:t>uterung</w:t>
+      </w:r>
+    </w:p>
+    <w:p>
+      <w:pPr>
+        <w:pStyle w:val="Textbox"/>
+        <w:ind w:left="720" w:firstLine="0"/>
+      </w:pPr>
+      <w:r>
+        <w:rPr>
+          <w:rStyle w:val="Ohne"/>
+          <w:rtl w:val="0"/>
+          <w:lang w:val="de-DE"/>
+        </w:rPr>
+        <w:t>{{PRINCIPLE_3_REASONING}}</w:t>
+      </w:r>
+    </w:p>
+    <w:p>
+      <w:pPr>
+        <w:pStyle w:val="Normal.0"/>
+        <w:rPr>
+          <w:rStyle w:val="Ohne"/>
+        </w:rPr>
+      </w:pPr>
+    </w:p>
+    <w:p>
+      <w:pPr>
+        <w:pStyle w:val="Normal.0"/>
+        <w:rPr>
+          <w:b w:val="1"/>
+          <w:bCs w:val="1"/>
+          <w:sz w:val="32"/>
+          <w:szCs w:val="32"/>
+        </w:rPr>
+      </w:pPr>
+      <w:r>
+        <w:rPr>
+          <w:rStyle w:val="Ohne"/>
+          <w:b w:val="1"/>
+          <w:bCs w:val="1"/>
+          <w:sz w:val="32"/>
+          <w:szCs w:val="32"/>
+          <w:rtl w:val="0"/>
+          <w:lang w:val="de-DE"/>
+        </w:rPr>
+        <w:t xml:space="preserve">6. </w:t>
+      </w:r>
+      <w:bookmarkStart w:name="automatisierungbasiertaufeindeutigenrege" w:id="3"/>
+      <w:r>
+        <w:rPr>
+          <w:b w:val="1"/>
+          <w:bCs w:val="1"/>
+          <w:sz w:val="32"/>
+          <w:szCs w:val="32"/>
+          <w:rtl w:val="0"/>
+          <w:lang w:val="de-DE"/>
+        </w:rPr>
+        <w:t>{{PRINCIPLE_4_TITLE}}</w:t>
+      </w:r>
+      <w:bookmarkEnd w:id="3"/>
+    </w:p>
+    <w:p>
+      <w:pPr>
+        <w:pStyle w:val="Normal.0"/>
+      </w:pPr>
+      <w:r>
+        <w:rPr>
+          <w:rStyle w:val="Ohne"/>
+          <w:rtl w:val="0"/>
+          <w:lang w:val="de-DE"/>
+        </w:rPr>
+        <w:t>{{PRINCIPLE_4_DESCRIPTION}}</w:t>
+      </w:r>
+    </w:p>
+    <w:p>
+      <w:pPr>
+        <w:pStyle w:val="heading 2"/>
+      </w:pPr>
+      <w:r>
+        <w:rPr>
+          <w:rStyle w:val="Ohne"/>
+          <w:rtl w:val="0"/>
+          <w:lang w:val="de-DE"/>
+        </w:rPr>
+        <w:t>L</w:t>
+      </w:r>
+      <w:r>
+        <w:rPr>
+          <w:rStyle w:val="Ohne"/>
+          <w:rtl w:val="0"/>
+          <w:lang w:val="de-DE"/>
+        </w:rPr>
+        <w:t>ä</w:t>
+      </w:r>
+      <w:r>
+        <w:rPr>
+          <w:rStyle w:val="Ohne"/>
+          <w:rtl w:val="0"/>
+          <w:lang w:val="de-DE"/>
+        </w:rPr>
+        <w:t>sst sich das Vorhaben im Sinne des Prinzips umsetzen?</w:t>
+      </w:r>
+    </w:p>
+    <w:p>
+      <w:pPr>
+        <w:pStyle w:val="Erklärung Markierung"/>
+      </w:pPr>
+      <w:r>
+        <w:rPr>
+          <w:rStyle w:val="Ohne"/>
+          <w:rtl w:val="0"/>
+          <w:lang w:val="de-DE"/>
+        </w:rPr>
+        <w:t>L</w:t>
+      </w:r>
+      <w:r>
+        <w:rPr>
+          <w:rStyle w:val="Ohne"/>
+          <w:rtl w:val="0"/>
+          <w:lang w:val="de-DE"/>
+        </w:rPr>
+        <w:t>ö</w:t>
+      </w:r>
+      <w:r>
+        <w:rPr>
+          <w:rStyle w:val="Ohne"/>
+          <w:rtl w:val="0"/>
+          <w:lang w:val="de-DE"/>
+        </w:rPr>
+        <w:t>schen Sie raus, was nicht zutrifft:</w:t>
+      </w:r>
+    </w:p>
+    <w:p>
+      <w:pPr>
+        <w:pStyle w:val="Textbox"/>
+        <w:spacing w:before="120"/>
+      </w:pPr>
+      <w:r>
+        <w:rPr>
+          <w:rStyle w:val="Ohne"/>
+          <w:rtl w:val="0"/>
+          <w:lang w:val="de-DE"/>
+        </w:rPr>
+        <w:t>{{PRINCIPLE_4_ANSWER}}</w:t>
       </w:r>
     </w:p>
     <w:p>
@@ -2074,15 +2334,15 @@
       </w:pPr>
       <w:r>
         <w:rPr>
-          <w:rStyle w:val="None B"/>
-          <w:rtl w:val="0"/>
-          <w:lang w:val="de-DE"/>
-        </w:rPr>
-        <w:t xml:space="preserve">Nur, wenn Sie </w:t>
-      </w:r>
-      <w:r>
-        <w:rPr>
-          <w:rStyle w:val="None"/>
+          <w:rStyle w:val="Ohne"/>
+          <w:rtl w:val="0"/>
+          <w:lang w:val="de-DE"/>
+        </w:rPr>
+        <w:t xml:space="preserve">Bei </w:t>
+      </w:r>
+      <w:r>
+        <w:rPr>
+          <w:rStyle w:val="Ohne"/>
           <w:b w:val="1"/>
           <w:bCs w:val="1"/>
           <w:rtl w:val="0"/>
@@ -2092,19 +2352,103 @@
       </w:r>
       <w:r>
         <w:rPr>
-          <w:rStyle w:val="None"/>
-          <w:b w:val="1"/>
-          <w:bCs w:val="1"/>
-          <w:rtl w:val="0"/>
-          <w:lang w:val="de-DE"/>
-        </w:rPr>
-        <w:t>Ja (g</w:t>
-      </w:r>
-      <w:r>
-        <w:rPr>
-          <w:rStyle w:val="None"/>
-          <w:b w:val="1"/>
-          <w:bCs w:val="1"/>
+          <w:rStyle w:val="Ohne"/>
+          <w:b w:val="1"/>
+          <w:bCs w:val="1"/>
+          <w:rtl w:val="0"/>
+          <w:lang w:val="de-DE"/>
+        </w:rPr>
+        <w:t>Nein</w:t>
+      </w:r>
+      <w:r>
+        <w:rPr>
+          <w:rStyle w:val="Ohne"/>
+          <w:b w:val="1"/>
+          <w:bCs w:val="1"/>
+          <w:rtl w:val="0"/>
+          <w:lang w:val="de-DE"/>
+        </w:rPr>
+        <w:t>“</w:t>
+      </w:r>
+      <w:r>
+        <w:rPr>
+          <w:rStyle w:val="Ohne"/>
+          <w:rtl w:val="0"/>
+          <w:lang w:val="de-DE"/>
+        </w:rPr>
+        <w:t xml:space="preserve"> oder </w:t>
+      </w:r>
+      <w:r>
+        <w:rPr>
+          <w:rStyle w:val="Ohne"/>
+          <w:b w:val="1"/>
+          <w:bCs w:val="1"/>
+          <w:rtl w:val="0"/>
+          <w:lang w:val="de-DE"/>
+        </w:rPr>
+        <w:t>„</w:t>
+      </w:r>
+      <w:r>
+        <w:rPr>
+          <w:rStyle w:val="Ohne"/>
+          <w:b w:val="1"/>
+          <w:bCs w:val="1"/>
+          <w:rtl w:val="0"/>
+          <w:lang w:val="de-DE"/>
+        </w:rPr>
+        <w:t>Nicht relevant</w:t>
+      </w:r>
+      <w:r>
+        <w:rPr>
+          <w:rStyle w:val="Ohne"/>
+          <w:b w:val="1"/>
+          <w:bCs w:val="1"/>
+          <w:rtl w:val="0"/>
+          <w:lang w:val="de-DE"/>
+        </w:rPr>
+        <w:t>“</w:t>
+      </w:r>
+      <w:r>
+        <w:rPr>
+          <w:rStyle w:val="Ohne"/>
+          <w:rtl w:val="0"/>
+          <w:lang w:val="de-DE"/>
+        </w:rPr>
+        <w:t xml:space="preserve"> begr</w:t>
+      </w:r>
+      <w:r>
+        <w:rPr>
+          <w:rStyle w:val="Ohne"/>
+          <w:rtl w:val="0"/>
+          <w:lang w:val="de-DE"/>
+        </w:rPr>
+        <w:t>ü</w:t>
+      </w:r>
+      <w:r>
+        <w:rPr>
+          <w:rStyle w:val="Ohne"/>
+          <w:rtl w:val="0"/>
+          <w:lang w:val="de-DE"/>
+        </w:rPr>
+        <w:t>nden Sie die Entscheidung und machen Sie bei Punkt 7 weiter.</w:t>
+      </w:r>
+    </w:p>
+    <w:p>
+      <w:pPr>
+        <w:pStyle w:val="Textbox Label"/>
+        <w:ind w:left="720" w:firstLine="0"/>
+      </w:pPr>
+      <w:r>
+        <w:rPr>
+          <w:rStyle w:val="Ohne"/>
+          <w:rtl w:val="0"/>
+          <w:lang w:val="de-DE"/>
+        </w:rPr>
+        <w:t>Ausgew</w:t>
+      </w:r>
+      <w:r>
+        <w:rPr>
+          <w:rStyle w:val="Ohne"/>
           <w:rtl w:val="0"/>
           <w:lang w:val="de-DE"/>
         </w:rPr>
@@ -2112,35 +2456,43 @@
       </w:r>
       <w:r>
         <w:rPr>
-          <w:rStyle w:val="None"/>
-          <w:b w:val="1"/>
-          <w:bCs w:val="1"/>
-          <w:rtl w:val="0"/>
-          <w:lang w:val="de-DE"/>
-        </w:rPr>
-        <w:t>nzlich oder teilweise)</w:t>
-      </w:r>
-      <w:r>
-        <w:rPr>
-          <w:rStyle w:val="None"/>
-          <w:b w:val="1"/>
-          <w:bCs w:val="1"/>
-          <w:rtl w:val="0"/>
-          <w:lang w:val="de-DE"/>
-        </w:rPr>
-        <w:t>“</w:t>
-      </w:r>
-      <w:r>
-        <w:rPr>
-          <w:rStyle w:val="None B"/>
-          <w:rtl w:val="0"/>
-          <w:lang w:val="de-DE"/>
-        </w:rPr>
-        <w:t xml:space="preserve"> gew</w:t>
-      </w:r>
-      <w:r>
-        <w:rPr>
-          <w:rStyle w:val="None B"/>
+          <w:rStyle w:val="Ohne"/>
+          <w:rtl w:val="0"/>
+          <w:lang w:val="de-DE"/>
+        </w:rPr>
+        <w:t>hlte Schwerpunkte</w:t>
+      </w:r>
+    </w:p>
+    <w:p>
+      <w:pPr>
+        <w:pStyle w:val="Textbox"/>
+        <w:ind w:left="720" w:firstLine="0"/>
+      </w:pPr>
+      <w:r>
+        <w:rPr>
+          <w:rStyle w:val="Ohne"/>
+          <w:rtl w:val="0"/>
+          <w:lang w:val="de-DE"/>
+        </w:rPr>
+        <w:t>{{PRINCIPLE_4_ASPECTS}}</w:t>
+      </w:r>
+    </w:p>
+    <w:p>
+      <w:pPr>
+        <w:pStyle w:val="Textbox Label"/>
+        <w:ind w:left="720" w:firstLine="0"/>
+      </w:pPr>
+      <w:r>
+        <w:rPr>
+          <w:rStyle w:val="Ohne"/>
+          <w:rtl w:val="0"/>
+          <w:lang w:val="de-DE"/>
+        </w:rPr>
+        <w:t>Erl</w:t>
+      </w:r>
+      <w:r>
+        <w:rPr>
+          <w:rStyle w:val="Ohne"/>
           <w:rtl w:val="0"/>
           <w:lang w:val="de-DE"/>
         </w:rPr>
@@ -2148,294 +2500,138 @@
       </w:r>
       <w:r>
         <w:rPr>
-          <w:rStyle w:val="None B"/>
-          <w:rtl w:val="0"/>
-          <w:lang w:val="de-DE"/>
-        </w:rPr>
-        <w:t xml:space="preserve">hlt haben: </w:t>
+          <w:rStyle w:val="Ohne"/>
+          <w:rtl w:val="0"/>
+          <w:lang w:val="de-DE"/>
+        </w:rPr>
+        <w:t>uterung</w:t>
+      </w:r>
+    </w:p>
+    <w:p>
+      <w:pPr>
+        <w:pStyle w:val="Textbox"/>
+        <w:ind w:left="720" w:firstLine="0"/>
+      </w:pPr>
+      <w:r>
+        <w:rPr>
+          <w:rStyle w:val="Ohne"/>
+          <w:rtl w:val="0"/>
+          <w:lang w:val="de-DE"/>
+        </w:rPr>
+        <w:t>{{PRINCIPLE_4_REASONING}}</w:t>
+      </w:r>
+    </w:p>
+    <w:p>
+      <w:pPr>
+        <w:pStyle w:val="Normal.0"/>
+        <w:rPr>
+          <w:b w:val="1"/>
+          <w:bCs w:val="1"/>
+          <w:sz w:val="32"/>
+          <w:szCs w:val="32"/>
+        </w:rPr>
+      </w:pPr>
+      <w:r>
+        <w:rPr>
+          <w:b w:val="1"/>
+          <w:bCs w:val="1"/>
+          <w:sz w:val="32"/>
+          <w:szCs w:val="32"/>
+        </w:rPr>
+        <w:br w:type="textWrapping"/>
+      </w:r>
+      <w:r>
+        <w:rPr>
+          <w:b w:val="1"/>
+          <w:bCs w:val="1"/>
+          <w:sz w:val="32"/>
+          <w:szCs w:val="32"/>
+          <w:rtl w:val="0"/>
+          <w:lang w:val="de-DE"/>
+        </w:rPr>
+        <w:t xml:space="preserve">7. </w:t>
+      </w:r>
+      <w:bookmarkStart w:name="datenschutzundinformationssicherheitscha" w:id="4"/>
+      <w:r>
+        <w:rPr>
+          <w:b w:val="1"/>
+          <w:bCs w:val="1"/>
+          <w:sz w:val="32"/>
+          <w:szCs w:val="32"/>
+          <w:rtl w:val="0"/>
+          <w:lang w:val="de-DE"/>
+        </w:rPr>
+        <w:t>{{PRINCIPLE_5_TITLE}}</w:t>
+      </w:r>
+      <w:bookmarkEnd w:id="4"/>
+    </w:p>
+    <w:p>
+      <w:pPr>
+        <w:pStyle w:val="Normal.0"/>
+      </w:pPr>
+      <w:r>
+        <w:rPr>
+          <w:rStyle w:val="Ohne"/>
+          <w:rtl w:val="0"/>
+          <w:lang w:val="de-DE"/>
+        </w:rPr>
+        <w:t>{{PRINCIPLE_5_DESCRIPTION}}</w:t>
+      </w:r>
+    </w:p>
+    <w:p>
+      <w:pPr>
+        <w:pStyle w:val="heading 2"/>
+      </w:pPr>
+      <w:r>
+        <w:rPr>
+          <w:rStyle w:val="Ohne"/>
+          <w:rtl w:val="0"/>
+          <w:lang w:val="de-DE"/>
+        </w:rPr>
+        <w:t>L</w:t>
+      </w:r>
+      <w:r>
+        <w:rPr>
+          <w:rStyle w:val="Ohne"/>
+          <w:rtl w:val="0"/>
+          <w:lang w:val="de-DE"/>
+        </w:rPr>
+        <w:t>ä</w:t>
+      </w:r>
+      <w:r>
+        <w:rPr>
+          <w:rStyle w:val="Ohne"/>
+          <w:rtl w:val="0"/>
+          <w:lang w:val="de-DE"/>
+        </w:rPr>
+        <w:t>sst sich das Vorhaben im Sinne des Prinzips umsetzen?</w:t>
       </w:r>
     </w:p>
     <w:p>
       <w:pPr>
         <w:pStyle w:val="Erklärung Markierung"/>
-        <w:spacing w:before="0"/>
-        <w:ind w:left="708" w:firstLine="0"/>
-      </w:pPr>
-      <w:r>
-        <w:rPr>
-          <w:rStyle w:val="None B"/>
-          <w:rtl w:val="0"/>
-          <w:lang w:val="de-DE"/>
-        </w:rPr>
-        <w:t xml:space="preserve">Unter </w:t>
-      </w:r>
-      <w:r>
-        <w:rPr>
-          <w:rStyle w:val="None"/>
-          <w:b w:val="1"/>
-          <w:bCs w:val="1"/>
-          <w:rtl w:val="0"/>
-          <w:lang w:val="de-DE"/>
-        </w:rPr>
-        <w:t>„</w:t>
-      </w:r>
-      <w:r>
-        <w:rPr>
-          <w:rStyle w:val="None"/>
-          <w:b w:val="1"/>
-          <w:bCs w:val="1"/>
-          <w:rtl w:val="0"/>
-          <w:lang w:val="de-DE"/>
-        </w:rPr>
-        <w:t>Erl</w:t>
-      </w:r>
-      <w:r>
-        <w:rPr>
-          <w:rStyle w:val="None"/>
-          <w:b w:val="1"/>
-          <w:bCs w:val="1"/>
-          <w:rtl w:val="0"/>
-          <w:lang w:val="de-DE"/>
-        </w:rPr>
-        <w:t>ä</w:t>
-      </w:r>
-      <w:r>
-        <w:rPr>
-          <w:rStyle w:val="None"/>
-          <w:b w:val="1"/>
-          <w:bCs w:val="1"/>
-          <w:rtl w:val="0"/>
-          <w:lang w:val="de-DE"/>
-        </w:rPr>
-        <w:t>uterung</w:t>
-      </w:r>
-      <w:r>
-        <w:rPr>
-          <w:rStyle w:val="None"/>
-          <w:b w:val="1"/>
-          <w:bCs w:val="1"/>
-          <w:rtl w:val="0"/>
-          <w:lang w:val="de-DE"/>
-        </w:rPr>
-        <w:t>“</w:t>
-      </w:r>
-      <w:r>
-        <w:rPr>
-          <w:rStyle w:val="None B"/>
-          <w:rtl w:val="0"/>
-          <w:lang w:val="de-DE"/>
-        </w:rPr>
-        <w:t xml:space="preserve"> tragen Sie bitte 2</w:t>
-      </w:r>
-      <w:r>
-        <w:rPr>
-          <w:rStyle w:val="None B"/>
-          <w:rtl w:val="0"/>
-          <w:lang w:val="de-DE"/>
-        </w:rPr>
-        <w:t>–</w:t>
-      </w:r>
-      <w:r>
-        <w:rPr>
-          <w:rStyle w:val="None B"/>
-          <w:rtl w:val="0"/>
-          <w:lang w:val="de-DE"/>
-        </w:rPr>
-        <w:t>3 Stichpunkte mit Verweis auf die relevanten Paragrafen oder Regelungen ein.</w:t>
-      </w:r>
-      <w:r>
-        <w:rPr>
-          <w:rStyle w:val="None B"/>
-        </w:rPr>
-        <w:br w:type="textWrapping"/>
-      </w:r>
-      <w:r>
-        <w:rPr>
-          <w:rStyle w:val="None B"/>
-          <w:rtl w:val="0"/>
-          <w:lang w:val="de-DE"/>
-        </w:rPr>
-        <w:t>Geben Sie mindestens eine Erl</w:t>
-      </w:r>
-      <w:r>
-        <w:rPr>
-          <w:rStyle w:val="None B"/>
-          <w:rtl w:val="0"/>
-          <w:lang w:val="de-DE"/>
-        </w:rPr>
-        <w:t>ä</w:t>
-      </w:r>
-      <w:r>
-        <w:rPr>
-          <w:rStyle w:val="None B"/>
-          <w:rtl w:val="0"/>
-          <w:lang w:val="de-DE"/>
-        </w:rPr>
-        <w:t>uterung zur Anwendung des Prinzips an und w</w:t>
-      </w:r>
-      <w:r>
-        <w:rPr>
-          <w:rStyle w:val="None B"/>
-          <w:rtl w:val="0"/>
-          <w:lang w:val="de-DE"/>
-        </w:rPr>
-        <w:t>ä</w:t>
-      </w:r>
-      <w:r>
-        <w:rPr>
-          <w:rStyle w:val="None B"/>
-          <w:rtl w:val="0"/>
-          <w:lang w:val="de-DE"/>
-        </w:rPr>
-        <w:t xml:space="preserve">hlen Sie dabei passende Schwerpunkte aus. Wenn keine Schwerpunkte zutreffen, dann nutzen Sie das untenstehende Eingabefeld </w:t>
-      </w:r>
-      <w:r>
-        <w:rPr>
-          <w:rStyle w:val="None"/>
-          <w:b w:val="1"/>
-          <w:bCs w:val="1"/>
-          <w:rtl w:val="0"/>
-          <w:lang w:val="de-DE"/>
-        </w:rPr>
-        <w:t>„</w:t>
-      </w:r>
-      <w:r>
-        <w:rPr>
-          <w:rStyle w:val="None"/>
-          <w:b w:val="1"/>
-          <w:bCs w:val="1"/>
-          <w:rtl w:val="0"/>
-          <w:lang w:val="de-DE"/>
-        </w:rPr>
-        <w:t>Eigener Punkt</w:t>
-      </w:r>
-      <w:r>
-        <w:rPr>
-          <w:rStyle w:val="None"/>
-          <w:b w:val="1"/>
-          <w:bCs w:val="1"/>
-          <w:rtl w:val="0"/>
-          <w:lang w:val="de-DE"/>
-        </w:rPr>
-        <w:t>“</w:t>
-      </w:r>
-      <w:r>
-        <w:rPr>
-          <w:rStyle w:val="None B"/>
-          <w:rtl w:val="0"/>
-          <w:lang w:val="de-DE"/>
-        </w:rPr>
-        <w:t>.</w:t>
-      </w:r>
-    </w:p>
-    <w:p>
-      <w:pPr>
-        <w:pStyle w:val="Normal.0"/>
-        <w:ind w:left="708" w:firstLine="0"/>
-      </w:pPr>
-      <w:r>
-        <w:rPr>
-          <w:rStyle w:val="None B"/>
-          <w:rtl w:val="0"/>
-          <w:lang w:val="de-DE"/>
-        </w:rPr>
-        <w:t>{{PRINCIPLE_2_ASPECTS}}</w:t>
-      </w:r>
-    </w:p>
-    <w:p>
-      <w:pPr>
-        <w:pStyle w:val="heading 1"/>
-        <w:spacing w:before="600"/>
-      </w:pPr>
-      <w:r>
-        <w:rPr>
-          <w:rStyle w:val="None B"/>
-          <w:rtl w:val="0"/>
-          <w:lang w:val="de-DE"/>
-        </w:rPr>
-        <w:t>5. {{PRINCIPLE_3_TITLE}}</w:t>
-      </w:r>
-    </w:p>
-    <w:p>
-      <w:pPr>
-        <w:pStyle w:val="Normal.0"/>
-        <w:rPr>
-          <w:rStyle w:val="None"/>
-          <w:outline w:val="0"/>
-          <w:color w:val="595959"/>
-          <w:u w:color="595959"/>
-          <w14:textFill>
-            <w14:solidFill>
-              <w14:srgbClr w14:val="595959"/>
-            </w14:solidFill>
-          </w14:textFill>
-        </w:rPr>
-      </w:pPr>
-      <w:r>
-        <w:rPr>
-          <w:rStyle w:val="None"/>
-          <w:outline w:val="0"/>
-          <w:color w:val="595959"/>
-          <w:u w:color="595959"/>
-          <w:rtl w:val="0"/>
-          <w:lang w:val="de-DE"/>
-          <w14:textFill>
-            <w14:solidFill>
-              <w14:srgbClr w14:val="595959"/>
-            </w14:solidFill>
-          </w14:textFill>
-        </w:rPr>
-        <w:t>{{PRINCIPLE_3_DESCRIPTION}}</w:t>
-      </w:r>
-    </w:p>
-    <w:p>
-      <w:pPr>
-        <w:pStyle w:val="heading 2"/>
-      </w:pPr>
-      <w:r>
-        <w:rPr>
-          <w:rStyle w:val="None B"/>
-          <w:rtl w:val="0"/>
+      </w:pPr>
+      <w:r>
+        <w:rPr>
+          <w:rStyle w:val="Ohne"/>
+          <w:rtl w:val="0"/>
+          <w:lang w:val="de-DE"/>
         </w:rPr>
         <w:t>L</w:t>
       </w:r>
       <w:r>
         <w:rPr>
-          <w:rStyle w:val="None B"/>
-          <w:rtl w:val="0"/>
-        </w:rPr>
-        <w:t>ä</w:t>
-      </w:r>
-      <w:r>
-        <w:rPr>
-          <w:rStyle w:val="None B"/>
-          <w:rtl w:val="0"/>
-        </w:rPr>
-        <w:t>sst sich das Vorhaben im Sinne des Prinzips umsetzen?</w:t>
-      </w:r>
-    </w:p>
-    <w:p>
-      <w:pPr>
-        <w:pStyle w:val="Erklärung Markierung"/>
-      </w:pPr>
-      <w:r>
-        <w:rPr>
-          <w:rStyle w:val="None B"/>
-          <w:rtl w:val="0"/>
-        </w:rPr>
-        <w:t>L</w:t>
-      </w:r>
-      <w:r>
-        <w:rPr>
-          <w:rStyle w:val="None B"/>
-          <w:rtl w:val="0"/>
+          <w:rStyle w:val="Ohne"/>
+          <w:rtl w:val="0"/>
+          <w:lang w:val="de-DE"/>
         </w:rPr>
         <w:t>ö</w:t>
       </w:r>
       <w:r>
         <w:rPr>
-          <w:rStyle w:val="None B"/>
-          <w:rtl w:val="0"/>
+          <w:rStyle w:val="Ohne"/>
+          <w:rtl w:val="0"/>
+          <w:lang w:val="de-DE"/>
         </w:rPr>
         <w:t>schen Sie raus, was nicht zutrifft:</w:t>
       </w:r>
@@ -2447,11 +2643,11 @@
       </w:pPr>
       <w:r>
         <w:rPr>
-          <w:rStyle w:val="None B"/>
-          <w:rtl w:val="0"/>
-          <w:lang w:val="de-DE"/>
-        </w:rPr>
-        <w:t>{{PRINCIPLE_3_ANSWER}}</w:t>
+          <w:rStyle w:val="Ohne"/>
+          <w:rtl w:val="0"/>
+          <w:lang w:val="de-DE"/>
+        </w:rPr>
+        <w:t>{{PRINCIPLE_5_ANSWER}}</w:t>
       </w:r>
     </w:p>
     <w:p>
@@ -2462,7 +2658,7 @@
       </w:pPr>
       <w:r>
         <w:rPr>
-          <w:rStyle w:val="None B"/>
+          <w:rStyle w:val="Ohne"/>
           <w:rtl w:val="0"/>
           <w:lang w:val="de-DE"/>
         </w:rPr>
@@ -2470,7 +2666,7 @@
       </w:r>
       <w:r>
         <w:rPr>
-          <w:rStyle w:val="None"/>
+          <w:rStyle w:val="Ohne"/>
           <w:b w:val="1"/>
           <w:bCs w:val="1"/>
           <w:rtl w:val="0"/>
@@ -2480,7 +2676,7 @@
       </w:r>
       <w:r>
         <w:rPr>
-          <w:rStyle w:val="None"/>
+          <w:rStyle w:val="Ohne"/>
           <w:b w:val="1"/>
           <w:bCs w:val="1"/>
           <w:rtl w:val="0"/>
@@ -2490,7 +2686,7 @@
       </w:r>
       <w:r>
         <w:rPr>
-          <w:rStyle w:val="None"/>
+          <w:rStyle w:val="Ohne"/>
           <w:b w:val="1"/>
           <w:bCs w:val="1"/>
           <w:rtl w:val="0"/>
@@ -2500,7 +2696,7 @@
       </w:r>
       <w:r>
         <w:rPr>
-          <w:rStyle w:val="None B"/>
+          <w:rStyle w:val="Ohne"/>
           <w:rtl w:val="0"/>
           <w:lang w:val="de-DE"/>
         </w:rPr>
@@ -2508,7 +2704,7 @@
       </w:r>
       <w:r>
         <w:rPr>
-          <w:rStyle w:val="None"/>
+          <w:rStyle w:val="Ohne"/>
           <w:b w:val="1"/>
           <w:bCs w:val="1"/>
           <w:rtl w:val="0"/>
@@ -2518,7 +2714,7 @@
       </w:r>
       <w:r>
         <w:rPr>
-          <w:rStyle w:val="None"/>
+          <w:rStyle w:val="Ohne"/>
           <w:b w:val="1"/>
           <w:bCs w:val="1"/>
           <w:rtl w:val="0"/>
@@ -2528,7 +2724,7 @@
       </w:r>
       <w:r>
         <w:rPr>
-          <w:rStyle w:val="None"/>
+          <w:rStyle w:val="Ohne"/>
           <w:b w:val="1"/>
           <w:bCs w:val="1"/>
           <w:rtl w:val="0"/>
@@ -2538,7 +2734,7 @@
       </w:r>
       <w:r>
         <w:rPr>
-          <w:rStyle w:val="None B"/>
+          <w:rStyle w:val="Ohne"/>
           <w:rtl w:val="0"/>
           <w:lang w:val="de-DE"/>
         </w:rPr>
@@ -2546,7 +2742,7 @@
       </w:r>
       <w:r>
         <w:rPr>
-          <w:rStyle w:val="None B"/>
+          <w:rStyle w:val="Ohne"/>
           <w:rtl w:val="0"/>
           <w:lang w:val="de-DE"/>
         </w:rPr>
@@ -2554,155 +2750,73 @@
       </w:r>
       <w:r>
         <w:rPr>
-          <w:rStyle w:val="None B"/>
-          <w:rtl w:val="0"/>
-          <w:lang w:val="de-DE"/>
-        </w:rPr>
-        <w:t>nden Sie die Entscheidung und machen Sie bei Punkt 6 weiter.</w:t>
+          <w:rStyle w:val="Ohne"/>
+          <w:rtl w:val="0"/>
+          <w:lang w:val="de-DE"/>
+        </w:rPr>
+        <w:t>nden Sie die Entscheidung.</w:t>
       </w:r>
     </w:p>
     <w:p>
       <w:pPr>
         <w:pStyle w:val="Textbox Label"/>
-      </w:pPr>
-      <w:r>
-        <w:rPr>
-          <w:rStyle w:val="None B"/>
-          <w:rtl w:val="0"/>
-        </w:rPr>
-        <w:t>Begr</w:t>
-      </w:r>
-      <w:r>
-        <w:rPr>
-          <w:rStyle w:val="None B"/>
-          <w:rtl w:val="0"/>
-        </w:rPr>
-        <w:t>ü</w:t>
-      </w:r>
-      <w:r>
-        <w:rPr>
-          <w:rStyle w:val="None B"/>
-          <w:rtl w:val="0"/>
-        </w:rPr>
-        <w:t>ndung f</w:t>
-      </w:r>
-      <w:r>
-        <w:rPr>
-          <w:rStyle w:val="None B"/>
-          <w:rtl w:val="0"/>
-        </w:rPr>
-        <w:t>ü</w:t>
-      </w:r>
-      <w:r>
-        <w:rPr>
-          <w:rStyle w:val="None B"/>
-          <w:rtl w:val="0"/>
-        </w:rPr>
-        <w:t xml:space="preserve">r </w:t>
-      </w:r>
-      <w:r>
-        <w:rPr>
-          <w:rStyle w:val="None B"/>
-          <w:rtl w:val="0"/>
-        </w:rPr>
-        <w:t>„</w:t>
-      </w:r>
-      <w:r>
-        <w:rPr>
-          <w:rStyle w:val="None B"/>
-          <w:rtl w:val="0"/>
-        </w:rPr>
-        <w:t>Nein</w:t>
-      </w:r>
-      <w:r>
-        <w:rPr>
-          <w:rStyle w:val="None B"/>
-          <w:rtl w:val="0"/>
-        </w:rPr>
-        <w:t xml:space="preserve">“ </w:t>
-      </w:r>
-      <w:r>
-        <w:rPr>
-          <w:rStyle w:val="None B"/>
-          <w:rtl w:val="0"/>
-        </w:rPr>
-        <w:t xml:space="preserve">oder </w:t>
-      </w:r>
-      <w:r>
-        <w:rPr>
-          <w:rStyle w:val="None B"/>
-          <w:rtl w:val="0"/>
-        </w:rPr>
-        <w:t>„</w:t>
-      </w:r>
-      <w:r>
-        <w:rPr>
-          <w:rStyle w:val="None B"/>
-          <w:rtl w:val="0"/>
-        </w:rPr>
-        <w:t>Nicht relevant</w:t>
-      </w:r>
-      <w:r>
-        <w:rPr>
-          <w:rStyle w:val="None B"/>
-          <w:rtl w:val="0"/>
-        </w:rPr>
-        <w:t>“</w:t>
+        <w:ind w:left="720" w:firstLine="0"/>
+      </w:pPr>
+      <w:r>
+        <w:rPr>
+          <w:rStyle w:val="Ohne"/>
+          <w:rtl w:val="0"/>
+          <w:lang w:val="de-DE"/>
+        </w:rPr>
+        <w:t>Ausgew</w:t>
+      </w:r>
+      <w:r>
+        <w:rPr>
+          <w:rStyle w:val="Ohne"/>
+          <w:rtl w:val="0"/>
+          <w:lang w:val="de-DE"/>
+        </w:rPr>
+        <w:t>ä</w:t>
+      </w:r>
+      <w:r>
+        <w:rPr>
+          <w:rStyle w:val="Ohne"/>
+          <w:rtl w:val="0"/>
+          <w:lang w:val="de-DE"/>
+        </w:rPr>
+        <w:t>hlte Schwerpunkte</w:t>
       </w:r>
     </w:p>
     <w:p>
       <w:pPr>
         <w:pStyle w:val="Textbox"/>
-        <w:ind w:left="708" w:firstLine="0"/>
-      </w:pPr>
-      <w:r>
-        <w:rPr>
-          <w:rStyle w:val="None B"/>
-          <w:rtl w:val="0"/>
-          <w:lang w:val="de-DE"/>
-        </w:rPr>
-        <w:t xml:space="preserve"> {{PRINCIPLE_3_REASONING}}</w:t>
-      </w:r>
-    </w:p>
-    <w:p>
-      <w:pPr>
-        <w:pStyle w:val="Erklärung Markierung"/>
-        <w:spacing w:before="400"/>
-        <w:ind w:left="708" w:firstLine="0"/>
-      </w:pPr>
-      <w:r>
-        <w:rPr>
-          <w:rStyle w:val="None B"/>
-          <w:rtl w:val="0"/>
-          <w:lang w:val="de-DE"/>
-        </w:rPr>
-        <w:t xml:space="preserve">Nur, wenn Sie </w:t>
-      </w:r>
-      <w:r>
-        <w:rPr>
-          <w:rStyle w:val="None"/>
-          <w:b w:val="1"/>
-          <w:bCs w:val="1"/>
-          <w:rtl w:val="0"/>
-          <w:lang w:val="de-DE"/>
-        </w:rPr>
-        <w:t>„</w:t>
-      </w:r>
-      <w:r>
-        <w:rPr>
-          <w:rStyle w:val="None"/>
-          <w:b w:val="1"/>
-          <w:bCs w:val="1"/>
-          <w:rtl w:val="0"/>
-          <w:lang w:val="de-DE"/>
-        </w:rPr>
-        <w:t>Ja (g</w:t>
-      </w:r>
-      <w:r>
-        <w:rPr>
-          <w:rStyle w:val="None"/>
-          <w:b w:val="1"/>
-          <w:bCs w:val="1"/>
+        <w:ind w:left="720" w:firstLine="0"/>
+      </w:pPr>
+      <w:r>
+        <w:rPr>
+          <w:rStyle w:val="Ohne"/>
+          <w:rtl w:val="0"/>
+          <w:lang w:val="de-DE"/>
+        </w:rPr>
+        <w:t>{{PRINCIPLE_5_ASPECTS}}</w:t>
+      </w:r>
+    </w:p>
+    <w:p>
+      <w:pPr>
+        <w:pStyle w:val="Textbox Label"/>
+        <w:ind w:left="720" w:firstLine="0"/>
+      </w:pPr>
+      <w:r>
+        <w:rPr>
+          <w:rStyle w:val="Ohne"/>
+          <w:rtl w:val="0"/>
+          <w:lang w:val="de-DE"/>
+        </w:rPr>
+        <w:t>Erl</w:t>
+      </w:r>
+      <w:r>
+        <w:rPr>
+          <w:rStyle w:val="Ohne"/>
           <w:rtl w:val="0"/>
           <w:lang w:val="de-DE"/>
         </w:rPr>
@@ -2710,1431 +2824,25 @@
       </w:r>
       <w:r>
         <w:rPr>
-          <w:rStyle w:val="None"/>
-          <w:b w:val="1"/>
-          <w:bCs w:val="1"/>
-          <w:rtl w:val="0"/>
-          <w:lang w:val="de-DE"/>
-        </w:rPr>
-        <w:t>nzlich oder teilweise)</w:t>
-      </w:r>
-      <w:r>
-        <w:rPr>
-          <w:rStyle w:val="None"/>
-          <w:b w:val="1"/>
-          <w:bCs w:val="1"/>
-          <w:rtl w:val="0"/>
-          <w:lang w:val="de-DE"/>
-        </w:rPr>
-        <w:t>“</w:t>
-      </w:r>
-      <w:r>
-        <w:rPr>
-          <w:rStyle w:val="None B"/>
-          <w:rtl w:val="0"/>
-          <w:lang w:val="de-DE"/>
-        </w:rPr>
-        <w:t xml:space="preserve"> gew</w:t>
-      </w:r>
-      <w:r>
-        <w:rPr>
-          <w:rStyle w:val="None B"/>
-          <w:rtl w:val="0"/>
-          <w:lang w:val="de-DE"/>
-        </w:rPr>
-        <w:t>ä</w:t>
-      </w:r>
-      <w:r>
-        <w:rPr>
-          <w:rStyle w:val="None B"/>
-          <w:rtl w:val="0"/>
-          <w:lang w:val="de-DE"/>
-        </w:rPr>
-        <w:t xml:space="preserve">hlt haben: </w:t>
-      </w:r>
-    </w:p>
-    <w:p>
-      <w:pPr>
-        <w:pStyle w:val="Erklärung Markierung"/>
-        <w:spacing w:before="0"/>
-        <w:ind w:left="708" w:firstLine="0"/>
-      </w:pPr>
-      <w:r>
-        <w:rPr>
-          <w:rStyle w:val="None B"/>
-          <w:rtl w:val="0"/>
-          <w:lang w:val="de-DE"/>
-        </w:rPr>
-        <w:t xml:space="preserve">Unter </w:t>
-      </w:r>
-      <w:r>
-        <w:rPr>
-          <w:rStyle w:val="None"/>
-          <w:b w:val="1"/>
-          <w:bCs w:val="1"/>
-          <w:rtl w:val="0"/>
-          <w:lang w:val="de-DE"/>
-        </w:rPr>
-        <w:t>„</w:t>
-      </w:r>
-      <w:r>
-        <w:rPr>
-          <w:rStyle w:val="None"/>
-          <w:b w:val="1"/>
-          <w:bCs w:val="1"/>
-          <w:rtl w:val="0"/>
-          <w:lang w:val="de-DE"/>
-        </w:rPr>
-        <w:t>Erl</w:t>
-      </w:r>
-      <w:r>
-        <w:rPr>
-          <w:rStyle w:val="None"/>
-          <w:b w:val="1"/>
-          <w:bCs w:val="1"/>
-          <w:rtl w:val="0"/>
-          <w:lang w:val="de-DE"/>
-        </w:rPr>
-        <w:t>ä</w:t>
-      </w:r>
-      <w:r>
-        <w:rPr>
-          <w:rStyle w:val="None"/>
-          <w:b w:val="1"/>
-          <w:bCs w:val="1"/>
+          <w:rStyle w:val="Ohne"/>
           <w:rtl w:val="0"/>
           <w:lang w:val="de-DE"/>
         </w:rPr>
         <w:t>uterung</w:t>
       </w:r>
-      <w:r>
-        <w:rPr>
-          <w:rStyle w:val="None"/>
-          <w:b w:val="1"/>
-          <w:bCs w:val="1"/>
-          <w:rtl w:val="0"/>
-          <w:lang w:val="de-DE"/>
-        </w:rPr>
-        <w:t>“</w:t>
-      </w:r>
-      <w:r>
-        <w:rPr>
-          <w:rStyle w:val="None B"/>
-          <w:rtl w:val="0"/>
-          <w:lang w:val="de-DE"/>
-        </w:rPr>
-        <w:t xml:space="preserve"> tragen Sie bitte 2</w:t>
-      </w:r>
-      <w:r>
-        <w:rPr>
-          <w:rStyle w:val="None B"/>
-          <w:rtl w:val="0"/>
-          <w:lang w:val="de-DE"/>
-        </w:rPr>
-        <w:t>–</w:t>
-      </w:r>
-      <w:r>
-        <w:rPr>
-          <w:rStyle w:val="None B"/>
-          <w:rtl w:val="0"/>
-          <w:lang w:val="de-DE"/>
-        </w:rPr>
-        <w:t>3 Stichpunkte mit Verweis auf die relevanten Paragrafen oder Regelungen ein.</w:t>
-      </w:r>
-      <w:r>
-        <w:rPr>
-          <w:rStyle w:val="None B"/>
-        </w:rPr>
-        <w:br w:type="textWrapping"/>
-      </w:r>
-      <w:r>
-        <w:rPr>
-          <w:rStyle w:val="None B"/>
-          <w:rtl w:val="0"/>
-          <w:lang w:val="de-DE"/>
-        </w:rPr>
-        <w:t>Geben Sie mindestens eine Erl</w:t>
-      </w:r>
-      <w:r>
-        <w:rPr>
-          <w:rStyle w:val="None B"/>
-          <w:rtl w:val="0"/>
-          <w:lang w:val="de-DE"/>
-        </w:rPr>
-        <w:t>ä</w:t>
-      </w:r>
-      <w:r>
-        <w:rPr>
-          <w:rStyle w:val="None B"/>
-          <w:rtl w:val="0"/>
-          <w:lang w:val="de-DE"/>
-        </w:rPr>
-        <w:t>uterung zur Anwendung des Prinzips an und w</w:t>
-      </w:r>
-      <w:r>
-        <w:rPr>
-          <w:rStyle w:val="None B"/>
-          <w:rtl w:val="0"/>
-          <w:lang w:val="de-DE"/>
-        </w:rPr>
-        <w:t>ä</w:t>
-      </w:r>
-      <w:r>
-        <w:rPr>
-          <w:rStyle w:val="None B"/>
-          <w:rtl w:val="0"/>
-          <w:lang w:val="de-DE"/>
-        </w:rPr>
-        <w:t xml:space="preserve">hlen Sie dabei passende Schwerpunkte aus. Wenn keine Schwerpunkte zutreffen, dann nutzen Sie das untenstehende Eingabefeld </w:t>
-      </w:r>
-      <w:r>
-        <w:rPr>
-          <w:rStyle w:val="None"/>
-          <w:b w:val="1"/>
-          <w:bCs w:val="1"/>
-          <w:rtl w:val="0"/>
-          <w:lang w:val="de-DE"/>
-        </w:rPr>
-        <w:t>„</w:t>
-      </w:r>
-      <w:r>
-        <w:rPr>
-          <w:rStyle w:val="None"/>
-          <w:b w:val="1"/>
-          <w:bCs w:val="1"/>
-          <w:rtl w:val="0"/>
-          <w:lang w:val="de-DE"/>
-        </w:rPr>
-        <w:t>Eigener Punkt</w:t>
-      </w:r>
-      <w:r>
-        <w:rPr>
-          <w:rStyle w:val="None"/>
-          <w:b w:val="1"/>
-          <w:bCs w:val="1"/>
-          <w:rtl w:val="0"/>
-          <w:lang w:val="de-DE"/>
-        </w:rPr>
-        <w:t>“</w:t>
-      </w:r>
-      <w:r>
-        <w:rPr>
-          <w:rStyle w:val="None B"/>
-          <w:rtl w:val="0"/>
-          <w:lang w:val="de-DE"/>
-        </w:rPr>
-        <w:t>.</w:t>
-      </w:r>
-    </w:p>
-    <w:p>
-      <w:pPr>
-        <w:pStyle w:val="Normal.0"/>
-        <w:ind w:left="708" w:firstLine="0"/>
-      </w:pPr>
-      <w:r>
-        <w:rPr>
-          <w:rStyle w:val="None B"/>
-          <w:rtl w:val="0"/>
-          <w:lang w:val="de-DE"/>
-        </w:rPr>
-        <w:t>{{PRINCIPLE_3_ASPECTS}}</w:t>
-      </w:r>
-    </w:p>
-    <w:p>
-      <w:pPr>
-        <w:pStyle w:val="heading 1"/>
-        <w:spacing w:before="600"/>
-      </w:pPr>
-      <w:r>
-        <w:rPr>
-          <w:rStyle w:val="None B"/>
-          <w:rtl w:val="0"/>
-          <w:lang w:val="de-DE"/>
-        </w:rPr>
-        <w:t>6. {{PRINCIPLE_4_TITLE}}</w:t>
-      </w:r>
-    </w:p>
-    <w:p>
-      <w:pPr>
-        <w:pStyle w:val="Normal.0"/>
-        <w:rPr>
-          <w:rStyle w:val="None"/>
-          <w:outline w:val="0"/>
-          <w:color w:val="595959"/>
-          <w:u w:color="595959"/>
-          <w14:textFill>
-            <w14:solidFill>
-              <w14:srgbClr w14:val="595959"/>
-            </w14:solidFill>
-          </w14:textFill>
-        </w:rPr>
-      </w:pPr>
-      <w:r>
-        <w:rPr>
-          <w:rStyle w:val="None"/>
-          <w:outline w:val="0"/>
-          <w:color w:val="595959"/>
-          <w:u w:color="595959"/>
-          <w:rtl w:val="0"/>
-          <w:lang w:val="de-DE"/>
-          <w14:textFill>
-            <w14:solidFill>
-              <w14:srgbClr w14:val="595959"/>
-            </w14:solidFill>
-          </w14:textFill>
-        </w:rPr>
-        <w:t>{{PRINCIPLE_4_DESCRIPTION}}</w:t>
-      </w:r>
-    </w:p>
-    <w:p>
-      <w:pPr>
-        <w:pStyle w:val="heading 2"/>
-      </w:pPr>
-      <w:r>
-        <w:rPr>
-          <w:rStyle w:val="None B"/>
-          <w:rtl w:val="0"/>
-        </w:rPr>
-        <w:t>L</w:t>
-      </w:r>
-      <w:r>
-        <w:rPr>
-          <w:rStyle w:val="None B"/>
-          <w:rtl w:val="0"/>
-        </w:rPr>
-        <w:t>ä</w:t>
-      </w:r>
-      <w:r>
-        <w:rPr>
-          <w:rStyle w:val="None B"/>
-          <w:rtl w:val="0"/>
-        </w:rPr>
-        <w:t>sst sich das Vorhaben im Sinne des Prinzips umsetzen?</w:t>
-      </w:r>
-    </w:p>
-    <w:p>
-      <w:pPr>
-        <w:pStyle w:val="Erklärung Markierung"/>
-      </w:pPr>
-      <w:r>
-        <w:rPr>
-          <w:rStyle w:val="None B"/>
-          <w:rtl w:val="0"/>
-        </w:rPr>
-        <w:t>L</w:t>
-      </w:r>
-      <w:r>
-        <w:rPr>
-          <w:rStyle w:val="None B"/>
-          <w:rtl w:val="0"/>
-        </w:rPr>
-        <w:t>ö</w:t>
-      </w:r>
-      <w:r>
-        <w:rPr>
-          <w:rStyle w:val="None B"/>
-          <w:rtl w:val="0"/>
-        </w:rPr>
-        <w:t>schen Sie raus, was nicht zutrifft:</w:t>
-      </w:r>
     </w:p>
     <w:p>
       <w:pPr>
         <w:pStyle w:val="Textbox"/>
-        <w:spacing w:before="120"/>
-      </w:pPr>
-      <w:r>
-        <w:rPr>
-          <w:rStyle w:val="None B"/>
-          <w:rtl w:val="0"/>
-          <w:lang w:val="de-DE"/>
-        </w:rPr>
-        <w:t>{{PRINCIPLE_4_ANSWER}}</w:t>
-      </w:r>
-    </w:p>
-    <w:p>
-      <w:pPr>
-        <w:pStyle w:val="Erklärung Markierung"/>
-        <w:spacing w:before="400"/>
-        <w:ind w:left="708" w:firstLine="0"/>
-      </w:pPr>
-      <w:r>
-        <w:rPr>
-          <w:rStyle w:val="None B"/>
-          <w:rtl w:val="0"/>
-          <w:lang w:val="de-DE"/>
-        </w:rPr>
-        <w:t xml:space="preserve">Bei </w:t>
-      </w:r>
-      <w:r>
-        <w:rPr>
-          <w:rStyle w:val="None"/>
-          <w:b w:val="1"/>
-          <w:bCs w:val="1"/>
-          <w:rtl w:val="0"/>
-          <w:lang w:val="de-DE"/>
-        </w:rPr>
-        <w:t>„</w:t>
-      </w:r>
-      <w:r>
-        <w:rPr>
-          <w:rStyle w:val="None"/>
-          <w:b w:val="1"/>
-          <w:bCs w:val="1"/>
-          <w:rtl w:val="0"/>
-          <w:lang w:val="de-DE"/>
-        </w:rPr>
-        <w:t>Nein</w:t>
-      </w:r>
-      <w:r>
-        <w:rPr>
-          <w:rStyle w:val="None"/>
-          <w:b w:val="1"/>
-          <w:bCs w:val="1"/>
-          <w:rtl w:val="0"/>
-          <w:lang w:val="de-DE"/>
-        </w:rPr>
-        <w:t>“</w:t>
-      </w:r>
-      <w:r>
-        <w:rPr>
-          <w:rStyle w:val="None B"/>
-          <w:rtl w:val="0"/>
-          <w:lang w:val="de-DE"/>
-        </w:rPr>
-        <w:t xml:space="preserve"> oder </w:t>
-      </w:r>
-      <w:r>
-        <w:rPr>
-          <w:rStyle w:val="None"/>
-          <w:b w:val="1"/>
-          <w:bCs w:val="1"/>
-          <w:rtl w:val="0"/>
-          <w:lang w:val="de-DE"/>
-        </w:rPr>
-        <w:t>„</w:t>
-      </w:r>
-      <w:r>
-        <w:rPr>
-          <w:rStyle w:val="None"/>
-          <w:b w:val="1"/>
-          <w:bCs w:val="1"/>
-          <w:rtl w:val="0"/>
-          <w:lang w:val="de-DE"/>
-        </w:rPr>
-        <w:t>Nicht relevant</w:t>
-      </w:r>
-      <w:r>
-        <w:rPr>
-          <w:rStyle w:val="None"/>
-          <w:b w:val="1"/>
-          <w:bCs w:val="1"/>
-          <w:rtl w:val="0"/>
-          <w:lang w:val="de-DE"/>
-        </w:rPr>
-        <w:t>“</w:t>
-      </w:r>
-      <w:r>
-        <w:rPr>
-          <w:rStyle w:val="None B"/>
-          <w:rtl w:val="0"/>
-          <w:lang w:val="de-DE"/>
-        </w:rPr>
-        <w:t xml:space="preserve"> begr</w:t>
-      </w:r>
-      <w:r>
-        <w:rPr>
-          <w:rStyle w:val="None B"/>
-          <w:rtl w:val="0"/>
-          <w:lang w:val="de-DE"/>
-        </w:rPr>
-        <w:t>ü</w:t>
-      </w:r>
-      <w:r>
-        <w:rPr>
-          <w:rStyle w:val="None B"/>
-          <w:rtl w:val="0"/>
-          <w:lang w:val="de-DE"/>
-        </w:rPr>
-        <w:t>nden Sie die Entscheidung und machen Sie bei Punkt 7 weiter.</w:t>
-      </w:r>
-    </w:p>
-    <w:p>
-      <w:pPr>
-        <w:pStyle w:val="Textbox Label"/>
-      </w:pPr>
-      <w:r>
-        <w:rPr>
-          <w:rStyle w:val="None B"/>
-          <w:rtl w:val="0"/>
-        </w:rPr>
-        <w:t>Begr</w:t>
-      </w:r>
-      <w:r>
-        <w:rPr>
-          <w:rStyle w:val="None B"/>
-          <w:rtl w:val="0"/>
-        </w:rPr>
-        <w:t>ü</w:t>
-      </w:r>
-      <w:r>
-        <w:rPr>
-          <w:rStyle w:val="None B"/>
-          <w:rtl w:val="0"/>
-        </w:rPr>
-        <w:t>ndung f</w:t>
-      </w:r>
-      <w:r>
-        <w:rPr>
-          <w:rStyle w:val="None B"/>
-          <w:rtl w:val="0"/>
-        </w:rPr>
-        <w:t>ü</w:t>
-      </w:r>
-      <w:r>
-        <w:rPr>
-          <w:rStyle w:val="None B"/>
-          <w:rtl w:val="0"/>
-        </w:rPr>
-        <w:t xml:space="preserve">r </w:t>
-      </w:r>
-      <w:r>
-        <w:rPr>
-          <w:rStyle w:val="None B"/>
-          <w:rtl w:val="0"/>
-        </w:rPr>
-        <w:t>„</w:t>
-      </w:r>
-      <w:r>
-        <w:rPr>
-          <w:rStyle w:val="None B"/>
-          <w:rtl w:val="0"/>
-        </w:rPr>
-        <w:t>Nein</w:t>
-      </w:r>
-      <w:r>
-        <w:rPr>
-          <w:rStyle w:val="None B"/>
-          <w:rtl w:val="0"/>
-        </w:rPr>
-        <w:t xml:space="preserve">“ </w:t>
-      </w:r>
-      <w:r>
-        <w:rPr>
-          <w:rStyle w:val="None B"/>
-          <w:rtl w:val="0"/>
-        </w:rPr>
-        <w:t xml:space="preserve">oder </w:t>
-      </w:r>
-      <w:r>
-        <w:rPr>
-          <w:rStyle w:val="None B"/>
-          <w:rtl w:val="0"/>
-        </w:rPr>
-        <w:t>„</w:t>
-      </w:r>
-      <w:r>
-        <w:rPr>
-          <w:rStyle w:val="None B"/>
-          <w:rtl w:val="0"/>
-        </w:rPr>
-        <w:t>Nicht relevant</w:t>
-      </w:r>
-      <w:r>
-        <w:rPr>
-          <w:rStyle w:val="None B"/>
-          <w:rtl w:val="0"/>
-        </w:rPr>
-        <w:t>“</w:t>
-      </w:r>
-    </w:p>
-    <w:p>
-      <w:pPr>
-        <w:pStyle w:val="Textbox"/>
-        <w:ind w:left="708" w:firstLine="0"/>
-      </w:pPr>
-      <w:r>
-        <w:rPr>
-          <w:rStyle w:val="None B"/>
-          <w:rtl w:val="0"/>
-          <w:lang w:val="de-DE"/>
-        </w:rPr>
-        <w:t xml:space="preserve"> {{PRINCIPLE_4_REASONING}}</w:t>
-      </w:r>
-    </w:p>
-    <w:p>
-      <w:pPr>
-        <w:pStyle w:val="Erklärung Markierung"/>
-        <w:spacing w:before="400"/>
-        <w:ind w:left="708" w:firstLine="0"/>
-      </w:pPr>
-      <w:r>
-        <w:rPr>
-          <w:rStyle w:val="None B"/>
-          <w:rtl w:val="0"/>
-          <w:lang w:val="de-DE"/>
-        </w:rPr>
-        <w:t xml:space="preserve">Nur, wenn Sie </w:t>
-      </w:r>
-      <w:r>
-        <w:rPr>
-          <w:rStyle w:val="None"/>
-          <w:b w:val="1"/>
-          <w:bCs w:val="1"/>
-          <w:rtl w:val="0"/>
-          <w:lang w:val="de-DE"/>
-        </w:rPr>
-        <w:t>„</w:t>
-      </w:r>
-      <w:r>
-        <w:rPr>
-          <w:rStyle w:val="None"/>
-          <w:b w:val="1"/>
-          <w:bCs w:val="1"/>
-          <w:rtl w:val="0"/>
-          <w:lang w:val="de-DE"/>
-        </w:rPr>
-        <w:t>Ja (g</w:t>
-      </w:r>
-      <w:r>
-        <w:rPr>
-          <w:rStyle w:val="None"/>
-          <w:b w:val="1"/>
-          <w:bCs w:val="1"/>
-          <w:rtl w:val="0"/>
-          <w:lang w:val="de-DE"/>
-        </w:rPr>
-        <w:t>ä</w:t>
-      </w:r>
-      <w:r>
-        <w:rPr>
-          <w:rStyle w:val="None"/>
-          <w:b w:val="1"/>
-          <w:bCs w:val="1"/>
-          <w:rtl w:val="0"/>
-          <w:lang w:val="de-DE"/>
-        </w:rPr>
-        <w:t>nzlich oder teilweise)</w:t>
-      </w:r>
-      <w:r>
-        <w:rPr>
-          <w:rStyle w:val="None"/>
-          <w:b w:val="1"/>
-          <w:bCs w:val="1"/>
-          <w:rtl w:val="0"/>
-          <w:lang w:val="de-DE"/>
-        </w:rPr>
-        <w:t>“</w:t>
-      </w:r>
-      <w:r>
-        <w:rPr>
-          <w:rStyle w:val="None B"/>
-          <w:rtl w:val="0"/>
-          <w:lang w:val="de-DE"/>
-        </w:rPr>
-        <w:t xml:space="preserve"> gew</w:t>
-      </w:r>
-      <w:r>
-        <w:rPr>
-          <w:rStyle w:val="None B"/>
-          <w:rtl w:val="0"/>
-          <w:lang w:val="de-DE"/>
-        </w:rPr>
-        <w:t>ä</w:t>
-      </w:r>
-      <w:r>
-        <w:rPr>
-          <w:rStyle w:val="None B"/>
-          <w:rtl w:val="0"/>
-          <w:lang w:val="de-DE"/>
-        </w:rPr>
-        <w:t xml:space="preserve">hlt haben: </w:t>
-      </w:r>
-    </w:p>
-    <w:p>
-      <w:pPr>
-        <w:pStyle w:val="Erklärung Markierung"/>
-        <w:spacing w:before="0"/>
-        <w:ind w:left="708" w:firstLine="0"/>
-      </w:pPr>
-      <w:r>
-        <w:rPr>
-          <w:rStyle w:val="None B"/>
-          <w:rtl w:val="0"/>
-          <w:lang w:val="de-DE"/>
-        </w:rPr>
-        <w:t xml:space="preserve">Unter </w:t>
-      </w:r>
-      <w:r>
-        <w:rPr>
-          <w:rStyle w:val="None"/>
-          <w:b w:val="1"/>
-          <w:bCs w:val="1"/>
-          <w:rtl w:val="0"/>
-          <w:lang w:val="de-DE"/>
-        </w:rPr>
-        <w:t>„</w:t>
-      </w:r>
-      <w:r>
-        <w:rPr>
-          <w:rStyle w:val="None"/>
-          <w:b w:val="1"/>
-          <w:bCs w:val="1"/>
-          <w:rtl w:val="0"/>
-          <w:lang w:val="de-DE"/>
-        </w:rPr>
-        <w:t>Erl</w:t>
-      </w:r>
-      <w:r>
-        <w:rPr>
-          <w:rStyle w:val="None"/>
-          <w:b w:val="1"/>
-          <w:bCs w:val="1"/>
-          <w:rtl w:val="0"/>
-          <w:lang w:val="de-DE"/>
-        </w:rPr>
-        <w:t>ä</w:t>
-      </w:r>
-      <w:r>
-        <w:rPr>
-          <w:rStyle w:val="None"/>
-          <w:b w:val="1"/>
-          <w:bCs w:val="1"/>
-          <w:rtl w:val="0"/>
-          <w:lang w:val="de-DE"/>
-        </w:rPr>
-        <w:t>uterung</w:t>
-      </w:r>
-      <w:r>
-        <w:rPr>
-          <w:rStyle w:val="None"/>
-          <w:b w:val="1"/>
-          <w:bCs w:val="1"/>
-          <w:rtl w:val="0"/>
-          <w:lang w:val="de-DE"/>
-        </w:rPr>
-        <w:t>“</w:t>
-      </w:r>
-      <w:r>
-        <w:rPr>
-          <w:rStyle w:val="None B"/>
-          <w:rtl w:val="0"/>
-          <w:lang w:val="de-DE"/>
-        </w:rPr>
-        <w:t xml:space="preserve"> tragen Sie bitte 2</w:t>
-      </w:r>
-      <w:r>
-        <w:rPr>
-          <w:rStyle w:val="None B"/>
-          <w:rtl w:val="0"/>
-          <w:lang w:val="de-DE"/>
-        </w:rPr>
-        <w:t>–</w:t>
-      </w:r>
-      <w:r>
-        <w:rPr>
-          <w:rStyle w:val="None B"/>
-          <w:rtl w:val="0"/>
-          <w:lang w:val="de-DE"/>
-        </w:rPr>
-        <w:t>3 Stichpunkte mit Verweis auf die relevanten Paragrafen oder Regelungen ein.</w:t>
-      </w:r>
-      <w:r>
-        <w:rPr>
-          <w:rStyle w:val="None B"/>
-        </w:rPr>
-        <w:br w:type="textWrapping"/>
-      </w:r>
-      <w:r>
-        <w:rPr>
-          <w:rStyle w:val="None B"/>
-          <w:rtl w:val="0"/>
-          <w:lang w:val="de-DE"/>
-        </w:rPr>
-        <w:t>Geben Sie mindestens eine Erl</w:t>
-      </w:r>
-      <w:r>
-        <w:rPr>
-          <w:rStyle w:val="None B"/>
-          <w:rtl w:val="0"/>
-          <w:lang w:val="de-DE"/>
-        </w:rPr>
-        <w:t>ä</w:t>
-      </w:r>
-      <w:r>
-        <w:rPr>
-          <w:rStyle w:val="None B"/>
-          <w:rtl w:val="0"/>
-          <w:lang w:val="de-DE"/>
-        </w:rPr>
-        <w:t>uterung zur Anwendung des Prinzips an und w</w:t>
-      </w:r>
-      <w:r>
-        <w:rPr>
-          <w:rStyle w:val="None B"/>
-          <w:rtl w:val="0"/>
-          <w:lang w:val="de-DE"/>
-        </w:rPr>
-        <w:t>ä</w:t>
-      </w:r>
-      <w:r>
-        <w:rPr>
-          <w:rStyle w:val="None B"/>
-          <w:rtl w:val="0"/>
-          <w:lang w:val="de-DE"/>
-        </w:rPr>
-        <w:t xml:space="preserve">hlen Sie dabei passende Schwerpunkte aus. Wenn keine Schwerpunkte zutreffen, dann nutzen Sie das untenstehende Eingabefeld </w:t>
-      </w:r>
-      <w:r>
-        <w:rPr>
-          <w:rStyle w:val="None"/>
-          <w:b w:val="1"/>
-          <w:bCs w:val="1"/>
-          <w:rtl w:val="0"/>
-          <w:lang w:val="de-DE"/>
-        </w:rPr>
-        <w:t>„</w:t>
-      </w:r>
-      <w:r>
-        <w:rPr>
-          <w:rStyle w:val="None"/>
-          <w:b w:val="1"/>
-          <w:bCs w:val="1"/>
-          <w:rtl w:val="0"/>
-          <w:lang w:val="de-DE"/>
-        </w:rPr>
-        <w:t>Eigener Punkt</w:t>
-      </w:r>
-      <w:r>
-        <w:rPr>
-          <w:rStyle w:val="None"/>
-          <w:b w:val="1"/>
-          <w:bCs w:val="1"/>
-          <w:rtl w:val="0"/>
-          <w:lang w:val="de-DE"/>
-        </w:rPr>
-        <w:t>“</w:t>
-      </w:r>
-      <w:r>
-        <w:rPr>
-          <w:rStyle w:val="None B"/>
-          <w:rtl w:val="0"/>
-          <w:lang w:val="de-DE"/>
-        </w:rPr>
-        <w:t>.</w:t>
-      </w:r>
-    </w:p>
-    <w:p>
-      <w:pPr>
-        <w:pStyle w:val="Normal.0"/>
-        <w:ind w:left="708" w:firstLine="0"/>
-      </w:pPr>
-      <w:r>
-        <w:rPr>
-          <w:rStyle w:val="None B"/>
-          <w:rtl w:val="0"/>
-          <w:lang w:val="de-DE"/>
-        </w:rPr>
-        <w:t>{{PRINCIPLE_4_ASPECTS}}</w:t>
-      </w:r>
-    </w:p>
-    <w:p>
-      <w:pPr>
-        <w:pStyle w:val="heading 1"/>
-        <w:spacing w:before="600"/>
-      </w:pPr>
-      <w:r>
-        <w:rPr>
-          <w:rStyle w:val="None B"/>
-          <w:rtl w:val="0"/>
-          <w:lang w:val="de-DE"/>
-        </w:rPr>
-        <w:t>7. {{PRINCIPLE_5_TITLE}}</w:t>
-      </w:r>
-    </w:p>
-    <w:p>
-      <w:pPr>
-        <w:pStyle w:val="Normal.0"/>
-        <w:rPr>
-          <w:rStyle w:val="None"/>
-          <w:outline w:val="0"/>
-          <w:color w:val="595959"/>
-          <w:u w:color="595959"/>
-          <w14:textFill>
-            <w14:solidFill>
-              <w14:srgbClr w14:val="595959"/>
-            </w14:solidFill>
-          </w14:textFill>
-        </w:rPr>
-      </w:pPr>
-      <w:r>
-        <w:rPr>
-          <w:rStyle w:val="None"/>
-          <w:outline w:val="0"/>
-          <w:color w:val="595959"/>
-          <w:u w:color="595959"/>
-          <w:rtl w:val="0"/>
-          <w:lang w:val="de-DE"/>
-          <w14:textFill>
-            <w14:solidFill>
-              <w14:srgbClr w14:val="595959"/>
-            </w14:solidFill>
-          </w14:textFill>
-        </w:rPr>
-        <w:t>{{PRINCIPLE_5_DESCRIPTION}}</w:t>
-      </w:r>
-    </w:p>
-    <w:p>
-      <w:pPr>
-        <w:pStyle w:val="heading 2"/>
-      </w:pPr>
-      <w:r>
-        <w:rPr>
-          <w:rStyle w:val="None B"/>
-          <w:rtl w:val="0"/>
-        </w:rPr>
-        <w:t>L</w:t>
-      </w:r>
-      <w:r>
-        <w:rPr>
-          <w:rStyle w:val="None B"/>
-          <w:rtl w:val="0"/>
-        </w:rPr>
-        <w:t>ä</w:t>
-      </w:r>
-      <w:r>
-        <w:rPr>
-          <w:rStyle w:val="None B"/>
-          <w:rtl w:val="0"/>
-        </w:rPr>
-        <w:t>sst sich das Vorhaben im Sinne des Prinzips umsetzen?</w:t>
-      </w:r>
-    </w:p>
-    <w:p>
-      <w:pPr>
-        <w:pStyle w:val="Erklärung Markierung"/>
-      </w:pPr>
-      <w:r>
-        <w:rPr>
-          <w:rStyle w:val="None B"/>
-          <w:rtl w:val="0"/>
-        </w:rPr>
-        <w:t>L</w:t>
-      </w:r>
-      <w:r>
-        <w:rPr>
-          <w:rStyle w:val="None B"/>
-          <w:rtl w:val="0"/>
-        </w:rPr>
-        <w:t>ö</w:t>
-      </w:r>
-      <w:r>
-        <w:rPr>
-          <w:rStyle w:val="None B"/>
-          <w:rtl w:val="0"/>
-        </w:rPr>
-        <w:t>schen Sie raus, was nicht zutrifft:</w:t>
-      </w:r>
-    </w:p>
-    <w:p>
-      <w:pPr>
-        <w:pStyle w:val="Textbox"/>
-        <w:spacing w:before="120"/>
-      </w:pPr>
-      <w:r>
-        <w:rPr>
-          <w:rStyle w:val="None B"/>
-          <w:rtl w:val="0"/>
-          <w:lang w:val="de-DE"/>
-        </w:rPr>
-        <w:t>{{PRINCIPLE_5_ANSWER}}</w:t>
-      </w:r>
-    </w:p>
-    <w:p>
-      <w:pPr>
-        <w:pStyle w:val="Erklärung Markierung"/>
-        <w:spacing w:before="400"/>
-        <w:ind w:left="708" w:firstLine="0"/>
-      </w:pPr>
-      <w:r>
-        <w:rPr>
-          <w:rStyle w:val="None B"/>
-          <w:rtl w:val="0"/>
-          <w:lang w:val="de-DE"/>
-        </w:rPr>
-        <w:t xml:space="preserve">Bei </w:t>
-      </w:r>
-      <w:r>
-        <w:rPr>
-          <w:rStyle w:val="None"/>
-          <w:b w:val="1"/>
-          <w:bCs w:val="1"/>
-          <w:rtl w:val="0"/>
-          <w:lang w:val="de-DE"/>
-        </w:rPr>
-        <w:t>„</w:t>
-      </w:r>
-      <w:r>
-        <w:rPr>
-          <w:rStyle w:val="None"/>
-          <w:b w:val="1"/>
-          <w:bCs w:val="1"/>
-          <w:rtl w:val="0"/>
-          <w:lang w:val="de-DE"/>
-        </w:rPr>
-        <w:t>Nein</w:t>
-      </w:r>
-      <w:r>
-        <w:rPr>
-          <w:rStyle w:val="None"/>
-          <w:b w:val="1"/>
-          <w:bCs w:val="1"/>
-          <w:rtl w:val="0"/>
-          <w:lang w:val="de-DE"/>
-        </w:rPr>
-        <w:t>“</w:t>
-      </w:r>
-      <w:r>
-        <w:rPr>
-          <w:rStyle w:val="None B"/>
-          <w:rtl w:val="0"/>
-          <w:lang w:val="de-DE"/>
-        </w:rPr>
-        <w:t xml:space="preserve"> oder </w:t>
-      </w:r>
-      <w:r>
-        <w:rPr>
-          <w:rStyle w:val="None"/>
-          <w:b w:val="1"/>
-          <w:bCs w:val="1"/>
-          <w:rtl w:val="0"/>
-          <w:lang w:val="de-DE"/>
-        </w:rPr>
-        <w:t>„</w:t>
-      </w:r>
-      <w:r>
-        <w:rPr>
-          <w:rStyle w:val="None"/>
-          <w:b w:val="1"/>
-          <w:bCs w:val="1"/>
-          <w:rtl w:val="0"/>
-          <w:lang w:val="de-DE"/>
-        </w:rPr>
-        <w:t>Nicht relevant</w:t>
-      </w:r>
-      <w:r>
-        <w:rPr>
-          <w:rStyle w:val="None"/>
-          <w:b w:val="1"/>
-          <w:bCs w:val="1"/>
-          <w:rtl w:val="0"/>
-          <w:lang w:val="de-DE"/>
-        </w:rPr>
-        <w:t>“</w:t>
-      </w:r>
-      <w:r>
-        <w:rPr>
-          <w:rStyle w:val="None B"/>
-          <w:rtl w:val="0"/>
-          <w:lang w:val="de-DE"/>
-        </w:rPr>
-        <w:t xml:space="preserve"> begr</w:t>
-      </w:r>
-      <w:r>
-        <w:rPr>
-          <w:rStyle w:val="None B"/>
-          <w:rtl w:val="0"/>
-          <w:lang w:val="de-DE"/>
-        </w:rPr>
-        <w:t>ü</w:t>
-      </w:r>
-      <w:r>
-        <w:rPr>
-          <w:rStyle w:val="None B"/>
-          <w:rtl w:val="0"/>
-          <w:lang w:val="de-DE"/>
-        </w:rPr>
-        <w:t>nden Sie die Entscheidung.</w:t>
-      </w:r>
-    </w:p>
-    <w:p>
-      <w:pPr>
-        <w:pStyle w:val="Textbox Label"/>
-      </w:pPr>
-      <w:r>
-        <w:rPr>
-          <w:rStyle w:val="None B"/>
-          <w:rtl w:val="0"/>
-        </w:rPr>
-        <w:t>Begr</w:t>
-      </w:r>
-      <w:r>
-        <w:rPr>
-          <w:rStyle w:val="None B"/>
-          <w:rtl w:val="0"/>
-        </w:rPr>
-        <w:t>ü</w:t>
-      </w:r>
-      <w:r>
-        <w:rPr>
-          <w:rStyle w:val="None B"/>
-          <w:rtl w:val="0"/>
-        </w:rPr>
-        <w:t>ndung f</w:t>
-      </w:r>
-      <w:r>
-        <w:rPr>
-          <w:rStyle w:val="None B"/>
-          <w:rtl w:val="0"/>
-        </w:rPr>
-        <w:t>ü</w:t>
-      </w:r>
-      <w:r>
-        <w:rPr>
-          <w:rStyle w:val="None B"/>
-          <w:rtl w:val="0"/>
-        </w:rPr>
-        <w:t xml:space="preserve">r </w:t>
-      </w:r>
-      <w:r>
-        <w:rPr>
-          <w:rStyle w:val="None B"/>
-          <w:rtl w:val="0"/>
-        </w:rPr>
-        <w:t>„</w:t>
-      </w:r>
-      <w:r>
-        <w:rPr>
-          <w:rStyle w:val="None B"/>
-          <w:rtl w:val="0"/>
-        </w:rPr>
-        <w:t>Nein</w:t>
-      </w:r>
-      <w:r>
-        <w:rPr>
-          <w:rStyle w:val="None B"/>
-          <w:rtl w:val="0"/>
-        </w:rPr>
-        <w:t xml:space="preserve">“ </w:t>
-      </w:r>
-      <w:r>
-        <w:rPr>
-          <w:rStyle w:val="None B"/>
-          <w:rtl w:val="0"/>
-        </w:rPr>
-        <w:t xml:space="preserve">oder </w:t>
-      </w:r>
-      <w:r>
-        <w:rPr>
-          <w:rStyle w:val="None B"/>
-          <w:rtl w:val="0"/>
-        </w:rPr>
-        <w:t>„</w:t>
-      </w:r>
-      <w:r>
-        <w:rPr>
-          <w:rStyle w:val="None B"/>
-          <w:rtl w:val="0"/>
-        </w:rPr>
-        <w:t>Nicht relevant</w:t>
-      </w:r>
-      <w:r>
-        <w:rPr>
-          <w:rStyle w:val="None B"/>
-          <w:rtl w:val="0"/>
-        </w:rPr>
-        <w:t>“</w:t>
-      </w:r>
-    </w:p>
-    <w:p>
-      <w:pPr>
-        <w:pStyle w:val="Textbox"/>
-        <w:ind w:left="708" w:firstLine="0"/>
-      </w:pPr>
-      <w:r>
-        <w:rPr>
-          <w:rStyle w:val="None B"/>
-          <w:rtl w:val="0"/>
-          <w:lang w:val="de-DE"/>
-        </w:rPr>
-        <w:t xml:space="preserve"> {{PRINCIPLE_5_REASONING}}</w:t>
-      </w:r>
-    </w:p>
-    <w:p>
-      <w:pPr>
-        <w:pStyle w:val="Erklärung Markierung"/>
-        <w:spacing w:before="400"/>
-        <w:ind w:left="708" w:firstLine="0"/>
-      </w:pPr>
-      <w:r>
-        <w:rPr>
-          <w:rStyle w:val="None B"/>
-          <w:rtl w:val="0"/>
-          <w:lang w:val="de-DE"/>
-        </w:rPr>
-        <w:t xml:space="preserve">Nur, wenn Sie </w:t>
-      </w:r>
-      <w:r>
-        <w:rPr>
-          <w:rStyle w:val="None"/>
-          <w:b w:val="1"/>
-          <w:bCs w:val="1"/>
-          <w:rtl w:val="0"/>
-          <w:lang w:val="de-DE"/>
-        </w:rPr>
-        <w:t>„</w:t>
-      </w:r>
-      <w:r>
-        <w:rPr>
-          <w:rStyle w:val="None"/>
-          <w:b w:val="1"/>
-          <w:bCs w:val="1"/>
-          <w:rtl w:val="0"/>
-          <w:lang w:val="de-DE"/>
-        </w:rPr>
-        <w:t>Ja (g</w:t>
-      </w:r>
-      <w:r>
-        <w:rPr>
-          <w:rStyle w:val="None"/>
-          <w:b w:val="1"/>
-          <w:bCs w:val="1"/>
-          <w:rtl w:val="0"/>
-          <w:lang w:val="de-DE"/>
-        </w:rPr>
-        <w:t>ä</w:t>
-      </w:r>
-      <w:r>
-        <w:rPr>
-          <w:rStyle w:val="None"/>
-          <w:b w:val="1"/>
-          <w:bCs w:val="1"/>
-          <w:rtl w:val="0"/>
-          <w:lang w:val="de-DE"/>
-        </w:rPr>
-        <w:t>nzlich oder teilweise)</w:t>
-      </w:r>
-      <w:r>
-        <w:rPr>
-          <w:rStyle w:val="None"/>
-          <w:b w:val="1"/>
-          <w:bCs w:val="1"/>
-          <w:rtl w:val="0"/>
-          <w:lang w:val="de-DE"/>
-        </w:rPr>
-        <w:t>“</w:t>
-      </w:r>
-      <w:r>
-        <w:rPr>
-          <w:rStyle w:val="None B"/>
-          <w:rtl w:val="0"/>
-          <w:lang w:val="de-DE"/>
-        </w:rPr>
-        <w:t xml:space="preserve"> gew</w:t>
-      </w:r>
-      <w:r>
-        <w:rPr>
-          <w:rStyle w:val="None B"/>
-          <w:rtl w:val="0"/>
-          <w:lang w:val="de-DE"/>
-        </w:rPr>
-        <w:t>ä</w:t>
-      </w:r>
-      <w:r>
-        <w:rPr>
-          <w:rStyle w:val="None B"/>
-          <w:rtl w:val="0"/>
-          <w:lang w:val="de-DE"/>
-        </w:rPr>
-        <w:t xml:space="preserve">hlt haben: </w:t>
-      </w:r>
-    </w:p>
-    <w:p>
-      <w:pPr>
-        <w:pStyle w:val="Erklärung Markierung"/>
-        <w:spacing w:before="0"/>
-        <w:ind w:left="708" w:firstLine="0"/>
-      </w:pPr>
-      <w:r>
-        <w:rPr>
-          <w:rStyle w:val="None B"/>
-          <w:rtl w:val="0"/>
-          <w:lang w:val="de-DE"/>
-        </w:rPr>
-        <w:t xml:space="preserve">Unter </w:t>
-      </w:r>
-      <w:r>
-        <w:rPr>
-          <w:rStyle w:val="None"/>
-          <w:b w:val="1"/>
-          <w:bCs w:val="1"/>
-          <w:rtl w:val="0"/>
-          <w:lang w:val="de-DE"/>
-        </w:rPr>
-        <w:t>„</w:t>
-      </w:r>
-      <w:r>
-        <w:rPr>
-          <w:rStyle w:val="None"/>
-          <w:b w:val="1"/>
-          <w:bCs w:val="1"/>
-          <w:rtl w:val="0"/>
-          <w:lang w:val="de-DE"/>
-        </w:rPr>
-        <w:t>Erl</w:t>
-      </w:r>
-      <w:r>
-        <w:rPr>
-          <w:rStyle w:val="None"/>
-          <w:b w:val="1"/>
-          <w:bCs w:val="1"/>
-          <w:rtl w:val="0"/>
-          <w:lang w:val="de-DE"/>
-        </w:rPr>
-        <w:t>ä</w:t>
-      </w:r>
-      <w:r>
-        <w:rPr>
-          <w:rStyle w:val="None"/>
-          <w:b w:val="1"/>
-          <w:bCs w:val="1"/>
-          <w:rtl w:val="0"/>
-          <w:lang w:val="de-DE"/>
-        </w:rPr>
-        <w:t>uterung</w:t>
-      </w:r>
-      <w:r>
-        <w:rPr>
-          <w:rStyle w:val="None"/>
-          <w:b w:val="1"/>
-          <w:bCs w:val="1"/>
-          <w:rtl w:val="0"/>
-          <w:lang w:val="de-DE"/>
-        </w:rPr>
-        <w:t>“</w:t>
-      </w:r>
-      <w:r>
-        <w:rPr>
-          <w:rStyle w:val="None B"/>
-          <w:rtl w:val="0"/>
-          <w:lang w:val="de-DE"/>
-        </w:rPr>
-        <w:t xml:space="preserve"> tragen Sie bitte 2</w:t>
-      </w:r>
-      <w:r>
-        <w:rPr>
-          <w:rStyle w:val="None B"/>
-          <w:rtl w:val="0"/>
-          <w:lang w:val="de-DE"/>
-        </w:rPr>
-        <w:t>–</w:t>
-      </w:r>
-      <w:r>
-        <w:rPr>
-          <w:rStyle w:val="None B"/>
-          <w:rtl w:val="0"/>
-          <w:lang w:val="de-DE"/>
-        </w:rPr>
-        <w:t>3 Stichpunkte mit Verweis auf die relevanten Paragrafen oder Regelungen ein.</w:t>
-      </w:r>
-      <w:r>
-        <w:rPr>
-          <w:rStyle w:val="None B"/>
-        </w:rPr>
-        <w:br w:type="textWrapping"/>
-      </w:r>
-      <w:r>
-        <w:rPr>
-          <w:rStyle w:val="None B"/>
-          <w:rtl w:val="0"/>
-          <w:lang w:val="de-DE"/>
-        </w:rPr>
-        <w:t>Geben Sie mindestens eine Erl</w:t>
-      </w:r>
-      <w:r>
-        <w:rPr>
-          <w:rStyle w:val="None B"/>
-          <w:rtl w:val="0"/>
-          <w:lang w:val="de-DE"/>
-        </w:rPr>
-        <w:t>ä</w:t>
-      </w:r>
-      <w:r>
-        <w:rPr>
-          <w:rStyle w:val="None B"/>
-          <w:rtl w:val="0"/>
-          <w:lang w:val="de-DE"/>
-        </w:rPr>
-        <w:t>uterung zur Anwendung des Prinzips an und w</w:t>
-      </w:r>
-      <w:r>
-        <w:rPr>
-          <w:rStyle w:val="None B"/>
-          <w:rtl w:val="0"/>
-          <w:lang w:val="de-DE"/>
-        </w:rPr>
-        <w:t>ä</w:t>
-      </w:r>
-      <w:r>
-        <w:rPr>
-          <w:rStyle w:val="None B"/>
-          <w:rtl w:val="0"/>
-          <w:lang w:val="de-DE"/>
-        </w:rPr>
-        <w:t xml:space="preserve">hlen Sie dabei passende Schwerpunkte aus. Wenn keine Schwerpunkte zutreffen, dann nutzen Sie das untenstehende Eingabefeld </w:t>
-      </w:r>
-      <w:r>
-        <w:rPr>
-          <w:rStyle w:val="None"/>
-          <w:b w:val="1"/>
-          <w:bCs w:val="1"/>
-          <w:rtl w:val="0"/>
-          <w:lang w:val="de-DE"/>
-        </w:rPr>
-        <w:t>„</w:t>
-      </w:r>
-      <w:r>
-        <w:rPr>
-          <w:rStyle w:val="None"/>
-          <w:b w:val="1"/>
-          <w:bCs w:val="1"/>
-          <w:rtl w:val="0"/>
-          <w:lang w:val="de-DE"/>
-        </w:rPr>
-        <w:t>Eigener Punkt</w:t>
-      </w:r>
-      <w:r>
-        <w:rPr>
-          <w:rStyle w:val="None"/>
-          <w:b w:val="1"/>
-          <w:bCs w:val="1"/>
-          <w:rtl w:val="0"/>
-          <w:lang w:val="de-DE"/>
-        </w:rPr>
-        <w:t>“</w:t>
-      </w:r>
-      <w:r>
-        <w:rPr>
-          <w:rStyle w:val="None B"/>
-          <w:rtl w:val="0"/>
-          <w:lang w:val="de-DE"/>
-        </w:rPr>
-        <w:t>.</w:t>
-      </w:r>
-    </w:p>
-    <w:p>
-      <w:pPr>
-        <w:pStyle w:val="Normal.0"/>
-        <w:spacing w:after="600"/>
-        <w:ind w:left="708" w:firstLine="0"/>
-      </w:pPr>
-      <w:r>
-        <w:rPr>
-          <w:rStyle w:val="None B"/>
-          <w:rtl w:val="0"/>
-          <w:lang w:val="de-DE"/>
-        </w:rPr>
-        <w:t>{{PRINCIPLE_5_ASPECTS}}</w:t>
+        <w:ind w:left="720" w:firstLine="0"/>
+      </w:pPr>
+      <w:r>
+        <w:rPr>
+          <w:rStyle w:val="Ohne"/>
+          <w:rtl w:val="0"/>
+          <w:lang w:val="de-DE"/>
+        </w:rPr>
+        <w:t>{{PRINCIPLE_5_REASONING}}</w:t>
       </w:r>
     </w:p>
     <w:p>
@@ -4143,7 +2851,7 @@
         <w:pBdr>
           <w:top w:val="nil"/>
           <w:left w:val="nil"/>
-          <w:bottom w:val="single" w:color="000000" w:sz="6" w:space="0" w:shadow="0" w:frame="0"/>
+          <w:bottom w:val="single" w:color="000000" w:sz="6" w:space="1" w:shadow="0" w:frame="0"/>
           <w:right w:val="nil"/>
         </w:pBdr>
       </w:pPr>
@@ -4153,14 +2861,14 @@
         <w:pStyle w:val="heading 1"/>
         <w:spacing w:before="720"/>
         <w:rPr>
-          <w:rStyle w:val="None"/>
-          <w:b w:val="1"/>
-          <w:bCs w:val="1"/>
-        </w:rPr>
-      </w:pPr>
-      <w:r>
-        <w:rPr>
-          <w:rStyle w:val="None"/>
+          <w:rStyle w:val="Ohne"/>
+          <w:b w:val="1"/>
+          <w:bCs w:val="1"/>
+        </w:rPr>
+      </w:pPr>
+      <w:r>
+        <w:rPr>
+          <w:rStyle w:val="Ohne"/>
           <w:b w:val="1"/>
           <w:bCs w:val="1"/>
           <w:rtl w:val="0"/>
@@ -4186,7 +2894,7 @@
       </w:pPr>
       <w:r>
         <w:rPr>
-          <w:rStyle w:val="None"/>
+          <w:rStyle w:val="Ohne"/>
           <w:b w:val="1"/>
           <w:bCs w:val="1"/>
           <w:rtl w:val="0"/>
@@ -4196,7 +2904,7 @@
       </w:r>
       <w:r>
         <w:rPr>
-          <w:rStyle w:val="None B"/>
+          <w:rStyle w:val="Ohne"/>
           <w:rtl w:val="0"/>
           <w:lang w:val="de-DE"/>
         </w:rPr>
@@ -4204,7 +2912,7 @@
       </w:r>
       <w:r>
         <w:rPr>
-          <w:rStyle w:val="None"/>
+          <w:rStyle w:val="Ohne"/>
           <w:b w:val="1"/>
           <w:bCs w:val="1"/>
           <w:rtl w:val="0"/>
@@ -4230,7 +2938,7 @@
       </w:pPr>
       <w:r>
         <w:rPr>
-          <w:rStyle w:val="None"/>
+          <w:rStyle w:val="Ohne"/>
           <w:b w:val="1"/>
           <w:bCs w:val="1"/>
           <w:rtl w:val="0"/>
@@ -4240,7 +2948,7 @@
       </w:r>
       <w:r>
         <w:rPr>
-          <w:rStyle w:val="None B"/>
+          <w:rStyle w:val="Ohne"/>
           <w:rtl w:val="0"/>
           <w:lang w:val="de-DE"/>
         </w:rPr>
@@ -4278,7 +2986,7 @@
       </w:r>
       <w:r>
         <w:rPr>
-          <w:rStyle w:val="None B"/>
+          <w:rStyle w:val="Ohne"/>
           <w:rtl w:val="0"/>
           <w:lang w:val="de-DE"/>
         </w:rPr>
@@ -4286,7 +2994,7 @@
       </w:r>
       <w:r>
         <w:rPr>
-          <w:rStyle w:val="None B"/>
+          <w:rStyle w:val="Ohne"/>
           <w:rtl w:val="0"/>
           <w:lang w:val="de-DE"/>
         </w:rPr>
@@ -4294,7 +3002,7 @@
       </w:r>
       <w:r>
         <w:rPr>
-          <w:rStyle w:val="None B"/>
+          <w:rStyle w:val="Ohne"/>
           <w:rtl w:val="0"/>
           <w:lang w:val="de-DE"/>
         </w:rPr>
@@ -4302,7 +3010,7 @@
       </w:r>
       <w:r>
         <w:rPr>
-          <w:rStyle w:val="None B"/>
+          <w:rStyle w:val="Ohne"/>
           <w:rtl w:val="0"/>
           <w:lang w:val="de-DE"/>
         </w:rPr>
@@ -4310,7 +3018,7 @@
       </w:r>
       <w:r>
         <w:rPr>
-          <w:rStyle w:val="None B"/>
+          <w:rStyle w:val="Ohne"/>
           <w:rtl w:val="0"/>
           <w:lang w:val="de-DE"/>
         </w:rPr>
@@ -4334,7 +3042,7 @@
       </w:pPr>
       <w:r>
         <w:rPr>
-          <w:rStyle w:val="None"/>
+          <w:rStyle w:val="Ohne"/>
           <w:b w:val="1"/>
           <w:bCs w:val="1"/>
           <w:rtl w:val="0"/>
@@ -4344,7 +3052,7 @@
       </w:r>
       <w:r>
         <w:rPr>
-          <w:rStyle w:val="None"/>
+          <w:rStyle w:val="Ohne"/>
           <w:b w:val="1"/>
           <w:bCs w:val="1"/>
           <w:rtl w:val="0"/>
@@ -4354,7 +3062,7 @@
       </w:r>
       <w:r>
         <w:rPr>
-          <w:rStyle w:val="None"/>
+          <w:rStyle w:val="Ohne"/>
           <w:b w:val="1"/>
           <w:bCs w:val="1"/>
           <w:rtl w:val="0"/>
@@ -4364,7 +3072,7 @@
       </w:r>
       <w:r>
         <w:rPr>
-          <w:rStyle w:val="None B"/>
+          <w:rStyle w:val="Ohne"/>
           <w:rtl w:val="0"/>
           <w:lang w:val="de-DE"/>
         </w:rPr>
@@ -4402,7 +3110,7 @@
       </w:r>
       <w:r>
         <w:rPr>
-          <w:rStyle w:val="None B"/>
+          <w:rStyle w:val="Ohne"/>
           <w:rtl w:val="0"/>
           <w:lang w:val="de-DE"/>
         </w:rPr>
@@ -4426,7 +3134,7 @@
       </w:pPr>
       <w:r>
         <w:rPr>
-          <w:rStyle w:val="None"/>
+          <w:rStyle w:val="Ohne"/>
           <w:b w:val="1"/>
           <w:bCs w:val="1"/>
           <w:rtl w:val="0"/>
@@ -4436,7 +3144,7 @@
       </w:r>
       <w:r>
         <w:rPr>
-          <w:rStyle w:val="None B"/>
+          <w:rStyle w:val="Ohne"/>
           <w:rtl w:val="0"/>
           <w:lang w:val="de-DE"/>
         </w:rPr>
@@ -4444,7 +3152,7 @@
       </w:r>
       <w:r>
         <w:rPr>
-          <w:rStyle w:val="None B"/>
+          <w:rStyle w:val="Ohne"/>
           <w:rtl w:val="0"/>
           <w:lang w:val="de-DE"/>
         </w:rPr>
@@ -4452,7 +3160,7 @@
       </w:r>
       <w:r>
         <w:rPr>
-          <w:rStyle w:val="None B"/>
+          <w:rStyle w:val="Ohne"/>
           <w:rtl w:val="0"/>
           <w:lang w:val="de-DE"/>
         </w:rPr>
@@ -4476,7 +3184,7 @@
       </w:pPr>
       <w:r>
         <w:rPr>
-          <w:rStyle w:val="None B"/>
+          <w:rStyle w:val="Ohne"/>
           <w:rtl w:val="0"/>
           <w:lang w:val="de-DE"/>
         </w:rPr>
@@ -4484,7 +3192,7 @@
       </w:r>
       <w:r>
         <w:rPr>
-          <w:rStyle w:val="None B"/>
+          <w:rStyle w:val="Ohne"/>
           <w:rtl w:val="0"/>
           <w:lang w:val="de-DE"/>
         </w:rPr>
@@ -4492,7 +3200,7 @@
       </w:r>
       <w:r>
         <w:rPr>
-          <w:rStyle w:val="None B"/>
+          <w:rStyle w:val="Ohne"/>
           <w:rtl w:val="0"/>
           <w:lang w:val="de-DE"/>
         </w:rPr>
@@ -4505,22 +3213,25 @@
       </w:pPr>
       <w:r>
         <w:rPr>
-          <w:rStyle w:val="None B"/>
-          <w:rtl w:val="0"/>
+          <w:rStyle w:val="Ohne"/>
+          <w:rtl w:val="0"/>
+          <w:lang w:val="de-DE"/>
         </w:rPr>
         <w:t>Gut zu wissen: Das pr</w:t>
       </w:r>
       <w:r>
         <w:rPr>
-          <w:rStyle w:val="None B"/>
-          <w:rtl w:val="0"/>
+          <w:rStyle w:val="Ohne"/>
+          <w:rtl w:val="0"/>
+          <w:lang w:val="de-DE"/>
         </w:rPr>
         <w:t>ü</w:t>
       </w:r>
       <w:r>
         <w:rPr>
-          <w:rStyle w:val="None B"/>
-          <w:rtl w:val="0"/>
+          <w:rStyle w:val="Ohne"/>
+          <w:rtl w:val="0"/>
+          <w:lang w:val="de-DE"/>
         </w:rPr>
         <w:t>ft der Nationale Normenkontrollrat</w:t>
       </w:r>
@@ -4531,120 +3242,137 @@
       </w:pPr>
       <w:r>
         <w:rPr>
-          <w:rStyle w:val="None B"/>
-          <w:rtl w:val="0"/>
+          <w:rStyle w:val="Ohne"/>
+          <w:rtl w:val="0"/>
+          <w:lang w:val="de-DE"/>
         </w:rPr>
         <w:t>Der NKR pr</w:t>
       </w:r>
       <w:r>
         <w:rPr>
-          <w:rStyle w:val="None B"/>
-          <w:rtl w:val="0"/>
+          <w:rStyle w:val="Ohne"/>
+          <w:rtl w:val="0"/>
+          <w:lang w:val="de-DE"/>
         </w:rPr>
         <w:t>ü</w:t>
       </w:r>
       <w:r>
         <w:rPr>
-          <w:rStyle w:val="None B"/>
-          <w:rtl w:val="0"/>
+          <w:rStyle w:val="Ohne"/>
+          <w:rtl w:val="0"/>
+          <w:lang w:val="de-DE"/>
         </w:rPr>
         <w:t>ft das Regelungsvorhaben auf M</w:t>
       </w:r>
       <w:r>
         <w:rPr>
-          <w:rStyle w:val="None B"/>
-          <w:rtl w:val="0"/>
+          <w:rStyle w:val="Ohne"/>
+          <w:rtl w:val="0"/>
+          <w:lang w:val="de-DE"/>
         </w:rPr>
         <w:t>ö</w:t>
       </w:r>
       <w:r>
         <w:rPr>
-          <w:rStyle w:val="None B"/>
-          <w:rtl w:val="0"/>
+          <w:rStyle w:val="Ohne"/>
+          <w:rtl w:val="0"/>
+          <w:lang w:val="de-DE"/>
         </w:rPr>
         <w:t>glichkeiten der digitalen Umsetzung. Die Basis ist der von Ihnen durchgef</w:t>
       </w:r>
       <w:r>
         <w:rPr>
-          <w:rStyle w:val="None B"/>
-          <w:rtl w:val="0"/>
+          <w:rStyle w:val="Ohne"/>
+          <w:rtl w:val="0"/>
+          <w:lang w:val="de-DE"/>
         </w:rPr>
         <w:t>ü</w:t>
       </w:r>
       <w:r>
         <w:rPr>
-          <w:rStyle w:val="None B"/>
-          <w:rtl w:val="0"/>
+          <w:rStyle w:val="Ohne"/>
+          <w:rtl w:val="0"/>
+          <w:lang w:val="de-DE"/>
         </w:rPr>
         <w:t>hrte Digitalcheck. Das wesentliche Pr</w:t>
       </w:r>
       <w:r>
         <w:rPr>
-          <w:rStyle w:val="None B"/>
-          <w:rtl w:val="0"/>
+          <w:rStyle w:val="Ohne"/>
+          <w:rtl w:val="0"/>
+          <w:lang w:val="de-DE"/>
         </w:rPr>
         <w:t>ü</w:t>
       </w:r>
       <w:r>
         <w:rPr>
-          <w:rStyle w:val="None B"/>
-          <w:rtl w:val="0"/>
+          <w:rStyle w:val="Ohne"/>
+          <w:rtl w:val="0"/>
+          <w:lang w:val="de-DE"/>
         </w:rPr>
         <w:t>fkriterium ist die methodische und inhaltliche Nachvollziehbarkeit. Sein Pr</w:t>
       </w:r>
       <w:r>
         <w:rPr>
-          <w:rStyle w:val="None B"/>
-          <w:rtl w:val="0"/>
+          <w:rStyle w:val="Ohne"/>
+          <w:rtl w:val="0"/>
+          <w:lang w:val="de-DE"/>
         </w:rPr>
         <w:t>ü</w:t>
       </w:r>
       <w:r>
         <w:rPr>
-          <w:rStyle w:val="None B"/>
-          <w:rtl w:val="0"/>
+          <w:rStyle w:val="Ohne"/>
+          <w:rtl w:val="0"/>
+          <w:lang w:val="de-DE"/>
         </w:rPr>
         <w:t>fergebnis ver</w:t>
       </w:r>
       <w:r>
         <w:rPr>
-          <w:rStyle w:val="None B"/>
-          <w:rtl w:val="0"/>
+          <w:rStyle w:val="Ohne"/>
+          <w:rtl w:val="0"/>
+          <w:lang w:val="de-DE"/>
         </w:rPr>
         <w:t>ö</w:t>
       </w:r>
       <w:r>
         <w:rPr>
-          <w:rStyle w:val="None B"/>
-          <w:rtl w:val="0"/>
+          <w:rStyle w:val="Ohne"/>
+          <w:rtl w:val="0"/>
+          <w:lang w:val="de-DE"/>
         </w:rPr>
         <w:t>ffentlicht er gegebenenfalls in seinen Stellungnahmen. Wenn Sie eine Visualisierung angefertigt haben und Sie der Ver</w:t>
       </w:r>
       <w:r>
         <w:rPr>
-          <w:rStyle w:val="None B"/>
-          <w:rtl w:val="0"/>
+          <w:rStyle w:val="Ohne"/>
+          <w:rtl w:val="0"/>
+          <w:lang w:val="de-DE"/>
         </w:rPr>
         <w:t>ö</w:t>
       </w:r>
       <w:r>
         <w:rPr>
-          <w:rStyle w:val="None B"/>
-          <w:rtl w:val="0"/>
+          <w:rStyle w:val="Ohne"/>
+          <w:rtl w:val="0"/>
+          <w:lang w:val="de-DE"/>
         </w:rPr>
         <w:t>ffentlichung zustimmen, kann diese an die Stellungnahme angeh</w:t>
       </w:r>
       <w:r>
         <w:rPr>
-          <w:rStyle w:val="None B"/>
-          <w:rtl w:val="0"/>
+          <w:rStyle w:val="Ohne"/>
+          <w:rtl w:val="0"/>
+          <w:lang w:val="de-DE"/>
         </w:rPr>
         <w:t>ä</w:t>
       </w:r>
       <w:r>
         <w:rPr>
-          <w:rStyle w:val="None B"/>
-          <w:rtl w:val="0"/>
+          <w:rStyle w:val="Ohne"/>
+          <w:rtl w:val="0"/>
+          <w:lang w:val="de-DE"/>
         </w:rPr>
         <w:t>ngt werden. Bei Fragen oder Anregungen kommt Ihre Ansprechperson im NKR-Sekretariat auf Sie zu.</w:t>
       </w:r>
@@ -4655,36 +3383,41 @@
       </w:pPr>
       <w:r>
         <w:rPr>
-          <w:rStyle w:val="None B"/>
-          <w:rtl w:val="0"/>
+          <w:rStyle w:val="Ohne"/>
+          <w:rtl w:val="0"/>
+          <w:lang w:val="de-DE"/>
         </w:rPr>
         <w:t>Sie haben Fragen oder ben</w:t>
       </w:r>
       <w:r>
         <w:rPr>
-          <w:rStyle w:val="None B"/>
-          <w:rtl w:val="0"/>
+          <w:rStyle w:val="Ohne"/>
+          <w:rtl w:val="0"/>
+          <w:lang w:val="de-DE"/>
         </w:rPr>
         <w:t>ö</w:t>
       </w:r>
       <w:r>
         <w:rPr>
-          <w:rStyle w:val="None B"/>
-          <w:rtl w:val="0"/>
+          <w:rStyle w:val="Ohne"/>
+          <w:rtl w:val="0"/>
+          <w:lang w:val="de-DE"/>
         </w:rPr>
         <w:t>tigen Unterst</w:t>
       </w:r>
       <w:r>
         <w:rPr>
-          <w:rStyle w:val="None B"/>
-          <w:rtl w:val="0"/>
+          <w:rStyle w:val="Ohne"/>
+          <w:rtl w:val="0"/>
+          <w:lang w:val="de-DE"/>
         </w:rPr>
         <w:t>ü</w:t>
       </w:r>
       <w:r>
         <w:rPr>
-          <w:rStyle w:val="None B"/>
-          <w:rtl w:val="0"/>
+          <w:rStyle w:val="Ohne"/>
+          <w:rtl w:val="0"/>
+          <w:lang w:val="de-DE"/>
         </w:rPr>
         <w:t xml:space="preserve">tzung? </w:t>
       </w:r>
@@ -4695,10 +3428,25 @@
       </w:pPr>
       <w:r>
         <w:rPr>
-          <w:rStyle w:val="None B"/>
-          <w:rtl w:val="0"/>
-        </w:rPr>
-        <w:t xml:space="preserve">Rufen Sie uns an: {{DS_PHONE}} oder schreiben Sie uns unter: </w:t>
+          <w:rStyle w:val="Ohne"/>
+          <w:rtl w:val="0"/>
+          <w:lang w:val="de-DE"/>
+        </w:rPr>
+        <w:t xml:space="preserve">Rufen Sie uns an: </w:t>
+      </w:r>
+      <w:r>
+        <w:rPr>
+          <w:rtl w:val="0"/>
+        </w:rPr>
+        <w:t>{{DS_PHONE}}</w:t>
+      </w:r>
+      <w:r>
+        <w:rPr>
+          <w:rStyle w:val="Ohne"/>
+          <w:rtl w:val="0"/>
+          <w:lang w:val="de-DE"/>
+        </w:rPr>
+        <w:t xml:space="preserve"> oder schreiben Sie uns unter: </w:t>
       </w:r>
       <w:r>
         <w:rPr>
@@ -4731,8 +3479,9 @@
       </w:r>
       <w:r>
         <w:rPr>
-          <w:rStyle w:val="None B"/>
-          <w:rtl w:val="0"/>
+          <w:rStyle w:val="Ohne"/>
+          <w:rtl w:val="0"/>
+          <w:lang w:val="de-DE"/>
         </w:rPr>
         <w:t>.</w:t>
       </w:r>
@@ -4752,7 +3501,7 @@
 <w:ftr xmlns:r="http://schemas.openxmlformats.org/officeDocument/2006/relationships" xmlns:wp="http://schemas.openxmlformats.org/drawingml/2006/wordprocessingDrawing" xmlns:w="http://schemas.openxmlformats.org/wordprocessingml/2006/main" xmlns:w10="urn:schemas-microsoft-com:office:word" xmlns:w14="http://schemas.microsoft.com/office/word/2010/wordml" xmlns:wps="http://schemas.microsoft.com/office/word/2010/wordprocessingShape" xmlns:wpg="http://schemas.microsoft.com/office/word/2010/wordprocessingGroup" xmlns:mc="http://schemas.openxmlformats.org/markup-compatibility/2006" xmlns:v="urn:schemas-microsoft-com:vml" xmlns:o="urn:schemas-microsoft-com:office:office" xmlns:m="http://schemas.openxmlformats.org/officeDocument/2006/math" mc:Ignorable="w14">
   <w:p>
     <w:pPr>
-      <w:pStyle w:val="Header &amp; Footer"/>
+      <w:pStyle w:val="Kopf- und Fußzeilen"/>
       <w:bidi w:val="0"/>
     </w:pPr>
     <w:r/>
@@ -4772,11 +3521,13 @@
       <w:spacing w:before="120" w:after="0" w:line="24" w:lineRule="auto"/>
       <w:jc w:val="right"/>
       <w:rPr>
+        <w:rStyle w:val="Ohne"/>
         <w:shd w:val="nil" w:color="auto" w:fill="auto"/>
       </w:rPr>
     </w:pPr>
     <w:r>
       <w:rPr>
+        <w:rStyle w:val="Ohne"/>
         <w:shd w:val="nil" w:color="auto" w:fill="auto"/>
         <w:rtl w:val="0"/>
         <w:lang w:val="de-DE"/>
@@ -4785,6 +3536,7 @@
     </w:r>
     <w:r>
       <w:rPr>
+        <w:rStyle w:val="Ohne"/>
         <w:shd w:val="nil" w:color="auto" w:fill="auto"/>
       </w:rPr>
       <w:br w:type="textWrapping"/>
@@ -4792,11 +3544,12 @@
     </w:r>
     <w:r>
       <w:rPr>
+        <w:rStyle w:val="Ohne"/>
         <w:shd w:val="nil" w:color="auto" w:fill="auto"/>
         <w:rtl w:val="0"/>
         <w:lang w:val="de-DE"/>
       </w:rPr>
-      <w:t>Datum: {{TIMESTAMP}}</w:t>
+      <w:t>Datum: 2.3.2026</w:t>
       <w:tab/>
     </w:r>
   </w:p>
@@ -4812,6 +3565,7 @@
     </w:pPr>
     <w:r>
       <w:rPr>
+        <w:rStyle w:val="Ohne"/>
         <w:shd w:val="nil" w:color="auto" w:fill="auto"/>
       </w:rPr>
       <w:drawing xmlns:a="http://schemas.openxmlformats.org/drawingml/2006/main">
@@ -5109,7 +3863,7 @@
       <w:lvlText w:val="•"/>
       <w:lvlJc w:val="left"/>
       <w:pPr>
-        <w:ind w:left="164" w:hanging="164"/>
+        <w:ind w:left="137" w:hanging="137"/>
       </w:pPr>
       <w:rPr>
         <w:rFonts w:ascii="Times New Roman" w:cs="Times New Roman" w:hAnsi="Times New Roman" w:eastAsia="Times New Roman"/>
@@ -5821,9 +4575,15 @@
       </w14:textFill>
     </w:rPr>
   </w:style>
-  <w:style w:type="paragraph" w:styleId="Header &amp; Footer">
-    <w:name w:val="Header &amp; Footer"/>
-    <w:next w:val="Header &amp; Footer"/>
+  <w:style w:type="character" w:styleId="Ohne">
+    <w:name w:val="Ohne"/>
+    <w:rPr>
+      <w:lang w:val="de-DE"/>
+    </w:rPr>
+  </w:style>
+  <w:style w:type="paragraph" w:styleId="Kopf- und Fußzeilen">
+    <w:name w:val="Kopf- und Fußzeilen"/>
+    <w:next w:val="Kopf- und Fußzeilen"/>
     <w:pPr>
       <w:keepNext w:val="0"/>
       <w:keepLines w:val="0"/>
@@ -5914,12 +4674,6 @@
       </w14:textFill>
     </w:rPr>
   </w:style>
-  <w:style w:type="character" w:styleId="None B">
-    <w:name w:val="None B"/>
-    <w:rPr>
-      <w:lang w:val="de-DE"/>
-    </w:rPr>
-  </w:style>
   <w:style w:type="paragraph" w:styleId="heading 2">
     <w:name w:val="heading 2"/>
     <w:next w:val="heading 2"/>
@@ -6008,19 +4762,14 @@
       </w14:textFill>
     </w:rPr>
   </w:style>
-  <w:style w:type="character" w:styleId="None">
-    <w:name w:val="None"/>
-  </w:style>
   <w:style w:type="character" w:styleId="Hyperlink.0">
     <w:name w:val="Hyperlink.0"/>
-    <w:basedOn w:val="None"/>
+    <w:basedOn w:val="Ohne"/>
     <w:next w:val="Hyperlink.0"/>
     <w:rPr>
-      <w:rFonts w:ascii="Arial" w:cs="Arial" w:hAnsi="Arial" w:eastAsia="Arial"/>
       <w:outline w:val="0"/>
       <w:color w:val="0563c1"/>
       <w:u w:val="single" w:color="0563c1"/>
-      <w:shd w:val="nil" w:color="auto" w:fill="auto"/>
       <w:lang w:val="de-DE"/>
       <w14:textFill>
         <w14:solidFill>
@@ -6126,10 +4875,10 @@
       <w:pageBreakBefore w:val="0"/>
       <w:widowControl w:val="1"/>
       <w:pBdr>
-        <w:top w:val="single" w:color="000000" w:sz="2" w:space="0" w:shadow="0" w:frame="0"/>
-        <w:left w:val="single" w:color="000000" w:sz="2" w:space="0" w:shadow="0" w:frame="0"/>
-        <w:bottom w:val="single" w:color="000000" w:sz="2" w:space="0" w:shadow="0" w:frame="0"/>
-        <w:right w:val="single" w:color="000000" w:sz="2" w:space="0" w:shadow="0" w:frame="0"/>
+        <w:top w:val="single" w:color="000000" w:sz="2" w:space="1" w:shadow="0" w:frame="0"/>
+        <w:left w:val="single" w:color="000000" w:sz="2" w:space="1" w:shadow="0" w:frame="0"/>
+        <w:bottom w:val="single" w:color="000000" w:sz="2" w:space="1" w:shadow="0" w:frame="0"/>
+        <w:right w:val="single" w:color="000000" w:sz="2" w:space="1" w:shadow="0" w:frame="0"/>
       </w:pBdr>
       <w:shd w:val="clear" w:color="auto" w:fill="f2f6f8"/>
       <w:suppressAutoHyphens w:val="0"/>
@@ -6265,7 +5014,7 @@
   </w:style>
   <w:style w:type="character" w:styleId="Hyperlink.1">
     <w:name w:val="Hyperlink.1"/>
-    <w:basedOn w:val="None"/>
+    <w:basedOn w:val="Ohne"/>
     <w:next w:val="Hyperlink.1"/>
     <w:rPr>
       <w:outline w:val="0"/>

--- a/public/documents/VORLAGE_Dokumentation_der_Digitaltauglichkeit_V2.docx
+++ b/public/documents/VORLAGE_Dokumentation_der_Digitaltauglichkeit_V2.docx
@@ -7,14 +7,12 @@
         <w:pStyle w:val="Title A"/>
         <w:keepNext w:val="1"/>
         <w:rPr>
-          <w:rStyle w:val="Ohne"/>
           <w:b w:val="1"/>
           <w:bCs w:val="1"/>
         </w:rPr>
       </w:pPr>
       <w:r>
         <w:rPr>
-          <w:rStyle w:val="Ohne"/>
           <w:b w:val="1"/>
           <w:bCs w:val="1"/>
           <w:rtl w:val="0"/>
@@ -29,7 +27,6 @@
       </w:pPr>
       <w:r>
         <w:rPr>
-          <w:rStyle w:val="Ohne"/>
           <w:rtl w:val="0"/>
           <w:lang w:val="de-DE"/>
         </w:rPr>
@@ -40,7 +37,7 @@
       <w:tblPr>
         <w:tblW w:w="9072" w:type="dxa"/>
         <w:jc w:val="left"/>
-        <w:tblInd w:w="540" w:type="dxa"/>
+        <w:tblInd w:w="648" w:type="dxa"/>
         <w:tblBorders>
           <w:top w:val="single" w:color="ffffff" w:sz="8" w:space="0" w:shadow="0" w:frame="0"/>
           <w:left w:val="single" w:color="ffffff" w:sz="8" w:space="0" w:shadow="0" w:frame="0"/>
@@ -85,13 +82,11 @@
             <w:pPr>
               <w:pStyle w:val="heading 2"/>
               <w:rPr>
-                <w:rStyle w:val="Ohne"/>
                 <w:shd w:val="nil" w:color="auto" w:fill="auto"/>
               </w:rPr>
             </w:pPr>
             <w:r>
               <w:rPr>
-                <w:rStyle w:val="Ohne"/>
                 <w:shd w:val="nil" w:color="auto" w:fill="auto"/>
                 <w:rtl w:val="0"/>
                 <w:lang w:val="de-DE"/>
@@ -116,7 +111,6 @@
             </w:pPr>
             <w:r>
               <w:rPr>
-                <w:rStyle w:val="Ohne"/>
                 <w:shd w:val="nil" w:color="auto" w:fill="auto"/>
                 <w:rtl w:val="0"/>
                 <w:lang w:val="de-DE"/>
@@ -141,7 +135,6 @@
             </w:pPr>
             <w:r>
               <w:rPr>
-                <w:rStyle w:val="Ohne"/>
                 <w:shd w:val="nil" w:color="auto" w:fill="auto"/>
                 <w:rtl w:val="0"/>
                 <w:lang w:val="de-DE"/>
@@ -150,7 +143,6 @@
             </w:r>
             <w:r>
               <w:rPr>
-                <w:rStyle w:val="Ohne"/>
                 <w:shd w:val="nil" w:color="auto" w:fill="auto"/>
                 <w:rtl w:val="0"/>
                 <w:lang w:val="de-DE"/>
@@ -159,7 +151,6 @@
             </w:r>
             <w:r>
               <w:rPr>
-                <w:rStyle w:val="Ohne"/>
                 <w:shd w:val="nil" w:color="auto" w:fill="auto"/>
                 <w:rtl w:val="0"/>
                 <w:lang w:val="de-DE"/>
@@ -184,7 +175,6 @@
             </w:pPr>
             <w:r>
               <w:rPr>
-                <w:rStyle w:val="Ohne"/>
                 <w:shd w:val="nil" w:color="auto" w:fill="auto"/>
                 <w:rtl w:val="0"/>
                 <w:lang w:val="de-DE"/>
@@ -193,7 +183,6 @@
             </w:r>
             <w:r>
               <w:rPr>
-                <w:rStyle w:val="Ohne"/>
                 <w:b w:val="1"/>
                 <w:bCs w:val="1"/>
                 <w:shd w:val="nil" w:color="auto" w:fill="auto"/>
@@ -204,7 +193,6 @@
             </w:r>
             <w:r>
               <w:rPr>
-                <w:rStyle w:val="Ohne"/>
                 <w:shd w:val="nil" w:color="auto" w:fill="auto"/>
                 <w:rtl w:val="0"/>
                 <w:lang w:val="de-DE"/>
@@ -217,6 +205,7 @@
                 <w:outline w:val="0"/>
                 <w:color w:val="0563c1"/>
                 <w:u w:val="single" w:color="0563c1"/>
+                <w:shd w:val="nil" w:color="auto" w:fill="auto"/>
                 <w:lang w:val="de-DE"/>
                 <w14:textFill>
                   <w14:solidFill>
@@ -232,6 +221,7 @@
                 <w:outline w:val="0"/>
                 <w:color w:val="0563c1"/>
                 <w:u w:val="single" w:color="0563c1"/>
+                <w:shd w:val="nil" w:color="auto" w:fill="auto"/>
                 <w:lang w:val="de-DE"/>
                 <w14:textFill>
                   <w14:solidFill>
@@ -247,6 +237,7 @@
                 <w:outline w:val="0"/>
                 <w:color w:val="0563c1"/>
                 <w:u w:val="single" w:color="0563c1"/>
+                <w:shd w:val="nil" w:color="auto" w:fill="auto"/>
                 <w:lang w:val="de-DE"/>
                 <w14:textFill>
                   <w14:solidFill>
@@ -262,6 +253,7 @@
                 <w:outline w:val="0"/>
                 <w:color w:val="0563c1"/>
                 <w:u w:val="single" w:color="0563c1"/>
+                <w:shd w:val="nil" w:color="auto" w:fill="auto"/>
                 <w:rtl w:val="0"/>
                 <w:lang w:val="de-DE"/>
                 <w14:textFill>
@@ -278,7 +270,7 @@
             </w:r>
             <w:r>
               <w:rPr>
-                <w:rStyle w:val="Ohne"/>
+                <w:rStyle w:val="None"/>
                 <w:shd w:val="nil" w:color="auto" w:fill="auto"/>
                 <w:rtl w:val="0"/>
                 <w:lang w:val="de-DE"/>
@@ -287,7 +279,7 @@
             </w:r>
             <w:r>
               <w:rPr>
-                <w:rStyle w:val="Ohne"/>
+                <w:rStyle w:val="None"/>
                 <w:shd w:val="nil" w:color="auto" w:fill="auto"/>
                 <w:rtl w:val="0"/>
                 <w:lang w:val="de-DE"/>
@@ -296,7 +288,7 @@
             </w:r>
             <w:r>
               <w:rPr>
-                <w:rStyle w:val="Ohne"/>
+                <w:rStyle w:val="None"/>
                 <w:shd w:val="nil" w:color="auto" w:fill="auto"/>
                 <w:rtl w:val="0"/>
                 <w:lang w:val="de-DE"/>
@@ -321,7 +313,7 @@
             </w:pPr>
             <w:r>
               <w:rPr>
-                <w:rStyle w:val="Ohne"/>
+                <w:rStyle w:val="None"/>
                 <w:shd w:val="nil" w:color="auto" w:fill="auto"/>
                 <w:rtl w:val="0"/>
                 <w:lang w:val="de-DE"/>
@@ -330,7 +322,7 @@
             </w:r>
             <w:r>
               <w:rPr>
-                <w:rStyle w:val="Ohne"/>
+                <w:rStyle w:val="None"/>
                 <w:b w:val="1"/>
                 <w:bCs w:val="1"/>
                 <w:shd w:val="nil" w:color="auto" w:fill="auto"/>
@@ -341,7 +333,7 @@
             </w:r>
             <w:r>
               <w:rPr>
-                <w:rStyle w:val="Ohne"/>
+                <w:rStyle w:val="None"/>
                 <w:b w:val="1"/>
                 <w:bCs w:val="1"/>
                 <w:shd w:val="nil" w:color="auto" w:fill="auto"/>
@@ -352,7 +344,7 @@
             </w:r>
             <w:r>
               <w:rPr>
-                <w:rStyle w:val="Ohne"/>
+                <w:rStyle w:val="None"/>
                 <w:b w:val="1"/>
                 <w:bCs w:val="1"/>
                 <w:shd w:val="nil" w:color="auto" w:fill="auto"/>
@@ -363,7 +355,7 @@
             </w:r>
             <w:r>
               <w:rPr>
-                <w:rStyle w:val="Ohne"/>
+                <w:rStyle w:val="None"/>
                 <w:shd w:val="nil" w:color="auto" w:fill="auto"/>
                 <w:rtl w:val="0"/>
                 <w:lang w:val="de-DE"/>
@@ -376,6 +368,7 @@
                 <w:outline w:val="0"/>
                 <w:color w:val="0563c1"/>
                 <w:u w:val="single" w:color="0563c1"/>
+                <w:shd w:val="nil" w:color="auto" w:fill="auto"/>
                 <w:lang w:val="de-DE"/>
                 <w14:textFill>
                   <w14:solidFill>
@@ -391,6 +384,7 @@
                 <w:outline w:val="0"/>
                 <w:color w:val="0563c1"/>
                 <w:u w:val="single" w:color="0563c1"/>
+                <w:shd w:val="nil" w:color="auto" w:fill="auto"/>
                 <w:lang w:val="de-DE"/>
                 <w14:textFill>
                   <w14:solidFill>
@@ -406,6 +400,7 @@
                 <w:outline w:val="0"/>
                 <w:color w:val="0563c1"/>
                 <w:u w:val="single" w:color="0563c1"/>
+                <w:shd w:val="nil" w:color="auto" w:fill="auto"/>
                 <w:lang w:val="de-DE"/>
                 <w14:textFill>
                   <w14:solidFill>
@@ -421,6 +416,7 @@
                 <w:outline w:val="0"/>
                 <w:color w:val="0563c1"/>
                 <w:u w:val="single" w:color="0563c1"/>
+                <w:shd w:val="nil" w:color="auto" w:fill="auto"/>
                 <w:rtl w:val="0"/>
                 <w:lang w:val="de-DE"/>
                 <w14:textFill>
@@ -437,7 +433,7 @@
             </w:r>
             <w:r>
               <w:rPr>
-                <w:rStyle w:val="Ohne"/>
+                <w:rStyle w:val="None"/>
                 <w:shd w:val="nil" w:color="auto" w:fill="auto"/>
                 <w:rtl w:val="0"/>
                 <w:lang w:val="de-DE"/>
@@ -462,7 +458,7 @@
             </w:pPr>
             <w:r>
               <w:rPr>
-                <w:rStyle w:val="Ohne"/>
+                <w:rStyle w:val="None"/>
                 <w:b w:val="1"/>
                 <w:bCs w:val="1"/>
                 <w:shd w:val="nil" w:color="auto" w:fill="auto"/>
@@ -473,7 +469,7 @@
             </w:r>
             <w:r>
               <w:rPr>
-                <w:rStyle w:val="Ohne"/>
+                <w:rStyle w:val="None"/>
                 <w:shd w:val="nil" w:color="auto" w:fill="auto"/>
                 <w:rtl w:val="0"/>
                 <w:lang w:val="de-DE"/>
@@ -482,7 +478,7 @@
             </w:r>
             <w:r>
               <w:rPr>
-                <w:rStyle w:val="Ohne"/>
+                <w:rStyle w:val="None"/>
                 <w:shd w:val="nil" w:color="auto" w:fill="auto"/>
                 <w:rtl w:val="0"/>
                 <w:lang w:val="de-DE"/>
@@ -491,7 +487,7 @@
             </w:r>
             <w:r>
               <w:rPr>
-                <w:rStyle w:val="Ohne"/>
+                <w:rStyle w:val="None"/>
                 <w:shd w:val="nil" w:color="auto" w:fill="auto"/>
                 <w:rtl w:val="0"/>
                 <w:lang w:val="de-DE"/>
@@ -523,13 +519,13 @@
               <w:pStyle w:val="heading 2"/>
               <w:spacing w:line="276" w:lineRule="auto"/>
               <w:rPr>
-                <w:rStyle w:val="Ohne"/>
+                <w:rStyle w:val="None"/>
                 <w:shd w:val="nil" w:color="auto" w:fill="auto"/>
               </w:rPr>
             </w:pPr>
             <w:r>
               <w:rPr>
-                <w:rStyle w:val="Ohne"/>
+                <w:rStyle w:val="None"/>
                 <w:shd w:val="nil" w:color="auto" w:fill="auto"/>
                 <w:rtl w:val="0"/>
                 <w:lang w:val="de-DE"/>
@@ -545,7 +541,7 @@
               <w:ind w:left="0" w:right="0" w:firstLine="0"/>
               <w:jc w:val="left"/>
               <w:rPr>
-                <w:rStyle w:val="Ohne"/>
+                <w:rStyle w:val="None"/>
                 <w:sz w:val="16"/>
                 <w:szCs w:val="16"/>
                 <w:shd w:val="nil" w:color="auto" w:fill="auto"/>
@@ -554,7 +550,7 @@
             </w:pPr>
             <w:r>
               <w:rPr>
-                <w:rStyle w:val="Ohne"/>
+                <w:rStyle w:val="None"/>
                 <w:sz w:val="16"/>
                 <w:szCs w:val="16"/>
                 <w:shd w:val="nil" w:color="auto" w:fill="auto"/>
@@ -565,7 +561,7 @@
             </w:r>
             <w:r>
               <w:rPr>
-                <w:rStyle w:val="Ohne"/>
+                <w:rStyle w:val="None"/>
                 <w:sz w:val="16"/>
                 <w:szCs w:val="16"/>
                 <w:shd w:val="nil" w:color="auto" w:fill="auto"/>
@@ -576,7 +572,7 @@
             </w:r>
             <w:r>
               <w:rPr>
-                <w:rStyle w:val="Ohne"/>
+                <w:rStyle w:val="None"/>
                 <w:sz w:val="16"/>
                 <w:szCs w:val="16"/>
                 <w:shd w:val="nil" w:color="auto" w:fill="auto"/>
@@ -587,7 +583,7 @@
             </w:r>
             <w:r>
               <w:rPr>
-                <w:rStyle w:val="Ohne"/>
+                <w:rStyle w:val="None"/>
                 <w:sz w:val="16"/>
                 <w:szCs w:val="16"/>
                 <w:shd w:val="nil" w:color="auto" w:fill="auto"/>
@@ -598,7 +594,7 @@
             </w:r>
             <w:r>
               <w:rPr>
-                <w:rStyle w:val="Ohne"/>
+                <w:rStyle w:val="None"/>
                 <w:sz w:val="16"/>
                 <w:szCs w:val="16"/>
                 <w:shd w:val="nil" w:color="auto" w:fill="auto"/>
@@ -609,7 +605,7 @@
             </w:r>
             <w:r>
               <w:rPr>
-                <w:rStyle w:val="Ohne"/>
+                <w:rStyle w:val="None"/>
                 <w:sz w:val="16"/>
                 <w:szCs w:val="16"/>
                 <w:shd w:val="nil" w:color="auto" w:fill="auto"/>
@@ -620,7 +616,7 @@
             </w:r>
             <w:r>
               <w:rPr>
-                <w:rStyle w:val="Ohne"/>
+                <w:rStyle w:val="None"/>
                 <w:sz w:val="16"/>
                 <w:szCs w:val="16"/>
                 <w:shd w:val="nil" w:color="auto" w:fill="auto"/>
@@ -638,7 +634,7 @@
               <w:ind w:left="0" w:right="0" w:firstLine="0"/>
               <w:jc w:val="left"/>
               <w:rPr>
-                <w:rStyle w:val="Ohne"/>
+                <w:rStyle w:val="None"/>
                 <w:sz w:val="16"/>
                 <w:szCs w:val="16"/>
                 <w:shd w:val="nil" w:color="auto" w:fill="auto"/>
@@ -647,7 +643,7 @@
             </w:pPr>
             <w:r>
               <w:rPr>
-                <w:rStyle w:val="Ohne"/>
+                <w:rStyle w:val="None"/>
                 <w:sz w:val="16"/>
                 <w:szCs w:val="16"/>
                 <w:shd w:val="nil" w:color="auto" w:fill="auto"/>
@@ -658,7 +654,7 @@
             </w:r>
             <w:r>
               <w:rPr>
-                <w:rStyle w:val="Ohne"/>
+                <w:rStyle w:val="None"/>
                 <w:sz w:val="16"/>
                 <w:szCs w:val="16"/>
                 <w:shd w:val="nil" w:color="auto" w:fill="auto"/>
@@ -669,7 +665,7 @@
             </w:r>
             <w:r>
               <w:rPr>
-                <w:rStyle w:val="Ohne"/>
+                <w:rStyle w:val="None"/>
                 <w:sz w:val="16"/>
                 <w:szCs w:val="16"/>
                 <w:shd w:val="nil" w:color="auto" w:fill="auto"/>
@@ -687,7 +683,7 @@
               <w:ind w:left="0" w:right="0" w:firstLine="0"/>
               <w:jc w:val="left"/>
               <w:rPr>
-                <w:rStyle w:val="Ohne"/>
+                <w:rStyle w:val="None"/>
                 <w:sz w:val="16"/>
                 <w:szCs w:val="16"/>
                 <w:shd w:val="nil" w:color="auto" w:fill="auto"/>
@@ -696,7 +692,7 @@
             </w:pPr>
             <w:r>
               <w:rPr>
-                <w:rStyle w:val="Ohne"/>
+                <w:rStyle w:val="None"/>
                 <w:sz w:val="16"/>
                 <w:szCs w:val="16"/>
                 <w:shd w:val="nil" w:color="auto" w:fill="auto"/>
@@ -714,7 +710,7 @@
               <w:ind w:left="0" w:right="0" w:firstLine="0"/>
               <w:jc w:val="left"/>
               <w:rPr>
-                <w:rStyle w:val="Ohne"/>
+                <w:rStyle w:val="None"/>
                 <w:sz w:val="16"/>
                 <w:szCs w:val="16"/>
                 <w:shd w:val="nil" w:color="auto" w:fill="auto"/>
@@ -723,7 +719,7 @@
             </w:pPr>
             <w:r>
               <w:rPr>
-                <w:rStyle w:val="Ohne"/>
+                <w:rStyle w:val="None"/>
                 <w:sz w:val="16"/>
                 <w:szCs w:val="16"/>
                 <w:shd w:val="nil" w:color="auto" w:fill="auto"/>
@@ -741,7 +737,7 @@
               <w:ind w:left="0" w:right="0" w:firstLine="0"/>
               <w:jc w:val="left"/>
               <w:rPr>
-                <w:rStyle w:val="Ohne"/>
+                <w:rStyle w:val="None"/>
                 <w:sz w:val="16"/>
                 <w:szCs w:val="16"/>
                 <w:shd w:val="nil" w:color="auto" w:fill="auto"/>
@@ -750,7 +746,7 @@
             </w:pPr>
             <w:r>
               <w:rPr>
-                <w:rStyle w:val="Ohne"/>
+                <w:rStyle w:val="None"/>
                 <w:sz w:val="16"/>
                 <w:szCs w:val="16"/>
                 <w:shd w:val="nil" w:color="auto" w:fill="auto"/>
@@ -773,7 +769,7 @@
             </w:pPr>
             <w:r>
               <w:rPr>
-                <w:rStyle w:val="Ohne"/>
+                <w:rStyle w:val="None"/>
                 <w:sz w:val="16"/>
                 <w:szCs w:val="16"/>
                 <w:shd w:val="nil" w:color="auto" w:fill="auto"/>
@@ -784,7 +780,7 @@
             </w:r>
             <w:r>
               <w:rPr>
-                <w:rStyle w:val="Ohne"/>
+                <w:rStyle w:val="None"/>
                 <w:sz w:val="16"/>
                 <w:szCs w:val="16"/>
                 <w:shd w:val="nil" w:color="auto" w:fill="auto"/>
@@ -795,7 +791,7 @@
             </w:r>
             <w:r>
               <w:rPr>
-                <w:rStyle w:val="Ohne"/>
+                <w:rStyle w:val="None"/>
                 <w:sz w:val="16"/>
                 <w:szCs w:val="16"/>
                 <w:shd w:val="nil" w:color="auto" w:fill="auto"/>
@@ -806,7 +802,7 @@
             </w:r>
             <w:r>
               <w:rPr>
-                <w:rStyle w:val="Ohne"/>
+                <w:rStyle w:val="None"/>
                 <w:sz w:val="16"/>
                 <w:szCs w:val="16"/>
                 <w:shd w:val="nil" w:color="auto" w:fill="auto"/>
@@ -817,7 +813,7 @@
             </w:r>
             <w:r>
               <w:rPr>
-                <w:rStyle w:val="Ohne"/>
+                <w:rStyle w:val="None"/>
                 <w:sz w:val="16"/>
                 <w:szCs w:val="16"/>
                 <w:shd w:val="nil" w:color="auto" w:fill="auto"/>
@@ -828,7 +824,7 @@
             </w:r>
             <w:r>
               <w:rPr>
-                <w:rStyle w:val="Ohne"/>
+                <w:rStyle w:val="None"/>
                 <w:sz w:val="16"/>
                 <w:szCs w:val="16"/>
                 <w:shd w:val="nil" w:color="auto" w:fill="auto"/>
@@ -839,7 +835,7 @@
             </w:r>
             <w:r>
               <w:rPr>
-                <w:rStyle w:val="Ohne"/>
+                <w:rStyle w:val="None"/>
                 <w:sz w:val="16"/>
                 <w:szCs w:val="16"/>
                 <w:shd w:val="nil" w:color="auto" w:fill="auto"/>
@@ -850,7 +846,7 @@
             </w:r>
             <w:r>
               <w:rPr>
-                <w:rStyle w:val="Ohne"/>
+                <w:rStyle w:val="None"/>
                 <w:sz w:val="16"/>
                 <w:szCs w:val="16"/>
                 <w:shd w:val="nil" w:color="auto" w:fill="auto"/>
@@ -860,7 +856,7 @@
             </w:r>
             <w:r>
               <w:rPr>
-                <w:rStyle w:val="Ohne"/>
+                <w:rStyle w:val="None"/>
                 <w:sz w:val="16"/>
                 <w:szCs w:val="16"/>
                 <w:shd w:val="nil" w:color="auto" w:fill="auto"/>
@@ -878,6 +874,14 @@
         <w:pStyle w:val="Normal.0"/>
         <w:widowControl w:val="0"/>
         <w:spacing w:line="240" w:lineRule="auto"/>
+        <w:ind w:left="540" w:hanging="540"/>
+      </w:pPr>
+    </w:p>
+    <w:p>
+      <w:pPr>
+        <w:pStyle w:val="Normal.0"/>
+        <w:widowControl w:val="0"/>
+        <w:spacing w:line="240" w:lineRule="auto"/>
         <w:ind w:left="432" w:hanging="432"/>
       </w:pPr>
     </w:p>
@@ -918,12 +922,12 @@
         <w:pBdr>
           <w:top w:val="nil"/>
           <w:left w:val="nil"/>
-          <w:bottom w:val="single" w:color="000000" w:sz="6" w:space="1" w:shadow="0" w:frame="0"/>
+          <w:bottom w:val="single" w:color="000000" w:sz="6" w:space="0" w:shadow="0" w:frame="0"/>
           <w:right w:val="nil"/>
         </w:pBdr>
         <w:spacing w:before="480"/>
         <w:rPr>
-          <w:rStyle w:val="Ohne"/>
+          <w:rStyle w:val="None"/>
           <w:shd w:val="clear" w:color="auto" w:fill="00ff00"/>
         </w:rPr>
       </w:pPr>
@@ -933,12 +937,14 @@
         <w:pStyle w:val="heading 1"/>
         <w:spacing w:before="720"/>
         <w:rPr>
+          <w:rStyle w:val="None"/>
           <w:b w:val="1"/>
           <w:bCs w:val="1"/>
         </w:rPr>
       </w:pPr>
       <w:r>
         <w:rPr>
+          <w:rStyle w:val="None"/>
           <w:b w:val="1"/>
           <w:bCs w:val="1"/>
           <w:rtl w:val="0"/>
@@ -953,7 +959,9 @@
       </w:pPr>
       <w:r>
         <w:rPr>
-          <w:rtl w:val="0"/>
+          <w:rStyle w:val="None"/>
+          <w:rtl w:val="0"/>
+          <w:lang w:val="de-DE"/>
         </w:rPr>
         <w:t>{{POLICY_TITLE}}</w:t>
       </w:r>
@@ -963,12 +971,14 @@
         <w:pStyle w:val="heading 1"/>
         <w:spacing w:before="600"/>
         <w:rPr>
+          <w:rStyle w:val="None"/>
           <w:b w:val="1"/>
           <w:bCs w:val="1"/>
         </w:rPr>
       </w:pPr>
       <w:r>
         <w:rPr>
+          <w:rStyle w:val="None"/>
           <w:b w:val="1"/>
           <w:bCs w:val="1"/>
           <w:rtl w:val="0"/>
@@ -982,7 +992,7 @@
         <w:pStyle w:val="Normal.0"/>
         <w:keepNext w:val="1"/>
         <w:rPr>
-          <w:rStyle w:val="Ohne"/>
+          <w:rStyle w:val="None"/>
           <w:outline w:val="0"/>
           <w:color w:val="595959"/>
           <w:sz w:val="32"/>
@@ -997,7 +1007,7 @@
       </w:pPr>
       <w:r>
         <w:rPr>
-          <w:rStyle w:val="Ohne"/>
+          <w:rStyle w:val="None"/>
           <w:outline w:val="0"/>
           <w:color w:val="595959"/>
           <w:u w:color="595959"/>
@@ -1013,7 +1023,7 @@
       </w:r>
       <w:r>
         <w:rPr>
-          <w:rStyle w:val="Ohne"/>
+          <w:rStyle w:val="None"/>
           <w:outline w:val="0"/>
           <w:color w:val="595959"/>
           <w:u w:color="595959"/>
@@ -1029,7 +1039,7 @@
       </w:r>
       <w:r>
         <w:rPr>
-          <w:rStyle w:val="Ohne"/>
+          <w:rStyle w:val="None"/>
           <w:outline w:val="0"/>
           <w:color w:val="595959"/>
           <w:u w:color="595959"/>
@@ -1045,7 +1055,7 @@
       </w:r>
       <w:r>
         <w:rPr>
-          <w:rStyle w:val="Ohne"/>
+          <w:rStyle w:val="None"/>
           <w:outline w:val="0"/>
           <w:color w:val="595959"/>
           <w:u w:color="595959"/>
@@ -1061,7 +1071,7 @@
       </w:r>
       <w:r>
         <w:rPr>
-          <w:rStyle w:val="Ohne"/>
+          <w:rStyle w:val="None"/>
           <w:outline w:val="0"/>
           <w:color w:val="595959"/>
           <w:u w:color="595959"/>
@@ -1082,7 +1092,7 @@
       </w:pPr>
       <w:r>
         <w:rPr>
-          <w:rStyle w:val="Ohne"/>
+          <w:rStyle w:val="None"/>
           <w:rtl w:val="0"/>
           <w:lang w:val="de-DE"/>
         </w:rPr>
@@ -1090,7 +1100,7 @@
       </w:r>
       <w:r>
         <w:rPr>
-          <w:rStyle w:val="Ohne"/>
+          <w:rStyle w:val="None"/>
           <w:rtl w:val="0"/>
           <w:lang w:val="de-DE"/>
         </w:rPr>
@@ -1098,7 +1108,7 @@
       </w:r>
       <w:r>
         <w:rPr>
-          <w:rStyle w:val="Ohne"/>
+          <w:rStyle w:val="None"/>
           <w:rtl w:val="0"/>
           <w:lang w:val="de-DE"/>
         </w:rPr>
@@ -1106,7 +1116,7 @@
       </w:r>
       <w:r>
         <w:rPr>
-          <w:rStyle w:val="Ohne"/>
+          <w:rStyle w:val="None"/>
           <w:rtl w:val="0"/>
           <w:lang w:val="de-DE"/>
         </w:rPr>
@@ -1114,7 +1124,7 @@
       </w:r>
       <w:r>
         <w:rPr>
-          <w:rStyle w:val="Ohne"/>
+          <w:rStyle w:val="None"/>
           <w:rtl w:val="0"/>
           <w:lang w:val="de-DE"/>
         </w:rPr>
@@ -1122,7 +1132,7 @@
       </w:r>
       <w:r>
         <w:rPr>
-          <w:rStyle w:val="Ohne"/>
+          <w:rStyle w:val="None"/>
           <w:rtl w:val="0"/>
           <w:lang w:val="de-DE"/>
         </w:rPr>
@@ -1130,7 +1140,7 @@
       </w:r>
       <w:r>
         <w:rPr>
-          <w:rStyle w:val="Ohne"/>
+          <w:rStyle w:val="None"/>
           <w:rtl w:val="0"/>
           <w:lang w:val="de-DE"/>
         </w:rPr>
@@ -1149,7 +1159,7 @@
       </w:pPr>
       <w:r>
         <w:rPr>
-          <w:rStyle w:val="Ohne"/>
+          <w:rStyle w:val="None"/>
           <w:rtl w:val="0"/>
           <w:lang w:val="de-DE"/>
         </w:rPr>
@@ -1162,7 +1172,7 @@
       </w:pPr>
       <w:r>
         <w:rPr>
-          <w:rStyle w:val="Ohne"/>
+          <w:rStyle w:val="None"/>
           <w:rtl w:val="0"/>
           <w:lang w:val="de-DE"/>
         </w:rPr>
@@ -1181,7 +1191,7 @@
       </w:pPr>
       <w:r>
         <w:rPr>
-          <w:rStyle w:val="Ohne"/>
+          <w:rStyle w:val="None"/>
           <w:rtl w:val="0"/>
           <w:lang w:val="de-DE"/>
         </w:rPr>
@@ -1192,12 +1202,14 @@
       <w:pPr>
         <w:pStyle w:val="Normal.0"/>
         <w:rPr>
+          <w:rStyle w:val="None"/>
           <w:sz w:val="32"/>
           <w:szCs w:val="32"/>
         </w:rPr>
       </w:pPr>
       <w:r>
         <w:rPr>
+          <w:rStyle w:val="None"/>
           <w:sz w:val="32"/>
           <w:szCs w:val="32"/>
         </w:rPr>
@@ -1205,7 +1217,7 @@
       </w:r>
       <w:r>
         <w:rPr>
-          <w:rStyle w:val="Ohne"/>
+          <w:rStyle w:val="None"/>
           <w:b w:val="1"/>
           <w:bCs w:val="1"/>
           <w:sz w:val="32"/>
@@ -1218,7 +1230,7 @@
       <w:bookmarkStart w:name="digitaleangebotefrallenutzbargestalten" w:id="0"/>
       <w:r>
         <w:rPr>
-          <w:rStyle w:val="Ohne"/>
+          <w:rStyle w:val="None"/>
           <w:b w:val="1"/>
           <w:bCs w:val="1"/>
           <w:sz w:val="32"/>
@@ -1236,7 +1248,7 @@
       </w:pPr>
       <w:r>
         <w:rPr>
-          <w:rStyle w:val="Ohne"/>
+          <w:rStyle w:val="None"/>
           <w:outline w:val="0"/>
           <w:color w:val="595959"/>
           <w:u w:color="595959"/>
@@ -1257,7 +1269,7 @@
       </w:pPr>
       <w:r>
         <w:rPr>
-          <w:rStyle w:val="Ohne"/>
+          <w:rStyle w:val="None"/>
           <w:rtl w:val="0"/>
           <w:lang w:val="de-DE"/>
         </w:rPr>
@@ -1265,7 +1277,7 @@
       </w:r>
       <w:r>
         <w:rPr>
-          <w:rStyle w:val="Ohne"/>
+          <w:rStyle w:val="None"/>
           <w:rtl w:val="0"/>
           <w:lang w:val="de-DE"/>
         </w:rPr>
@@ -1273,7 +1285,7 @@
       </w:r>
       <w:r>
         <w:rPr>
-          <w:rStyle w:val="Ohne"/>
+          <w:rStyle w:val="None"/>
           <w:rtl w:val="0"/>
           <w:lang w:val="de-DE"/>
         </w:rPr>
@@ -1286,7 +1298,7 @@
       </w:pPr>
       <w:r>
         <w:rPr>
-          <w:rStyle w:val="Ohne"/>
+          <w:rStyle w:val="None"/>
           <w:rtl w:val="0"/>
           <w:lang w:val="de-DE"/>
         </w:rPr>
@@ -1294,7 +1306,7 @@
       </w:r>
       <w:r>
         <w:rPr>
-          <w:rStyle w:val="Ohne"/>
+          <w:rStyle w:val="None"/>
           <w:rtl w:val="0"/>
           <w:lang w:val="de-DE"/>
         </w:rPr>
@@ -1302,7 +1314,7 @@
       </w:r>
       <w:r>
         <w:rPr>
-          <w:rStyle w:val="Ohne"/>
+          <w:rStyle w:val="None"/>
           <w:rtl w:val="0"/>
           <w:lang w:val="de-DE"/>
         </w:rPr>
@@ -1316,6 +1328,7 @@
       </w:pPr>
       <w:r>
         <w:rPr>
+          <w:rStyle w:val="None"/>
           <w:rtl w:val="0"/>
           <w:lang w:val="de-DE"/>
         </w:rPr>
@@ -1330,7 +1343,7 @@
       </w:pPr>
       <w:r>
         <w:rPr>
-          <w:rStyle w:val="Ohne"/>
+          <w:rStyle w:val="None"/>
           <w:rtl w:val="0"/>
           <w:lang w:val="de-DE"/>
         </w:rPr>
@@ -1338,7 +1351,7 @@
       </w:r>
       <w:r>
         <w:rPr>
-          <w:rStyle w:val="Ohne"/>
+          <w:rStyle w:val="None"/>
           <w:b w:val="1"/>
           <w:bCs w:val="1"/>
           <w:rtl w:val="0"/>
@@ -1348,7 +1361,7 @@
       </w:r>
       <w:r>
         <w:rPr>
-          <w:rStyle w:val="Ohne"/>
+          <w:rStyle w:val="None"/>
           <w:b w:val="1"/>
           <w:bCs w:val="1"/>
           <w:rtl w:val="0"/>
@@ -1358,7 +1371,7 @@
       </w:r>
       <w:r>
         <w:rPr>
-          <w:rStyle w:val="Ohne"/>
+          <w:rStyle w:val="None"/>
           <w:b w:val="1"/>
           <w:bCs w:val="1"/>
           <w:rtl w:val="0"/>
@@ -1368,7 +1381,7 @@
       </w:r>
       <w:r>
         <w:rPr>
-          <w:rStyle w:val="Ohne"/>
+          <w:rStyle w:val="None"/>
           <w:rtl w:val="0"/>
           <w:lang w:val="de-DE"/>
         </w:rPr>
@@ -1376,7 +1389,7 @@
       </w:r>
       <w:r>
         <w:rPr>
-          <w:rStyle w:val="Ohne"/>
+          <w:rStyle w:val="None"/>
           <w:b w:val="1"/>
           <w:bCs w:val="1"/>
           <w:rtl w:val="0"/>
@@ -1386,7 +1399,7 @@
       </w:r>
       <w:r>
         <w:rPr>
-          <w:rStyle w:val="Ohne"/>
+          <w:rStyle w:val="None"/>
           <w:b w:val="1"/>
           <w:bCs w:val="1"/>
           <w:rtl w:val="0"/>
@@ -1396,7 +1409,7 @@
       </w:r>
       <w:r>
         <w:rPr>
-          <w:rStyle w:val="Ohne"/>
+          <w:rStyle w:val="None"/>
           <w:b w:val="1"/>
           <w:bCs w:val="1"/>
           <w:rtl w:val="0"/>
@@ -1406,7 +1419,7 @@
       </w:r>
       <w:r>
         <w:rPr>
-          <w:rStyle w:val="Ohne"/>
+          <w:rStyle w:val="None"/>
           <w:rtl w:val="0"/>
           <w:lang w:val="de-DE"/>
         </w:rPr>
@@ -1414,7 +1427,7 @@
       </w:r>
       <w:r>
         <w:rPr>
-          <w:rStyle w:val="Ohne"/>
+          <w:rStyle w:val="None"/>
           <w:rtl w:val="0"/>
           <w:lang w:val="de-DE"/>
         </w:rPr>
@@ -1422,28 +1435,120 @@
       </w:r>
       <w:r>
         <w:rPr>
-          <w:rStyle w:val="Ohne"/>
+          <w:rStyle w:val="None"/>
           <w:rtl w:val="0"/>
           <w:lang w:val="de-DE"/>
         </w:rPr>
         <w:t>nden Sie die Entscheidung und machen Sie bei Punkt 4 weiter.</w:t>
       </w:r>
-    </w:p>
-    <w:p>
-      <w:pPr>
-        <w:pStyle w:val="Erklärung Markierung"/>
-        <w:spacing w:before="0"/>
-        <w:ind w:left="708" w:firstLine="0"/>
-      </w:pPr>
     </w:p>
     <w:p>
       <w:pPr>
         <w:pStyle w:val="Textbox Label"/>
         <w:ind w:left="720" w:firstLine="0"/>
-      </w:pPr>
-      <w:r>
-        <w:rPr>
-          <w:rStyle w:val="Ohne"/>
+        <w:rPr>
+          <w:outline w:val="0"/>
+          <w:color w:val="525252"/>
+          <w14:textFill>
+            <w14:solidFill>
+              <w14:srgbClr w14:val="535353"/>
+            </w14:solidFill>
+          </w14:textFill>
+        </w:rPr>
+      </w:pPr>
+      <w:r>
+        <w:rPr>
+          <w:outline w:val="0"/>
+          <w:color w:val="525252"/>
+          <w:rtl w:val="0"/>
+          <w:lang w:val="de-DE"/>
+          <w14:textFill>
+            <w14:solidFill>
+              <w14:srgbClr w14:val="535353"/>
+            </w14:solidFill>
+          </w14:textFill>
+        </w:rPr>
+        <w:t>Verf</w:t>
+      </w:r>
+      <w:r>
+        <w:rPr>
+          <w:outline w:val="0"/>
+          <w:color w:val="525252"/>
+          <w:rtl w:val="0"/>
+          <w:lang w:val="de-DE"/>
+          <w14:textFill>
+            <w14:solidFill>
+              <w14:srgbClr w14:val="535353"/>
+            </w14:solidFill>
+          </w14:textFill>
+        </w:rPr>
+        <w:t>ü</w:t>
+      </w:r>
+      <w:r>
+        <w:rPr>
+          <w:outline w:val="0"/>
+          <w:color w:val="525252"/>
+          <w:rtl w:val="0"/>
+          <w:lang w:val="de-DE"/>
+          <w14:textFill>
+            <w14:solidFill>
+              <w14:srgbClr w14:val="535353"/>
+            </w14:solidFill>
+          </w14:textFill>
+        </w:rPr>
+        <w:t xml:space="preserve">gbare Schwerpunkte: </w:t>
+      </w:r>
+      <w:r>
+        <w:rPr>
+          <w:outline w:val="0"/>
+          <w:color w:val="525252"/>
+          <w:rtl w:val="0"/>
+          <w:lang w:val="de-DE"/>
+          <w14:textFill>
+            <w14:solidFill>
+              <w14:srgbClr w14:val="535353"/>
+            </w14:solidFill>
+          </w14:textFill>
+        </w:rPr>
+        <w:t>{{PRINCIPLE_1_</w:t>
+      </w:r>
+      <w:r>
+        <w:rPr>
+          <w:outline w:val="0"/>
+          <w:color w:val="525252"/>
+          <w:rtl w:val="0"/>
+          <w:lang w:val="de-DE"/>
+          <w14:textFill>
+            <w14:solidFill>
+              <w14:srgbClr w14:val="535353"/>
+            </w14:solidFill>
+          </w14:textFill>
+        </w:rPr>
+        <w:t>ASPECTS_AVAILABLE</w:t>
+      </w:r>
+      <w:r>
+        <w:rPr>
+          <w:outline w:val="0"/>
+          <w:color w:val="525252"/>
+          <w:rtl w:val="0"/>
+          <w:lang w:val="de-DE"/>
+          <w14:textFill>
+            <w14:solidFill>
+              <w14:srgbClr w14:val="535353"/>
+            </w14:solidFill>
+          </w14:textFill>
+        </w:rPr>
+        <w:t>}}</w:t>
+      </w:r>
+    </w:p>
+    <w:p>
+      <w:pPr>
+        <w:pStyle w:val="Textbox Label"/>
+        <w:ind w:left="720" w:firstLine="0"/>
+      </w:pPr>
+      <w:r>
+        <w:rPr>
+          <w:rStyle w:val="None"/>
           <w:rtl w:val="0"/>
           <w:lang w:val="de-DE"/>
         </w:rPr>
@@ -1451,7 +1556,7 @@
       </w:r>
       <w:r>
         <w:rPr>
-          <w:rStyle w:val="Ohne"/>
+          <w:rStyle w:val="None"/>
           <w:rtl w:val="0"/>
           <w:lang w:val="de-DE"/>
         </w:rPr>
@@ -1459,7 +1564,7 @@
       </w:r>
       <w:r>
         <w:rPr>
-          <w:rStyle w:val="Ohne"/>
+          <w:rStyle w:val="None"/>
           <w:rtl w:val="0"/>
           <w:lang w:val="de-DE"/>
         </w:rPr>
@@ -1473,24 +1578,11 @@
       </w:pPr>
       <w:r>
         <w:rPr>
-          <w:rtl w:val="0"/>
-          <w:lang w:val="de-DE"/>
-        </w:rPr>
-        <w:t>{{PRINCIPLE_1_</w:t>
-      </w:r>
-      <w:r>
-        <w:rPr>
-          <w:rtl w:val="0"/>
-          <w:lang w:val="de-DE"/>
-        </w:rPr>
-        <w:t>ASPECTS</w:t>
-      </w:r>
-      <w:r>
-        <w:rPr>
-          <w:rtl w:val="0"/>
-          <w:lang w:val="de-DE"/>
-        </w:rPr>
-        <w:t>}}</w:t>
+          <w:rStyle w:val="None"/>
+          <w:rtl w:val="0"/>
+          <w:lang w:val="de-DE"/>
+        </w:rPr>
+        <w:t>{{PRINCIPLE_1_ASPECTS}}</w:t>
       </w:r>
     </w:p>
     <w:p>
@@ -1498,12 +1590,12 @@
         <w:pStyle w:val="Textbox Label"/>
         <w:ind w:left="720" w:firstLine="0"/>
         <w:rPr>
-          <w:rStyle w:val="Ohne"/>
-        </w:rPr>
-      </w:pPr>
-      <w:r>
-        <w:rPr>
-          <w:rStyle w:val="Ohne"/>
+          <w:rStyle w:val="None"/>
+        </w:rPr>
+      </w:pPr>
+      <w:r>
+        <w:rPr>
+          <w:rStyle w:val="None"/>
           <w:rtl w:val="0"/>
           <w:lang w:val="de-DE"/>
         </w:rPr>
@@ -1511,7 +1603,7 @@
       </w:r>
       <w:r>
         <w:rPr>
-          <w:rStyle w:val="Ohne"/>
+          <w:rStyle w:val="None"/>
           <w:rtl w:val="0"/>
           <w:lang w:val="de-DE"/>
         </w:rPr>
@@ -1519,7 +1611,7 @@
       </w:r>
       <w:r>
         <w:rPr>
-          <w:rStyle w:val="Ohne"/>
+          <w:rStyle w:val="None"/>
           <w:rtl w:val="0"/>
           <w:lang w:val="de-DE"/>
         </w:rPr>
@@ -1539,7 +1631,7 @@
       </w:pPr>
       <w:r>
         <w:rPr>
-          <w:rStyle w:val="Ohne"/>
+          <w:rStyle w:val="None"/>
           <w:rtl w:val="0"/>
           <w:lang w:val="de-DE"/>
         </w:rPr>
@@ -1550,6 +1642,7 @@
       <w:pPr>
         <w:pStyle w:val="Normal.0"/>
         <w:rPr>
+          <w:rStyle w:val="None"/>
           <w:b w:val="1"/>
           <w:bCs w:val="1"/>
           <w:sz w:val="32"/>
@@ -1558,6 +1651,7 @@
       </w:pPr>
       <w:r>
         <w:rPr>
+          <w:rStyle w:val="None"/>
           <w:b w:val="1"/>
           <w:bCs w:val="1"/>
           <w:sz w:val="32"/>
@@ -1569,6 +1663,7 @@
       </w:r>
       <w:r>
         <w:rPr>
+          <w:rStyle w:val="None"/>
           <w:b w:val="1"/>
           <w:bCs w:val="1"/>
           <w:sz w:val="32"/>
@@ -1581,6 +1676,7 @@
       <w:bookmarkStart w:name="datenwiederverwendungbentigteinheitliche" w:id="1"/>
       <w:r>
         <w:rPr>
+          <w:rStyle w:val="None"/>
           <w:b w:val="1"/>
           <w:bCs w:val="1"/>
           <w:sz w:val="32"/>
@@ -1598,7 +1694,7 @@
       </w:pPr>
       <w:r>
         <w:rPr>
-          <w:rStyle w:val="Ohne"/>
+          <w:rStyle w:val="None"/>
           <w:rtl w:val="0"/>
           <w:lang w:val="de-DE"/>
         </w:rPr>
@@ -1611,7 +1707,7 @@
       </w:pPr>
       <w:r>
         <w:rPr>
-          <w:rStyle w:val="Ohne"/>
+          <w:rStyle w:val="None"/>
           <w:rtl w:val="0"/>
           <w:lang w:val="de-DE"/>
         </w:rPr>
@@ -1619,7 +1715,7 @@
       </w:r>
       <w:r>
         <w:rPr>
-          <w:rStyle w:val="Ohne"/>
+          <w:rStyle w:val="None"/>
           <w:rtl w:val="0"/>
           <w:lang w:val="de-DE"/>
         </w:rPr>
@@ -1627,7 +1723,7 @@
       </w:r>
       <w:r>
         <w:rPr>
-          <w:rStyle w:val="Ohne"/>
+          <w:rStyle w:val="None"/>
           <w:rtl w:val="0"/>
           <w:lang w:val="de-DE"/>
         </w:rPr>
@@ -1640,7 +1736,7 @@
       </w:pPr>
       <w:r>
         <w:rPr>
-          <w:rStyle w:val="Ohne"/>
+          <w:rStyle w:val="None"/>
           <w:rtl w:val="0"/>
           <w:lang w:val="de-DE"/>
         </w:rPr>
@@ -1648,7 +1744,7 @@
       </w:r>
       <w:r>
         <w:rPr>
-          <w:rStyle w:val="Ohne"/>
+          <w:rStyle w:val="None"/>
           <w:rtl w:val="0"/>
           <w:lang w:val="de-DE"/>
         </w:rPr>
@@ -1656,7 +1752,7 @@
       </w:r>
       <w:r>
         <w:rPr>
-          <w:rStyle w:val="Ohne"/>
+          <w:rStyle w:val="None"/>
           <w:rtl w:val="0"/>
           <w:lang w:val="de-DE"/>
         </w:rPr>
@@ -1670,7 +1766,7 @@
       </w:pPr>
       <w:r>
         <w:rPr>
-          <w:rStyle w:val="Ohne"/>
+          <w:rStyle w:val="None"/>
           <w:rtl w:val="0"/>
           <w:lang w:val="de-DE"/>
         </w:rPr>
@@ -1685,7 +1781,7 @@
       </w:pPr>
       <w:r>
         <w:rPr>
-          <w:rStyle w:val="Ohne"/>
+          <w:rStyle w:val="None"/>
           <w:rtl w:val="0"/>
           <w:lang w:val="de-DE"/>
         </w:rPr>
@@ -1693,7 +1789,7 @@
       </w:r>
       <w:r>
         <w:rPr>
-          <w:rStyle w:val="Ohne"/>
+          <w:rStyle w:val="None"/>
           <w:b w:val="1"/>
           <w:bCs w:val="1"/>
           <w:rtl w:val="0"/>
@@ -1703,7 +1799,7 @@
       </w:r>
       <w:r>
         <w:rPr>
-          <w:rStyle w:val="Ohne"/>
+          <w:rStyle w:val="None"/>
           <w:b w:val="1"/>
           <w:bCs w:val="1"/>
           <w:rtl w:val="0"/>
@@ -1713,7 +1809,7 @@
       </w:r>
       <w:r>
         <w:rPr>
-          <w:rStyle w:val="Ohne"/>
+          <w:rStyle w:val="None"/>
           <w:b w:val="1"/>
           <w:bCs w:val="1"/>
           <w:rtl w:val="0"/>
@@ -1723,7 +1819,7 @@
       </w:r>
       <w:r>
         <w:rPr>
-          <w:rStyle w:val="Ohne"/>
+          <w:rStyle w:val="None"/>
           <w:rtl w:val="0"/>
           <w:lang w:val="de-DE"/>
         </w:rPr>
@@ -1731,7 +1827,7 @@
       </w:r>
       <w:r>
         <w:rPr>
-          <w:rStyle w:val="Ohne"/>
+          <w:rStyle w:val="None"/>
           <w:b w:val="1"/>
           <w:bCs w:val="1"/>
           <w:rtl w:val="0"/>
@@ -1741,7 +1837,7 @@
       </w:r>
       <w:r>
         <w:rPr>
-          <w:rStyle w:val="Ohne"/>
+          <w:rStyle w:val="None"/>
           <w:b w:val="1"/>
           <w:bCs w:val="1"/>
           <w:rtl w:val="0"/>
@@ -1751,7 +1847,7 @@
       </w:r>
       <w:r>
         <w:rPr>
-          <w:rStyle w:val="Ohne"/>
+          <w:rStyle w:val="None"/>
           <w:b w:val="1"/>
           <w:bCs w:val="1"/>
           <w:rtl w:val="0"/>
@@ -1761,7 +1857,7 @@
       </w:r>
       <w:r>
         <w:rPr>
-          <w:rStyle w:val="Ohne"/>
+          <w:rStyle w:val="None"/>
           <w:rtl w:val="0"/>
           <w:lang w:val="de-DE"/>
         </w:rPr>
@@ -1769,7 +1865,7 @@
       </w:r>
       <w:r>
         <w:rPr>
-          <w:rStyle w:val="Ohne"/>
+          <w:rStyle w:val="None"/>
           <w:rtl w:val="0"/>
           <w:lang w:val="de-DE"/>
         </w:rPr>
@@ -1777,7 +1873,7 @@
       </w:r>
       <w:r>
         <w:rPr>
-          <w:rStyle w:val="Ohne"/>
+          <w:rStyle w:val="None"/>
           <w:rtl w:val="0"/>
           <w:lang w:val="de-DE"/>
         </w:rPr>
@@ -1788,10 +1884,137 @@
       <w:pPr>
         <w:pStyle w:val="Textbox Label"/>
         <w:ind w:left="720" w:firstLine="0"/>
-      </w:pPr>
-      <w:r>
-        <w:rPr>
-          <w:rStyle w:val="Ohne"/>
+        <w:rPr>
+          <w:outline w:val="0"/>
+          <w:color w:val="525252"/>
+          <w14:textFill>
+            <w14:solidFill>
+              <w14:srgbClr w14:val="535353"/>
+            </w14:solidFill>
+          </w14:textFill>
+        </w:rPr>
+      </w:pPr>
+      <w:r>
+        <w:rPr>
+          <w:outline w:val="0"/>
+          <w:color w:val="525252"/>
+          <w:rtl w:val="0"/>
+          <w:lang w:val="de-DE"/>
+          <w14:textFill>
+            <w14:solidFill>
+              <w14:srgbClr w14:val="535353"/>
+            </w14:solidFill>
+          </w14:textFill>
+        </w:rPr>
+        <w:t>Verf</w:t>
+      </w:r>
+      <w:r>
+        <w:rPr>
+          <w:outline w:val="0"/>
+          <w:color w:val="525252"/>
+          <w:rtl w:val="0"/>
+          <w:lang w:val="de-DE"/>
+          <w14:textFill>
+            <w14:solidFill>
+              <w14:srgbClr w14:val="535353"/>
+            </w14:solidFill>
+          </w14:textFill>
+        </w:rPr>
+        <w:t>ü</w:t>
+      </w:r>
+      <w:r>
+        <w:rPr>
+          <w:outline w:val="0"/>
+          <w:color w:val="525252"/>
+          <w:rtl w:val="0"/>
+          <w:lang w:val="de-DE"/>
+          <w14:textFill>
+            <w14:solidFill>
+              <w14:srgbClr w14:val="535353"/>
+            </w14:solidFill>
+          </w14:textFill>
+        </w:rPr>
+        <w:t xml:space="preserve">gbare Schwerpunkte: </w:t>
+      </w:r>
+      <w:r>
+        <w:rPr>
+          <w:outline w:val="0"/>
+          <w:color w:val="525252"/>
+          <w:rtl w:val="0"/>
+          <w:lang w:val="de-DE"/>
+          <w14:textFill>
+            <w14:solidFill>
+              <w14:srgbClr w14:val="535353"/>
+            </w14:solidFill>
+          </w14:textFill>
+        </w:rPr>
+        <w:t>{{PRINCIPLE_</w:t>
+      </w:r>
+      <w:r>
+        <w:rPr>
+          <w:outline w:val="0"/>
+          <w:color w:val="525252"/>
+          <w:rtl w:val="0"/>
+          <w:lang w:val="de-DE"/>
+          <w14:textFill>
+            <w14:solidFill>
+              <w14:srgbClr w14:val="535353"/>
+            </w14:solidFill>
+          </w14:textFill>
+        </w:rPr>
+        <w:t>2</w:t>
+      </w:r>
+      <w:r>
+        <w:rPr>
+          <w:outline w:val="0"/>
+          <w:color w:val="525252"/>
+          <w:rtl w:val="0"/>
+          <w:lang w:val="de-DE"/>
+          <w14:textFill>
+            <w14:solidFill>
+              <w14:srgbClr w14:val="535353"/>
+            </w14:solidFill>
+          </w14:textFill>
+        </w:rPr>
+        <w:t>_</w:t>
+      </w:r>
+      <w:r>
+        <w:rPr>
+          <w:outline w:val="0"/>
+          <w:color w:val="525252"/>
+          <w:rtl w:val="0"/>
+          <w:lang w:val="de-DE"/>
+          <w14:textFill>
+            <w14:solidFill>
+              <w14:srgbClr w14:val="535353"/>
+            </w14:solidFill>
+          </w14:textFill>
+        </w:rPr>
+        <w:t>ASPECTS_AVAILABLE</w:t>
+      </w:r>
+      <w:r>
+        <w:rPr>
+          <w:outline w:val="0"/>
+          <w:color w:val="525252"/>
+          <w:rtl w:val="0"/>
+          <w:lang w:val="de-DE"/>
+          <w14:textFill>
+            <w14:solidFill>
+              <w14:srgbClr w14:val="535353"/>
+            </w14:solidFill>
+          </w14:textFill>
+        </w:rPr>
+        <w:t>}}</w:t>
+      </w:r>
+    </w:p>
+    <w:p>
+      <w:pPr>
+        <w:pStyle w:val="Textbox Label"/>
+        <w:ind w:left="720" w:firstLine="0"/>
+      </w:pPr>
+      <w:r>
+        <w:rPr>
+          <w:rStyle w:val="None"/>
           <w:rtl w:val="0"/>
           <w:lang w:val="de-DE"/>
         </w:rPr>
@@ -1799,7 +2022,7 @@
       </w:r>
       <w:r>
         <w:rPr>
-          <w:rStyle w:val="Ohne"/>
+          <w:rStyle w:val="None"/>
           <w:rtl w:val="0"/>
           <w:lang w:val="de-DE"/>
         </w:rPr>
@@ -1807,7 +2030,7 @@
       </w:r>
       <w:r>
         <w:rPr>
-          <w:rStyle w:val="Ohne"/>
+          <w:rStyle w:val="None"/>
           <w:rtl w:val="0"/>
           <w:lang w:val="de-DE"/>
         </w:rPr>
@@ -1821,7 +2044,7 @@
       </w:pPr>
       <w:r>
         <w:rPr>
-          <w:rStyle w:val="Ohne"/>
+          <w:rStyle w:val="None"/>
           <w:rtl w:val="0"/>
           <w:lang w:val="de-DE"/>
         </w:rPr>
@@ -1835,7 +2058,7 @@
       </w:pPr>
       <w:r>
         <w:rPr>
-          <w:rStyle w:val="Ohne"/>
+          <w:rStyle w:val="None"/>
           <w:rtl w:val="0"/>
           <w:lang w:val="de-DE"/>
         </w:rPr>
@@ -1843,7 +2066,7 @@
       </w:r>
       <w:r>
         <w:rPr>
-          <w:rStyle w:val="Ohne"/>
+          <w:rStyle w:val="None"/>
           <w:rtl w:val="0"/>
           <w:lang w:val="de-DE"/>
         </w:rPr>
@@ -1851,7 +2074,7 @@
       </w:r>
       <w:r>
         <w:rPr>
-          <w:rStyle w:val="Ohne"/>
+          <w:rStyle w:val="None"/>
           <w:rtl w:val="0"/>
           <w:lang w:val="de-DE"/>
         </w:rPr>
@@ -1865,7 +2088,7 @@
       </w:pPr>
       <w:r>
         <w:rPr>
-          <w:rStyle w:val="Ohne"/>
+          <w:rStyle w:val="None"/>
           <w:rtl w:val="0"/>
           <w:lang w:val="de-DE"/>
         </w:rPr>
@@ -1876,6 +2099,7 @@
       <w:pPr>
         <w:pStyle w:val="Normal.0"/>
         <w:rPr>
+          <w:rStyle w:val="None"/>
           <w:b w:val="1"/>
           <w:bCs w:val="1"/>
           <w:sz w:val="32"/>
@@ -1884,6 +2108,7 @@
       </w:pPr>
       <w:r>
         <w:rPr>
+          <w:rStyle w:val="None"/>
           <w:b w:val="1"/>
           <w:bCs w:val="1"/>
           <w:sz w:val="32"/>
@@ -1894,6 +2119,7 @@
       </w:r>
       <w:r>
         <w:rPr>
+          <w:rStyle w:val="None"/>
           <w:b w:val="1"/>
           <w:bCs w:val="1"/>
           <w:sz w:val="32"/>
@@ -1906,6 +2132,7 @@
       <w:bookmarkStart w:name="etabliertetechnologienermglicheneffizien" w:id="2"/>
       <w:r>
         <w:rPr>
+          <w:rStyle w:val="None"/>
           <w:b w:val="1"/>
           <w:bCs w:val="1"/>
           <w:sz w:val="32"/>
@@ -1923,7 +2150,7 @@
       </w:pPr>
       <w:r>
         <w:rPr>
-          <w:rStyle w:val="Ohne"/>
+          <w:rStyle w:val="None"/>
           <w:rtl w:val="0"/>
           <w:lang w:val="de-DE"/>
         </w:rPr>
@@ -1936,7 +2163,7 @@
       </w:pPr>
       <w:r>
         <w:rPr>
-          <w:rStyle w:val="Ohne"/>
+          <w:rStyle w:val="None"/>
           <w:rtl w:val="0"/>
           <w:lang w:val="de-DE"/>
         </w:rPr>
@@ -1944,7 +2171,7 @@
       </w:r>
       <w:r>
         <w:rPr>
-          <w:rStyle w:val="Ohne"/>
+          <w:rStyle w:val="None"/>
           <w:rtl w:val="0"/>
           <w:lang w:val="de-DE"/>
         </w:rPr>
@@ -1952,7 +2179,7 @@
       </w:r>
       <w:r>
         <w:rPr>
-          <w:rStyle w:val="Ohne"/>
+          <w:rStyle w:val="None"/>
           <w:rtl w:val="0"/>
           <w:lang w:val="de-DE"/>
         </w:rPr>
@@ -1965,7 +2192,7 @@
       </w:pPr>
       <w:r>
         <w:rPr>
-          <w:rStyle w:val="Ohne"/>
+          <w:rStyle w:val="None"/>
           <w:rtl w:val="0"/>
           <w:lang w:val="de-DE"/>
         </w:rPr>
@@ -1973,7 +2200,7 @@
       </w:r>
       <w:r>
         <w:rPr>
-          <w:rStyle w:val="Ohne"/>
+          <w:rStyle w:val="None"/>
           <w:rtl w:val="0"/>
           <w:lang w:val="de-DE"/>
         </w:rPr>
@@ -1981,7 +2208,7 @@
       </w:r>
       <w:r>
         <w:rPr>
-          <w:rStyle w:val="Ohne"/>
+          <w:rStyle w:val="None"/>
           <w:rtl w:val="0"/>
           <w:lang w:val="de-DE"/>
         </w:rPr>
@@ -1995,7 +2222,7 @@
       </w:pPr>
       <w:r>
         <w:rPr>
-          <w:rStyle w:val="Ohne"/>
+          <w:rStyle w:val="None"/>
           <w:rtl w:val="0"/>
           <w:lang w:val="de-DE"/>
         </w:rPr>
@@ -2010,7 +2237,7 @@
       </w:pPr>
       <w:r>
         <w:rPr>
-          <w:rStyle w:val="Ohne"/>
+          <w:rStyle w:val="None"/>
           <w:rtl w:val="0"/>
           <w:lang w:val="de-DE"/>
         </w:rPr>
@@ -2018,7 +2245,7 @@
       </w:r>
       <w:r>
         <w:rPr>
-          <w:rStyle w:val="Ohne"/>
+          <w:rStyle w:val="None"/>
           <w:b w:val="1"/>
           <w:bCs w:val="1"/>
           <w:rtl w:val="0"/>
@@ -2028,7 +2255,7 @@
       </w:r>
       <w:r>
         <w:rPr>
-          <w:rStyle w:val="Ohne"/>
+          <w:rStyle w:val="None"/>
           <w:b w:val="1"/>
           <w:bCs w:val="1"/>
           <w:rtl w:val="0"/>
@@ -2038,7 +2265,7 @@
       </w:r>
       <w:r>
         <w:rPr>
-          <w:rStyle w:val="Ohne"/>
+          <w:rStyle w:val="None"/>
           <w:b w:val="1"/>
           <w:bCs w:val="1"/>
           <w:rtl w:val="0"/>
@@ -2048,7 +2275,7 @@
       </w:r>
       <w:r>
         <w:rPr>
-          <w:rStyle w:val="Ohne"/>
+          <w:rStyle w:val="None"/>
           <w:rtl w:val="0"/>
           <w:lang w:val="de-DE"/>
         </w:rPr>
@@ -2056,7 +2283,7 @@
       </w:r>
       <w:r>
         <w:rPr>
-          <w:rStyle w:val="Ohne"/>
+          <w:rStyle w:val="None"/>
           <w:b w:val="1"/>
           <w:bCs w:val="1"/>
           <w:rtl w:val="0"/>
@@ -2066,7 +2293,7 @@
       </w:r>
       <w:r>
         <w:rPr>
-          <w:rStyle w:val="Ohne"/>
+          <w:rStyle w:val="None"/>
           <w:b w:val="1"/>
           <w:bCs w:val="1"/>
           <w:rtl w:val="0"/>
@@ -2076,7 +2303,7 @@
       </w:r>
       <w:r>
         <w:rPr>
-          <w:rStyle w:val="Ohne"/>
+          <w:rStyle w:val="None"/>
           <w:b w:val="1"/>
           <w:bCs w:val="1"/>
           <w:rtl w:val="0"/>
@@ -2086,7 +2313,7 @@
       </w:r>
       <w:r>
         <w:rPr>
-          <w:rStyle w:val="Ohne"/>
+          <w:rStyle w:val="None"/>
           <w:rtl w:val="0"/>
           <w:lang w:val="de-DE"/>
         </w:rPr>
@@ -2094,7 +2321,7 @@
       </w:r>
       <w:r>
         <w:rPr>
-          <w:rStyle w:val="Ohne"/>
+          <w:rStyle w:val="None"/>
           <w:rtl w:val="0"/>
           <w:lang w:val="de-DE"/>
         </w:rPr>
@@ -2102,7 +2329,7 @@
       </w:r>
       <w:r>
         <w:rPr>
-          <w:rStyle w:val="Ohne"/>
+          <w:rStyle w:val="None"/>
           <w:rtl w:val="0"/>
           <w:lang w:val="de-DE"/>
         </w:rPr>
@@ -2113,10 +2340,137 @@
       <w:pPr>
         <w:pStyle w:val="Textbox Label"/>
         <w:ind w:left="720" w:firstLine="0"/>
-      </w:pPr>
-      <w:r>
-        <w:rPr>
-          <w:rStyle w:val="Ohne"/>
+        <w:rPr>
+          <w:outline w:val="0"/>
+          <w:color w:val="525252"/>
+          <w14:textFill>
+            <w14:solidFill>
+              <w14:srgbClr w14:val="535353"/>
+            </w14:solidFill>
+          </w14:textFill>
+        </w:rPr>
+      </w:pPr>
+      <w:r>
+        <w:rPr>
+          <w:outline w:val="0"/>
+          <w:color w:val="525252"/>
+          <w:rtl w:val="0"/>
+          <w:lang w:val="de-DE"/>
+          <w14:textFill>
+            <w14:solidFill>
+              <w14:srgbClr w14:val="535353"/>
+            </w14:solidFill>
+          </w14:textFill>
+        </w:rPr>
+        <w:t>Verf</w:t>
+      </w:r>
+      <w:r>
+        <w:rPr>
+          <w:outline w:val="0"/>
+          <w:color w:val="525252"/>
+          <w:rtl w:val="0"/>
+          <w:lang w:val="de-DE"/>
+          <w14:textFill>
+            <w14:solidFill>
+              <w14:srgbClr w14:val="535353"/>
+            </w14:solidFill>
+          </w14:textFill>
+        </w:rPr>
+        <w:t>ü</w:t>
+      </w:r>
+      <w:r>
+        <w:rPr>
+          <w:outline w:val="0"/>
+          <w:color w:val="525252"/>
+          <w:rtl w:val="0"/>
+          <w:lang w:val="de-DE"/>
+          <w14:textFill>
+            <w14:solidFill>
+              <w14:srgbClr w14:val="535353"/>
+            </w14:solidFill>
+          </w14:textFill>
+        </w:rPr>
+        <w:t xml:space="preserve">gbare Schwerpunkte: </w:t>
+      </w:r>
+      <w:r>
+        <w:rPr>
+          <w:outline w:val="0"/>
+          <w:color w:val="525252"/>
+          <w:rtl w:val="0"/>
+          <w:lang w:val="de-DE"/>
+          <w14:textFill>
+            <w14:solidFill>
+              <w14:srgbClr w14:val="535353"/>
+            </w14:solidFill>
+          </w14:textFill>
+        </w:rPr>
+        <w:t>{{PRINCIPLE_</w:t>
+      </w:r>
+      <w:r>
+        <w:rPr>
+          <w:outline w:val="0"/>
+          <w:color w:val="525252"/>
+          <w:rtl w:val="0"/>
+          <w:lang w:val="de-DE"/>
+          <w14:textFill>
+            <w14:solidFill>
+              <w14:srgbClr w14:val="535353"/>
+            </w14:solidFill>
+          </w14:textFill>
+        </w:rPr>
+        <w:t>3</w:t>
+      </w:r>
+      <w:r>
+        <w:rPr>
+          <w:outline w:val="0"/>
+          <w:color w:val="525252"/>
+          <w:rtl w:val="0"/>
+          <w:lang w:val="de-DE"/>
+          <w14:textFill>
+            <w14:solidFill>
+              <w14:srgbClr w14:val="535353"/>
+            </w14:solidFill>
+          </w14:textFill>
+        </w:rPr>
+        <w:t>_</w:t>
+      </w:r>
+      <w:r>
+        <w:rPr>
+          <w:outline w:val="0"/>
+          <w:color w:val="525252"/>
+          <w:rtl w:val="0"/>
+          <w:lang w:val="de-DE"/>
+          <w14:textFill>
+            <w14:solidFill>
+              <w14:srgbClr w14:val="535353"/>
+            </w14:solidFill>
+          </w14:textFill>
+        </w:rPr>
+        <w:t>ASPECTS_AVAILABLE</w:t>
+      </w:r>
+      <w:r>
+        <w:rPr>
+          <w:outline w:val="0"/>
+          <w:color w:val="525252"/>
+          <w:rtl w:val="0"/>
+          <w:lang w:val="de-DE"/>
+          <w14:textFill>
+            <w14:solidFill>
+              <w14:srgbClr w14:val="535353"/>
+            </w14:solidFill>
+          </w14:textFill>
+        </w:rPr>
+        <w:t>}}</w:t>
+      </w:r>
+    </w:p>
+    <w:p>
+      <w:pPr>
+        <w:pStyle w:val="Textbox Label"/>
+        <w:ind w:left="720" w:firstLine="0"/>
+      </w:pPr>
+      <w:r>
+        <w:rPr>
+          <w:rStyle w:val="None"/>
           <w:rtl w:val="0"/>
           <w:lang w:val="de-DE"/>
         </w:rPr>
@@ -2124,7 +2478,7 @@
       </w:r>
       <w:r>
         <w:rPr>
-          <w:rStyle w:val="Ohne"/>
+          <w:rStyle w:val="None"/>
           <w:rtl w:val="0"/>
           <w:lang w:val="de-DE"/>
         </w:rPr>
@@ -2132,7 +2486,7 @@
       </w:r>
       <w:r>
         <w:rPr>
-          <w:rStyle w:val="Ohne"/>
+          <w:rStyle w:val="None"/>
           <w:rtl w:val="0"/>
           <w:lang w:val="de-DE"/>
         </w:rPr>
@@ -2146,7 +2500,7 @@
       </w:pPr>
       <w:r>
         <w:rPr>
-          <w:rStyle w:val="Ohne"/>
+          <w:rStyle w:val="None"/>
           <w:rtl w:val="0"/>
           <w:lang w:val="de-DE"/>
         </w:rPr>
@@ -2160,7 +2514,7 @@
       </w:pPr>
       <w:r>
         <w:rPr>
-          <w:rStyle w:val="Ohne"/>
+          <w:rStyle w:val="None"/>
           <w:rtl w:val="0"/>
           <w:lang w:val="de-DE"/>
         </w:rPr>
@@ -2168,7 +2522,7 @@
       </w:r>
       <w:r>
         <w:rPr>
-          <w:rStyle w:val="Ohne"/>
+          <w:rStyle w:val="None"/>
           <w:rtl w:val="0"/>
           <w:lang w:val="de-DE"/>
         </w:rPr>
@@ -2176,7 +2530,7 @@
       </w:r>
       <w:r>
         <w:rPr>
-          <w:rStyle w:val="Ohne"/>
+          <w:rStyle w:val="None"/>
           <w:rtl w:val="0"/>
           <w:lang w:val="de-DE"/>
         </w:rPr>
@@ -2190,7 +2544,7 @@
       </w:pPr>
       <w:r>
         <w:rPr>
-          <w:rStyle w:val="Ohne"/>
+          <w:rStyle w:val="None"/>
           <w:rtl w:val="0"/>
           <w:lang w:val="de-DE"/>
         </w:rPr>
@@ -2201,7 +2555,7 @@
       <w:pPr>
         <w:pStyle w:val="Normal.0"/>
         <w:rPr>
-          <w:rStyle w:val="Ohne"/>
+          <w:rStyle w:val="None"/>
         </w:rPr>
       </w:pPr>
     </w:p>
@@ -2209,6 +2563,7 @@
       <w:pPr>
         <w:pStyle w:val="Normal.0"/>
         <w:rPr>
+          <w:rStyle w:val="None"/>
           <w:b w:val="1"/>
           <w:bCs w:val="1"/>
           <w:sz w:val="32"/>
@@ -2217,7 +2572,7 @@
       </w:pPr>
       <w:r>
         <w:rPr>
-          <w:rStyle w:val="Ohne"/>
+          <w:rStyle w:val="None"/>
           <w:b w:val="1"/>
           <w:bCs w:val="1"/>
           <w:sz w:val="32"/>
@@ -2230,6 +2585,7 @@
       <w:bookmarkStart w:name="automatisierungbasiertaufeindeutigenrege" w:id="3"/>
       <w:r>
         <w:rPr>
+          <w:rStyle w:val="None"/>
           <w:b w:val="1"/>
           <w:bCs w:val="1"/>
           <w:sz w:val="32"/>
@@ -2247,7 +2603,7 @@
       </w:pPr>
       <w:r>
         <w:rPr>
-          <w:rStyle w:val="Ohne"/>
+          <w:rStyle w:val="None"/>
           <w:rtl w:val="0"/>
           <w:lang w:val="de-DE"/>
         </w:rPr>
@@ -2260,7 +2616,7 @@
       </w:pPr>
       <w:r>
         <w:rPr>
-          <w:rStyle w:val="Ohne"/>
+          <w:rStyle w:val="None"/>
           <w:rtl w:val="0"/>
           <w:lang w:val="de-DE"/>
         </w:rPr>
@@ -2268,7 +2624,7 @@
       </w:r>
       <w:r>
         <w:rPr>
-          <w:rStyle w:val="Ohne"/>
+          <w:rStyle w:val="None"/>
           <w:rtl w:val="0"/>
           <w:lang w:val="de-DE"/>
         </w:rPr>
@@ -2276,7 +2632,7 @@
       </w:r>
       <w:r>
         <w:rPr>
-          <w:rStyle w:val="Ohne"/>
+          <w:rStyle w:val="None"/>
           <w:rtl w:val="0"/>
           <w:lang w:val="de-DE"/>
         </w:rPr>
@@ -2289,7 +2645,7 @@
       </w:pPr>
       <w:r>
         <w:rPr>
-          <w:rStyle w:val="Ohne"/>
+          <w:rStyle w:val="None"/>
           <w:rtl w:val="0"/>
           <w:lang w:val="de-DE"/>
         </w:rPr>
@@ -2297,7 +2653,7 @@
       </w:r>
       <w:r>
         <w:rPr>
-          <w:rStyle w:val="Ohne"/>
+          <w:rStyle w:val="None"/>
           <w:rtl w:val="0"/>
           <w:lang w:val="de-DE"/>
         </w:rPr>
@@ -2305,7 +2661,7 @@
       </w:r>
       <w:r>
         <w:rPr>
-          <w:rStyle w:val="Ohne"/>
+          <w:rStyle w:val="None"/>
           <w:rtl w:val="0"/>
           <w:lang w:val="de-DE"/>
         </w:rPr>
@@ -2319,7 +2675,7 @@
       </w:pPr>
       <w:r>
         <w:rPr>
-          <w:rStyle w:val="Ohne"/>
+          <w:rStyle w:val="None"/>
           <w:rtl w:val="0"/>
           <w:lang w:val="de-DE"/>
         </w:rPr>
@@ -2334,7 +2690,7 @@
       </w:pPr>
       <w:r>
         <w:rPr>
-          <w:rStyle w:val="Ohne"/>
+          <w:rStyle w:val="None"/>
           <w:rtl w:val="0"/>
           <w:lang w:val="de-DE"/>
         </w:rPr>
@@ -2342,7 +2698,7 @@
       </w:r>
       <w:r>
         <w:rPr>
-          <w:rStyle w:val="Ohne"/>
+          <w:rStyle w:val="None"/>
           <w:b w:val="1"/>
           <w:bCs w:val="1"/>
           <w:rtl w:val="0"/>
@@ -2352,7 +2708,7 @@
       </w:r>
       <w:r>
         <w:rPr>
-          <w:rStyle w:val="Ohne"/>
+          <w:rStyle w:val="None"/>
           <w:b w:val="1"/>
           <w:bCs w:val="1"/>
           <w:rtl w:val="0"/>
@@ -2362,7 +2718,7 @@
       </w:r>
       <w:r>
         <w:rPr>
-          <w:rStyle w:val="Ohne"/>
+          <w:rStyle w:val="None"/>
           <w:b w:val="1"/>
           <w:bCs w:val="1"/>
           <w:rtl w:val="0"/>
@@ -2372,7 +2728,7 @@
       </w:r>
       <w:r>
         <w:rPr>
-          <w:rStyle w:val="Ohne"/>
+          <w:rStyle w:val="None"/>
           <w:rtl w:val="0"/>
           <w:lang w:val="de-DE"/>
         </w:rPr>
@@ -2380,7 +2736,7 @@
       </w:r>
       <w:r>
         <w:rPr>
-          <w:rStyle w:val="Ohne"/>
+          <w:rStyle w:val="None"/>
           <w:b w:val="1"/>
           <w:bCs w:val="1"/>
           <w:rtl w:val="0"/>
@@ -2390,7 +2746,7 @@
       </w:r>
       <w:r>
         <w:rPr>
-          <w:rStyle w:val="Ohne"/>
+          <w:rStyle w:val="None"/>
           <w:b w:val="1"/>
           <w:bCs w:val="1"/>
           <w:rtl w:val="0"/>
@@ -2400,7 +2756,7 @@
       </w:r>
       <w:r>
         <w:rPr>
-          <w:rStyle w:val="Ohne"/>
+          <w:rStyle w:val="None"/>
           <w:b w:val="1"/>
           <w:bCs w:val="1"/>
           <w:rtl w:val="0"/>
@@ -2410,7 +2766,7 @@
       </w:r>
       <w:r>
         <w:rPr>
-          <w:rStyle w:val="Ohne"/>
+          <w:rStyle w:val="None"/>
           <w:rtl w:val="0"/>
           <w:lang w:val="de-DE"/>
         </w:rPr>
@@ -2418,7 +2774,7 @@
       </w:r>
       <w:r>
         <w:rPr>
-          <w:rStyle w:val="Ohne"/>
+          <w:rStyle w:val="None"/>
           <w:rtl w:val="0"/>
           <w:lang w:val="de-DE"/>
         </w:rPr>
@@ -2426,7 +2782,7 @@
       </w:r>
       <w:r>
         <w:rPr>
-          <w:rStyle w:val="Ohne"/>
+          <w:rStyle w:val="None"/>
           <w:rtl w:val="0"/>
           <w:lang w:val="de-DE"/>
         </w:rPr>
@@ -2437,10 +2793,137 @@
       <w:pPr>
         <w:pStyle w:val="Textbox Label"/>
         <w:ind w:left="720" w:firstLine="0"/>
-      </w:pPr>
-      <w:r>
-        <w:rPr>
-          <w:rStyle w:val="Ohne"/>
+        <w:rPr>
+          <w:outline w:val="0"/>
+          <w:color w:val="525252"/>
+          <w14:textFill>
+            <w14:solidFill>
+              <w14:srgbClr w14:val="535353"/>
+            </w14:solidFill>
+          </w14:textFill>
+        </w:rPr>
+      </w:pPr>
+      <w:r>
+        <w:rPr>
+          <w:outline w:val="0"/>
+          <w:color w:val="525252"/>
+          <w:rtl w:val="0"/>
+          <w:lang w:val="de-DE"/>
+          <w14:textFill>
+            <w14:solidFill>
+              <w14:srgbClr w14:val="535353"/>
+            </w14:solidFill>
+          </w14:textFill>
+        </w:rPr>
+        <w:t>Verf</w:t>
+      </w:r>
+      <w:r>
+        <w:rPr>
+          <w:outline w:val="0"/>
+          <w:color w:val="525252"/>
+          <w:rtl w:val="0"/>
+          <w:lang w:val="de-DE"/>
+          <w14:textFill>
+            <w14:solidFill>
+              <w14:srgbClr w14:val="535353"/>
+            </w14:solidFill>
+          </w14:textFill>
+        </w:rPr>
+        <w:t>ü</w:t>
+      </w:r>
+      <w:r>
+        <w:rPr>
+          <w:outline w:val="0"/>
+          <w:color w:val="525252"/>
+          <w:rtl w:val="0"/>
+          <w:lang w:val="de-DE"/>
+          <w14:textFill>
+            <w14:solidFill>
+              <w14:srgbClr w14:val="535353"/>
+            </w14:solidFill>
+          </w14:textFill>
+        </w:rPr>
+        <w:t xml:space="preserve">gbare Schwerpunkte: </w:t>
+      </w:r>
+      <w:r>
+        <w:rPr>
+          <w:outline w:val="0"/>
+          <w:color w:val="525252"/>
+          <w:rtl w:val="0"/>
+          <w:lang w:val="de-DE"/>
+          <w14:textFill>
+            <w14:solidFill>
+              <w14:srgbClr w14:val="535353"/>
+            </w14:solidFill>
+          </w14:textFill>
+        </w:rPr>
+        <w:t>{{PRINCIPLE_</w:t>
+      </w:r>
+      <w:r>
+        <w:rPr>
+          <w:outline w:val="0"/>
+          <w:color w:val="525252"/>
+          <w:rtl w:val="0"/>
+          <w:lang w:val="de-DE"/>
+          <w14:textFill>
+            <w14:solidFill>
+              <w14:srgbClr w14:val="535353"/>
+            </w14:solidFill>
+          </w14:textFill>
+        </w:rPr>
+        <w:t>4</w:t>
+      </w:r>
+      <w:r>
+        <w:rPr>
+          <w:outline w:val="0"/>
+          <w:color w:val="525252"/>
+          <w:rtl w:val="0"/>
+          <w:lang w:val="de-DE"/>
+          <w14:textFill>
+            <w14:solidFill>
+              <w14:srgbClr w14:val="535353"/>
+            </w14:solidFill>
+          </w14:textFill>
+        </w:rPr>
+        <w:t>_</w:t>
+      </w:r>
+      <w:r>
+        <w:rPr>
+          <w:outline w:val="0"/>
+          <w:color w:val="525252"/>
+          <w:rtl w:val="0"/>
+          <w:lang w:val="de-DE"/>
+          <w14:textFill>
+            <w14:solidFill>
+              <w14:srgbClr w14:val="535353"/>
+            </w14:solidFill>
+          </w14:textFill>
+        </w:rPr>
+        <w:t>ASPECTS_AVAILABLE</w:t>
+      </w:r>
+      <w:r>
+        <w:rPr>
+          <w:outline w:val="0"/>
+          <w:color w:val="525252"/>
+          <w:rtl w:val="0"/>
+          <w:lang w:val="de-DE"/>
+          <w14:textFill>
+            <w14:solidFill>
+              <w14:srgbClr w14:val="535353"/>
+            </w14:solidFill>
+          </w14:textFill>
+        </w:rPr>
+        <w:t>}}</w:t>
+      </w:r>
+    </w:p>
+    <w:p>
+      <w:pPr>
+        <w:pStyle w:val="Textbox Label"/>
+        <w:ind w:left="720" w:firstLine="0"/>
+      </w:pPr>
+      <w:r>
+        <w:rPr>
+          <w:rStyle w:val="None"/>
           <w:rtl w:val="0"/>
           <w:lang w:val="de-DE"/>
         </w:rPr>
@@ -2448,7 +2931,7 @@
       </w:r>
       <w:r>
         <w:rPr>
-          <w:rStyle w:val="Ohne"/>
+          <w:rStyle w:val="None"/>
           <w:rtl w:val="0"/>
           <w:lang w:val="de-DE"/>
         </w:rPr>
@@ -2456,7 +2939,7 @@
       </w:r>
       <w:r>
         <w:rPr>
-          <w:rStyle w:val="Ohne"/>
+          <w:rStyle w:val="None"/>
           <w:rtl w:val="0"/>
           <w:lang w:val="de-DE"/>
         </w:rPr>
@@ -2470,7 +2953,7 @@
       </w:pPr>
       <w:r>
         <w:rPr>
-          <w:rStyle w:val="Ohne"/>
+          <w:rStyle w:val="None"/>
           <w:rtl w:val="0"/>
           <w:lang w:val="de-DE"/>
         </w:rPr>
@@ -2484,7 +2967,7 @@
       </w:pPr>
       <w:r>
         <w:rPr>
-          <w:rStyle w:val="Ohne"/>
+          <w:rStyle w:val="None"/>
           <w:rtl w:val="0"/>
           <w:lang w:val="de-DE"/>
         </w:rPr>
@@ -2492,7 +2975,7 @@
       </w:r>
       <w:r>
         <w:rPr>
-          <w:rStyle w:val="Ohne"/>
+          <w:rStyle w:val="None"/>
           <w:rtl w:val="0"/>
           <w:lang w:val="de-DE"/>
         </w:rPr>
@@ -2500,7 +2983,7 @@
       </w:r>
       <w:r>
         <w:rPr>
-          <w:rStyle w:val="Ohne"/>
+          <w:rStyle w:val="None"/>
           <w:rtl w:val="0"/>
           <w:lang w:val="de-DE"/>
         </w:rPr>
@@ -2514,7 +2997,7 @@
       </w:pPr>
       <w:r>
         <w:rPr>
-          <w:rStyle w:val="Ohne"/>
+          <w:rStyle w:val="None"/>
           <w:rtl w:val="0"/>
           <w:lang w:val="de-DE"/>
         </w:rPr>
@@ -2525,6 +3008,7 @@
       <w:pPr>
         <w:pStyle w:val="Normal.0"/>
         <w:rPr>
+          <w:rStyle w:val="None"/>
           <w:b w:val="1"/>
           <w:bCs w:val="1"/>
           <w:sz w:val="32"/>
@@ -2533,6 +3017,7 @@
       </w:pPr>
       <w:r>
         <w:rPr>
+          <w:rStyle w:val="None"/>
           <w:b w:val="1"/>
           <w:bCs w:val="1"/>
           <w:sz w:val="32"/>
@@ -2542,6 +3027,7 @@
       </w:r>
       <w:r>
         <w:rPr>
+          <w:rStyle w:val="None"/>
           <w:b w:val="1"/>
           <w:bCs w:val="1"/>
           <w:sz w:val="32"/>
@@ -2554,6 +3040,7 @@
       <w:bookmarkStart w:name="datenschutzundinformationssicherheitscha" w:id="4"/>
       <w:r>
         <w:rPr>
+          <w:rStyle w:val="None"/>
           <w:b w:val="1"/>
           <w:bCs w:val="1"/>
           <w:sz w:val="32"/>
@@ -2571,7 +3058,7 @@
       </w:pPr>
       <w:r>
         <w:rPr>
-          <w:rStyle w:val="Ohne"/>
+          <w:rStyle w:val="None"/>
           <w:rtl w:val="0"/>
           <w:lang w:val="de-DE"/>
         </w:rPr>
@@ -2584,7 +3071,7 @@
       </w:pPr>
       <w:r>
         <w:rPr>
-          <w:rStyle w:val="Ohne"/>
+          <w:rStyle w:val="None"/>
           <w:rtl w:val="0"/>
           <w:lang w:val="de-DE"/>
         </w:rPr>
@@ -2592,7 +3079,7 @@
       </w:r>
       <w:r>
         <w:rPr>
-          <w:rStyle w:val="Ohne"/>
+          <w:rStyle w:val="None"/>
           <w:rtl w:val="0"/>
           <w:lang w:val="de-DE"/>
         </w:rPr>
@@ -2600,7 +3087,7 @@
       </w:r>
       <w:r>
         <w:rPr>
-          <w:rStyle w:val="Ohne"/>
+          <w:rStyle w:val="None"/>
           <w:rtl w:val="0"/>
           <w:lang w:val="de-DE"/>
         </w:rPr>
@@ -2613,7 +3100,7 @@
       </w:pPr>
       <w:r>
         <w:rPr>
-          <w:rStyle w:val="Ohne"/>
+          <w:rStyle w:val="None"/>
           <w:rtl w:val="0"/>
           <w:lang w:val="de-DE"/>
         </w:rPr>
@@ -2621,7 +3108,7 @@
       </w:r>
       <w:r>
         <w:rPr>
-          <w:rStyle w:val="Ohne"/>
+          <w:rStyle w:val="None"/>
           <w:rtl w:val="0"/>
           <w:lang w:val="de-DE"/>
         </w:rPr>
@@ -2629,7 +3116,7 @@
       </w:r>
       <w:r>
         <w:rPr>
-          <w:rStyle w:val="Ohne"/>
+          <w:rStyle w:val="None"/>
           <w:rtl w:val="0"/>
           <w:lang w:val="de-DE"/>
         </w:rPr>
@@ -2643,7 +3130,7 @@
       </w:pPr>
       <w:r>
         <w:rPr>
-          <w:rStyle w:val="Ohne"/>
+          <w:rStyle w:val="None"/>
           <w:rtl w:val="0"/>
           <w:lang w:val="de-DE"/>
         </w:rPr>
@@ -2658,7 +3145,7 @@
       </w:pPr>
       <w:r>
         <w:rPr>
-          <w:rStyle w:val="Ohne"/>
+          <w:rStyle w:val="None"/>
           <w:rtl w:val="0"/>
           <w:lang w:val="de-DE"/>
         </w:rPr>
@@ -2666,7 +3153,7 @@
       </w:r>
       <w:r>
         <w:rPr>
-          <w:rStyle w:val="Ohne"/>
+          <w:rStyle w:val="None"/>
           <w:b w:val="1"/>
           <w:bCs w:val="1"/>
           <w:rtl w:val="0"/>
@@ -2676,7 +3163,7 @@
       </w:r>
       <w:r>
         <w:rPr>
-          <w:rStyle w:val="Ohne"/>
+          <w:rStyle w:val="None"/>
           <w:b w:val="1"/>
           <w:bCs w:val="1"/>
           <w:rtl w:val="0"/>
@@ -2686,7 +3173,7 @@
       </w:r>
       <w:r>
         <w:rPr>
-          <w:rStyle w:val="Ohne"/>
+          <w:rStyle w:val="None"/>
           <w:b w:val="1"/>
           <w:bCs w:val="1"/>
           <w:rtl w:val="0"/>
@@ -2696,7 +3183,7 @@
       </w:r>
       <w:r>
         <w:rPr>
-          <w:rStyle w:val="Ohne"/>
+          <w:rStyle w:val="None"/>
           <w:rtl w:val="0"/>
           <w:lang w:val="de-DE"/>
         </w:rPr>
@@ -2704,7 +3191,7 @@
       </w:r>
       <w:r>
         <w:rPr>
-          <w:rStyle w:val="Ohne"/>
+          <w:rStyle w:val="None"/>
           <w:b w:val="1"/>
           <w:bCs w:val="1"/>
           <w:rtl w:val="0"/>
@@ -2714,7 +3201,7 @@
       </w:r>
       <w:r>
         <w:rPr>
-          <w:rStyle w:val="Ohne"/>
+          <w:rStyle w:val="None"/>
           <w:b w:val="1"/>
           <w:bCs w:val="1"/>
           <w:rtl w:val="0"/>
@@ -2724,7 +3211,7 @@
       </w:r>
       <w:r>
         <w:rPr>
-          <w:rStyle w:val="Ohne"/>
+          <w:rStyle w:val="None"/>
           <w:b w:val="1"/>
           <w:bCs w:val="1"/>
           <w:rtl w:val="0"/>
@@ -2734,7 +3221,7 @@
       </w:r>
       <w:r>
         <w:rPr>
-          <w:rStyle w:val="Ohne"/>
+          <w:rStyle w:val="None"/>
           <w:rtl w:val="0"/>
           <w:lang w:val="de-DE"/>
         </w:rPr>
@@ -2742,7 +3229,7 @@
       </w:r>
       <w:r>
         <w:rPr>
-          <w:rStyle w:val="Ohne"/>
+          <w:rStyle w:val="None"/>
           <w:rtl w:val="0"/>
           <w:lang w:val="de-DE"/>
         </w:rPr>
@@ -2750,7 +3237,7 @@
       </w:r>
       <w:r>
         <w:rPr>
-          <w:rStyle w:val="Ohne"/>
+          <w:rStyle w:val="None"/>
           <w:rtl w:val="0"/>
           <w:lang w:val="de-DE"/>
         </w:rPr>
@@ -2761,10 +3248,137 @@
       <w:pPr>
         <w:pStyle w:val="Textbox Label"/>
         <w:ind w:left="720" w:firstLine="0"/>
-      </w:pPr>
-      <w:r>
-        <w:rPr>
-          <w:rStyle w:val="Ohne"/>
+        <w:rPr>
+          <w:outline w:val="0"/>
+          <w:color w:val="525252"/>
+          <w14:textFill>
+            <w14:solidFill>
+              <w14:srgbClr w14:val="535353"/>
+            </w14:solidFill>
+          </w14:textFill>
+        </w:rPr>
+      </w:pPr>
+      <w:r>
+        <w:rPr>
+          <w:outline w:val="0"/>
+          <w:color w:val="525252"/>
+          <w:rtl w:val="0"/>
+          <w:lang w:val="de-DE"/>
+          <w14:textFill>
+            <w14:solidFill>
+              <w14:srgbClr w14:val="535353"/>
+            </w14:solidFill>
+          </w14:textFill>
+        </w:rPr>
+        <w:t>Verf</w:t>
+      </w:r>
+      <w:r>
+        <w:rPr>
+          <w:outline w:val="0"/>
+          <w:color w:val="525252"/>
+          <w:rtl w:val="0"/>
+          <w:lang w:val="de-DE"/>
+          <w14:textFill>
+            <w14:solidFill>
+              <w14:srgbClr w14:val="535353"/>
+            </w14:solidFill>
+          </w14:textFill>
+        </w:rPr>
+        <w:t>ü</w:t>
+      </w:r>
+      <w:r>
+        <w:rPr>
+          <w:outline w:val="0"/>
+          <w:color w:val="525252"/>
+          <w:rtl w:val="0"/>
+          <w:lang w:val="de-DE"/>
+          <w14:textFill>
+            <w14:solidFill>
+              <w14:srgbClr w14:val="535353"/>
+            </w14:solidFill>
+          </w14:textFill>
+        </w:rPr>
+        <w:t xml:space="preserve">gbare Schwerpunkte: </w:t>
+      </w:r>
+      <w:r>
+        <w:rPr>
+          <w:outline w:val="0"/>
+          <w:color w:val="525252"/>
+          <w:rtl w:val="0"/>
+          <w:lang w:val="de-DE"/>
+          <w14:textFill>
+            <w14:solidFill>
+              <w14:srgbClr w14:val="535353"/>
+            </w14:solidFill>
+          </w14:textFill>
+        </w:rPr>
+        <w:t>{{PRINCIPLE_</w:t>
+      </w:r>
+      <w:r>
+        <w:rPr>
+          <w:outline w:val="0"/>
+          <w:color w:val="525252"/>
+          <w:rtl w:val="0"/>
+          <w:lang w:val="de-DE"/>
+          <w14:textFill>
+            <w14:solidFill>
+              <w14:srgbClr w14:val="535353"/>
+            </w14:solidFill>
+          </w14:textFill>
+        </w:rPr>
+        <w:t>5</w:t>
+      </w:r>
+      <w:r>
+        <w:rPr>
+          <w:outline w:val="0"/>
+          <w:color w:val="525252"/>
+          <w:rtl w:val="0"/>
+          <w:lang w:val="de-DE"/>
+          <w14:textFill>
+            <w14:solidFill>
+              <w14:srgbClr w14:val="535353"/>
+            </w14:solidFill>
+          </w14:textFill>
+        </w:rPr>
+        <w:t>_</w:t>
+      </w:r>
+      <w:r>
+        <w:rPr>
+          <w:outline w:val="0"/>
+          <w:color w:val="525252"/>
+          <w:rtl w:val="0"/>
+          <w:lang w:val="de-DE"/>
+          <w14:textFill>
+            <w14:solidFill>
+              <w14:srgbClr w14:val="535353"/>
+            </w14:solidFill>
+          </w14:textFill>
+        </w:rPr>
+        <w:t>ASPECTS_AVAILABLE</w:t>
+      </w:r>
+      <w:r>
+        <w:rPr>
+          <w:outline w:val="0"/>
+          <w:color w:val="525252"/>
+          <w:rtl w:val="0"/>
+          <w:lang w:val="de-DE"/>
+          <w14:textFill>
+            <w14:solidFill>
+              <w14:srgbClr w14:val="535353"/>
+            </w14:solidFill>
+          </w14:textFill>
+        </w:rPr>
+        <w:t>}}</w:t>
+      </w:r>
+    </w:p>
+    <w:p>
+      <w:pPr>
+        <w:pStyle w:val="Textbox Label"/>
+        <w:ind w:left="720" w:firstLine="0"/>
+      </w:pPr>
+      <w:r>
+        <w:rPr>
+          <w:rStyle w:val="None"/>
           <w:rtl w:val="0"/>
           <w:lang w:val="de-DE"/>
         </w:rPr>
@@ -2772,7 +3386,7 @@
       </w:r>
       <w:r>
         <w:rPr>
-          <w:rStyle w:val="Ohne"/>
+          <w:rStyle w:val="None"/>
           <w:rtl w:val="0"/>
           <w:lang w:val="de-DE"/>
         </w:rPr>
@@ -2780,7 +3394,7 @@
       </w:r>
       <w:r>
         <w:rPr>
-          <w:rStyle w:val="Ohne"/>
+          <w:rStyle w:val="None"/>
           <w:rtl w:val="0"/>
           <w:lang w:val="de-DE"/>
         </w:rPr>
@@ -2794,7 +3408,7 @@
       </w:pPr>
       <w:r>
         <w:rPr>
-          <w:rStyle w:val="Ohne"/>
+          <w:rStyle w:val="None"/>
           <w:rtl w:val="0"/>
           <w:lang w:val="de-DE"/>
         </w:rPr>
@@ -2808,7 +3422,7 @@
       </w:pPr>
       <w:r>
         <w:rPr>
-          <w:rStyle w:val="Ohne"/>
+          <w:rStyle w:val="None"/>
           <w:rtl w:val="0"/>
           <w:lang w:val="de-DE"/>
         </w:rPr>
@@ -2816,7 +3430,7 @@
       </w:r>
       <w:r>
         <w:rPr>
-          <w:rStyle w:val="Ohne"/>
+          <w:rStyle w:val="None"/>
           <w:rtl w:val="0"/>
           <w:lang w:val="de-DE"/>
         </w:rPr>
@@ -2824,7 +3438,7 @@
       </w:r>
       <w:r>
         <w:rPr>
-          <w:rStyle w:val="Ohne"/>
+          <w:rStyle w:val="None"/>
           <w:rtl w:val="0"/>
           <w:lang w:val="de-DE"/>
         </w:rPr>
@@ -2838,7 +3452,7 @@
       </w:pPr>
       <w:r>
         <w:rPr>
-          <w:rStyle w:val="Ohne"/>
+          <w:rStyle w:val="None"/>
           <w:rtl w:val="0"/>
           <w:lang w:val="de-DE"/>
         </w:rPr>
@@ -2851,7 +3465,7 @@
         <w:pBdr>
           <w:top w:val="nil"/>
           <w:left w:val="nil"/>
-          <w:bottom w:val="single" w:color="000000" w:sz="6" w:space="1" w:shadow="0" w:frame="0"/>
+          <w:bottom w:val="single" w:color="000000" w:sz="6" w:space="0" w:shadow="0" w:frame="0"/>
           <w:right w:val="nil"/>
         </w:pBdr>
       </w:pPr>
@@ -2861,14 +3475,14 @@
         <w:pStyle w:val="heading 1"/>
         <w:spacing w:before="720"/>
         <w:rPr>
-          <w:rStyle w:val="Ohne"/>
+          <w:rStyle w:val="None"/>
           <w:b w:val="1"/>
           <w:bCs w:val="1"/>
         </w:rPr>
       </w:pPr>
       <w:r>
         <w:rPr>
-          <w:rStyle w:val="Ohne"/>
+          <w:rStyle w:val="None"/>
           <w:b w:val="1"/>
           <w:bCs w:val="1"/>
           <w:rtl w:val="0"/>
@@ -2894,7 +3508,7 @@
       </w:pPr>
       <w:r>
         <w:rPr>
-          <w:rStyle w:val="Ohne"/>
+          <w:rStyle w:val="None"/>
           <w:b w:val="1"/>
           <w:bCs w:val="1"/>
           <w:rtl w:val="0"/>
@@ -2904,7 +3518,7 @@
       </w:r>
       <w:r>
         <w:rPr>
-          <w:rStyle w:val="Ohne"/>
+          <w:rStyle w:val="None"/>
           <w:rtl w:val="0"/>
           <w:lang w:val="de-DE"/>
         </w:rPr>
@@ -2912,7 +3526,7 @@
       </w:r>
       <w:r>
         <w:rPr>
-          <w:rStyle w:val="Ohne"/>
+          <w:rStyle w:val="None"/>
           <w:b w:val="1"/>
           <w:bCs w:val="1"/>
           <w:rtl w:val="0"/>
@@ -2938,7 +3552,7 @@
       </w:pPr>
       <w:r>
         <w:rPr>
-          <w:rStyle w:val="Ohne"/>
+          <w:rStyle w:val="None"/>
           <w:b w:val="1"/>
           <w:bCs w:val="1"/>
           <w:rtl w:val="0"/>
@@ -2948,7 +3562,7 @@
       </w:r>
       <w:r>
         <w:rPr>
-          <w:rStyle w:val="Ohne"/>
+          <w:rStyle w:val="None"/>
           <w:rtl w:val="0"/>
           <w:lang w:val="de-DE"/>
         </w:rPr>
@@ -2986,7 +3600,7 @@
       </w:r>
       <w:r>
         <w:rPr>
-          <w:rStyle w:val="Ohne"/>
+          <w:rStyle w:val="None"/>
           <w:rtl w:val="0"/>
           <w:lang w:val="de-DE"/>
         </w:rPr>
@@ -2994,7 +3608,7 @@
       </w:r>
       <w:r>
         <w:rPr>
-          <w:rStyle w:val="Ohne"/>
+          <w:rStyle w:val="None"/>
           <w:rtl w:val="0"/>
           <w:lang w:val="de-DE"/>
         </w:rPr>
@@ -3002,7 +3616,7 @@
       </w:r>
       <w:r>
         <w:rPr>
-          <w:rStyle w:val="Ohne"/>
+          <w:rStyle w:val="None"/>
           <w:rtl w:val="0"/>
           <w:lang w:val="de-DE"/>
         </w:rPr>
@@ -3010,7 +3624,7 @@
       </w:r>
       <w:r>
         <w:rPr>
-          <w:rStyle w:val="Ohne"/>
+          <w:rStyle w:val="None"/>
           <w:rtl w:val="0"/>
           <w:lang w:val="de-DE"/>
         </w:rPr>
@@ -3018,7 +3632,7 @@
       </w:r>
       <w:r>
         <w:rPr>
-          <w:rStyle w:val="Ohne"/>
+          <w:rStyle w:val="None"/>
           <w:rtl w:val="0"/>
           <w:lang w:val="de-DE"/>
         </w:rPr>
@@ -3042,7 +3656,7 @@
       </w:pPr>
       <w:r>
         <w:rPr>
-          <w:rStyle w:val="Ohne"/>
+          <w:rStyle w:val="None"/>
           <w:b w:val="1"/>
           <w:bCs w:val="1"/>
           <w:rtl w:val="0"/>
@@ -3052,7 +3666,7 @@
       </w:r>
       <w:r>
         <w:rPr>
-          <w:rStyle w:val="Ohne"/>
+          <w:rStyle w:val="None"/>
           <w:b w:val="1"/>
           <w:bCs w:val="1"/>
           <w:rtl w:val="0"/>
@@ -3062,7 +3676,7 @@
       </w:r>
       <w:r>
         <w:rPr>
-          <w:rStyle w:val="Ohne"/>
+          <w:rStyle w:val="None"/>
           <w:b w:val="1"/>
           <w:bCs w:val="1"/>
           <w:rtl w:val="0"/>
@@ -3072,7 +3686,7 @@
       </w:r>
       <w:r>
         <w:rPr>
-          <w:rStyle w:val="Ohne"/>
+          <w:rStyle w:val="None"/>
           <w:rtl w:val="0"/>
           <w:lang w:val="de-DE"/>
         </w:rPr>
@@ -3110,7 +3724,7 @@
       </w:r>
       <w:r>
         <w:rPr>
-          <w:rStyle w:val="Ohne"/>
+          <w:rStyle w:val="None"/>
           <w:rtl w:val="0"/>
           <w:lang w:val="de-DE"/>
         </w:rPr>
@@ -3134,7 +3748,7 @@
       </w:pPr>
       <w:r>
         <w:rPr>
-          <w:rStyle w:val="Ohne"/>
+          <w:rStyle w:val="None"/>
           <w:b w:val="1"/>
           <w:bCs w:val="1"/>
           <w:rtl w:val="0"/>
@@ -3144,7 +3758,7 @@
       </w:r>
       <w:r>
         <w:rPr>
-          <w:rStyle w:val="Ohne"/>
+          <w:rStyle w:val="None"/>
           <w:rtl w:val="0"/>
           <w:lang w:val="de-DE"/>
         </w:rPr>
@@ -3152,7 +3766,7 @@
       </w:r>
       <w:r>
         <w:rPr>
-          <w:rStyle w:val="Ohne"/>
+          <w:rStyle w:val="None"/>
           <w:rtl w:val="0"/>
           <w:lang w:val="de-DE"/>
         </w:rPr>
@@ -3160,7 +3774,7 @@
       </w:r>
       <w:r>
         <w:rPr>
-          <w:rStyle w:val="Ohne"/>
+          <w:rStyle w:val="None"/>
           <w:rtl w:val="0"/>
           <w:lang w:val="de-DE"/>
         </w:rPr>
@@ -3184,7 +3798,7 @@
       </w:pPr>
       <w:r>
         <w:rPr>
-          <w:rStyle w:val="Ohne"/>
+          <w:rStyle w:val="None"/>
           <w:rtl w:val="0"/>
           <w:lang w:val="de-DE"/>
         </w:rPr>
@@ -3192,7 +3806,7 @@
       </w:r>
       <w:r>
         <w:rPr>
-          <w:rStyle w:val="Ohne"/>
+          <w:rStyle w:val="None"/>
           <w:rtl w:val="0"/>
           <w:lang w:val="de-DE"/>
         </w:rPr>
@@ -3200,7 +3814,7 @@
       </w:r>
       <w:r>
         <w:rPr>
-          <w:rStyle w:val="Ohne"/>
+          <w:rStyle w:val="None"/>
           <w:rtl w:val="0"/>
           <w:lang w:val="de-DE"/>
         </w:rPr>
@@ -3213,7 +3827,7 @@
       </w:pPr>
       <w:r>
         <w:rPr>
-          <w:rStyle w:val="Ohne"/>
+          <w:rStyle w:val="None"/>
           <w:rtl w:val="0"/>
           <w:lang w:val="de-DE"/>
         </w:rPr>
@@ -3221,7 +3835,7 @@
       </w:r>
       <w:r>
         <w:rPr>
-          <w:rStyle w:val="Ohne"/>
+          <w:rStyle w:val="None"/>
           <w:rtl w:val="0"/>
           <w:lang w:val="de-DE"/>
         </w:rPr>
@@ -3229,7 +3843,7 @@
       </w:r>
       <w:r>
         <w:rPr>
-          <w:rStyle w:val="Ohne"/>
+          <w:rStyle w:val="None"/>
           <w:rtl w:val="0"/>
           <w:lang w:val="de-DE"/>
         </w:rPr>
@@ -3242,7 +3856,7 @@
       </w:pPr>
       <w:r>
         <w:rPr>
-          <w:rStyle w:val="Ohne"/>
+          <w:rStyle w:val="None"/>
           <w:rtl w:val="0"/>
           <w:lang w:val="de-DE"/>
         </w:rPr>
@@ -3250,7 +3864,7 @@
       </w:r>
       <w:r>
         <w:rPr>
-          <w:rStyle w:val="Ohne"/>
+          <w:rStyle w:val="None"/>
           <w:rtl w:val="0"/>
           <w:lang w:val="de-DE"/>
         </w:rPr>
@@ -3258,7 +3872,7 @@
       </w:r>
       <w:r>
         <w:rPr>
-          <w:rStyle w:val="Ohne"/>
+          <w:rStyle w:val="None"/>
           <w:rtl w:val="0"/>
           <w:lang w:val="de-DE"/>
         </w:rPr>
@@ -3266,7 +3880,7 @@
       </w:r>
       <w:r>
         <w:rPr>
-          <w:rStyle w:val="Ohne"/>
+          <w:rStyle w:val="None"/>
           <w:rtl w:val="0"/>
           <w:lang w:val="de-DE"/>
         </w:rPr>
@@ -3274,7 +3888,7 @@
       </w:r>
       <w:r>
         <w:rPr>
-          <w:rStyle w:val="Ohne"/>
+          <w:rStyle w:val="None"/>
           <w:rtl w:val="0"/>
           <w:lang w:val="de-DE"/>
         </w:rPr>
@@ -3282,7 +3896,7 @@
       </w:r>
       <w:r>
         <w:rPr>
-          <w:rStyle w:val="Ohne"/>
+          <w:rStyle w:val="None"/>
           <w:rtl w:val="0"/>
           <w:lang w:val="de-DE"/>
         </w:rPr>
@@ -3290,7 +3904,7 @@
       </w:r>
       <w:r>
         <w:rPr>
-          <w:rStyle w:val="Ohne"/>
+          <w:rStyle w:val="None"/>
           <w:rtl w:val="0"/>
           <w:lang w:val="de-DE"/>
         </w:rPr>
@@ -3298,7 +3912,7 @@
       </w:r>
       <w:r>
         <w:rPr>
-          <w:rStyle w:val="Ohne"/>
+          <w:rStyle w:val="None"/>
           <w:rtl w:val="0"/>
           <w:lang w:val="de-DE"/>
         </w:rPr>
@@ -3306,7 +3920,7 @@
       </w:r>
       <w:r>
         <w:rPr>
-          <w:rStyle w:val="Ohne"/>
+          <w:rStyle w:val="None"/>
           <w:rtl w:val="0"/>
           <w:lang w:val="de-DE"/>
         </w:rPr>
@@ -3314,7 +3928,7 @@
       </w:r>
       <w:r>
         <w:rPr>
-          <w:rStyle w:val="Ohne"/>
+          <w:rStyle w:val="None"/>
           <w:rtl w:val="0"/>
           <w:lang w:val="de-DE"/>
         </w:rPr>
@@ -3322,7 +3936,7 @@
       </w:r>
       <w:r>
         <w:rPr>
-          <w:rStyle w:val="Ohne"/>
+          <w:rStyle w:val="None"/>
           <w:rtl w:val="0"/>
           <w:lang w:val="de-DE"/>
         </w:rPr>
@@ -3330,7 +3944,7 @@
       </w:r>
       <w:r>
         <w:rPr>
-          <w:rStyle w:val="Ohne"/>
+          <w:rStyle w:val="None"/>
           <w:rtl w:val="0"/>
           <w:lang w:val="de-DE"/>
         </w:rPr>
@@ -3338,7 +3952,7 @@
       </w:r>
       <w:r>
         <w:rPr>
-          <w:rStyle w:val="Ohne"/>
+          <w:rStyle w:val="None"/>
           <w:rtl w:val="0"/>
           <w:lang w:val="de-DE"/>
         </w:rPr>
@@ -3346,7 +3960,7 @@
       </w:r>
       <w:r>
         <w:rPr>
-          <w:rStyle w:val="Ohne"/>
+          <w:rStyle w:val="None"/>
           <w:rtl w:val="0"/>
           <w:lang w:val="de-DE"/>
         </w:rPr>
@@ -3354,7 +3968,7 @@
       </w:r>
       <w:r>
         <w:rPr>
-          <w:rStyle w:val="Ohne"/>
+          <w:rStyle w:val="None"/>
           <w:rtl w:val="0"/>
           <w:lang w:val="de-DE"/>
         </w:rPr>
@@ -3362,7 +3976,7 @@
       </w:r>
       <w:r>
         <w:rPr>
-          <w:rStyle w:val="Ohne"/>
+          <w:rStyle w:val="None"/>
           <w:rtl w:val="0"/>
           <w:lang w:val="de-DE"/>
         </w:rPr>
@@ -3370,7 +3984,7 @@
       </w:r>
       <w:r>
         <w:rPr>
-          <w:rStyle w:val="Ohne"/>
+          <w:rStyle w:val="None"/>
           <w:rtl w:val="0"/>
           <w:lang w:val="de-DE"/>
         </w:rPr>
@@ -3383,7 +3997,7 @@
       </w:pPr>
       <w:r>
         <w:rPr>
-          <w:rStyle w:val="Ohne"/>
+          <w:rStyle w:val="None"/>
           <w:rtl w:val="0"/>
           <w:lang w:val="de-DE"/>
         </w:rPr>
@@ -3391,7 +4005,7 @@
       </w:r>
       <w:r>
         <w:rPr>
-          <w:rStyle w:val="Ohne"/>
+          <w:rStyle w:val="None"/>
           <w:rtl w:val="0"/>
           <w:lang w:val="de-DE"/>
         </w:rPr>
@@ -3399,7 +4013,7 @@
       </w:r>
       <w:r>
         <w:rPr>
-          <w:rStyle w:val="Ohne"/>
+          <w:rStyle w:val="None"/>
           <w:rtl w:val="0"/>
           <w:lang w:val="de-DE"/>
         </w:rPr>
@@ -3407,7 +4021,7 @@
       </w:r>
       <w:r>
         <w:rPr>
-          <w:rStyle w:val="Ohne"/>
+          <w:rStyle w:val="None"/>
           <w:rtl w:val="0"/>
           <w:lang w:val="de-DE"/>
         </w:rPr>
@@ -3415,7 +4029,7 @@
       </w:r>
       <w:r>
         <w:rPr>
-          <w:rStyle w:val="Ohne"/>
+          <w:rStyle w:val="None"/>
           <w:rtl w:val="0"/>
           <w:lang w:val="de-DE"/>
         </w:rPr>
@@ -3428,25 +4042,11 @@
       </w:pPr>
       <w:r>
         <w:rPr>
-          <w:rStyle w:val="Ohne"/>
-          <w:rtl w:val="0"/>
-          <w:lang w:val="de-DE"/>
-        </w:rPr>
-        <w:t xml:space="preserve">Rufen Sie uns an: </w:t>
-      </w:r>
-      <w:r>
-        <w:rPr>
-          <w:rtl w:val="0"/>
-        </w:rPr>
-        <w:t>{{DS_PHONE}}</w:t>
-      </w:r>
-      <w:r>
-        <w:rPr>
-          <w:rStyle w:val="Ohne"/>
-          <w:rtl w:val="0"/>
-          <w:lang w:val="de-DE"/>
-        </w:rPr>
-        <w:t xml:space="preserve"> oder schreiben Sie uns unter: </w:t>
+          <w:rStyle w:val="None"/>
+          <w:rtl w:val="0"/>
+          <w:lang w:val="de-DE"/>
+        </w:rPr>
+        <w:t xml:space="preserve">Rufen Sie uns an: {{DS_PHONE}} oder schreiben Sie uns unter: </w:t>
       </w:r>
       <w:r>
         <w:rPr>
@@ -3479,7 +4079,7 @@
       </w:r>
       <w:r>
         <w:rPr>
-          <w:rStyle w:val="Ohne"/>
+          <w:rStyle w:val="None"/>
           <w:rtl w:val="0"/>
           <w:lang w:val="de-DE"/>
         </w:rPr>
@@ -3501,7 +4101,7 @@
 <w:ftr xmlns:r="http://schemas.openxmlformats.org/officeDocument/2006/relationships" xmlns:wp="http://schemas.openxmlformats.org/drawingml/2006/wordprocessingDrawing" xmlns:w="http://schemas.openxmlformats.org/wordprocessingml/2006/main" xmlns:w10="urn:schemas-microsoft-com:office:word" xmlns:w14="http://schemas.microsoft.com/office/word/2010/wordml" xmlns:wps="http://schemas.microsoft.com/office/word/2010/wordprocessingShape" xmlns:wpg="http://schemas.microsoft.com/office/word/2010/wordprocessingGroup" xmlns:mc="http://schemas.openxmlformats.org/markup-compatibility/2006" xmlns:v="urn:schemas-microsoft-com:vml" xmlns:o="urn:schemas-microsoft-com:office:office" xmlns:m="http://schemas.openxmlformats.org/officeDocument/2006/math" mc:Ignorable="w14">
   <w:p>
     <w:pPr>
-      <w:pStyle w:val="Kopf- und Fußzeilen"/>
+      <w:pStyle w:val="Header &amp; Footer"/>
       <w:bidi w:val="0"/>
     </w:pPr>
     <w:r/>
@@ -3521,13 +4121,11 @@
       <w:spacing w:before="120" w:after="0" w:line="24" w:lineRule="auto"/>
       <w:jc w:val="right"/>
       <w:rPr>
-        <w:rStyle w:val="Ohne"/>
         <w:shd w:val="nil" w:color="auto" w:fill="auto"/>
       </w:rPr>
     </w:pPr>
     <w:r>
       <w:rPr>
-        <w:rStyle w:val="Ohne"/>
         <w:shd w:val="nil" w:color="auto" w:fill="auto"/>
         <w:rtl w:val="0"/>
         <w:lang w:val="de-DE"/>
@@ -3536,7 +4134,6 @@
     </w:r>
     <w:r>
       <w:rPr>
-        <w:rStyle w:val="Ohne"/>
         <w:shd w:val="nil" w:color="auto" w:fill="auto"/>
       </w:rPr>
       <w:br w:type="textWrapping"/>
@@ -3544,7 +4141,6 @@
     </w:r>
     <w:r>
       <w:rPr>
-        <w:rStyle w:val="Ohne"/>
         <w:shd w:val="nil" w:color="auto" w:fill="auto"/>
         <w:rtl w:val="0"/>
         <w:lang w:val="de-DE"/>
@@ -3565,7 +4161,6 @@
     </w:pPr>
     <w:r>
       <w:rPr>
-        <w:rStyle w:val="Ohne"/>
         <w:shd w:val="nil" w:color="auto" w:fill="auto"/>
       </w:rPr>
       <w:drawing xmlns:a="http://schemas.openxmlformats.org/drawingml/2006/main">
@@ -3863,7 +4458,7 @@
       <w:lvlText w:val="•"/>
       <w:lvlJc w:val="left"/>
       <w:pPr>
-        <w:ind w:left="137" w:hanging="137"/>
+        <w:ind w:left="114" w:hanging="114"/>
       </w:pPr>
       <w:rPr>
         <w:rFonts w:ascii="Times New Roman" w:cs="Times New Roman" w:hAnsi="Times New Roman" w:eastAsia="Times New Roman"/>
@@ -4575,15 +5170,9 @@
       </w14:textFill>
     </w:rPr>
   </w:style>
-  <w:style w:type="character" w:styleId="Ohne">
-    <w:name w:val="Ohne"/>
-    <w:rPr>
-      <w:lang w:val="de-DE"/>
-    </w:rPr>
-  </w:style>
-  <w:style w:type="paragraph" w:styleId="Kopf- und Fußzeilen">
-    <w:name w:val="Kopf- und Fußzeilen"/>
-    <w:next w:val="Kopf- und Fußzeilen"/>
+  <w:style w:type="paragraph" w:styleId="Header &amp; Footer">
+    <w:name w:val="Header &amp; Footer"/>
+    <w:next w:val="Header &amp; Footer"/>
     <w:pPr>
       <w:keepNext w:val="0"/>
       <w:keepLines w:val="0"/>
@@ -4762,14 +5351,19 @@
       </w14:textFill>
     </w:rPr>
   </w:style>
+  <w:style w:type="character" w:styleId="None">
+    <w:name w:val="None"/>
+  </w:style>
   <w:style w:type="character" w:styleId="Hyperlink.0">
     <w:name w:val="Hyperlink.0"/>
-    <w:basedOn w:val="Ohne"/>
+    <w:basedOn w:val="None"/>
     <w:next w:val="Hyperlink.0"/>
     <w:rPr>
+      <w:rFonts w:ascii="Arial" w:cs="Arial" w:hAnsi="Arial" w:eastAsia="Arial"/>
       <w:outline w:val="0"/>
       <w:color w:val="0563c1"/>
       <w:u w:val="single" w:color="0563c1"/>
+      <w:shd w:val="nil" w:color="auto" w:fill="auto"/>
       <w:lang w:val="de-DE"/>
       <w14:textFill>
         <w14:solidFill>
@@ -4875,10 +5469,10 @@
       <w:pageBreakBefore w:val="0"/>
       <w:widowControl w:val="1"/>
       <w:pBdr>
-        <w:top w:val="single" w:color="000000" w:sz="2" w:space="1" w:shadow="0" w:frame="0"/>
-        <w:left w:val="single" w:color="000000" w:sz="2" w:space="1" w:shadow="0" w:frame="0"/>
-        <w:bottom w:val="single" w:color="000000" w:sz="2" w:space="1" w:shadow="0" w:frame="0"/>
-        <w:right w:val="single" w:color="000000" w:sz="2" w:space="1" w:shadow="0" w:frame="0"/>
+        <w:top w:val="single" w:color="000000" w:sz="2" w:space="0" w:shadow="0" w:frame="0"/>
+        <w:left w:val="single" w:color="000000" w:sz="2" w:space="0" w:shadow="0" w:frame="0"/>
+        <w:bottom w:val="single" w:color="000000" w:sz="2" w:space="0" w:shadow="0" w:frame="0"/>
+        <w:right w:val="single" w:color="000000" w:sz="2" w:space="0" w:shadow="0" w:frame="0"/>
       </w:pBdr>
       <w:shd w:val="clear" w:color="auto" w:fill="f2f6f8"/>
       <w:suppressAutoHyphens w:val="0"/>
@@ -5014,7 +5608,7 @@
   </w:style>
   <w:style w:type="character" w:styleId="Hyperlink.1">
     <w:name w:val="Hyperlink.1"/>
-    <w:basedOn w:val="Ohne"/>
+    <w:basedOn w:val="None"/>
     <w:next w:val="Hyperlink.1"/>
     <w:rPr>
       <w:outline w:val="0"/>

--- a/public/documents/VORLAGE_Dokumentation_der_Digitaltauglichkeit_V2.docx
+++ b/public/documents/VORLAGE_Dokumentation_der_Digitaltauglichkeit_V2.docx
@@ -1,8 +1,8 @@
 
 <file path=word/document.xml><?xml version="1.0" encoding="utf-8"?>
-<w:document xmlns:r="http://schemas.openxmlformats.org/officeDocument/2006/relationships" xmlns:wp="http://schemas.openxmlformats.org/drawingml/2006/wordprocessingDrawing" xmlns:w="http://schemas.openxmlformats.org/wordprocessingml/2006/main" xmlns:w10="urn:schemas-microsoft-com:office:word" xmlns:w14="http://schemas.microsoft.com/office/word/2010/wordml" xmlns:wps="http://schemas.microsoft.com/office/word/2010/wordprocessingShape" xmlns:wpg="http://schemas.microsoft.com/office/word/2010/wordprocessingGroup" xmlns:mc="http://schemas.openxmlformats.org/markup-compatibility/2006" xmlns:v="urn:schemas-microsoft-com:vml" xmlns:o="urn:schemas-microsoft-com:office:office" xmlns:m="http://schemas.openxmlformats.org/officeDocument/2006/math" mc:Ignorable="w14">
+<w:document xmlns:wp14="http://schemas.microsoft.com/office/word/2010/wordprocessingDrawing" xmlns:r="http://schemas.openxmlformats.org/officeDocument/2006/relationships" xmlns:wp="http://schemas.openxmlformats.org/drawingml/2006/wordprocessingDrawing" xmlns:w="http://schemas.openxmlformats.org/wordprocessingml/2006/main" xmlns:w10="urn:schemas-microsoft-com:office:word" xmlns:w14="http://schemas.microsoft.com/office/word/2010/wordml" xmlns:wps="http://schemas.microsoft.com/office/word/2010/wordprocessingShape" xmlns:wpg="http://schemas.microsoft.com/office/word/2010/wordprocessingGroup" xmlns:mc="http://schemas.openxmlformats.org/markup-compatibility/2006" xmlns:v="urn:schemas-microsoft-com:vml" xmlns:o="urn:schemas-microsoft-com:office:office" xmlns:m="http://schemas.openxmlformats.org/officeDocument/2006/math" mc:Ignorable="w14 wp14">
   <w:body>
-    <w:p>
+    <w:p xmlns:wp14="http://schemas.microsoft.com/office/word/2010/wordml" wp14:textId="77777777">
       <w:pPr>
         <w:pStyle w:val="Title A"/>
         <w:keepNext w:val="1"/>
@@ -21,7 +21,7 @@
         <w:t>Dokumentation der Digitaltauglichkeit</w:t>
       </w:r>
     </w:p>
-    <w:p>
+    <w:p xmlns:wp14="http://schemas.microsoft.com/office/word/2010/wordml" wp14:textId="77777777">
       <w:pPr>
         <w:pStyle w:val="Normal.0"/>
       </w:pPr>
@@ -53,7 +53,7 @@
         <w:gridCol w:w="5315"/>
         <w:gridCol w:w="3757"/>
       </w:tblGrid>
-      <w:tr>
+      <w:tr xmlns:wp14="http://schemas.microsoft.com/office/word/2010/wordml" wp14:textId="77777777">
         <w:tblPrEx>
           <w:shd w:val="clear" w:color="auto" w:fill="cad1d7"/>
         </w:tblPrEx>
@@ -62,7 +62,7 @@
         </w:trPr>
         <w:tc>
           <w:tcPr>
-            <w:tcW w:type="dxa" w:w="5315"/>
+            <w:tcW w:w="5315" w:type="dxa"/>
             <w:tcBorders>
               <w:top w:val="nil"/>
               <w:left w:val="nil"/>
@@ -71,14 +71,14 @@
             </w:tcBorders>
             <w:shd w:val="clear" w:color="auto" w:fill="auto"/>
             <w:tcMar>
-              <w:top w:type="dxa" w:w="80"/>
-              <w:left w:type="dxa" w:w="80"/>
-              <w:bottom w:type="dxa" w:w="80"/>
-              <w:right w:type="dxa" w:w="80"/>
+              <w:top w:w="80" w:type="dxa"/>
+              <w:left w:w="80" w:type="dxa"/>
+              <w:bottom w:w="80" w:type="dxa"/>
+              <w:right w:w="80" w:type="dxa"/>
             </w:tcMar>
             <w:vAlign w:val="top"/>
           </w:tcPr>
-          <w:p>
+          <w:p wp14:textId="77777777">
             <w:pPr>
               <w:pStyle w:val="heading 2"/>
               <w:rPr>
@@ -94,7 +94,7 @@
               <w:t>So funktioniert es</w:t>
             </w:r>
           </w:p>
-          <w:p>
+          <w:p wp14:textId="77777777">
             <w:pPr>
               <w:pStyle w:val="List Paragraph"/>
               <w:numPr>
@@ -118,7 +118,7 @@
               <w:t>Bearbeiten Sie die Dokumentation.</w:t>
             </w:r>
           </w:p>
-          <w:p>
+          <w:p wp14:textId="77777777">
             <w:pPr>
               <w:pStyle w:val="List Paragraph"/>
               <w:numPr>
@@ -158,7 +158,7 @@
               <w:t>llte Dokumentation an den NKR.</w:t>
             </w:r>
           </w:p>
-          <w:p>
+          <w:p wp14:textId="77777777">
             <w:pPr>
               <w:pStyle w:val="List Paragraph"/>
               <w:numPr>
@@ -296,7 +296,7 @@
               <w:t>ft die methodische und inhaltliche Nachvollziehbarkeit. Bei Fragen wird der NKR auf Sie zukommen. Das Ziel ist eine digital- und praxistaugliche Umsetzung.</w:t>
             </w:r>
           </w:p>
-          <w:p>
+          <w:p wp14:textId="77777777">
             <w:pPr>
               <w:pStyle w:val="List Paragraph"/>
               <w:numPr>
@@ -441,7 +441,7 @@
               <w:t>.</w:t>
             </w:r>
           </w:p>
-          <w:p>
+          <w:p wp14:textId="77777777">
             <w:pPr>
               <w:pStyle w:val="List Paragraph"/>
               <w:numPr>
@@ -498,7 +498,7 @@
         </w:tc>
         <w:tc>
           <w:tcPr>
-            <w:tcW w:type="dxa" w:w="3757"/>
+            <w:tcW w:w="3757" w:type="dxa"/>
             <w:tcBorders>
               <w:top w:val="nil"/>
               <w:left w:val="nil"/>
@@ -507,14 +507,14 @@
             </w:tcBorders>
             <w:shd w:val="clear" w:color="auto" w:fill="fff9d2"/>
             <w:tcMar>
-              <w:top w:type="dxa" w:w="80"/>
-              <w:left w:type="dxa" w:w="80"/>
-              <w:bottom w:type="dxa" w:w="80"/>
-              <w:right w:type="dxa" w:w="80"/>
+              <w:top w:w="80" w:type="dxa"/>
+              <w:left w:w="80" w:type="dxa"/>
+              <w:bottom w:w="80" w:type="dxa"/>
+              <w:right w:w="80" w:type="dxa"/>
             </w:tcMar>
             <w:vAlign w:val="top"/>
           </w:tcPr>
-          <w:p>
+          <w:p wp14:textId="77777777">
             <w:pPr>
               <w:pStyle w:val="heading 2"/>
               <w:spacing w:line="276" w:lineRule="auto"/>
@@ -533,7 +533,7 @@
               <w:t>Tipps</w:t>
             </w:r>
           </w:p>
-          <w:p>
+          <w:p wp14:textId="77777777">
             <w:pPr>
               <w:pStyle w:val="Fett1"/>
               <w:bidi w:val="0"/>
@@ -626,7 +626,7 @@
               <w:t>ngenden Regelungen eines Vorhabens aus.</w:t>
             </w:r>
           </w:p>
-          <w:p>
+          <w:p wp14:textId="77777777">
             <w:pPr>
               <w:pStyle w:val="Normal.0"/>
               <w:bidi w:val="0"/>
@@ -675,7 +675,7 @@
               <w:t>nge besser erkennen.</w:t>
             </w:r>
           </w:p>
-          <w:p>
+          <w:p wp14:textId="77777777">
             <w:pPr>
               <w:pStyle w:val="Fett1"/>
               <w:bidi w:val="0"/>
@@ -702,7 +702,7 @@
               <w:t>Holen Sie sich eine zweite Meinung ein.</w:t>
             </w:r>
           </w:p>
-          <w:p>
+          <w:p wp14:textId="77777777">
             <w:pPr>
               <w:pStyle w:val="Normal.0"/>
               <w:bidi w:val="0"/>
@@ -729,7 +729,7 @@
               <w:t>Senden Sie das fertige Dokument oder einen Zwischenstand an eine Kollegin oder einen Kollegen.</w:t>
             </w:r>
           </w:p>
-          <w:p>
+          <w:p wp14:textId="77777777">
             <w:pPr>
               <w:pStyle w:val="Fett1"/>
               <w:bidi w:val="0"/>
@@ -756,7 +756,7 @@
               <w:t>Nehmen Sie Ihre Visualisierung als Grundlage</w:t>
             </w:r>
           </w:p>
-          <w:p>
+          <w:p wp14:textId="77777777">
             <w:pPr>
               <w:pStyle w:val="Normal.0"/>
               <w:bidi w:val="0"/>
@@ -869,7 +869,7 @@
         </w:tc>
       </w:tr>
     </w:tbl>
-    <w:p>
+    <w:p xmlns:wp14="http://schemas.microsoft.com/office/word/2010/wordml" wp14:textId="77777777">
       <w:pPr>
         <w:pStyle w:val="Normal.0"/>
         <w:widowControl w:val="0"/>
@@ -877,7 +877,7 @@
         <w:ind w:left="540" w:hanging="540"/>
       </w:pPr>
     </w:p>
-    <w:p>
+    <w:p xmlns:wp14="http://schemas.microsoft.com/office/word/2010/wordml" wp14:textId="77777777">
       <w:pPr>
         <w:pStyle w:val="Normal.0"/>
         <w:widowControl w:val="0"/>
@@ -885,7 +885,7 @@
         <w:ind w:left="432" w:hanging="432"/>
       </w:pPr>
     </w:p>
-    <w:p>
+    <w:p xmlns:wp14="http://schemas.microsoft.com/office/word/2010/wordml" wp14:textId="77777777">
       <w:pPr>
         <w:pStyle w:val="Normal.0"/>
         <w:widowControl w:val="0"/>
@@ -893,7 +893,7 @@
         <w:ind w:left="324" w:hanging="324"/>
       </w:pPr>
     </w:p>
-    <w:p>
+    <w:p xmlns:wp14="http://schemas.microsoft.com/office/word/2010/wordml" wp14:textId="77777777">
       <w:pPr>
         <w:pStyle w:val="Normal.0"/>
         <w:widowControl w:val="0"/>
@@ -901,7 +901,7 @@
         <w:ind w:left="216" w:hanging="216"/>
       </w:pPr>
     </w:p>
-    <w:p>
+    <w:p xmlns:wp14="http://schemas.microsoft.com/office/word/2010/wordml" wp14:textId="77777777">
       <w:pPr>
         <w:pStyle w:val="Normal.0"/>
         <w:widowControl w:val="0"/>
@@ -909,14 +909,14 @@
         <w:ind w:left="108" w:hanging="108"/>
       </w:pPr>
     </w:p>
-    <w:p>
+    <w:p xmlns:wp14="http://schemas.microsoft.com/office/word/2010/wordml" wp14:textId="77777777">
       <w:pPr>
         <w:pStyle w:val="Normal.0"/>
         <w:widowControl w:val="0"/>
         <w:spacing w:line="240" w:lineRule="auto"/>
       </w:pPr>
     </w:p>
-    <w:p>
+    <w:p xmlns:wp14="http://schemas.microsoft.com/office/word/2010/wordml" wp14:textId="77777777">
       <w:pPr>
         <w:pStyle w:val="Normal.0"/>
         <w:pBdr>
@@ -932,7 +932,7 @@
         </w:rPr>
       </w:pPr>
     </w:p>
-    <w:p>
+    <w:p xmlns:wp14="http://schemas.microsoft.com/office/word/2010/wordml" wp14:textId="77777777">
       <w:pPr>
         <w:pStyle w:val="heading 1"/>
         <w:spacing w:before="720"/>
@@ -953,7 +953,7 @@
         <w:t>1. Tragen Sie den Titel Ihres Regelungsvorhaben ein</w:t>
       </w:r>
     </w:p>
-    <w:p>
+    <w:p xmlns:wp14="http://schemas.microsoft.com/office/word/2010/wordml" wp14:textId="77777777">
       <w:pPr>
         <w:pStyle w:val="Textbox"/>
       </w:pPr>
@@ -966,7 +966,7 @@
         <w:t>{{POLICY_TITLE}}</w:t>
       </w:r>
     </w:p>
-    <w:p>
+    <w:p xmlns:wp14="http://schemas.microsoft.com/office/word/2010/wordml" wp14:textId="77777777">
       <w:pPr>
         <w:pStyle w:val="heading 1"/>
         <w:spacing w:before="600"/>
@@ -987,7 +987,7 @@
         <w:t>2. Auswirkungen auf Betroffene und an der Umsetzung Beteiligte</w:t>
       </w:r>
     </w:p>
-    <w:p>
+    <w:p xmlns:wp14="http://schemas.microsoft.com/office/word/2010/wordml" wp14:textId="77777777">
       <w:pPr>
         <w:pStyle w:val="Normal.0"/>
         <w:keepNext w:val="1"/>
@@ -1086,7 +1086,7 @@
         <w:t>rden) gerecht werden.</w:t>
       </w:r>
     </w:p>
-    <w:p>
+    <w:p xmlns:wp14="http://schemas.microsoft.com/office/word/2010/wordml" wp14:textId="77777777">
       <w:pPr>
         <w:pStyle w:val="heading 2"/>
       </w:pPr>
@@ -1147,7 +1147,7 @@
         <w:t>ft?</w:t>
       </w:r>
     </w:p>
-    <w:p>
+    <w:p xmlns:wp14="http://schemas.microsoft.com/office/word/2010/wordml" wp14:textId="77777777">
       <w:pPr>
         <w:pStyle w:val="Textbox"/>
         <w:pBdr>
@@ -1166,7 +1166,7 @@
         <w:t>{{PARTICIPATION_FORMATS}}</w:t>
       </w:r>
     </w:p>
-    <w:p>
+    <w:p xmlns:wp14="http://schemas.microsoft.com/office/word/2010/wordml" wp14:textId="77777777">
       <w:pPr>
         <w:pStyle w:val="heading 2"/>
       </w:pPr>
@@ -1179,7 +1179,7 @@
         <w:t>Wie spiegeln sich die Erkenntnisse, die durch die oben genannten Schritte gewonnen wurde, im Regelungsvorhaben wider?</w:t>
       </w:r>
     </w:p>
-    <w:p>
+    <w:p xmlns:wp14="http://schemas.microsoft.com/office/word/2010/wordml" wp14:textId="77777777">
       <w:pPr>
         <w:pStyle w:val="Textbox"/>
         <w:pBdr>
@@ -1198,7 +1198,7 @@
         <w:t>{{PARTICIPATION_RESULTS}}</w:t>
       </w:r>
     </w:p>
-    <w:p>
+    <w:p xmlns:wp14="http://schemas.microsoft.com/office/word/2010/wordml" wp14:textId="77777777">
       <w:pPr>
         <w:pStyle w:val="Normal.0"/>
         <w:rPr>
@@ -1242,7 +1242,7 @@
       </w:r>
       <w:bookmarkEnd w:id="0"/>
     </w:p>
-    <w:p>
+    <w:p xmlns:wp14="http://schemas.microsoft.com/office/word/2010/wordml" wp14:textId="77777777">
       <w:pPr>
         <w:pStyle w:val="Normal.0"/>
       </w:pPr>
@@ -1263,7 +1263,7 @@
         <w:t>{{PRINCIPLE_1_DESCRIPTION}}</w:t>
       </w:r>
     </w:p>
-    <w:p>
+    <w:p xmlns:wp14="http://schemas.microsoft.com/office/word/2010/wordml" wp14:textId="77777777">
       <w:pPr>
         <w:pStyle w:val="heading 2"/>
       </w:pPr>
@@ -1292,7 +1292,7 @@
         <w:t>sst sich das Vorhaben im Sinne des Prinzips umsetzen?</w:t>
       </w:r>
     </w:p>
-    <w:p>
+    <w:p xmlns:wp14="http://schemas.microsoft.com/office/word/2010/wordml" wp14:textId="77777777">
       <w:pPr>
         <w:pStyle w:val="Erklärung Markierung"/>
       </w:pPr>
@@ -1321,7 +1321,7 @@
         <w:t>schen Sie raus, was nicht zutrifft:</w:t>
       </w:r>
     </w:p>
-    <w:p>
+    <w:p xmlns:wp14="http://schemas.microsoft.com/office/word/2010/wordml" wp14:textId="77777777">
       <w:pPr>
         <w:pStyle w:val="Textbox"/>
         <w:spacing w:before="120"/>
@@ -1335,7 +1335,7 @@
         <w:t>{{PRINCIPLE_1_ANSWER}}</w:t>
       </w:r>
     </w:p>
-    <w:p>
+    <w:p xmlns:wp14="http://schemas.microsoft.com/office/word/2010/wordml" wp14:textId="77777777">
       <w:pPr>
         <w:pStyle w:val="Erklärung Markierung"/>
         <w:spacing w:before="400"/>
@@ -1442,7 +1442,7 @@
         <w:t>nden Sie die Entscheidung und machen Sie bei Punkt 4 weiter.</w:t>
       </w:r>
     </w:p>
-    <w:p>
+    <w:p xmlns:wp14="http://schemas.microsoft.com/office/word/2010/wordml" wp14:textId="77777777">
       <w:pPr>
         <w:pStyle w:val="Textbox Label"/>
         <w:ind w:left="720" w:firstLine="0"/>
@@ -1541,7 +1541,7 @@
         <w:t>}}</w:t>
       </w:r>
     </w:p>
-    <w:p>
+    <w:p xmlns:wp14="http://schemas.microsoft.com/office/word/2010/wordml" wp14:textId="77777777">
       <w:pPr>
         <w:pStyle w:val="Textbox Label"/>
         <w:ind w:left="720" w:firstLine="0"/>
@@ -1571,7 +1571,7 @@
         <w:t>hlte Schwerpunkte</w:t>
       </w:r>
     </w:p>
-    <w:p>
+    <w:p xmlns:wp14="http://schemas.microsoft.com/office/word/2010/wordml" wp14:textId="77777777">
       <w:pPr>
         <w:pStyle w:val="Textbox"/>
         <w:ind w:left="720" w:firstLine="0"/>
@@ -1585,7 +1585,7 @@
         <w:t>{{PRINCIPLE_1_ASPECTS}}</w:t>
       </w:r>
     </w:p>
-    <w:p>
+    <w:p xmlns:wp14="http://schemas.microsoft.com/office/word/2010/wordml" wp14:textId="77777777">
       <w:pPr>
         <w:pStyle w:val="Textbox Label"/>
         <w:ind w:left="720" w:firstLine="0"/>
@@ -1618,7 +1618,7 @@
         <w:t>uterung</w:t>
       </w:r>
     </w:p>
-    <w:p>
+    <w:p xmlns:wp14="http://schemas.microsoft.com/office/word/2010/wordml" wp14:textId="77777777">
       <w:pPr>
         <w:pStyle w:val="Textbox"/>
         <w:pBdr>
@@ -1638,7 +1638,7 @@
         <w:t>{{PRINCIPLE_1_REASONING}}</w:t>
       </w:r>
     </w:p>
-    <w:p>
+    <w:p xmlns:wp14="http://schemas.microsoft.com/office/word/2010/wordml" wp14:textId="77777777">
       <w:pPr>
         <w:pStyle w:val="Normal.0"/>
         <w:rPr>
@@ -1658,8 +1658,6 @@
           <w:szCs w:val="32"/>
         </w:rPr>
         <w:br w:type="textWrapping"/>
-        <w:br w:type="textWrapping"/>
-        <w:br w:type="textWrapping"/>
       </w:r>
       <w:r>
         <w:rPr>
@@ -1668,12 +1666,9 @@
           <w:bCs w:val="1"/>
           <w:sz w:val="32"/>
           <w:szCs w:val="32"/>
-          <w:rtl w:val="0"/>
-          <w:lang w:val="de-DE"/>
-        </w:rPr>
-        <w:t xml:space="preserve">4. </w:t>
-      </w:r>
-      <w:bookmarkStart w:name="datenwiederverwendungbentigteinheitliche" w:id="1"/>
+        </w:rPr>
+        <w:br w:type="textWrapping"/>
+      </w:r>
       <w:r>
         <w:rPr>
           <w:rStyle w:val="None"/>
@@ -1681,6 +1676,29 @@
           <w:bCs w:val="1"/>
           <w:sz w:val="32"/>
           <w:szCs w:val="32"/>
+        </w:rPr>
+        <w:br w:type="textWrapping"/>
+      </w:r>
+      <w:r>
+        <w:rPr>
+          <w:rStyle w:val="None"/>
+          <w:b w:val="1"/>
+          <w:bCs w:val="1"/>
+          <w:sz w:val="32"/>
+          <w:szCs w:val="32"/>
+          <w:rtl w:val="0"/>
+          <w:lang w:val="de-DE"/>
+        </w:rPr>
+        <w:t xml:space="preserve">4. </w:t>
+      </w:r>
+      <w:bookmarkStart w:name="datenwiederverwendungbentigteinheitliche" w:id="1"/>
+      <w:r>
+        <w:rPr>
+          <w:rStyle w:val="None"/>
+          <w:b w:val="1"/>
+          <w:bCs w:val="1"/>
+          <w:sz w:val="32"/>
+          <w:szCs w:val="32"/>
           <w:rtl w:val="0"/>
           <w:lang w:val="de-DE"/>
         </w:rPr>
@@ -1688,7 +1706,7 @@
       </w:r>
       <w:bookmarkEnd w:id="1"/>
     </w:p>
-    <w:p>
+    <w:p xmlns:wp14="http://schemas.microsoft.com/office/word/2010/wordml" wp14:textId="77777777">
       <w:pPr>
         <w:pStyle w:val="Normal.0"/>
       </w:pPr>
@@ -1701,7 +1719,7 @@
         <w:t>{{PRINCIPLE_2_DESCRIPTION}}</w:t>
       </w:r>
     </w:p>
-    <w:p>
+    <w:p xmlns:wp14="http://schemas.microsoft.com/office/word/2010/wordml" wp14:textId="77777777">
       <w:pPr>
         <w:pStyle w:val="heading 2"/>
       </w:pPr>
@@ -1730,7 +1748,7 @@
         <w:t>sst sich das Vorhaben im Sinne des Prinzips umsetzen?</w:t>
       </w:r>
     </w:p>
-    <w:p>
+    <w:p xmlns:wp14="http://schemas.microsoft.com/office/word/2010/wordml" wp14:textId="77777777">
       <w:pPr>
         <w:pStyle w:val="Erklärung Markierung"/>
       </w:pPr>
@@ -1759,7 +1777,7 @@
         <w:t>schen Sie raus, was nicht zutrifft:</w:t>
       </w:r>
     </w:p>
-    <w:p>
+    <w:p xmlns:wp14="http://schemas.microsoft.com/office/word/2010/wordml" wp14:textId="77777777">
       <w:pPr>
         <w:pStyle w:val="Textbox"/>
         <w:spacing w:before="120"/>
@@ -1773,7 +1791,7 @@
         <w:t>{{PRINCIPLE_2_ANSWER}}</w:t>
       </w:r>
     </w:p>
-    <w:p>
+    <w:p xmlns:wp14="http://schemas.microsoft.com/office/word/2010/wordml" wp14:textId="77777777">
       <w:pPr>
         <w:pStyle w:val="Erklärung Markierung"/>
         <w:spacing w:before="400"/>
@@ -1880,7 +1898,7 @@
         <w:t>nden Sie die Entscheidung und machen Sie bei Punkt 5 weiter.</w:t>
       </w:r>
     </w:p>
-    <w:p>
+    <w:p xmlns:wp14="http://schemas.microsoft.com/office/word/2010/wordml" wp14:textId="77777777">
       <w:pPr>
         <w:pStyle w:val="Textbox Label"/>
         <w:ind w:left="720" w:firstLine="0"/>
@@ -2007,7 +2025,7 @@
         <w:t>}}</w:t>
       </w:r>
     </w:p>
-    <w:p>
+    <w:p xmlns:wp14="http://schemas.microsoft.com/office/word/2010/wordml" wp14:textId="77777777">
       <w:pPr>
         <w:pStyle w:val="Textbox Label"/>
         <w:ind w:left="720" w:firstLine="0"/>
@@ -2037,7 +2055,7 @@
         <w:t>hlte Schwerpunkte</w:t>
       </w:r>
     </w:p>
-    <w:p>
+    <w:p xmlns:wp14="http://schemas.microsoft.com/office/word/2010/wordml" wp14:textId="77777777">
       <w:pPr>
         <w:pStyle w:val="Textbox"/>
         <w:ind w:left="720" w:firstLine="0"/>
@@ -2051,7 +2069,7 @@
         <w:t>{{PRINCIPLE_2_ASPECTS}}</w:t>
       </w:r>
     </w:p>
-    <w:p>
+    <w:p xmlns:wp14="http://schemas.microsoft.com/office/word/2010/wordml" wp14:textId="77777777">
       <w:pPr>
         <w:pStyle w:val="Textbox Label"/>
         <w:ind w:left="720" w:firstLine="0"/>
@@ -2081,7 +2099,7 @@
         <w:t>uterung</w:t>
       </w:r>
     </w:p>
-    <w:p>
+    <w:p xmlns:wp14="http://schemas.microsoft.com/office/word/2010/wordml" wp14:textId="77777777">
       <w:pPr>
         <w:pStyle w:val="Textbox"/>
         <w:ind w:left="720" w:firstLine="0"/>
@@ -2095,7 +2113,7 @@
         <w:t>{{PRINCIPLE_2_REASONING}}</w:t>
       </w:r>
     </w:p>
-    <w:p>
+    <w:p xmlns:wp14="http://schemas.microsoft.com/office/word/2010/wordml" wp14:textId="77777777">
       <w:pPr>
         <w:pStyle w:val="Normal.0"/>
         <w:rPr>
@@ -2115,7 +2133,6 @@
           <w:szCs w:val="32"/>
         </w:rPr>
         <w:br w:type="textWrapping"/>
-        <w:br w:type="textWrapping"/>
       </w:r>
       <w:r>
         <w:rPr>
@@ -2124,12 +2141,9 @@
           <w:bCs w:val="1"/>
           <w:sz w:val="32"/>
           <w:szCs w:val="32"/>
-          <w:rtl w:val="0"/>
-          <w:lang w:val="de-DE"/>
-        </w:rPr>
-        <w:t xml:space="preserve">5. </w:t>
-      </w:r>
-      <w:bookmarkStart w:name="etabliertetechnologienermglicheneffizien" w:id="2"/>
+        </w:rPr>
+        <w:br w:type="textWrapping"/>
+      </w:r>
       <w:r>
         <w:rPr>
           <w:rStyle w:val="None"/>
@@ -2140,11 +2154,24 @@
           <w:rtl w:val="0"/>
           <w:lang w:val="de-DE"/>
         </w:rPr>
+        <w:t xml:space="preserve">5. </w:t>
+      </w:r>
+      <w:bookmarkStart w:name="etabliertetechnologienermglicheneffizien" w:id="2"/>
+      <w:r>
+        <w:rPr>
+          <w:rStyle w:val="None"/>
+          <w:b w:val="1"/>
+          <w:bCs w:val="1"/>
+          <w:sz w:val="32"/>
+          <w:szCs w:val="32"/>
+          <w:rtl w:val="0"/>
+          <w:lang w:val="de-DE"/>
+        </w:rPr>
         <w:t>{{PRINCIPLE_3_TITLE}}</w:t>
       </w:r>
       <w:bookmarkEnd w:id="2"/>
     </w:p>
-    <w:p>
+    <w:p xmlns:wp14="http://schemas.microsoft.com/office/word/2010/wordml" wp14:textId="77777777">
       <w:pPr>
         <w:pStyle w:val="Normal.0"/>
       </w:pPr>
@@ -2157,7 +2184,7 @@
         <w:t>{{PRINCIPLE_3_DESCRIPTION}}</w:t>
       </w:r>
     </w:p>
-    <w:p>
+    <w:p xmlns:wp14="http://schemas.microsoft.com/office/word/2010/wordml" wp14:textId="77777777">
       <w:pPr>
         <w:pStyle w:val="heading 2"/>
       </w:pPr>
@@ -2186,7 +2213,7 @@
         <w:t>sst sich das Vorhaben im Sinne des Prinzips umsetzen?</w:t>
       </w:r>
     </w:p>
-    <w:p>
+    <w:p xmlns:wp14="http://schemas.microsoft.com/office/word/2010/wordml" wp14:textId="77777777">
       <w:pPr>
         <w:pStyle w:val="Erklärung Markierung"/>
       </w:pPr>
@@ -2215,7 +2242,7 @@
         <w:t>schen Sie raus, was nicht zutrifft:</w:t>
       </w:r>
     </w:p>
-    <w:p>
+    <w:p xmlns:wp14="http://schemas.microsoft.com/office/word/2010/wordml" wp14:textId="77777777">
       <w:pPr>
         <w:pStyle w:val="Textbox"/>
         <w:spacing w:before="120"/>
@@ -2229,7 +2256,7 @@
         <w:t>{{PRINCIPLE_3_ANSWER}}</w:t>
       </w:r>
     </w:p>
-    <w:p>
+    <w:p xmlns:wp14="http://schemas.microsoft.com/office/word/2010/wordml" wp14:textId="77777777">
       <w:pPr>
         <w:pStyle w:val="Erklärung Markierung"/>
         <w:spacing w:before="400"/>
@@ -2336,7 +2363,7 @@
         <w:t>nden Sie die Entscheidung und machen Sie bei Punkt 6 weiter.</w:t>
       </w:r>
     </w:p>
-    <w:p>
+    <w:p xmlns:wp14="http://schemas.microsoft.com/office/word/2010/wordml" wp14:textId="77777777">
       <w:pPr>
         <w:pStyle w:val="Textbox Label"/>
         <w:ind w:left="720" w:firstLine="0"/>
@@ -2463,7 +2490,7 @@
         <w:t>}}</w:t>
       </w:r>
     </w:p>
-    <w:p>
+    <w:p xmlns:wp14="http://schemas.microsoft.com/office/word/2010/wordml" wp14:textId="77777777">
       <w:pPr>
         <w:pStyle w:val="Textbox Label"/>
         <w:ind w:left="720" w:firstLine="0"/>
@@ -2493,7 +2520,7 @@
         <w:t>hlte Schwerpunkte</w:t>
       </w:r>
     </w:p>
-    <w:p>
+    <w:p xmlns:wp14="http://schemas.microsoft.com/office/word/2010/wordml" wp14:textId="77777777">
       <w:pPr>
         <w:pStyle w:val="Textbox"/>
         <w:ind w:left="720" w:firstLine="0"/>
@@ -2507,7 +2534,7 @@
         <w:t>{{PRINCIPLE_3_ASPECTS}}</w:t>
       </w:r>
     </w:p>
-    <w:p>
+    <w:p xmlns:wp14="http://schemas.microsoft.com/office/word/2010/wordml" wp14:textId="77777777">
       <w:pPr>
         <w:pStyle w:val="Textbox Label"/>
         <w:ind w:left="720" w:firstLine="0"/>
@@ -2537,7 +2564,7 @@
         <w:t>uterung</w:t>
       </w:r>
     </w:p>
-    <w:p>
+    <w:p xmlns:wp14="http://schemas.microsoft.com/office/word/2010/wordml" wp14:textId="77777777">
       <w:pPr>
         <w:pStyle w:val="Textbox"/>
         <w:ind w:left="720" w:firstLine="0"/>
@@ -2551,7 +2578,7 @@
         <w:t>{{PRINCIPLE_3_REASONING}}</w:t>
       </w:r>
     </w:p>
-    <w:p>
+    <w:p xmlns:wp14="http://schemas.microsoft.com/office/word/2010/wordml" wp14:textId="77777777">
       <w:pPr>
         <w:pStyle w:val="Normal.0"/>
         <w:rPr>
@@ -2559,7 +2586,7 @@
         </w:rPr>
       </w:pPr>
     </w:p>
-    <w:p>
+    <w:p xmlns:wp14="http://schemas.microsoft.com/office/word/2010/wordml" wp14:textId="77777777">
       <w:pPr>
         <w:pStyle w:val="Normal.0"/>
         <w:rPr>
@@ -2597,7 +2624,7 @@
       </w:r>
       <w:bookmarkEnd w:id="3"/>
     </w:p>
-    <w:p>
+    <w:p xmlns:wp14="http://schemas.microsoft.com/office/word/2010/wordml" wp14:textId="77777777">
       <w:pPr>
         <w:pStyle w:val="Normal.0"/>
       </w:pPr>
@@ -2610,7 +2637,7 @@
         <w:t>{{PRINCIPLE_4_DESCRIPTION}}</w:t>
       </w:r>
     </w:p>
-    <w:p>
+    <w:p xmlns:wp14="http://schemas.microsoft.com/office/word/2010/wordml" wp14:textId="77777777">
       <w:pPr>
         <w:pStyle w:val="heading 2"/>
       </w:pPr>
@@ -2639,7 +2666,7 @@
         <w:t>sst sich das Vorhaben im Sinne des Prinzips umsetzen?</w:t>
       </w:r>
     </w:p>
-    <w:p>
+    <w:p xmlns:wp14="http://schemas.microsoft.com/office/word/2010/wordml" wp14:textId="77777777">
       <w:pPr>
         <w:pStyle w:val="Erklärung Markierung"/>
       </w:pPr>
@@ -2668,7 +2695,7 @@
         <w:t>schen Sie raus, was nicht zutrifft:</w:t>
       </w:r>
     </w:p>
-    <w:p>
+    <w:p xmlns:wp14="http://schemas.microsoft.com/office/word/2010/wordml" wp14:textId="77777777">
       <w:pPr>
         <w:pStyle w:val="Textbox"/>
         <w:spacing w:before="120"/>
@@ -2682,7 +2709,7 @@
         <w:t>{{PRINCIPLE_4_ANSWER}}</w:t>
       </w:r>
     </w:p>
-    <w:p>
+    <w:p xmlns:wp14="http://schemas.microsoft.com/office/word/2010/wordml" wp14:textId="77777777">
       <w:pPr>
         <w:pStyle w:val="Erklärung Markierung"/>
         <w:spacing w:before="400"/>
@@ -2789,7 +2816,7 @@
         <w:t>nden Sie die Entscheidung und machen Sie bei Punkt 7 weiter.</w:t>
       </w:r>
     </w:p>
-    <w:p>
+    <w:p xmlns:wp14="http://schemas.microsoft.com/office/word/2010/wordml" wp14:textId="77777777">
       <w:pPr>
         <w:pStyle w:val="Textbox Label"/>
         <w:ind w:left="720" w:firstLine="0"/>
@@ -2916,7 +2943,7 @@
         <w:t>}}</w:t>
       </w:r>
     </w:p>
-    <w:p>
+    <w:p xmlns:wp14="http://schemas.microsoft.com/office/word/2010/wordml" wp14:textId="77777777">
       <w:pPr>
         <w:pStyle w:val="Textbox Label"/>
         <w:ind w:left="720" w:firstLine="0"/>
@@ -2946,7 +2973,7 @@
         <w:t>hlte Schwerpunkte</w:t>
       </w:r>
     </w:p>
-    <w:p>
+    <w:p xmlns:wp14="http://schemas.microsoft.com/office/word/2010/wordml" wp14:textId="77777777">
       <w:pPr>
         <w:pStyle w:val="Textbox"/>
         <w:ind w:left="720" w:firstLine="0"/>
@@ -2960,7 +2987,7 @@
         <w:t>{{PRINCIPLE_4_ASPECTS}}</w:t>
       </w:r>
     </w:p>
-    <w:p>
+    <w:p xmlns:wp14="http://schemas.microsoft.com/office/word/2010/wordml" wp14:textId="77777777">
       <w:pPr>
         <w:pStyle w:val="Textbox Label"/>
         <w:ind w:left="720" w:firstLine="0"/>
@@ -2990,7 +3017,7 @@
         <w:t>uterung</w:t>
       </w:r>
     </w:p>
-    <w:p>
+    <w:p xmlns:wp14="http://schemas.microsoft.com/office/word/2010/wordml" wp14:textId="77777777">
       <w:pPr>
         <w:pStyle w:val="Textbox"/>
         <w:ind w:left="720" w:firstLine="0"/>
@@ -3004,7 +3031,7 @@
         <w:t>{{PRINCIPLE_4_REASONING}}</w:t>
       </w:r>
     </w:p>
-    <w:p>
+    <w:p xmlns:wp14="http://schemas.microsoft.com/office/word/2010/wordml" wp14:textId="77777777">
       <w:pPr>
         <w:pStyle w:val="Normal.0"/>
         <w:rPr>
@@ -3052,7 +3079,7 @@
       </w:r>
       <w:bookmarkEnd w:id="4"/>
     </w:p>
-    <w:p>
+    <w:p xmlns:wp14="http://schemas.microsoft.com/office/word/2010/wordml" wp14:textId="77777777">
       <w:pPr>
         <w:pStyle w:val="Normal.0"/>
       </w:pPr>
@@ -3065,7 +3092,7 @@
         <w:t>{{PRINCIPLE_5_DESCRIPTION}}</w:t>
       </w:r>
     </w:p>
-    <w:p>
+    <w:p xmlns:wp14="http://schemas.microsoft.com/office/word/2010/wordml" wp14:textId="77777777">
       <w:pPr>
         <w:pStyle w:val="heading 2"/>
       </w:pPr>
@@ -3094,7 +3121,7 @@
         <w:t>sst sich das Vorhaben im Sinne des Prinzips umsetzen?</w:t>
       </w:r>
     </w:p>
-    <w:p>
+    <w:p xmlns:wp14="http://schemas.microsoft.com/office/word/2010/wordml" wp14:textId="77777777">
       <w:pPr>
         <w:pStyle w:val="Erklärung Markierung"/>
       </w:pPr>
@@ -3123,7 +3150,7 @@
         <w:t>schen Sie raus, was nicht zutrifft:</w:t>
       </w:r>
     </w:p>
-    <w:p>
+    <w:p xmlns:wp14="http://schemas.microsoft.com/office/word/2010/wordml" wp14:textId="77777777">
       <w:pPr>
         <w:pStyle w:val="Textbox"/>
         <w:spacing w:before="120"/>
@@ -3137,7 +3164,7 @@
         <w:t>{{PRINCIPLE_5_ANSWER}}</w:t>
       </w:r>
     </w:p>
-    <w:p>
+    <w:p xmlns:wp14="http://schemas.microsoft.com/office/word/2010/wordml" wp14:textId="77777777">
       <w:pPr>
         <w:pStyle w:val="Erklärung Markierung"/>
         <w:spacing w:before="400"/>
@@ -3244,7 +3271,7 @@
         <w:t>nden Sie die Entscheidung.</w:t>
       </w:r>
     </w:p>
-    <w:p>
+    <w:p xmlns:wp14="http://schemas.microsoft.com/office/word/2010/wordml" wp14:textId="77777777">
       <w:pPr>
         <w:pStyle w:val="Textbox Label"/>
         <w:ind w:left="720" w:firstLine="0"/>
@@ -3371,7 +3398,7 @@
         <w:t>}}</w:t>
       </w:r>
     </w:p>
-    <w:p>
+    <w:p xmlns:wp14="http://schemas.microsoft.com/office/word/2010/wordml" wp14:textId="77777777">
       <w:pPr>
         <w:pStyle w:val="Textbox Label"/>
         <w:ind w:left="720" w:firstLine="0"/>
@@ -3401,7 +3428,7 @@
         <w:t>hlte Schwerpunkte</w:t>
       </w:r>
     </w:p>
-    <w:p>
+    <w:p xmlns:wp14="http://schemas.microsoft.com/office/word/2010/wordml" wp14:textId="77777777">
       <w:pPr>
         <w:pStyle w:val="Textbox"/>
         <w:ind w:left="720" w:firstLine="0"/>
@@ -3415,7 +3442,7 @@
         <w:t>{{PRINCIPLE_5_ASPECTS}}</w:t>
       </w:r>
     </w:p>
-    <w:p>
+    <w:p xmlns:wp14="http://schemas.microsoft.com/office/word/2010/wordml" wp14:textId="77777777">
       <w:pPr>
         <w:pStyle w:val="Textbox Label"/>
         <w:ind w:left="720" w:firstLine="0"/>
@@ -3445,7 +3472,7 @@
         <w:t>uterung</w:t>
       </w:r>
     </w:p>
-    <w:p>
+    <w:p xmlns:wp14="http://schemas.microsoft.com/office/word/2010/wordml" wp14:textId="77777777">
       <w:pPr>
         <w:pStyle w:val="Textbox"/>
         <w:ind w:left="720" w:firstLine="0"/>
@@ -3459,7 +3486,7 @@
         <w:t>{{PRINCIPLE_5_REASONING}}</w:t>
       </w:r>
     </w:p>
-    <w:p>
+    <w:p xmlns:wp14="http://schemas.microsoft.com/office/word/2010/wordml" wp14:textId="77777777">
       <w:pPr>
         <w:pStyle w:val="Normal.0"/>
         <w:pBdr>
@@ -3470,7 +3497,7 @@
         </w:pBdr>
       </w:pPr>
     </w:p>
-    <w:p>
+    <w:p xmlns:wp14="http://schemas.microsoft.com/office/word/2010/wordml" wp14:textId="77777777">
       <w:pPr>
         <w:pStyle w:val="heading 1"/>
         <w:spacing w:before="720"/>
@@ -3491,7 +3518,7 @@
         <w:t>Das ist jetzt zu tun</w:t>
       </w:r>
     </w:p>
-    <w:p>
+    <w:p xmlns:wp14="http://schemas.microsoft.com/office/word/2010/wordml" wp14:textId="77777777">
       <w:pPr>
         <w:pStyle w:val="List Paragraph"/>
         <w:numPr>
@@ -3535,7 +3562,7 @@
         <w:t>PDF</w:t>
       </w:r>
     </w:p>
-    <w:p>
+    <w:p xmlns:wp14="http://schemas.microsoft.com/office/word/2010/wordml" wp14:textId="77777777">
       <w:pPr>
         <w:pStyle w:val="List Paragraph"/>
         <w:numPr>
@@ -3639,7 +3666,7 @@
         <w:t>cksichtigung der Prinzipien digitaltauglicher Gesetzgebung. Bei Fragen wird der NKR auf Sie zukommen.</w:t>
       </w:r>
     </w:p>
-    <w:p>
+    <w:p xmlns:wp14="http://schemas.microsoft.com/office/word/2010/wordml" wp14:textId="77777777">
       <w:pPr>
         <w:pStyle w:val="List Paragraph"/>
         <w:numPr>
@@ -3731,7 +3758,7 @@
         <w:t>.</w:t>
       </w:r>
     </w:p>
-    <w:p>
+    <w:p xmlns:wp14="http://schemas.microsoft.com/office/word/2010/wordml" wp14:textId="77777777">
       <w:pPr>
         <w:pStyle w:val="List Paragraph"/>
         <w:numPr>
@@ -3781,7 +3808,7 @@
         <w:t>ngen Sie diese formlos als PDF oder als Screenshot an.</w:t>
       </w:r>
     </w:p>
-    <w:p>
+    <w:p xmlns:wp14="http://schemas.microsoft.com/office/word/2010/wordml" wp14:textId="77777777">
       <w:pPr>
         <w:pStyle w:val="List Paragraph"/>
         <w:numPr>
@@ -3821,7 +3848,7 @@
         <w:t>r Sie beendet.</w:t>
       </w:r>
     </w:p>
-    <w:p>
+    <w:p xmlns:wp14="http://schemas.microsoft.com/office/word/2010/wordml" wp14:textId="77777777">
       <w:pPr>
         <w:pStyle w:val="heading 2"/>
       </w:pPr>
@@ -3850,7 +3877,7 @@
         <w:t>ft der Nationale Normenkontrollrat</w:t>
       </w:r>
     </w:p>
-    <w:p>
+    <w:p xmlns:wp14="http://schemas.microsoft.com/office/word/2010/wordml" wp14:textId="77777777">
       <w:pPr>
         <w:pStyle w:val="Normal.0"/>
       </w:pPr>
@@ -3991,7 +4018,7 @@
         <w:t>ngt werden. Bei Fragen oder Anregungen kommt Ihre Ansprechperson im NKR-Sekretariat auf Sie zu.</w:t>
       </w:r>
     </w:p>
-    <w:p>
+    <w:p xmlns:wp14="http://schemas.microsoft.com/office/word/2010/wordml" wp14:textId="77777777">
       <w:pPr>
         <w:pStyle w:val="heading 2"/>
       </w:pPr>
@@ -4036,7 +4063,7 @@
         <w:t xml:space="preserve">tzung? </w:t>
       </w:r>
     </w:p>
-    <w:p>
+    <w:p xmlns:wp14="http://schemas.microsoft.com/office/word/2010/wordml" wp14:textId="77777777">
       <w:pPr>
         <w:pStyle w:val="Normal.0"/>
       </w:pPr>
@@ -4092,14 +4119,15 @@
       <w:pgSz w:w="11900" w:h="16840" w:orient="portrait"/>
       <w:pgMar w:top="1440" w:right="1440" w:bottom="1440" w:left="1440" w:header="708" w:footer="709"/>
       <w:bidi w:val="0"/>
+      <w:cols w:num="1"/>
     </w:sectPr>
   </w:body>
 </w:document>
 </file>
 
 <file path=word/footer1.xml><?xml version="1.0" encoding="utf-8"?>
-<w:ftr xmlns:r="http://schemas.openxmlformats.org/officeDocument/2006/relationships" xmlns:wp="http://schemas.openxmlformats.org/drawingml/2006/wordprocessingDrawing" xmlns:w="http://schemas.openxmlformats.org/wordprocessingml/2006/main" xmlns:w10="urn:schemas-microsoft-com:office:word" xmlns:w14="http://schemas.microsoft.com/office/word/2010/wordml" xmlns:wps="http://schemas.microsoft.com/office/word/2010/wordprocessingShape" xmlns:wpg="http://schemas.microsoft.com/office/word/2010/wordprocessingGroup" xmlns:mc="http://schemas.openxmlformats.org/markup-compatibility/2006" xmlns:v="urn:schemas-microsoft-com:vml" xmlns:o="urn:schemas-microsoft-com:office:office" xmlns:m="http://schemas.openxmlformats.org/officeDocument/2006/math" mc:Ignorable="w14">
-  <w:p>
+<w:ftr xmlns:wp14="http://schemas.microsoft.com/office/word/2010/wordprocessingDrawing" xmlns:r="http://schemas.openxmlformats.org/officeDocument/2006/relationships" xmlns:wp="http://schemas.openxmlformats.org/drawingml/2006/wordprocessingDrawing" xmlns:w="http://schemas.openxmlformats.org/wordprocessingml/2006/main" xmlns:w10="urn:schemas-microsoft-com:office:word" xmlns:w14="http://schemas.microsoft.com/office/word/2010/wordml" xmlns:wps="http://schemas.microsoft.com/office/word/2010/wordprocessingShape" xmlns:wpg="http://schemas.microsoft.com/office/word/2010/wordprocessingGroup" xmlns:mc="http://schemas.openxmlformats.org/markup-compatibility/2006" xmlns:v="urn:schemas-microsoft-com:vml" xmlns:o="urn:schemas-microsoft-com:office:office" xmlns:m="http://schemas.openxmlformats.org/officeDocument/2006/math" mc:Ignorable="w14 wp14">
+  <w:p xmlns:wp14="http://schemas.microsoft.com/office/word/2010/wordml" wp14:textId="77777777">
     <w:pPr>
       <w:pStyle w:val="Header &amp; Footer"/>
       <w:bidi w:val="0"/>
@@ -4110,67 +4138,65 @@
 </file>
 
 <file path=word/header1.xml><?xml version="1.0" encoding="utf-8"?>
-<w:hdr xmlns:r="http://schemas.openxmlformats.org/officeDocument/2006/relationships" xmlns:wp="http://schemas.openxmlformats.org/drawingml/2006/wordprocessingDrawing" xmlns:w="http://schemas.openxmlformats.org/wordprocessingml/2006/main" xmlns:w10="urn:schemas-microsoft-com:office:word" xmlns:w14="http://schemas.microsoft.com/office/word/2010/wordml" xmlns:wps="http://schemas.microsoft.com/office/word/2010/wordprocessingShape" xmlns:wpg="http://schemas.microsoft.com/office/word/2010/wordprocessingGroup" xmlns:mc="http://schemas.openxmlformats.org/markup-compatibility/2006" xmlns:v="urn:schemas-microsoft-com:vml" xmlns:o="urn:schemas-microsoft-com:office:office" xmlns:m="http://schemas.openxmlformats.org/officeDocument/2006/math" mc:Ignorable="w14">
-  <w:p>
+<w:hdr xmlns:wp14="http://schemas.microsoft.com/office/word/2010/wordprocessingDrawing" xmlns:r="http://schemas.openxmlformats.org/officeDocument/2006/relationships" xmlns:wp="http://schemas.openxmlformats.org/drawingml/2006/wordprocessingDrawing" xmlns:w="http://schemas.openxmlformats.org/wordprocessingml/2006/main" xmlns:w10="urn:schemas-microsoft-com:office:word" xmlns:w14="http://schemas.microsoft.com/office/word/2010/wordml" xmlns:wps="http://schemas.microsoft.com/office/word/2010/wordprocessingShape" xmlns:wpg="http://schemas.microsoft.com/office/word/2010/wordprocessingGroup" xmlns:mc="http://schemas.openxmlformats.org/markup-compatibility/2006" xmlns:v="urn:schemas-microsoft-com:vml" xmlns:o="urn:schemas-microsoft-com:office:office" xmlns:m="http://schemas.openxmlformats.org/officeDocument/2006/math" xmlns:a="http://schemas.openxmlformats.org/drawingml/2006/main" xmlns:pic="http://schemas.openxmlformats.org/drawingml/2006/picture" mc:Ignorable="w14 wp14">
+  <w:p xmlns:wp14="http://schemas.microsoft.com/office/word/2010/wordml" wp14:textId="5BE351F0">
     <w:pPr>
       <w:pStyle w:val="Normal.0"/>
       <w:tabs>
         <w:tab w:val="left" w:pos="453"/>
         <w:tab w:val="right" w:pos="4330"/>
       </w:tabs>
-      <w:spacing w:before="120" w:after="0" w:line="24" w:lineRule="auto"/>
+      <w:spacing w:before="120" w:beforeAutospacing="off" w:after="120" w:afterAutospacing="off" w:line="360" w:lineRule="auto"/>
       <w:jc w:val="right"/>
       <w:rPr>
-        <w:shd w:val="nil" w:color="auto" w:fill="auto"/>
+        <w:rtl w:val="0"/>
+        <w:lang w:val="de-DE"/>
       </w:rPr>
     </w:pPr>
     <w:r>
       <w:rPr>
         <w:shd w:val="nil" w:color="auto" w:fill="auto"/>
-        <w:rtl w:val="0"/>
         <w:lang w:val="de-DE"/>
       </w:rPr>
       <w:t>Version Februar 2026</w:t>
     </w:r>
     <w:r>
       <w:rPr>
-        <w:shd w:val="nil" w:color="auto" w:fill="auto"/>
+        <w:lang w:val="de-DE"/>
       </w:rPr>
-      <w:br w:type="textWrapping"/>
-      <w:br w:type="textWrapping"/>
+      <w:t xml:space="preserve"> </w:t>
     </w:r>
     <w:r>
       <w:rPr>
-        <w:shd w:val="nil" w:color="auto" w:fill="auto"/>
-        <w:rtl w:val="0"/>
         <w:lang w:val="de-DE"/>
       </w:rPr>
       <w:t>Datum: 2.3.2026</w:t>
-      <w:tab/>
     </w:r>
   </w:p>
-  <w:p>
+  <w:p xmlns:wp14="http://schemas.microsoft.com/office/word/2010/wordml" wp14:textId="60E0B1BA">
     <w:pPr>
       <w:pStyle w:val="Normal.0"/>
       <w:tabs>
         <w:tab w:val="left" w:pos="453"/>
         <w:tab w:val="right" w:pos="4330"/>
       </w:tabs>
-      <w:spacing w:before="120" w:after="0" w:line="24" w:lineRule="auto"/>
+      <w:spacing w:before="120" w:beforeAutospacing="off" w:after="120" w:afterAutospacing="off" w:line="360" w:lineRule="auto"/>
       <w:jc w:val="right"/>
+      <w:rPr>
+        <w:shd w:val="nil" w:color="auto" w:fill="auto"/>
+        <w:rtl w:val="0"/>
+        <w:lang w:val="de-DE"/>
+      </w:rPr>
     </w:pPr>
     <w:r>
-      <w:rPr>
-        <w:shd w:val="nil" w:color="auto" w:fill="auto"/>
-      </w:rPr>
-      <w:drawing xmlns:a="http://schemas.openxmlformats.org/drawingml/2006/main">
-        <wp:inline distT="0" distB="0" distL="0" distR="0">
+      <w:drawing>
+        <wp:inline xmlns:wp14="http://schemas.microsoft.com/office/word/2010/wordprocessingDrawing" wp14:editId="353117C5" wp14:anchorId="6B87D31B">
           <wp:extent cx="1343025" cy="276225"/>
           <wp:effectExtent l="0" t="0" r="0" b="0"/>
-          <wp:docPr id="1073741825" name="officeArt object" descr="Logo des Digitalchecks"/>
+          <wp:docPr id="1623274816" name="officeArt object" descr="Logo des Digitalchecks"/>
           <wp:cNvGraphicFramePr/>
-          <a:graphic xmlns:a="http://schemas.openxmlformats.org/drawingml/2006/main">
-            <a:graphicData uri="http://schemas.openxmlformats.org/drawingml/2006/picture">
+          <a:graphic>
+            <a:graphicData xmlns:a="http://schemas.openxmlformats.org/drawingml/2006/main" uri="http://schemas.openxmlformats.org/drawingml/2006/picture">
               <pic:pic xmlns:pic="http://schemas.openxmlformats.org/drawingml/2006/picture">
                 <pic:nvPicPr>
                   <pic:cNvPr id="1073741825" name="Logo des Digitalchecks" descr="Logo des Digitalchecks"/>
@@ -4179,7 +4205,7 @@
                   </pic:cNvPicPr>
                 </pic:nvPicPr>
                 <pic:blipFill>
-                  <a:blip r:embed="rId1">
+                  <a:blip xmlns:r="http://schemas.openxmlformats.org/officeDocument/2006/relationships" r:embed="rId1">
                     <a:extLst/>
                   </a:blip>
                   <a:stretch>
@@ -4213,6 +4239,7 @@
 <file path=word/numbering.xml><?xml version="1.0" encoding="utf-8"?>
 <w:numbering xmlns:w="http://schemas.openxmlformats.org/wordprocessingml/2006/main" xmlns:wp="http://schemas.openxmlformats.org/drawingml/2006/wordprocessingDrawing" xmlns:w14="http://schemas.microsoft.com/office/word/2010/wordml" xmlns:r="http://schemas.openxmlformats.org/officeDocument/2006/relationships" xmlns:v="urn:schemas-microsoft-com:vml" xmlns:o="urn:schemas-microsoft-com:office:office">
   <w:abstractNum w:abstractNumId="0">
+    <w:nsid w:val="66aed352"/>
     <w:multiLevelType w:val="hybridMultilevel"/>
     <w:lvl w:ilvl="0">
       <w:start w:val="1"/>
@@ -4450,6 +4477,7 @@
     </w:lvl>
   </w:abstractNum>
   <w:abstractNum w:abstractNumId="1">
+    <w:nsid w:val="1d89f15c"/>
     <w:multiLevelType w:val="hybridMultilevel"/>
     <w:lvl w:ilvl="0">
       <w:start w:val="1"/>
@@ -4461,7 +4489,7 @@
         <w:ind w:left="114" w:hanging="114"/>
       </w:pPr>
       <w:rPr>
-        <w:rFonts w:ascii="Times New Roman" w:cs="Times New Roman" w:hAnsi="Times New Roman" w:eastAsia="Times New Roman"/>
+        <w:rFonts w:ascii="Times New Roman" w:hAnsi="Times New Roman" w:eastAsia="Times New Roman" w:cs="Times New Roman"/>
         <w:b w:val="0"/>
         <w:bCs w:val="0"/>
         <w:i w:val="0"/>
@@ -4491,7 +4519,7 @@
         <w:ind w:left="737" w:hanging="283"/>
       </w:pPr>
       <w:rPr>
-        <w:rFonts w:ascii="Symbol" w:cs="Symbol" w:hAnsi="Symbol" w:eastAsia="Symbol"/>
+        <w:rFonts w:ascii="Symbol" w:hAnsi="Symbol" w:eastAsia="Symbol" w:cs="Symbol"/>
         <w:b w:val="0"/>
         <w:bCs w:val="0"/>
         <w:i w:val="0"/>
@@ -4521,7 +4549,7 @@
         <w:ind w:left="1191" w:hanging="283"/>
       </w:pPr>
       <w:rPr>
-        <w:rFonts w:ascii="Symbol" w:cs="Symbol" w:hAnsi="Symbol" w:eastAsia="Symbol"/>
+        <w:rFonts w:ascii="Symbol" w:hAnsi="Symbol" w:eastAsia="Symbol" w:cs="Symbol"/>
         <w:b w:val="0"/>
         <w:bCs w:val="0"/>
         <w:i w:val="0"/>
@@ -4551,7 +4579,7 @@
         <w:ind w:left="1645" w:hanging="283"/>
       </w:pPr>
       <w:rPr>
-        <w:rFonts w:ascii="Symbol" w:cs="Symbol" w:hAnsi="Symbol" w:eastAsia="Symbol"/>
+        <w:rFonts w:ascii="Symbol" w:hAnsi="Symbol" w:eastAsia="Symbol" w:cs="Symbol"/>
         <w:b w:val="0"/>
         <w:bCs w:val="0"/>
         <w:i w:val="0"/>
@@ -4581,7 +4609,7 @@
         <w:ind w:left="2099" w:hanging="283"/>
       </w:pPr>
       <w:rPr>
-        <w:rFonts w:ascii="Symbol" w:cs="Symbol" w:hAnsi="Symbol" w:eastAsia="Symbol"/>
+        <w:rFonts w:ascii="Symbol" w:hAnsi="Symbol" w:eastAsia="Symbol" w:cs="Symbol"/>
         <w:b w:val="0"/>
         <w:bCs w:val="0"/>
         <w:i w:val="0"/>
@@ -4611,7 +4639,7 @@
         <w:ind w:left="2553" w:hanging="283"/>
       </w:pPr>
       <w:rPr>
-        <w:rFonts w:ascii="Symbol" w:cs="Symbol" w:hAnsi="Symbol" w:eastAsia="Symbol"/>
+        <w:rFonts w:ascii="Symbol" w:hAnsi="Symbol" w:eastAsia="Symbol" w:cs="Symbol"/>
         <w:b w:val="0"/>
         <w:bCs w:val="0"/>
         <w:i w:val="0"/>
@@ -4641,7 +4669,7 @@
         <w:ind w:left="3007" w:hanging="283"/>
       </w:pPr>
       <w:rPr>
-        <w:rFonts w:ascii="Symbol" w:cs="Symbol" w:hAnsi="Symbol" w:eastAsia="Symbol"/>
+        <w:rFonts w:ascii="Symbol" w:hAnsi="Symbol" w:eastAsia="Symbol" w:cs="Symbol"/>
         <w:b w:val="0"/>
         <w:bCs w:val="0"/>
         <w:i w:val="0"/>
@@ -4671,7 +4699,7 @@
         <w:ind w:left="3461" w:hanging="283"/>
       </w:pPr>
       <w:rPr>
-        <w:rFonts w:ascii="Symbol" w:cs="Symbol" w:hAnsi="Symbol" w:eastAsia="Symbol"/>
+        <w:rFonts w:ascii="Symbol" w:hAnsi="Symbol" w:eastAsia="Symbol" w:cs="Symbol"/>
         <w:b w:val="0"/>
         <w:bCs w:val="0"/>
         <w:i w:val="0"/>
@@ -4701,7 +4729,7 @@
         <w:ind w:left="3915" w:hanging="283"/>
       </w:pPr>
       <w:rPr>
-        <w:rFonts w:ascii="Symbol" w:cs="Symbol" w:hAnsi="Symbol" w:eastAsia="Symbol"/>
+        <w:rFonts w:ascii="Symbol" w:hAnsi="Symbol" w:eastAsia="Symbol" w:cs="Symbol"/>
         <w:b w:val="0"/>
         <w:bCs w:val="0"/>
         <w:i w:val="0"/>
@@ -4723,10 +4751,12 @@
     </w:lvl>
   </w:abstractNum>
   <w:abstractNum w:abstractNumId="2">
+    <w:nsid w:val="2245f19b"/>
     <w:multiLevelType w:val="hybridMultilevel"/>
     <w:numStyleLink w:val="Imported Style 3"/>
   </w:abstractNum>
   <w:abstractNum w:abstractNumId="3">
+    <w:nsid w:val="5f235d51"/>
     <w:multiLevelType w:val="hybridMultilevel"/>
     <w:styleLink w:val="Imported Style 3"/>
     <w:lvl w:ilvl="0">
@@ -4739,7 +4769,7 @@
         <w:ind w:left="360" w:hanging="144"/>
       </w:pPr>
       <w:rPr>
-        <w:rFonts w:ascii="Arial" w:cs="Arial" w:hAnsi="Arial" w:eastAsia="Arial"/>
+        <w:rFonts w:ascii="Arial" w:hAnsi="Arial" w:eastAsia="Arial" w:cs="Arial"/>
         <w:b w:val="0"/>
         <w:bCs w:val="0"/>
         <w:i w:val="0"/>
@@ -4769,7 +4799,7 @@
         <w:ind w:left="864" w:hanging="144"/>
       </w:pPr>
       <w:rPr>
-        <w:rFonts w:ascii="Arial" w:cs="Arial" w:hAnsi="Arial" w:eastAsia="Arial"/>
+        <w:rFonts w:ascii="Arial" w:hAnsi="Arial" w:eastAsia="Arial" w:cs="Arial"/>
         <w:b w:val="0"/>
         <w:bCs w:val="0"/>
         <w:i w:val="0"/>
@@ -4799,7 +4829,7 @@
         <w:ind w:left="1584" w:hanging="144"/>
       </w:pPr>
       <w:rPr>
-        <w:rFonts w:ascii="Arial" w:cs="Arial" w:hAnsi="Arial" w:eastAsia="Arial"/>
+        <w:rFonts w:ascii="Arial" w:hAnsi="Arial" w:eastAsia="Arial" w:cs="Arial"/>
         <w:b w:val="0"/>
         <w:bCs w:val="0"/>
         <w:i w:val="0"/>
@@ -4829,7 +4859,7 @@
         <w:ind w:left="2304" w:hanging="144"/>
       </w:pPr>
       <w:rPr>
-        <w:rFonts w:ascii="Arial" w:cs="Arial" w:hAnsi="Arial" w:eastAsia="Arial"/>
+        <w:rFonts w:ascii="Arial" w:hAnsi="Arial" w:eastAsia="Arial" w:cs="Arial"/>
         <w:b w:val="0"/>
         <w:bCs w:val="0"/>
         <w:i w:val="0"/>
@@ -4859,7 +4889,7 @@
         <w:ind w:left="3024" w:hanging="144"/>
       </w:pPr>
       <w:rPr>
-        <w:rFonts w:ascii="Arial" w:cs="Arial" w:hAnsi="Arial" w:eastAsia="Arial"/>
+        <w:rFonts w:ascii="Arial" w:hAnsi="Arial" w:eastAsia="Arial" w:cs="Arial"/>
         <w:b w:val="0"/>
         <w:bCs w:val="0"/>
         <w:i w:val="0"/>
@@ -4889,7 +4919,7 @@
         <w:ind w:left="3744" w:hanging="144"/>
       </w:pPr>
       <w:rPr>
-        <w:rFonts w:ascii="Arial" w:cs="Arial" w:hAnsi="Arial" w:eastAsia="Arial"/>
+        <w:rFonts w:ascii="Arial" w:hAnsi="Arial" w:eastAsia="Arial" w:cs="Arial"/>
         <w:b w:val="0"/>
         <w:bCs w:val="0"/>
         <w:i w:val="0"/>
@@ -4919,7 +4949,7 @@
         <w:ind w:left="4464" w:hanging="144"/>
       </w:pPr>
       <w:rPr>
-        <w:rFonts w:ascii="Arial" w:cs="Arial" w:hAnsi="Arial" w:eastAsia="Arial"/>
+        <w:rFonts w:ascii="Arial" w:hAnsi="Arial" w:eastAsia="Arial" w:cs="Arial"/>
         <w:b w:val="0"/>
         <w:bCs w:val="0"/>
         <w:i w:val="0"/>
@@ -4949,7 +4979,7 @@
         <w:ind w:left="5184" w:hanging="144"/>
       </w:pPr>
       <w:rPr>
-        <w:rFonts w:ascii="Arial" w:cs="Arial" w:hAnsi="Arial" w:eastAsia="Arial"/>
+        <w:rFonts w:ascii="Arial" w:hAnsi="Arial" w:eastAsia="Arial" w:cs="Arial"/>
         <w:b w:val="0"/>
         <w:bCs w:val="0"/>
         <w:i w:val="0"/>
@@ -4979,7 +5009,7 @@
         <w:ind w:left="5904" w:hanging="144"/>
       </w:pPr>
       <w:rPr>
-        <w:rFonts w:ascii="Arial" w:cs="Arial" w:hAnsi="Arial" w:eastAsia="Arial"/>
+        <w:rFonts w:ascii="Arial" w:hAnsi="Arial" w:eastAsia="Arial" w:cs="Arial"/>
         <w:b w:val="0"/>
         <w:bCs w:val="0"/>
         <w:i w:val="0"/>
@@ -5016,11 +5046,11 @@
 </file>
 
 <file path=word/styles.xml><?xml version="1.0" encoding="utf-8"?>
-<w:styles xmlns:w="http://schemas.openxmlformats.org/wordprocessingml/2006/main" xmlns:mc="http://schemas.openxmlformats.org/markup-compatibility/2006" xmlns:w14="http://schemas.microsoft.com/office/word/2010/wordml" mc:Ignorable="w14">
+<w:styles xmlns:wp14="http://schemas.microsoft.com/office/word/2010/wordprocessingDrawing" xmlns:w="http://schemas.openxmlformats.org/wordprocessingml/2006/main" xmlns:mc="http://schemas.openxmlformats.org/markup-compatibility/2006" xmlns:w14="http://schemas.microsoft.com/office/word/2010/wordml" mc:Ignorable="w14 wp14">
   <w:docDefaults>
     <w:rPrDefault>
       <w:rPr>
-        <w:rFonts w:ascii="Times New Roman" w:cs="Times New Roman" w:hAnsi="Times New Roman" w:eastAsia="Arial Unicode MS"/>
+        <w:rFonts w:ascii="Times New Roman" w:hAnsi="Times New Roman" w:eastAsia="Arial Unicode MS" w:cs="Times New Roman"/>
         <w:b w:val="0"/>
         <w:bCs w:val="0"/>
         <w:i w:val="0"/>
@@ -5051,7 +5081,7 @@
         <w:keepNext w:val="0"/>
         <w:keepLines w:val="0"/>
         <w:pageBreakBefore w:val="0"/>
-        <w:framePr w:anchorLock="0" w:w="0" w:h="0" w:vSpace="0" w:hSpace="0" w:xAlign="left" w:y="0" w:hRule="exact" w:vAnchor="margin"/>
+        <w:framePr w:w="0" w:h="0" w:vSpace="0" w:hSpace="0" w:vAnchor="margin" w:xAlign="left" w:y="0" w:hRule="exact" w:anchorLock="0"/>
         <w:widowControl w:val="1"/>
         <w:numPr>
           <w:ilvl w:val="0"/>
@@ -5075,7 +5105,7 @@
       </w:pPr>
     </w:pPrDefault>
   </w:docDefaults>
-  <w:style w:type="paragraph" w:default="1" w:styleId="Normal">
+  <w:style w:type="paragraph" w:styleId="Normal" w:default="1">
     <w:name w:val="Normal"/>
     <w:next w:val="Normal"/>
     <w:pPr/>
@@ -5085,7 +5115,7 @@
       <w:lang w:val="en-US" w:eastAsia="en-US" w:bidi="ar-SA"/>
     </w:rPr>
   </w:style>
-  <w:style w:type="character" w:default="1" w:styleId="Default Paragraph Font">
+  <w:style w:type="character" w:styleId="Default Paragraph Font" w:default="1">
     <w:name w:val="Default Paragraph Font"/>
     <w:next w:val="Default Paragraph Font"/>
   </w:style>
@@ -5095,7 +5125,7 @@
       <w:u w:val="single"/>
     </w:rPr>
   </w:style>
-  <w:style w:type="table" w:default="1" w:styleId="Table Normal">
+  <w:style w:type="table" w:styleId="Table Normal" w:default="1">
     <w:name w:val="Table Normal"/>
     <w:next w:val="Table Normal"/>
     <w:pPr/>
@@ -5117,13 +5147,13 @@
     <w:tblStylePr w:type="seCell"/>
     <w:tblStylePr w:type="swCell"/>
   </w:style>
-  <w:style w:type="numbering" w:default="1" w:styleId="No List">
+  <w:style w:type="numbering" w:styleId="No List" w:default="1">
     <w:name w:val="No List"/>
     <w:next w:val="No List"/>
     <w:pPr/>
   </w:style>
   <w:style w:type="paragraph" w:styleId="Normal.0">
-    <w:name w:val="Normal"/>
+    <w:name w:val="Normal0"/>
     <w:next w:val="Normal.0"/>
     <w:pPr>
       <w:keepNext w:val="0"/>
@@ -5139,7 +5169,7 @@
       <w:outlineLvl w:val="9"/>
     </w:pPr>
     <w:rPr>
-      <w:rFonts w:ascii="Arial" w:cs="Arial Unicode MS" w:hAnsi="Arial" w:eastAsia="Arial Unicode MS"/>
+      <w:rFonts w:ascii="Arial" w:hAnsi="Arial" w:eastAsia="Arial Unicode MS" w:cs="Arial Unicode MS"/>
       <w:b w:val="0"/>
       <w:bCs w:val="0"/>
       <w:i w:val="0"/>
@@ -5190,7 +5220,7 @@
       <w:outlineLvl w:val="9"/>
     </w:pPr>
     <w:rPr>
-      <w:rFonts w:ascii="Helvetica Neue" w:cs="Helvetica Neue" w:hAnsi="Helvetica Neue" w:eastAsia="Helvetica Neue"/>
+      <w:rFonts w:ascii="Helvetica Neue" w:hAnsi="Helvetica Neue" w:eastAsia="Helvetica Neue" w:cs="Helvetica Neue"/>
       <w:b w:val="0"/>
       <w:bCs w:val="0"/>
       <w:i w:val="0"/>
@@ -5236,7 +5266,7 @@
       <w:outlineLvl w:val="9"/>
     </w:pPr>
     <w:rPr>
-      <w:rFonts w:ascii="Arial" w:cs="Arial Unicode MS" w:hAnsi="Arial" w:eastAsia="Arial Unicode MS"/>
+      <w:rFonts w:ascii="Arial" w:hAnsi="Arial" w:eastAsia="Arial Unicode MS" w:cs="Arial Unicode MS"/>
       <w:b w:val="0"/>
       <w:bCs w:val="0"/>
       <w:i w:val="0"/>
@@ -5280,7 +5310,7 @@
       <w:outlineLvl w:val="1"/>
     </w:pPr>
     <w:rPr>
-      <w:rFonts w:ascii="Arial" w:cs="Arial Unicode MS" w:hAnsi="Arial" w:eastAsia="Arial Unicode MS"/>
+      <w:rFonts w:ascii="Arial" w:hAnsi="Arial" w:eastAsia="Arial Unicode MS" w:cs="Arial Unicode MS"/>
       <w:b w:val="0"/>
       <w:bCs w:val="0"/>
       <w:i w:val="0"/>
@@ -5324,7 +5354,7 @@
       <w:outlineLvl w:val="9"/>
     </w:pPr>
     <w:rPr>
-      <w:rFonts w:ascii="Arial" w:cs="Arial Unicode MS" w:hAnsi="Arial" w:eastAsia="Arial Unicode MS"/>
+      <w:rFonts w:ascii="Arial" w:hAnsi="Arial" w:eastAsia="Arial Unicode MS" w:cs="Arial Unicode MS"/>
       <w:b w:val="0"/>
       <w:bCs w:val="0"/>
       <w:i w:val="0"/>
@@ -5359,7 +5389,7 @@
     <w:basedOn w:val="None"/>
     <w:next w:val="Hyperlink.0"/>
     <w:rPr>
-      <w:rFonts w:ascii="Arial" w:cs="Arial" w:hAnsi="Arial" w:eastAsia="Arial"/>
+      <w:rFonts w:ascii="Arial" w:hAnsi="Arial" w:eastAsia="Arial" w:cs="Arial"/>
       <w:outline w:val="0"/>
       <w:color w:val="0563c1"/>
       <w:u w:val="single" w:color="0563c1"/>
@@ -5389,7 +5419,7 @@
       <w:outlineLvl w:val="9"/>
     </w:pPr>
     <w:rPr>
-      <w:rFonts w:ascii="Arial" w:cs="Arial Unicode MS" w:hAnsi="Arial" w:eastAsia="Arial Unicode MS"/>
+      <w:rFonts w:ascii="Arial" w:hAnsi="Arial" w:eastAsia="Arial Unicode MS" w:cs="Arial Unicode MS"/>
       <w:b w:val="1"/>
       <w:bCs w:val="1"/>
       <w:i w:val="0"/>
@@ -5433,7 +5463,7 @@
       <w:outlineLvl w:val="0"/>
     </w:pPr>
     <w:rPr>
-      <w:rFonts w:ascii="Arial" w:cs="Arial Unicode MS" w:hAnsi="Arial" w:eastAsia="Arial Unicode MS"/>
+      <w:rFonts w:ascii="Arial" w:hAnsi="Arial" w:eastAsia="Arial Unicode MS" w:cs="Arial Unicode MS"/>
       <w:b w:val="0"/>
       <w:bCs w:val="0"/>
       <w:i w:val="0"/>
@@ -5483,7 +5513,7 @@
       <w:outlineLvl w:val="9"/>
     </w:pPr>
     <w:rPr>
-      <w:rFonts w:ascii="Arial" w:cs="Arial Unicode MS" w:hAnsi="Arial" w:eastAsia="Arial Unicode MS"/>
+      <w:rFonts w:ascii="Arial" w:hAnsi="Arial" w:eastAsia="Arial Unicode MS" w:cs="Arial Unicode MS"/>
       <w:b w:val="0"/>
       <w:bCs w:val="0"/>
       <w:i w:val="0"/>
@@ -5527,7 +5557,7 @@
       <w:outlineLvl w:val="9"/>
     </w:pPr>
     <w:rPr>
-      <w:rFonts w:ascii="Arial" w:cs="Arial Unicode MS" w:hAnsi="Arial" w:eastAsia="Arial Unicode MS"/>
+      <w:rFonts w:ascii="Arial" w:hAnsi="Arial" w:eastAsia="Arial Unicode MS" w:cs="Arial Unicode MS"/>
       <w:b w:val="0"/>
       <w:bCs w:val="0"/>
       <w:i w:val="0"/>
@@ -5571,7 +5601,7 @@
       <w:outlineLvl w:val="9"/>
     </w:pPr>
     <w:rPr>
-      <w:rFonts w:ascii="Arial" w:cs="Arial Unicode MS" w:hAnsi="Arial" w:eastAsia="Arial Unicode MS"/>
+      <w:rFonts w:ascii="Arial" w:hAnsi="Arial" w:eastAsia="Arial Unicode MS" w:cs="Arial Unicode MS"/>
       <w:b w:val="0"/>
       <w:bCs w:val="0"/>
       <w:i w:val="0"/>
@@ -5846,7 +5876,7 @@
           <a:buFontTx/>
           <a:buNone/>
           <a:tabLst/>
-          <a:defRPr b="0" baseline="0" cap="none" i="0" spc="0" strike="noStrike" sz="1800" u="none" kumimoji="0" normalizeH="0">
+          <a:defRPr kumimoji="0" sz="1800" b="0" i="0" u="none" strike="noStrike" cap="none" spc="0" normalizeH="0" baseline="0">
             <a:ln>
               <a:noFill/>
             </a:ln>
@@ -5876,7 +5906,7 @@
           <a:buFontTx/>
           <a:buNone/>
           <a:tabLst/>
-          <a:defRPr b="0" baseline="0" cap="none" i="0" spc="0" strike="noStrike" sz="1800" u="none" kumimoji="0" normalizeH="0">
+          <a:defRPr kumimoji="0" sz="1800" b="0" i="0" u="none" strike="noStrike" cap="none" spc="0" normalizeH="0" baseline="0">
             <a:ln>
               <a:noFill/>
             </a:ln>
@@ -5902,7 +5932,7 @@
           <a:buFontTx/>
           <a:buNone/>
           <a:tabLst/>
-          <a:defRPr b="0" baseline="0" cap="none" i="0" spc="0" strike="noStrike" sz="1800" u="none" kumimoji="0" normalizeH="0">
+          <a:defRPr kumimoji="0" sz="1800" b="0" i="0" u="none" strike="noStrike" cap="none" spc="0" normalizeH="0" baseline="0">
             <a:ln>
               <a:noFill/>
             </a:ln>
@@ -5928,7 +5958,7 @@
           <a:buFontTx/>
           <a:buNone/>
           <a:tabLst/>
-          <a:defRPr b="0" baseline="0" cap="none" i="0" spc="0" strike="noStrike" sz="1800" u="none" kumimoji="0" normalizeH="0">
+          <a:defRPr kumimoji="0" sz="1800" b="0" i="0" u="none" strike="noStrike" cap="none" spc="0" normalizeH="0" baseline="0">
             <a:ln>
               <a:noFill/>
             </a:ln>
@@ -5954,7 +5984,7 @@
           <a:buFontTx/>
           <a:buNone/>
           <a:tabLst/>
-          <a:defRPr b="0" baseline="0" cap="none" i="0" spc="0" strike="noStrike" sz="1800" u="none" kumimoji="0" normalizeH="0">
+          <a:defRPr kumimoji="0" sz="1800" b="0" i="0" u="none" strike="noStrike" cap="none" spc="0" normalizeH="0" baseline="0">
             <a:ln>
               <a:noFill/>
             </a:ln>
@@ -5980,7 +6010,7 @@
           <a:buFontTx/>
           <a:buNone/>
           <a:tabLst/>
-          <a:defRPr b="0" baseline="0" cap="none" i="0" spc="0" strike="noStrike" sz="1800" u="none" kumimoji="0" normalizeH="0">
+          <a:defRPr kumimoji="0" sz="1800" b="0" i="0" u="none" strike="noStrike" cap="none" spc="0" normalizeH="0" baseline="0">
             <a:ln>
               <a:noFill/>
             </a:ln>
@@ -6006,7 +6036,7 @@
           <a:buFontTx/>
           <a:buNone/>
           <a:tabLst/>
-          <a:defRPr b="0" baseline="0" cap="none" i="0" spc="0" strike="noStrike" sz="1800" u="none" kumimoji="0" normalizeH="0">
+          <a:defRPr kumimoji="0" sz="1800" b="0" i="0" u="none" strike="noStrike" cap="none" spc="0" normalizeH="0" baseline="0">
             <a:ln>
               <a:noFill/>
             </a:ln>
@@ -6032,7 +6062,7 @@
           <a:buFontTx/>
           <a:buNone/>
           <a:tabLst/>
-          <a:defRPr b="0" baseline="0" cap="none" i="0" spc="0" strike="noStrike" sz="1800" u="none" kumimoji="0" normalizeH="0">
+          <a:defRPr kumimoji="0" sz="1800" b="0" i="0" u="none" strike="noStrike" cap="none" spc="0" normalizeH="0" baseline="0">
             <a:ln>
               <a:noFill/>
             </a:ln>
@@ -6058,7 +6088,7 @@
           <a:buFontTx/>
           <a:buNone/>
           <a:tabLst/>
-          <a:defRPr b="0" baseline="0" cap="none" i="0" spc="0" strike="noStrike" sz="1800" u="none" kumimoji="0" normalizeH="0">
+          <a:defRPr kumimoji="0" sz="1800" b="0" i="0" u="none" strike="noStrike" cap="none" spc="0" normalizeH="0" baseline="0">
             <a:ln>
               <a:noFill/>
             </a:ln>
@@ -6084,7 +6114,7 @@
           <a:buFontTx/>
           <a:buNone/>
           <a:tabLst/>
-          <a:defRPr b="0" baseline="0" cap="none" i="0" spc="0" strike="noStrike" sz="1800" u="none" kumimoji="0" normalizeH="0">
+          <a:defRPr kumimoji="0" sz="1800" b="0" i="0" u="none" strike="noStrike" cap="none" spc="0" normalizeH="0" baseline="0">
             <a:ln>
               <a:noFill/>
             </a:ln>
@@ -6135,7 +6165,7 @@
           <a:buFontTx/>
           <a:buNone/>
           <a:tabLst/>
-          <a:defRPr b="0" baseline="0" cap="none" i="0" spc="0" strike="noStrike" sz="1800" u="none" kumimoji="0" normalizeH="0">
+          <a:defRPr kumimoji="0" sz="1800" b="0" i="0" u="none" strike="noStrike" cap="none" spc="0" normalizeH="0" baseline="0">
             <a:ln>
               <a:noFill/>
             </a:ln>
@@ -6161,7 +6191,7 @@
           <a:buFontTx/>
           <a:buNone/>
           <a:tabLst/>
-          <a:defRPr b="0" baseline="0" cap="none" i="0" spc="0" strike="noStrike" sz="1800" u="none" kumimoji="0" normalizeH="0">
+          <a:defRPr kumimoji="0" sz="1800" b="0" i="0" u="none" strike="noStrike" cap="none" spc="0" normalizeH="0" baseline="0">
             <a:ln>
               <a:noFill/>
             </a:ln>
@@ -6187,7 +6217,7 @@
           <a:buFontTx/>
           <a:buNone/>
           <a:tabLst/>
-          <a:defRPr b="0" baseline="0" cap="none" i="0" spc="0" strike="noStrike" sz="1800" u="none" kumimoji="0" normalizeH="0">
+          <a:defRPr kumimoji="0" sz="1800" b="0" i="0" u="none" strike="noStrike" cap="none" spc="0" normalizeH="0" baseline="0">
             <a:ln>
               <a:noFill/>
             </a:ln>
@@ -6213,7 +6243,7 @@
           <a:buFontTx/>
           <a:buNone/>
           <a:tabLst/>
-          <a:defRPr b="0" baseline="0" cap="none" i="0" spc="0" strike="noStrike" sz="1800" u="none" kumimoji="0" normalizeH="0">
+          <a:defRPr kumimoji="0" sz="1800" b="0" i="0" u="none" strike="noStrike" cap="none" spc="0" normalizeH="0" baseline="0">
             <a:ln>
               <a:noFill/>
             </a:ln>
@@ -6239,7 +6269,7 @@
           <a:buFontTx/>
           <a:buNone/>
           <a:tabLst/>
-          <a:defRPr b="0" baseline="0" cap="none" i="0" spc="0" strike="noStrike" sz="1800" u="none" kumimoji="0" normalizeH="0">
+          <a:defRPr kumimoji="0" sz="1800" b="0" i="0" u="none" strike="noStrike" cap="none" spc="0" normalizeH="0" baseline="0">
             <a:ln>
               <a:noFill/>
             </a:ln>
@@ -6265,7 +6295,7 @@
           <a:buFontTx/>
           <a:buNone/>
           <a:tabLst/>
-          <a:defRPr b="0" baseline="0" cap="none" i="0" spc="0" strike="noStrike" sz="1800" u="none" kumimoji="0" normalizeH="0">
+          <a:defRPr kumimoji="0" sz="1800" b="0" i="0" u="none" strike="noStrike" cap="none" spc="0" normalizeH="0" baseline="0">
             <a:ln>
               <a:noFill/>
             </a:ln>
@@ -6291,7 +6321,7 @@
           <a:buFontTx/>
           <a:buNone/>
           <a:tabLst/>
-          <a:defRPr b="0" baseline="0" cap="none" i="0" spc="0" strike="noStrike" sz="1800" u="none" kumimoji="0" normalizeH="0">
+          <a:defRPr kumimoji="0" sz="1800" b="0" i="0" u="none" strike="noStrike" cap="none" spc="0" normalizeH="0" baseline="0">
             <a:ln>
               <a:noFill/>
             </a:ln>
@@ -6317,7 +6347,7 @@
           <a:buFontTx/>
           <a:buNone/>
           <a:tabLst/>
-          <a:defRPr b="0" baseline="0" cap="none" i="0" spc="0" strike="noStrike" sz="1800" u="none" kumimoji="0" normalizeH="0">
+          <a:defRPr kumimoji="0" sz="1800" b="0" i="0" u="none" strike="noStrike" cap="none" spc="0" normalizeH="0" baseline="0">
             <a:ln>
               <a:noFill/>
             </a:ln>
@@ -6343,7 +6373,7 @@
           <a:buFontTx/>
           <a:buNone/>
           <a:tabLst/>
-          <a:defRPr b="0" baseline="0" cap="none" i="0" spc="0" strike="noStrike" sz="1800" u="none" kumimoji="0" normalizeH="0">
+          <a:defRPr kumimoji="0" sz="1800" b="0" i="0" u="none" strike="noStrike" cap="none" spc="0" normalizeH="0" baseline="0">
             <a:ln>
               <a:noFill/>
             </a:ln>
@@ -6369,7 +6399,7 @@
           <a:buFontTx/>
           <a:buNone/>
           <a:tabLst/>
-          <a:defRPr b="0" baseline="0" cap="none" i="0" spc="0" strike="noStrike" sz="1800" u="none" kumimoji="0" normalizeH="0">
+          <a:defRPr kumimoji="0" sz="1800" b="0" i="0" u="none" strike="noStrike" cap="none" spc="0" normalizeH="0" baseline="0">
             <a:ln>
               <a:noFill/>
             </a:ln>
@@ -6417,7 +6447,7 @@
           <a:buFontTx/>
           <a:buNone/>
           <a:tabLst/>
-          <a:defRPr b="0" baseline="0" cap="none" i="0" spc="0" strike="noStrike" sz="1800" u="none" kumimoji="0" normalizeH="0">
+          <a:defRPr kumimoji="0" sz="1800" b="0" i="0" u="none" strike="noStrike" cap="none" spc="0" normalizeH="0" baseline="0">
             <a:ln>
               <a:noFill/>
             </a:ln>
@@ -6447,7 +6477,7 @@
           <a:buFontTx/>
           <a:buNone/>
           <a:tabLst/>
-          <a:defRPr b="0" baseline="0" cap="none" i="0" spc="0" strike="noStrike" sz="1800" u="none" kumimoji="0" normalizeH="0">
+          <a:defRPr kumimoji="0" sz="1800" b="0" i="0" u="none" strike="noStrike" cap="none" spc="0" normalizeH="0" baseline="0">
             <a:ln>
               <a:noFill/>
             </a:ln>
@@ -6473,7 +6503,7 @@
           <a:buFontTx/>
           <a:buNone/>
           <a:tabLst/>
-          <a:defRPr b="0" baseline="0" cap="none" i="0" spc="0" strike="noStrike" sz="1800" u="none" kumimoji="0" normalizeH="0">
+          <a:defRPr kumimoji="0" sz="1800" b="0" i="0" u="none" strike="noStrike" cap="none" spc="0" normalizeH="0" baseline="0">
             <a:ln>
               <a:noFill/>
             </a:ln>
@@ -6499,7 +6529,7 @@
           <a:buFontTx/>
           <a:buNone/>
           <a:tabLst/>
-          <a:defRPr b="0" baseline="0" cap="none" i="0" spc="0" strike="noStrike" sz="1800" u="none" kumimoji="0" normalizeH="0">
+          <a:defRPr kumimoji="0" sz="1800" b="0" i="0" u="none" strike="noStrike" cap="none" spc="0" normalizeH="0" baseline="0">
             <a:ln>
               <a:noFill/>
             </a:ln>
@@ -6525,7 +6555,7 @@
           <a:buFontTx/>
           <a:buNone/>
           <a:tabLst/>
-          <a:defRPr b="0" baseline="0" cap="none" i="0" spc="0" strike="noStrike" sz="1800" u="none" kumimoji="0" normalizeH="0">
+          <a:defRPr kumimoji="0" sz="1800" b="0" i="0" u="none" strike="noStrike" cap="none" spc="0" normalizeH="0" baseline="0">
             <a:ln>
               <a:noFill/>
             </a:ln>
@@ -6551,7 +6581,7 @@
           <a:buFontTx/>
           <a:buNone/>
           <a:tabLst/>
-          <a:defRPr b="0" baseline="0" cap="none" i="0" spc="0" strike="noStrike" sz="1800" u="none" kumimoji="0" normalizeH="0">
+          <a:defRPr kumimoji="0" sz="1800" b="0" i="0" u="none" strike="noStrike" cap="none" spc="0" normalizeH="0" baseline="0">
             <a:ln>
               <a:noFill/>
             </a:ln>
@@ -6577,7 +6607,7 @@
           <a:buFontTx/>
           <a:buNone/>
           <a:tabLst/>
-          <a:defRPr b="0" baseline="0" cap="none" i="0" spc="0" strike="noStrike" sz="1800" u="none" kumimoji="0" normalizeH="0">
+          <a:defRPr kumimoji="0" sz="1800" b="0" i="0" u="none" strike="noStrike" cap="none" spc="0" normalizeH="0" baseline="0">
             <a:ln>
               <a:noFill/>
             </a:ln>
@@ -6603,7 +6633,7 @@
           <a:buFontTx/>
           <a:buNone/>
           <a:tabLst/>
-          <a:defRPr b="0" baseline="0" cap="none" i="0" spc="0" strike="noStrike" sz="1800" u="none" kumimoji="0" normalizeH="0">
+          <a:defRPr kumimoji="0" sz="1800" b="0" i="0" u="none" strike="noStrike" cap="none" spc="0" normalizeH="0" baseline="0">
             <a:ln>
               <a:noFill/>
             </a:ln>
@@ -6629,7 +6659,7 @@
           <a:buFontTx/>
           <a:buNone/>
           <a:tabLst/>
-          <a:defRPr b="0" baseline="0" cap="none" i="0" spc="0" strike="noStrike" sz="1800" u="none" kumimoji="0" normalizeH="0">
+          <a:defRPr kumimoji="0" sz="1800" b="0" i="0" u="none" strike="noStrike" cap="none" spc="0" normalizeH="0" baseline="0">
             <a:ln>
               <a:noFill/>
             </a:ln>
@@ -6655,7 +6685,7 @@
           <a:buFontTx/>
           <a:buNone/>
           <a:tabLst/>
-          <a:defRPr b="0" baseline="0" cap="none" i="0" spc="0" strike="noStrike" sz="1800" u="none" kumimoji="0" normalizeH="0">
+          <a:defRPr kumimoji="0" sz="1800" b="0" i="0" u="none" strike="noStrike" cap="none" spc="0" normalizeH="0" baseline="0">
             <a:ln>
               <a:noFill/>
             </a:ln>

--- a/public/documents/VORLAGE_Dokumentation_der_Digitaltauglichkeit_V2.docx
+++ b/public/documents/VORLAGE_Dokumentation_der_Digitaltauglichkeit_V2.docx
@@ -65,6 +65,7 @@
             <w:pPr>
               <w:pStyle w:val="Heading2"/>
               <w:spacing w:before="360" w:after="120"/>
+              <w:ind w:hanging="0" w:start="0" w:end="0"/>
               <w:rPr>
                 <w:shd w:fill="auto" w:val="clear"/>
               </w:rPr>
@@ -82,7 +83,7 @@
               <w:pStyle w:val="ListParagraph"/>
               <w:numPr>
                 <w:ilvl w:val="0"/>
-                <w:numId w:val="2"/>
+                <w:numId w:val="1"/>
               </w:numPr>
               <w:bidi w:val="0"/>
               <w:spacing w:before="180" w:after="0"/>
@@ -105,7 +106,7 @@
               <w:pStyle w:val="ListParagraph"/>
               <w:numPr>
                 <w:ilvl w:val="0"/>
-                <w:numId w:val="2"/>
+                <w:numId w:val="1"/>
               </w:numPr>
               <w:bidi w:val="0"/>
               <w:spacing w:before="0" w:after="120"/>
@@ -128,7 +129,7 @@
               <w:pStyle w:val="ListParagraph"/>
               <w:numPr>
                 <w:ilvl w:val="1"/>
-                <w:numId w:val="3"/>
+                <w:numId w:val="2"/>
               </w:numPr>
               <w:bidi w:val="0"/>
               <w:spacing w:before="180" w:after="0"/>
@@ -165,7 +166,7 @@
               <w:r>
                 <w:rPr>
                   <w:rStyle w:val="Style7"/>
-                  <w:rFonts w:ascii="Arial" w:hAnsi="Arial" w:eastAsia="Arial" w:cs="Arial"/>
+                  <w:rFonts w:eastAsia="Arial" w:cs="Arial"/>
                   <w:outline w:val="false"/>
                   <w:color w:val="0563C1"/>
                   <w:u w:val="single" w:color="0563C1"/>
@@ -189,7 +190,7 @@
               <w:pStyle w:val="ListParagraph"/>
               <w:numPr>
                 <w:ilvl w:val="1"/>
-                <w:numId w:val="3"/>
+                <w:numId w:val="2"/>
               </w:numPr>
               <w:bidi w:val="0"/>
               <w:spacing w:before="0" w:after="0"/>
@@ -229,7 +230,7 @@
               <w:r>
                 <w:rPr>
                   <w:rStyle w:val="Style7"/>
-                  <w:rFonts w:ascii="Arial" w:hAnsi="Arial" w:eastAsia="Arial" w:cs="Arial"/>
+                  <w:rFonts w:eastAsia="Arial" w:cs="Arial"/>
                   <w:outline w:val="false"/>
                   <w:color w:val="0563C1"/>
                   <w:u w:val="single" w:color="0563C1"/>
@@ -253,7 +254,7 @@
               <w:pStyle w:val="ListParagraph"/>
               <w:numPr>
                 <w:ilvl w:val="1"/>
-                <w:numId w:val="3"/>
+                <w:numId w:val="2"/>
               </w:numPr>
               <w:bidi w:val="0"/>
               <w:spacing w:before="0" w:after="120"/>
@@ -293,6 +294,7 @@
             <w:pPr>
               <w:pStyle w:val="Heading2"/>
               <w:spacing w:lineRule="auto" w:line="276" w:before="360" w:after="120"/>
+              <w:ind w:hanging="0" w:start="0" w:end="0"/>
               <w:rPr>
                 <w:shd w:fill="auto" w:val="clear"/>
               </w:rPr>
@@ -543,6 +545,7 @@
       <w:pPr>
         <w:pStyle w:val="Heading1"/>
         <w:spacing w:before="720" w:after="120"/>
+        <w:ind w:hanging="0" w:start="0" w:end="0"/>
         <w:rPr>
           <w:b/>
           <w:bCs/>
@@ -575,6 +578,7 @@
       <w:pPr>
         <w:pStyle w:val="Heading1"/>
         <w:spacing w:before="600" w:after="120"/>
+        <w:ind w:hanging="0" w:start="0" w:end="0"/>
         <w:rPr>
           <w:b/>
           <w:bCs/>
@@ -616,6 +620,7 @@
     <w:p>
       <w:pPr>
         <w:pStyle w:val="Heading2"/>
+        <w:ind w:hanging="0" w:start="0" w:end="0"/>
         <w:rPr/>
       </w:pPr>
       <w:r>
@@ -648,6 +653,7 @@
     <w:p>
       <w:pPr>
         <w:pStyle w:val="Heading2"/>
+        <w:ind w:hanging="0" w:start="0" w:end="0"/>
         <w:rPr/>
       </w:pPr>
       <w:r>
@@ -737,6 +743,7 @@
     <w:p>
       <w:pPr>
         <w:pStyle w:val="Heading2"/>
+        <w:ind w:hanging="0" w:start="0" w:end="0"/>
         <w:rPr/>
       </w:pPr>
       <w:r>
@@ -964,6 +971,7 @@
     <w:p>
       <w:pPr>
         <w:pStyle w:val="Heading2"/>
+        <w:ind w:hanging="0" w:start="0" w:end="0"/>
         <w:rPr/>
       </w:pPr>
       <w:r>
@@ -1184,6 +1192,7 @@
     <w:p>
       <w:pPr>
         <w:pStyle w:val="Heading2"/>
+        <w:ind w:hanging="0" w:start="0" w:end="0"/>
         <w:rPr/>
       </w:pPr>
       <w:r>
@@ -1404,6 +1413,7 @@
     <w:p>
       <w:pPr>
         <w:pStyle w:val="Heading2"/>
+        <w:ind w:hanging="0" w:start="0" w:end="0"/>
         <w:rPr/>
       </w:pPr>
       <w:r>
@@ -1623,6 +1633,7 @@
     <w:p>
       <w:pPr>
         <w:pStyle w:val="Heading2"/>
+        <w:ind w:hanging="0" w:start="0" w:end="0"/>
         <w:rPr/>
       </w:pPr>
       <w:r>
@@ -1797,6 +1808,7 @@
       <w:pPr>
         <w:pStyle w:val="Heading1"/>
         <w:spacing w:before="720" w:after="120"/>
+        <w:ind w:hanging="0" w:start="0" w:end="0"/>
         <w:rPr>
           <w:b/>
           <w:bCs/>
@@ -1817,7 +1829,7 @@
         <w:pStyle w:val="ListParagraph"/>
         <w:numPr>
           <w:ilvl w:val="0"/>
-          <w:numId w:val="4"/>
+          <w:numId w:val="3"/>
         </w:numPr>
         <w:bidi w:val="0"/>
         <w:spacing w:before="180" w:after="0"/>
@@ -1858,7 +1870,7 @@
         <w:pStyle w:val="ListParagraph"/>
         <w:numPr>
           <w:ilvl w:val="0"/>
-          <w:numId w:val="4"/>
+          <w:numId w:val="3"/>
         </w:numPr>
         <w:bidi w:val="0"/>
         <w:spacing w:before="0" w:after="0"/>
@@ -1909,7 +1921,7 @@
         <w:pStyle w:val="ListParagraph"/>
         <w:numPr>
           <w:ilvl w:val="0"/>
-          <w:numId w:val="4"/>
+          <w:numId w:val="3"/>
         </w:numPr>
         <w:bidi w:val="0"/>
         <w:spacing w:before="0" w:after="0"/>
@@ -1960,7 +1972,7 @@
         <w:pStyle w:val="ListParagraph"/>
         <w:numPr>
           <w:ilvl w:val="0"/>
-          <w:numId w:val="4"/>
+          <w:numId w:val="3"/>
         </w:numPr>
         <w:bidi w:val="0"/>
         <w:spacing w:before="0" w:after="0"/>
@@ -1992,7 +2004,7 @@
         <w:pStyle w:val="ListParagraph"/>
         <w:numPr>
           <w:ilvl w:val="0"/>
-          <w:numId w:val="4"/>
+          <w:numId w:val="3"/>
         </w:numPr>
         <w:bidi w:val="0"/>
         <w:spacing w:before="0" w:after="120"/>
@@ -2013,6 +2025,7 @@
     <w:p>
       <w:pPr>
         <w:pStyle w:val="Heading2"/>
+        <w:ind w:hanging="0" w:start="0" w:end="0"/>
         <w:rPr/>
       </w:pPr>
       <w:r>
@@ -2039,6 +2052,7 @@
     <w:p>
       <w:pPr>
         <w:pStyle w:val="Heading2"/>
+        <w:ind w:hanging="0" w:start="0" w:end="0"/>
         <w:rPr/>
       </w:pPr>
       <w:r>
@@ -2086,6 +2100,8 @@
     <w:p>
       <w:pPr>
         <w:pStyle w:val="Heading1"/>
+        <w:spacing w:before="0" w:after="120"/>
+        <w:ind w:hanging="0" w:start="0" w:end="0"/>
         <w:rPr/>
       </w:pPr>
       <w:r>
@@ -2097,179 +2113,88 @@
     </w:p>
     <w:p>
       <w:pPr>
+        <w:pStyle w:val="Heading2"/>
+        <w:ind w:hanging="0" w:start="0" w:end="0"/>
+        <w:rPr/>
+      </w:pPr>
+      <w:r>
+        <w:rPr/>
+        <w:t>Verbindliche Anforderungen</w:t>
+      </w:r>
+    </w:p>
+    <w:p>
+      <w:pPr>
         <w:pStyle w:val="Normal0"/>
         <w:rPr/>
       </w:pPr>
-      <w:r>
-        <w:rPr>
-          <w:rStyle w:val="None"/>
-        </w:rPr>
-        <w:t xml:space="preserve">Betroffene transeuropäische Dienste: </w:t>
-      </w:r>
-      <w:bookmarkStart w:id="5" w:name="AFFECTED_SERVICES"/>
-      <w:r>
-        <w:rPr/>
-        <w:t>{{AFFECTED_SERVICES}}</w:t>
+      <w:bookmarkStart w:id="5" w:name="BINDING_REQUIREMENTS"/>
+      <w:r>
+        <w:rPr/>
+        <w:t>{{BINDING_REQUIREMENTS}}</w:t>
       </w:r>
       <w:bookmarkEnd w:id="5"/>
     </w:p>
     <w:p>
       <w:pPr>
-        <w:pStyle w:val="Normal0"/>
-        <w:rPr/>
-      </w:pPr>
-      <w:r>
-        <w:rPr/>
-        <w:t xml:space="preserve">Betroffene Bereiche: </w:t>
-      </w:r>
-      <w:bookmarkStart w:id="6" w:name="AFFECTED_AREAS"/>
-      <w:r>
-        <w:rPr/>
-        <w:t>{{AFFECTED_AREAS}}</w:t>
+        <w:pStyle w:val="Normal"/>
+        <w:rPr/>
+      </w:pPr>
+      <w:bookmarkStart w:id="6" w:name="INTEROPERABILITY_LEGAL_TEXT"/>
+      <w:r>
+        <w:rPr/>
+        <w:t>{{INTEROPERABILITY_ASSESSMENT}}</w:t>
       </w:r>
       <w:bookmarkEnd w:id="6"/>
     </w:p>
-    <w:p>
-      <w:pPr>
-        <w:pStyle w:val="Normal0"/>
-        <w:rPr/>
-      </w:pPr>
-      <w:r>
-        <w:rPr/>
-        <w:t xml:space="preserve">Verbindliche Anforderungen: </w:t>
-      </w:r>
-      <w:bookmarkStart w:id="7" w:name="BINDING_REQUIREMENTS"/>
-      <w:r>
-        <w:rPr/>
-        <w:t>{{BINDING_REQUIREMENTS}}</w:t>
-      </w:r>
-      <w:bookmarkEnd w:id="7"/>
-    </w:p>
-    <w:p>
-      <w:pPr>
-        <w:pStyle w:val="Normal0"/>
-        <w:rPr/>
-      </w:pPr>
-      <w:r>
-        <w:rPr/>
-        <w:t xml:space="preserve">Betroffene Gruppen: </w:t>
-      </w:r>
-      <w:bookmarkStart w:id="8" w:name="affected_stakeholders"/>
-      <w:r>
-        <w:rPr/>
-        <w:t>{{AFFECTED_STAKEHOLDERS}}</w:t>
-      </w:r>
-      <w:bookmarkEnd w:id="8"/>
-    </w:p>
-    <w:p>
-      <w:pPr>
-        <w:pStyle w:val="Normal0"/>
-        <w:rPr/>
-      </w:pPr>
-      <w:r>
-        <w:rPr/>
-        <w:t>Einordnung</w:t>
-      </w:r>
-    </w:p>
-    <w:p>
-      <w:pPr>
-        <w:pStyle w:val="Heading2"/>
-        <w:rPr/>
-      </w:pPr>
-      <w:r>
-        <w:rPr/>
-        <w:t>Rechtliche Interoperabilität</w:t>
-      </w:r>
-    </w:p>
-    <w:p>
-      <w:pPr>
-        <w:pStyle w:val="Normal0"/>
-        <w:rPr/>
-      </w:pPr>
-      <w:bookmarkStart w:id="9" w:name="INTEROPERABILITY_LEGAL_TEXT"/>
-      <w:r>
-        <w:rPr/>
-        <w:t>{{INTEROPERABILITY_LEGAL_TEXT}}</w:t>
-      </w:r>
-      <w:bookmarkEnd w:id="9"/>
-    </w:p>
-    <w:p>
-      <w:pPr>
-        <w:pStyle w:val="Normal0"/>
-        <w:rPr/>
-      </w:pPr>
-      <w:r>
-        <w:rPr/>
-        <w:t xml:space="preserve">Bewertung der rechtlichen Interoperabilität: </w:t>
-      </w:r>
-      <w:bookmarkStart w:id="10" w:name="INTEROPERABILITY_LEGAL_EVALUATION"/>
-      <w:r>
-        <w:rPr>
-          <w:b/>
-          <w:bCs/>
-        </w:rPr>
-        <w:t>{{INTEROPERABILITY_LEGAL_EVALUATION}}</w:t>
-      </w:r>
-      <w:bookmarkEnd w:id="10"/>
-    </w:p>
-    <w:p>
-      <w:pPr>
-        <w:pStyle w:val="Heading2"/>
-        <w:rPr/>
-      </w:pPr>
-      <w:r>
-        <w:rPr/>
-        <w:t>Organisatorische Interoperabilität</w:t>
-      </w:r>
-    </w:p>
-    <w:p>
-      <w:pPr>
-        <w:pStyle w:val="Normal0"/>
-        <w:rPr/>
-      </w:pPr>
-      <w:bookmarkStart w:id="11" w:name="INTEROPERABILITY_ORGANIZATIONAL_TEXT"/>
-      <w:r>
-        <w:rPr/>
-        <w:t>{{INTEROPERABILITY_ORGANIZATIONAL_TEXT}}</w:t>
-      </w:r>
-      <w:bookmarkEnd w:id="11"/>
-    </w:p>
-    <w:p>
-      <w:pPr>
-        <w:pStyle w:val="Normal0"/>
-        <w:spacing w:before="180" w:after="120"/>
-        <w:rPr/>
-      </w:pPr>
-      <w:r>
-        <w:rPr/>
-        <w:t xml:space="preserve">Bewertung der rechtlichen Interoperabilität: </w:t>
-      </w:r>
-      <w:bookmarkStart w:id="12" w:name="INTEROPERABILITY_ORGANIZATIONAL_EVALUATI"/>
-      <w:r>
-        <w:rPr>
-          <w:b/>
-          <w:bCs/>
-        </w:rPr>
-        <w:t>{{INTEROPERABILITY_ORGANIZATIONAL_EVALUATION}}</w:t>
-      </w:r>
-      <w:bookmarkEnd w:id="12"/>
-    </w:p>
     <w:sectPr>
-      <w:headerReference w:type="default" r:id="rId7"/>
-      <w:footerReference w:type="default" r:id="rId8"/>
+      <w:headerReference w:type="even" r:id="rId7"/>
+      <w:headerReference w:type="default" r:id="rId8"/>
+      <w:headerReference w:type="first" r:id="rId9"/>
+      <w:footerReference w:type="even" r:id="rId10"/>
+      <w:footerReference w:type="default" r:id="rId11"/>
+      <w:footerReference w:type="first" r:id="rId12"/>
       <w:type w:val="nextPage"/>
       <w:pgSz w:w="11906" w:h="16838"/>
       <w:pgMar w:left="1440" w:right="1440" w:gutter="0" w:header="708" w:top="1440" w:footer="709" w:bottom="1440"/>
       <w:pgNumType w:fmt="decimal"/>
       <w:formProt w:val="false"/>
       <w:textDirection w:val="lrTb"/>
-      <w:docGrid w:type="default" w:linePitch="100" w:charSpace="0"/>
+      <w:docGrid w:type="default" w:linePitch="100" w:charSpace="8192"/>
     </w:sectPr>
   </w:body>
 </w:document>
 </file>
 
 <file path=word/footer1.xml><?xml version="1.0" encoding="utf-8"?>
+<w:ftr xmlns:o="urn:schemas-microsoft-com:office:office" xmlns:r="http://schemas.openxmlformats.org/officeDocument/2006/relationships" xmlns:v="urn:schemas-microsoft-com:vml" xmlns:w="http://schemas.openxmlformats.org/wordprocessingml/2006/main" xmlns:w10="urn:schemas-microsoft-com:office:word" xmlns:wp="http://schemas.openxmlformats.org/drawingml/2006/wordprocessingDrawing" xmlns:pic="http://schemas.openxmlformats.org/drawingml/2006/picture" xmlns:wps="http://schemas.microsoft.com/office/word/2010/wordprocessingShape" xmlns:wpg="http://schemas.microsoft.com/office/word/2010/wordprocessingGroup" xmlns:mc="http://schemas.openxmlformats.org/markup-compatibility/2006" xmlns:wp14="http://schemas.microsoft.com/office/word/2010/wordprocessingDrawing" xmlns:w14="http://schemas.microsoft.com/office/word/2010/wordml" xmlns:w15="http://schemas.microsoft.com/office/word/2012/wordml" mc:Ignorable="w14 wp14 w15">
+  <w:p>
+    <w:pPr>
+      <w:pStyle w:val="Footer"/>
+      <w:rPr/>
+    </w:pPr>
+    <w:r>
+      <w:rPr/>
+    </w:r>
+  </w:p>
+</w:ftr>
+</file>
+
+<file path=word/footer2.xml><?xml version="1.0" encoding="utf-8"?>
+<w:ftr xmlns:o="urn:schemas-microsoft-com:office:office" xmlns:r="http://schemas.openxmlformats.org/officeDocument/2006/relationships" xmlns:v="urn:schemas-microsoft-com:vml" xmlns:w="http://schemas.openxmlformats.org/wordprocessingml/2006/main" xmlns:w10="urn:schemas-microsoft-com:office:word" xmlns:wp="http://schemas.openxmlformats.org/drawingml/2006/wordprocessingDrawing" xmlns:pic="http://schemas.openxmlformats.org/drawingml/2006/picture" xmlns:wps="http://schemas.microsoft.com/office/word/2010/wordprocessingShape" xmlns:wpg="http://schemas.microsoft.com/office/word/2010/wordprocessingGroup" xmlns:mc="http://schemas.openxmlformats.org/markup-compatibility/2006" xmlns:wp14="http://schemas.microsoft.com/office/word/2010/wordprocessingDrawing" xmlns:w14="http://schemas.microsoft.com/office/word/2010/wordml" xmlns:w15="http://schemas.microsoft.com/office/word/2012/wordml" mc:Ignorable="w14 wp14 w15">
+  <w:p>
+    <w:pPr>
+      <w:pStyle w:val="HeaderFooter"/>
+      <w:bidi w:val="0"/>
+      <w:rPr/>
+    </w:pPr>
+    <w:r>
+      <w:rPr/>
+    </w:r>
+  </w:p>
+</w:ftr>
+</file>
+
+<file path=word/footer3.xml><?xml version="1.0" encoding="utf-8"?>
 <w:ftr xmlns:o="urn:schemas-microsoft-com:office:office" xmlns:r="http://schemas.openxmlformats.org/officeDocument/2006/relationships" xmlns:v="urn:schemas-microsoft-com:vml" xmlns:w="http://schemas.openxmlformats.org/wordprocessingml/2006/main" xmlns:w10="urn:schemas-microsoft-com:office:word" xmlns:wp="http://schemas.openxmlformats.org/drawingml/2006/wordprocessingDrawing" xmlns:pic="http://schemas.openxmlformats.org/drawingml/2006/picture" xmlns:wps="http://schemas.microsoft.com/office/word/2010/wordprocessingShape" xmlns:wpg="http://schemas.microsoft.com/office/word/2010/wordprocessingGroup" xmlns:mc="http://schemas.openxmlformats.org/markup-compatibility/2006" xmlns:wp14="http://schemas.microsoft.com/office/word/2010/wordprocessingDrawing" xmlns:w14="http://schemas.microsoft.com/office/word/2010/wordml" xmlns:w15="http://schemas.microsoft.com/office/word/2012/wordml" mc:Ignorable="w14 wp14 w15">
   <w:p>
     <w:pPr>
@@ -2285,6 +2210,20 @@
 </file>
 
 <file path=word/header1.xml><?xml version="1.0" encoding="utf-8"?>
+<w:hdr xmlns:o="urn:schemas-microsoft-com:office:office" xmlns:r="http://schemas.openxmlformats.org/officeDocument/2006/relationships" xmlns:v="urn:schemas-microsoft-com:vml" xmlns:w="http://schemas.openxmlformats.org/wordprocessingml/2006/main" xmlns:w10="urn:schemas-microsoft-com:office:word" xmlns:wp="http://schemas.openxmlformats.org/drawingml/2006/wordprocessingDrawing" xmlns:pic="http://schemas.openxmlformats.org/drawingml/2006/picture" xmlns:wps="http://schemas.microsoft.com/office/word/2010/wordprocessingShape" xmlns:wpg="http://schemas.microsoft.com/office/word/2010/wordprocessingGroup" xmlns:mc="http://schemas.openxmlformats.org/markup-compatibility/2006" xmlns:wp14="http://schemas.microsoft.com/office/word/2010/wordprocessingDrawing" xmlns:w14="http://schemas.microsoft.com/office/word/2010/wordml" xmlns:w15="http://schemas.microsoft.com/office/word/2012/wordml" mc:Ignorable="w14 wp14 w15">
+  <w:p>
+    <w:pPr>
+      <w:pStyle w:val="Header"/>
+      <w:rPr/>
+    </w:pPr>
+    <w:r>
+      <w:rPr/>
+    </w:r>
+  </w:p>
+</w:hdr>
+</file>
+
+<file path=word/header2.xml><?xml version="1.0" encoding="utf-8"?>
 <w:hdr xmlns:o="urn:schemas-microsoft-com:office:office" xmlns:r="http://schemas.openxmlformats.org/officeDocument/2006/relationships" xmlns:v="urn:schemas-microsoft-com:vml" xmlns:w="http://schemas.openxmlformats.org/wordprocessingml/2006/main" xmlns:w10="urn:schemas-microsoft-com:office:word" xmlns:wp="http://schemas.openxmlformats.org/drawingml/2006/wordprocessingDrawing" xmlns:pic="http://schemas.openxmlformats.org/drawingml/2006/picture" xmlns:wps="http://schemas.microsoft.com/office/word/2010/wordprocessingShape" xmlns:wpg="http://schemas.microsoft.com/office/word/2010/wordprocessingGroup" xmlns:mc="http://schemas.openxmlformats.org/markup-compatibility/2006" xmlns:wp14="http://schemas.microsoft.com/office/word/2010/wordprocessingDrawing" xmlns:w14="http://schemas.microsoft.com/office/word/2010/wordml" xmlns:w15="http://schemas.microsoft.com/office/word/2012/wordml" mc:Ignorable="w14 wp14 w15">
   <w:p>
     <w:pPr>
@@ -2374,128 +2313,99 @@
 </w:hdr>
 </file>
 
+<file path=word/header3.xml><?xml version="1.0" encoding="utf-8"?>
+<w:hdr xmlns:o="urn:schemas-microsoft-com:office:office" xmlns:r="http://schemas.openxmlformats.org/officeDocument/2006/relationships" xmlns:v="urn:schemas-microsoft-com:vml" xmlns:w="http://schemas.openxmlformats.org/wordprocessingml/2006/main" xmlns:w10="urn:schemas-microsoft-com:office:word" xmlns:wp="http://schemas.openxmlformats.org/drawingml/2006/wordprocessingDrawing" xmlns:pic="http://schemas.openxmlformats.org/drawingml/2006/picture" xmlns:wps="http://schemas.microsoft.com/office/word/2010/wordprocessingShape" xmlns:wpg="http://schemas.microsoft.com/office/word/2010/wordprocessingGroup" xmlns:mc="http://schemas.openxmlformats.org/markup-compatibility/2006" xmlns:wp14="http://schemas.microsoft.com/office/word/2010/wordprocessingDrawing" xmlns:w14="http://schemas.microsoft.com/office/word/2010/wordml" xmlns:w15="http://schemas.microsoft.com/office/word/2012/wordml" mc:Ignorable="w14 wp14 w15">
+  <w:p>
+    <w:pPr>
+      <w:pStyle w:val="Normal0"/>
+      <w:tabs>
+        <w:tab w:val="clear" w:pos="708"/>
+        <w:tab w:val="left" w:pos="453" w:leader="none"/>
+        <w:tab w:val="right" w:pos="4330" w:leader="none"/>
+      </w:tabs>
+      <w:spacing w:lineRule="auto" w:line="360" w:before="120" w:after="120"/>
+      <w:jc w:val="end"/>
+      <w:rPr>
+        <w:lang w:val="de-DE"/>
+      </w:rPr>
+    </w:pPr>
+    <w:r>
+      <w:rPr>
+        <w:shd w:fill="auto" w:val="clear"/>
+        <w:lang w:val="de-DE"/>
+      </w:rPr>
+      <w:t>Version Februar 2026</w:t>
+    </w:r>
+    <w:r>
+      <w:rPr>
+        <w:lang w:val="de-DE"/>
+      </w:rPr>
+      <w:t xml:space="preserve"> Datum: 2.3.2026</w:t>
+    </w:r>
+  </w:p>
+  <w:p>
+    <w:pPr>
+      <w:pStyle w:val="Normal0"/>
+      <w:tabs>
+        <w:tab w:val="clear" w:pos="708"/>
+        <w:tab w:val="left" w:pos="453" w:leader="none"/>
+        <w:tab w:val="right" w:pos="4330" w:leader="none"/>
+      </w:tabs>
+      <w:spacing w:lineRule="auto" w:line="360" w:before="120" w:after="120"/>
+      <w:jc w:val="end"/>
+      <w:rPr>
+        <w:shd w:fill="auto" w:val="clear"/>
+        <w:lang w:val="de-DE"/>
+      </w:rPr>
+    </w:pPr>
+    <w:r>
+      <w:rPr/>
+      <w:drawing>
+        <wp:inline distT="0" distB="0" distL="0" distR="0">
+          <wp:extent cx="1343025" cy="276225"/>
+          <wp:effectExtent l="0" t="0" r="0" b="0"/>
+          <wp:docPr id="2" name="officeArt object" descr="Logo des Digitalchecks"/>
+          <wp:cNvGraphicFramePr>
+            <a:graphicFrameLocks xmlns:a="http://schemas.openxmlformats.org/drawingml/2006/main" noChangeAspect="1"/>
+          </wp:cNvGraphicFramePr>
+          <a:graphic xmlns:a="http://schemas.openxmlformats.org/drawingml/2006/main">
+            <a:graphicData uri="http://schemas.openxmlformats.org/drawingml/2006/picture">
+              <pic:pic xmlns:pic="http://schemas.openxmlformats.org/drawingml/2006/picture">
+                <pic:nvPicPr>
+                  <pic:cNvPr id="2" name="officeArt object" descr="Logo des Digitalchecks"/>
+                  <pic:cNvPicPr>
+                    <a:picLocks noChangeAspect="1" noChangeArrowheads="1"/>
+                  </pic:cNvPicPr>
+                </pic:nvPicPr>
+                <pic:blipFill>
+                  <a:blip r:embed="rId1"/>
+                  <a:stretch>
+                    <a:fillRect/>
+                  </a:stretch>
+                </pic:blipFill>
+                <pic:spPr bwMode="auto">
+                  <a:xfrm>
+                    <a:off x="0" y="0"/>
+                    <a:ext cx="1343025" cy="276225"/>
+                  </a:xfrm>
+                  <a:prstGeom prst="rect">
+                    <a:avLst/>
+                  </a:prstGeom>
+                  <a:noFill/>
+                </pic:spPr>
+              </pic:pic>
+            </a:graphicData>
+          </a:graphic>
+        </wp:inline>
+      </w:drawing>
+    </w:r>
+  </w:p>
+</w:hdr>
+</file>
+
 <file path=word/numbering.xml><?xml version="1.0" encoding="utf-8"?>
 <w:numbering xmlns:w="http://schemas.openxmlformats.org/wordprocessingml/2006/main" xmlns:o="urn:schemas-microsoft-com:office:office" xmlns:r="http://schemas.openxmlformats.org/officeDocument/2006/relationships" xmlns:v="urn:schemas-microsoft-com:vml" xmlns:mc="http://schemas.openxmlformats.org/markup-compatibility/2006" xmlns:w14="http://schemas.microsoft.com/office/word/2010/wordml" mc:Ignorable="w14">
   <w:abstractNum w:abstractNumId="1">
-    <w:lvl w:ilvl="0">
-      <w:start w:val="1"/>
-      <w:numFmt w:val="none"/>
-      <w:suff w:val="nothing"/>
-      <w:lvlText w:val="%1"/>
-      <w:lvlJc w:val="start"/>
-      <w:pPr>
-        <w:tabs>
-          <w:tab w:val="num" w:pos="0"/>
-        </w:tabs>
-        <w:ind w:start="0" w:hanging="0"/>
-      </w:pPr>
-    </w:lvl>
-    <w:lvl w:ilvl="1">
-      <w:start w:val="1"/>
-      <w:numFmt w:val="none"/>
-      <w:suff w:val="nothing"/>
-      <w:lvlText w:val="%2"/>
-      <w:lvlJc w:val="start"/>
-      <w:pPr>
-        <w:tabs>
-          <w:tab w:val="num" w:pos="0"/>
-        </w:tabs>
-        <w:ind w:start="0" w:hanging="0"/>
-      </w:pPr>
-    </w:lvl>
-    <w:lvl w:ilvl="2">
-      <w:start w:val="1"/>
-      <w:numFmt w:val="none"/>
-      <w:suff w:val="nothing"/>
-      <w:lvlText w:val="%3"/>
-      <w:lvlJc w:val="start"/>
-      <w:pPr>
-        <w:tabs>
-          <w:tab w:val="num" w:pos="0"/>
-        </w:tabs>
-        <w:ind w:start="0" w:hanging="0"/>
-      </w:pPr>
-    </w:lvl>
-    <w:lvl w:ilvl="3">
-      <w:start w:val="1"/>
-      <w:numFmt w:val="none"/>
-      <w:suff w:val="nothing"/>
-      <w:lvlText w:val="%4"/>
-      <w:lvlJc w:val="start"/>
-      <w:pPr>
-        <w:tabs>
-          <w:tab w:val="num" w:pos="0"/>
-        </w:tabs>
-        <w:ind w:start="0" w:hanging="0"/>
-      </w:pPr>
-    </w:lvl>
-    <w:lvl w:ilvl="4">
-      <w:start w:val="1"/>
-      <w:numFmt w:val="none"/>
-      <w:suff w:val="nothing"/>
-      <w:lvlText w:val="%5"/>
-      <w:lvlJc w:val="start"/>
-      <w:pPr>
-        <w:tabs>
-          <w:tab w:val="num" w:pos="0"/>
-        </w:tabs>
-        <w:ind w:start="0" w:hanging="0"/>
-      </w:pPr>
-    </w:lvl>
-    <w:lvl w:ilvl="5">
-      <w:start w:val="1"/>
-      <w:numFmt w:val="none"/>
-      <w:suff w:val="nothing"/>
-      <w:lvlText w:val="%6"/>
-      <w:lvlJc w:val="start"/>
-      <w:pPr>
-        <w:tabs>
-          <w:tab w:val="num" w:pos="0"/>
-        </w:tabs>
-        <w:ind w:start="0" w:hanging="0"/>
-      </w:pPr>
-    </w:lvl>
-    <w:lvl w:ilvl="6">
-      <w:start w:val="1"/>
-      <w:numFmt w:val="none"/>
-      <w:suff w:val="nothing"/>
-      <w:lvlText w:val="%7"/>
-      <w:lvlJc w:val="start"/>
-      <w:pPr>
-        <w:tabs>
-          <w:tab w:val="num" w:pos="0"/>
-        </w:tabs>
-        <w:ind w:start="0" w:hanging="0"/>
-      </w:pPr>
-    </w:lvl>
-    <w:lvl w:ilvl="7">
-      <w:start w:val="1"/>
-      <w:numFmt w:val="none"/>
-      <w:suff w:val="nothing"/>
-      <w:lvlText w:val="%8"/>
-      <w:lvlJc w:val="start"/>
-      <w:pPr>
-        <w:tabs>
-          <w:tab w:val="num" w:pos="0"/>
-        </w:tabs>
-        <w:ind w:start="0" w:hanging="0"/>
-      </w:pPr>
-    </w:lvl>
-    <w:lvl w:ilvl="8">
-      <w:start w:val="1"/>
-      <w:numFmt w:val="none"/>
-      <w:suff w:val="nothing"/>
-      <w:lvlText w:val="%9"/>
-      <w:lvlJc w:val="start"/>
-      <w:pPr>
-        <w:tabs>
-          <w:tab w:val="num" w:pos="0"/>
-        </w:tabs>
-        <w:ind w:start="0" w:hanging="0"/>
-      </w:pPr>
-    </w:lvl>
-  </w:abstractNum>
-  <w:abstractNum w:abstractNumId="2">
     <w:lvl w:ilvl="0">
       <w:start w:val="1"/>
       <w:numFmt w:val="decimal"/>
@@ -2740,7 +2650,7 @@
       </w:rPr>
     </w:lvl>
   </w:abstractNum>
-  <w:abstractNum w:abstractNumId="3">
+  <w:abstractNum w:abstractNumId="2">
     <w:lvl w:ilvl="0">
       <w:start w:val="1"/>
       <w:numFmt w:val="bullet"/>
@@ -3030,7 +2940,7 @@
       </w:rPr>
     </w:lvl>
   </w:abstractNum>
-  <w:abstractNum w:abstractNumId="4">
+  <w:abstractNum w:abstractNumId="3">
     <w:lvl w:ilvl="0">
       <w:start w:val="1"/>
       <w:numFmt w:val="bullet"/>
@@ -3318,6 +3228,125 @@
         <w:sz w:val="20"/>
         <w:vertAlign w:val="baseline"/>
       </w:rPr>
+    </w:lvl>
+  </w:abstractNum>
+  <w:abstractNum w:abstractNumId="4">
+    <w:lvl w:ilvl="0">
+      <w:start w:val="1"/>
+      <w:numFmt w:val="none"/>
+      <w:suff w:val="nothing"/>
+      <w:lvlText w:val=""/>
+      <w:lvlJc w:val="start"/>
+      <w:pPr>
+        <w:tabs>
+          <w:tab w:val="num" w:pos="0"/>
+        </w:tabs>
+        <w:ind w:start="0" w:hanging="0"/>
+      </w:pPr>
+    </w:lvl>
+    <w:lvl w:ilvl="1">
+      <w:start w:val="1"/>
+      <w:numFmt w:val="none"/>
+      <w:suff w:val="nothing"/>
+      <w:lvlText w:val=""/>
+      <w:lvlJc w:val="start"/>
+      <w:pPr>
+        <w:tabs>
+          <w:tab w:val="num" w:pos="0"/>
+        </w:tabs>
+        <w:ind w:start="0" w:hanging="0"/>
+      </w:pPr>
+    </w:lvl>
+    <w:lvl w:ilvl="2">
+      <w:start w:val="1"/>
+      <w:numFmt w:val="none"/>
+      <w:suff w:val="nothing"/>
+      <w:lvlText w:val=""/>
+      <w:lvlJc w:val="start"/>
+      <w:pPr>
+        <w:tabs>
+          <w:tab w:val="num" w:pos="0"/>
+        </w:tabs>
+        <w:ind w:start="0" w:hanging="0"/>
+      </w:pPr>
+    </w:lvl>
+    <w:lvl w:ilvl="3">
+      <w:start w:val="1"/>
+      <w:numFmt w:val="none"/>
+      <w:suff w:val="nothing"/>
+      <w:lvlText w:val=""/>
+      <w:lvlJc w:val="start"/>
+      <w:pPr>
+        <w:tabs>
+          <w:tab w:val="num" w:pos="0"/>
+        </w:tabs>
+        <w:ind w:start="0" w:hanging="0"/>
+      </w:pPr>
+    </w:lvl>
+    <w:lvl w:ilvl="4">
+      <w:start w:val="1"/>
+      <w:numFmt w:val="none"/>
+      <w:suff w:val="nothing"/>
+      <w:lvlText w:val=""/>
+      <w:lvlJc w:val="start"/>
+      <w:pPr>
+        <w:tabs>
+          <w:tab w:val="num" w:pos="0"/>
+        </w:tabs>
+        <w:ind w:start="0" w:hanging="0"/>
+      </w:pPr>
+    </w:lvl>
+    <w:lvl w:ilvl="5">
+      <w:start w:val="1"/>
+      <w:numFmt w:val="none"/>
+      <w:suff w:val="nothing"/>
+      <w:lvlText w:val=""/>
+      <w:lvlJc w:val="start"/>
+      <w:pPr>
+        <w:tabs>
+          <w:tab w:val="num" w:pos="0"/>
+        </w:tabs>
+        <w:ind w:start="0" w:hanging="0"/>
+      </w:pPr>
+    </w:lvl>
+    <w:lvl w:ilvl="6">
+      <w:start w:val="1"/>
+      <w:numFmt w:val="none"/>
+      <w:suff w:val="nothing"/>
+      <w:lvlText w:val=""/>
+      <w:lvlJc w:val="start"/>
+      <w:pPr>
+        <w:tabs>
+          <w:tab w:val="num" w:pos="0"/>
+        </w:tabs>
+        <w:ind w:start="0" w:hanging="0"/>
+      </w:pPr>
+    </w:lvl>
+    <w:lvl w:ilvl="7">
+      <w:start w:val="1"/>
+      <w:numFmt w:val="none"/>
+      <w:suff w:val="nothing"/>
+      <w:lvlText w:val=""/>
+      <w:lvlJc w:val="start"/>
+      <w:pPr>
+        <w:tabs>
+          <w:tab w:val="num" w:pos="0"/>
+        </w:tabs>
+        <w:ind w:start="0" w:hanging="0"/>
+      </w:pPr>
+    </w:lvl>
+    <w:lvl w:ilvl="8">
+      <w:start w:val="1"/>
+      <w:numFmt w:val="none"/>
+      <w:suff w:val="nothing"/>
+      <w:lvlText w:val=""/>
+      <w:lvlJc w:val="start"/>
+      <w:pPr>
+        <w:tabs>
+          <w:tab w:val="num" w:pos="0"/>
+        </w:tabs>
+        <w:ind w:start="0" w:hanging="0"/>
+      </w:pPr>
     </w:lvl>
   </w:abstractNum>
   <w:num w:numId="1">
@@ -3358,18 +3387,15 @@
       <w:keepLines w:val="false"/>
       <w:pageBreakBefore w:val="false"/>
       <w:widowControl/>
-      <w:pBdr/>
       <w:suppressAutoHyphens w:val="false"/>
-      <w:kinsoku w:val="true"/>
-      <w:overflowPunct w:val="true"/>
-      <w:autoSpaceDE w:val="true"/>
+      <w:overflowPunct w:val="false"/>
       <w:bidi w:val="0"/>
       <w:spacing w:lineRule="auto" w:line="240" w:before="0" w:after="0"/>
       <w:ind w:hanging="0" w:start="0" w:end="0"/>
       <w:jc w:val="start"/>
     </w:pPr>
     <w:rPr>
-      <w:rFonts w:ascii="Times New Roman" w:hAnsi="Times New Roman" w:eastAsia="Arial Unicode MS" w:cs="Times New Roman"/>
+      <w:rFonts w:ascii="Arial" w:hAnsi="Arial" w:eastAsia="Arial Unicode MS" w:cs="Times New Roman"/>
       <w:b w:val="false"/>
       <w:bCs w:val="false"/>
       <w:i w:val="false"/>
@@ -3387,11 +3413,11 @@
       <w:w w:val="100"/>
       <w:kern w:val="0"/>
       <w:position w:val="0"/>
-      <w:sz w:val="24"/>
+      <w:sz w:val="20"/>
       <w:szCs w:val="24"/>
       <w:u w:val="none"/>
       <w:vertAlign w:val="baseline"/>
-      <w:lang w:val="en-US" w:eastAsia="en-US" w:bidi="ar-SA"/>
+      <w:lang w:val="de-DE" w:eastAsia="en-US" w:bidi="ar-SA"/>
     </w:rPr>
   </w:style>
   <w:style w:type="paragraph" w:styleId="Heading1">
@@ -3406,11 +3432,8 @@
         <w:ilvl w:val="0"/>
         <w:numId w:val="0"/>
       </w:numPr>
-      <w:pBdr/>
       <w:suppressAutoHyphens w:val="false"/>
-      <w:kinsoku w:val="true"/>
-      <w:overflowPunct w:val="true"/>
-      <w:autoSpaceDE w:val="true"/>
+      <w:overflowPunct w:val="false"/>
       <w:bidi w:val="0"/>
       <w:spacing w:lineRule="auto" w:line="300" w:before="840" w:after="120"/>
       <w:ind w:hanging="0" w:start="0" w:end="0"/>
@@ -3456,11 +3479,8 @@
         <w:ilvl w:val="0"/>
         <w:numId w:val="0"/>
       </w:numPr>
-      <w:pBdr/>
       <w:suppressAutoHyphens w:val="false"/>
-      <w:kinsoku w:val="true"/>
-      <w:overflowPunct w:val="true"/>
-      <w:autoSpaceDE w:val="true"/>
+      <w:overflowPunct w:val="false"/>
       <w:bidi w:val="0"/>
       <w:spacing w:lineRule="auto" w:line="300" w:before="360" w:after="120"/>
       <w:ind w:hanging="0" w:start="0" w:end="0"/>
@@ -3599,11 +3619,8 @@
       <w:keepLines w:val="false"/>
       <w:pageBreakBefore w:val="false"/>
       <w:widowControl/>
-      <w:pBdr/>
       <w:suppressAutoHyphens w:val="false"/>
-      <w:kinsoku w:val="true"/>
-      <w:overflowPunct w:val="true"/>
-      <w:autoSpaceDE w:val="true"/>
+      <w:overflowPunct w:val="false"/>
       <w:bidi w:val="0"/>
       <w:spacing w:lineRule="auto" w:line="300" w:before="180" w:after="120"/>
       <w:ind w:hanging="0" w:start="0" w:end="0"/>
@@ -3644,15 +3661,12 @@
       <w:keepLines w:val="false"/>
       <w:pageBreakBefore w:val="false"/>
       <w:widowControl/>
-      <w:pBdr/>
       <w:tabs>
         <w:tab w:val="clear" w:pos="708"/>
         <w:tab w:val="right" w:pos="9020" w:leader="none"/>
       </w:tabs>
       <w:suppressAutoHyphens w:val="false"/>
-      <w:kinsoku w:val="true"/>
-      <w:overflowPunct w:val="true"/>
-      <w:autoSpaceDE w:val="true"/>
+      <w:overflowPunct w:val="false"/>
       <w:bidi w:val="0"/>
       <w:spacing w:lineRule="auto" w:line="240" w:before="0" w:after="0"/>
       <w:ind w:hanging="0" w:start="0" w:end="0"/>
@@ -3693,11 +3707,8 @@
       <w:keepLines w:val="false"/>
       <w:pageBreakBefore w:val="false"/>
       <w:widowControl/>
-      <w:pBdr/>
       <w:suppressAutoHyphens w:val="false"/>
-      <w:kinsoku w:val="true"/>
-      <w:overflowPunct w:val="true"/>
-      <w:autoSpaceDE w:val="true"/>
+      <w:overflowPunct w:val="false"/>
       <w:bidi w:val="0"/>
       <w:spacing w:lineRule="auto" w:line="300" w:before="180" w:after="120"/>
       <w:ind w:hanging="0" w:start="0" w:end="0"/>
@@ -3738,11 +3749,8 @@
       <w:keepLines w:val="false"/>
       <w:pageBreakBefore w:val="false"/>
       <w:widowControl/>
-      <w:pBdr/>
       <w:suppressAutoHyphens w:val="false"/>
-      <w:kinsoku w:val="true"/>
-      <w:overflowPunct w:val="true"/>
-      <w:autoSpaceDE w:val="true"/>
+      <w:overflowPunct w:val="false"/>
       <w:bidi w:val="0"/>
       <w:spacing w:lineRule="auto" w:line="300" w:before="180" w:after="120"/>
       <w:ind w:hanging="0" w:start="0" w:end="0"/>
@@ -3783,11 +3791,8 @@
       <w:keepLines w:val="false"/>
       <w:pageBreakBefore w:val="false"/>
       <w:widowControl/>
-      <w:pBdr/>
       <w:suppressAutoHyphens w:val="false"/>
-      <w:kinsoku w:val="true"/>
-      <w:overflowPunct w:val="true"/>
-      <w:autoSpaceDE w:val="true"/>
+      <w:overflowPunct w:val="false"/>
       <w:bidi w:val="0"/>
       <w:spacing w:lineRule="auto" w:line="300" w:before="180" w:after="120"/>
       <w:ind w:hanging="0" w:start="0" w:end="0"/>
@@ -3834,11 +3839,9 @@
         <w:bottom w:val="single" w:sz="2" w:space="0" w:color="000000"/>
         <w:right w:val="single" w:sz="2" w:space="0" w:color="000000"/>
       </w:pBdr>
-      <w:shd w:fill="F2F6F8" w:val="clear"/>
+      <w:shd w:val="clear" w:fill="F2F6F8"/>
       <w:suppressAutoHyphens w:val="false"/>
-      <w:kinsoku w:val="true"/>
-      <w:overflowPunct w:val="true"/>
-      <w:autoSpaceDE w:val="true"/>
+      <w:overflowPunct w:val="false"/>
       <w:bidi w:val="0"/>
       <w:spacing w:lineRule="auto" w:line="360" w:before="60" w:after="0"/>
       <w:ind w:hanging="0" w:start="0" w:end="0"/>
@@ -3879,12 +3882,9 @@
       <w:keepLines w:val="false"/>
       <w:pageBreakBefore w:val="false"/>
       <w:widowControl/>
-      <w:pBdr/>
-      <w:shd w:fill="FFF9D2" w:val="clear"/>
+      <w:shd w:val="clear" w:fill="FFF9D2"/>
       <w:suppressAutoHyphens w:val="false"/>
-      <w:kinsoku w:val="true"/>
-      <w:overflowPunct w:val="true"/>
-      <w:autoSpaceDE w:val="true"/>
+      <w:overflowPunct w:val="false"/>
       <w:bidi w:val="0"/>
       <w:spacing w:lineRule="auto" w:line="300" w:before="180" w:after="120"/>
       <w:ind w:hanging="0" w:start="0" w:end="0"/>
@@ -3925,11 +3925,8 @@
       <w:keepLines w:val="false"/>
       <w:pageBreakBefore w:val="false"/>
       <w:widowControl/>
-      <w:pBdr/>
       <w:suppressAutoHyphens w:val="false"/>
-      <w:kinsoku w:val="true"/>
-      <w:overflowPunct w:val="true"/>
-      <w:autoSpaceDE w:val="true"/>
+      <w:overflowPunct w:val="false"/>
       <w:bidi w:val="0"/>
       <w:spacing w:lineRule="auto" w:line="300" w:before="240" w:after="0"/>
       <w:ind w:hanging="0" w:start="708" w:end="0"/>
@@ -4003,6 +4000,13 @@
       <w:sz w:val="20"/>
       <w:szCs w:val="20"/>
     </w:rPr>
+  </w:style>
+  <w:style w:type="paragraph" w:styleId="FrameContentsuser">
+    <w:name w:val="Frame Contents (user)"/>
+    <w:basedOn w:val="Normal"/>
+    <w:qFormat/>
+    <w:pPr/>
+    <w:rPr/>
   </w:style>
   <w:style w:type="numbering" w:styleId="NoList">
     <w:name w:val="No List"/>

--- a/public/documents/VORLAGE_Dokumentation_der_Digitaltauglichkeit_V2.docx
+++ b/public/documents/VORLAGE_Dokumentation_der_Digitaltauglichkeit_V2.docx
@@ -2113,17 +2113,6 @@
     </w:p>
     <w:p>
       <w:pPr>
-        <w:pStyle w:val="Heading2"/>
-        <w:ind w:hanging="0" w:start="0" w:end="0"/>
-        <w:rPr/>
-      </w:pPr>
-      <w:r>
-        <w:rPr/>
-        <w:t>Verbindliche Anforderungen</w:t>
-      </w:r>
-    </w:p>
-    <w:p>
-      <w:pPr>
         <w:pStyle w:val="Normal0"/>
         <w:rPr/>
       </w:pPr>
@@ -3388,7 +3377,7 @@
       <w:pageBreakBefore w:val="false"/>
       <w:widowControl/>
       <w:suppressAutoHyphens w:val="false"/>
-      <w:overflowPunct w:val="false"/>
+      <w:overflowPunct w:val="true"/>
       <w:bidi w:val="0"/>
       <w:spacing w:lineRule="auto" w:line="240" w:before="0" w:after="0"/>
       <w:ind w:hanging="0" w:start="0" w:end="0"/>
@@ -3433,7 +3422,7 @@
         <w:numId w:val="0"/>
       </w:numPr>
       <w:suppressAutoHyphens w:val="false"/>
-      <w:overflowPunct w:val="false"/>
+      <w:overflowPunct w:val="true"/>
       <w:bidi w:val="0"/>
       <w:spacing w:lineRule="auto" w:line="300" w:before="840" w:after="120"/>
       <w:ind w:hanging="0" w:start="0" w:end="0"/>
@@ -3480,7 +3469,7 @@
         <w:numId w:val="0"/>
       </w:numPr>
       <w:suppressAutoHyphens w:val="false"/>
-      <w:overflowPunct w:val="false"/>
+      <w:overflowPunct w:val="true"/>
       <w:bidi w:val="0"/>
       <w:spacing w:lineRule="auto" w:line="300" w:before="360" w:after="120"/>
       <w:ind w:hanging="0" w:start="0" w:end="0"/>
@@ -3620,7 +3609,7 @@
       <w:pageBreakBefore w:val="false"/>
       <w:widowControl/>
       <w:suppressAutoHyphens w:val="false"/>
-      <w:overflowPunct w:val="false"/>
+      <w:overflowPunct w:val="true"/>
       <w:bidi w:val="0"/>
       <w:spacing w:lineRule="auto" w:line="300" w:before="180" w:after="120"/>
       <w:ind w:hanging="0" w:start="0" w:end="0"/>
@@ -3666,7 +3655,7 @@
         <w:tab w:val="right" w:pos="9020" w:leader="none"/>
       </w:tabs>
       <w:suppressAutoHyphens w:val="false"/>
-      <w:overflowPunct w:val="false"/>
+      <w:overflowPunct w:val="true"/>
       <w:bidi w:val="0"/>
       <w:spacing w:lineRule="auto" w:line="240" w:before="0" w:after="0"/>
       <w:ind w:hanging="0" w:start="0" w:end="0"/>
@@ -3708,7 +3697,7 @@
       <w:pageBreakBefore w:val="false"/>
       <w:widowControl/>
       <w:suppressAutoHyphens w:val="false"/>
-      <w:overflowPunct w:val="false"/>
+      <w:overflowPunct w:val="true"/>
       <w:bidi w:val="0"/>
       <w:spacing w:lineRule="auto" w:line="300" w:before="180" w:after="120"/>
       <w:ind w:hanging="0" w:start="0" w:end="0"/>
@@ -3750,7 +3739,7 @@
       <w:pageBreakBefore w:val="false"/>
       <w:widowControl/>
       <w:suppressAutoHyphens w:val="false"/>
-      <w:overflowPunct w:val="false"/>
+      <w:overflowPunct w:val="true"/>
       <w:bidi w:val="0"/>
       <w:spacing w:lineRule="auto" w:line="300" w:before="180" w:after="120"/>
       <w:ind w:hanging="0" w:start="0" w:end="0"/>
@@ -3792,7 +3781,7 @@
       <w:pageBreakBefore w:val="false"/>
       <w:widowControl/>
       <w:suppressAutoHyphens w:val="false"/>
-      <w:overflowPunct w:val="false"/>
+      <w:overflowPunct w:val="true"/>
       <w:bidi w:val="0"/>
       <w:spacing w:lineRule="auto" w:line="300" w:before="180" w:after="120"/>
       <w:ind w:hanging="0" w:start="0" w:end="0"/>
@@ -3841,7 +3830,7 @@
       </w:pBdr>
       <w:shd w:val="clear" w:fill="F2F6F8"/>
       <w:suppressAutoHyphens w:val="false"/>
-      <w:overflowPunct w:val="false"/>
+      <w:overflowPunct w:val="true"/>
       <w:bidi w:val="0"/>
       <w:spacing w:lineRule="auto" w:line="360" w:before="60" w:after="0"/>
       <w:ind w:hanging="0" w:start="0" w:end="0"/>
@@ -3884,7 +3873,7 @@
       <w:widowControl/>
       <w:shd w:val="clear" w:fill="FFF9D2"/>
       <w:suppressAutoHyphens w:val="false"/>
-      <w:overflowPunct w:val="false"/>
+      <w:overflowPunct w:val="true"/>
       <w:bidi w:val="0"/>
       <w:spacing w:lineRule="auto" w:line="300" w:before="180" w:after="120"/>
       <w:ind w:hanging="0" w:start="0" w:end="0"/>
@@ -3926,7 +3915,7 @@
       <w:pageBreakBefore w:val="false"/>
       <w:widowControl/>
       <w:suppressAutoHyphens w:val="false"/>
-      <w:overflowPunct w:val="false"/>
+      <w:overflowPunct w:val="true"/>
       <w:bidi w:val="0"/>
       <w:spacing w:lineRule="auto" w:line="300" w:before="240" w:after="0"/>
       <w:ind w:hanging="0" w:start="708" w:end="0"/>
@@ -4001,8 +3990,8 @@
       <w:szCs w:val="20"/>
     </w:rPr>
   </w:style>
-  <w:style w:type="paragraph" w:styleId="FrameContentsuser">
-    <w:name w:val="Frame Contents (user)"/>
+  <w:style w:type="paragraph" w:styleId="FrameContents">
+    <w:name w:val="Frame Contents"/>
     <w:basedOn w:val="Normal"/>
     <w:qFormat/>
     <w:pPr/>

--- a/public/documents/VORLAGE_Dokumentation_der_Digitaltauglichkeit_V2.docx
+++ b/public/documents/VORLAGE_Dokumentation_der_Digitaltauglichkeit_V2.docx
@@ -2116,6 +2116,24 @@
         <w:pStyle w:val="Normal0"/>
         <w:rPr/>
       </w:pPr>
+      <w:r>
+        <w:rPr>
+          <w:rStyle w:val="None"/>
+        </w:rPr>
+        <w:t>{{</w:t>
+      </w:r>
+      <w:r>
+        <w:rPr>
+          <w:rStyle w:val="None"/>
+        </w:rPr>
+        <w:t>INTEROPERABILITY_META}}</w:t>
+      </w:r>
+    </w:p>
+    <w:p>
+      <w:pPr>
+        <w:pStyle w:val="Normal0"/>
+        <w:rPr/>
+      </w:pPr>
       <w:bookmarkStart w:id="5" w:name="BINDING_REQUIREMENTS"/>
       <w:r>
         <w:rPr/>
@@ -3377,7 +3395,7 @@
       <w:pageBreakBefore w:val="false"/>
       <w:widowControl/>
       <w:suppressAutoHyphens w:val="false"/>
-      <w:overflowPunct w:val="true"/>
+      <w:overflowPunct w:val="false"/>
       <w:bidi w:val="0"/>
       <w:spacing w:lineRule="auto" w:line="240" w:before="0" w:after="0"/>
       <w:ind w:hanging="0" w:start="0" w:end="0"/>
@@ -3422,7 +3440,7 @@
         <w:numId w:val="0"/>
       </w:numPr>
       <w:suppressAutoHyphens w:val="false"/>
-      <w:overflowPunct w:val="true"/>
+      <w:overflowPunct w:val="false"/>
       <w:bidi w:val="0"/>
       <w:spacing w:lineRule="auto" w:line="300" w:before="840" w:after="120"/>
       <w:ind w:hanging="0" w:start="0" w:end="0"/>
@@ -3469,7 +3487,7 @@
         <w:numId w:val="0"/>
       </w:numPr>
       <w:suppressAutoHyphens w:val="false"/>
-      <w:overflowPunct w:val="true"/>
+      <w:overflowPunct w:val="false"/>
       <w:bidi w:val="0"/>
       <w:spacing w:lineRule="auto" w:line="300" w:before="360" w:after="120"/>
       <w:ind w:hanging="0" w:start="0" w:end="0"/>
@@ -3609,7 +3627,7 @@
       <w:pageBreakBefore w:val="false"/>
       <w:widowControl/>
       <w:suppressAutoHyphens w:val="false"/>
-      <w:overflowPunct w:val="true"/>
+      <w:overflowPunct w:val="false"/>
       <w:bidi w:val="0"/>
       <w:spacing w:lineRule="auto" w:line="300" w:before="180" w:after="120"/>
       <w:ind w:hanging="0" w:start="0" w:end="0"/>
@@ -3655,7 +3673,7 @@
         <w:tab w:val="right" w:pos="9020" w:leader="none"/>
       </w:tabs>
       <w:suppressAutoHyphens w:val="false"/>
-      <w:overflowPunct w:val="true"/>
+      <w:overflowPunct w:val="false"/>
       <w:bidi w:val="0"/>
       <w:spacing w:lineRule="auto" w:line="240" w:before="0" w:after="0"/>
       <w:ind w:hanging="0" w:start="0" w:end="0"/>
@@ -3697,7 +3715,7 @@
       <w:pageBreakBefore w:val="false"/>
       <w:widowControl/>
       <w:suppressAutoHyphens w:val="false"/>
-      <w:overflowPunct w:val="true"/>
+      <w:overflowPunct w:val="false"/>
       <w:bidi w:val="0"/>
       <w:spacing w:lineRule="auto" w:line="300" w:before="180" w:after="120"/>
       <w:ind w:hanging="0" w:start="0" w:end="0"/>
@@ -3739,7 +3757,7 @@
       <w:pageBreakBefore w:val="false"/>
       <w:widowControl/>
       <w:suppressAutoHyphens w:val="false"/>
-      <w:overflowPunct w:val="true"/>
+      <w:overflowPunct w:val="false"/>
       <w:bidi w:val="0"/>
       <w:spacing w:lineRule="auto" w:line="300" w:before="180" w:after="120"/>
       <w:ind w:hanging="0" w:start="0" w:end="0"/>
@@ -3781,7 +3799,7 @@
       <w:pageBreakBefore w:val="false"/>
       <w:widowControl/>
       <w:suppressAutoHyphens w:val="false"/>
-      <w:overflowPunct w:val="true"/>
+      <w:overflowPunct w:val="false"/>
       <w:bidi w:val="0"/>
       <w:spacing w:lineRule="auto" w:line="300" w:before="180" w:after="120"/>
       <w:ind w:hanging="0" w:start="0" w:end="0"/>
@@ -3830,7 +3848,7 @@
       </w:pBdr>
       <w:shd w:val="clear" w:fill="F2F6F8"/>
       <w:suppressAutoHyphens w:val="false"/>
-      <w:overflowPunct w:val="true"/>
+      <w:overflowPunct w:val="false"/>
       <w:bidi w:val="0"/>
       <w:spacing w:lineRule="auto" w:line="360" w:before="60" w:after="0"/>
       <w:ind w:hanging="0" w:start="0" w:end="0"/>
@@ -3873,7 +3891,7 @@
       <w:widowControl/>
       <w:shd w:val="clear" w:fill="FFF9D2"/>
       <w:suppressAutoHyphens w:val="false"/>
-      <w:overflowPunct w:val="true"/>
+      <w:overflowPunct w:val="false"/>
       <w:bidi w:val="0"/>
       <w:spacing w:lineRule="auto" w:line="300" w:before="180" w:after="120"/>
       <w:ind w:hanging="0" w:start="0" w:end="0"/>
@@ -3915,7 +3933,7 @@
       <w:pageBreakBefore w:val="false"/>
       <w:widowControl/>
       <w:suppressAutoHyphens w:val="false"/>
-      <w:overflowPunct w:val="true"/>
+      <w:overflowPunct w:val="false"/>
       <w:bidi w:val="0"/>
       <w:spacing w:lineRule="auto" w:line="300" w:before="240" w:after="0"/>
       <w:ind w:hanging="0" w:start="708" w:end="0"/>
@@ -3990,8 +4008,8 @@
       <w:szCs w:val="20"/>
     </w:rPr>
   </w:style>
-  <w:style w:type="paragraph" w:styleId="FrameContents">
-    <w:name w:val="Frame Contents"/>
+  <w:style w:type="paragraph" w:styleId="FrameContentsuser">
+    <w:name w:val="Frame Contents (user)"/>
     <w:basedOn w:val="Normal"/>
     <w:qFormat/>
     <w:pPr/>

--- a/public/documents/VORLAGE_Dokumentation_der_Digitaltauglichkeit_V2.docx
+++ b/public/documents/VORLAGE_Dokumentation_der_Digitaltauglichkeit_V2.docx
@@ -2046,7 +2046,7 @@
           <w:rStyle w:val="None"/>
           <w:lang w:val="de-DE"/>
         </w:rPr>
-        <w:t>Der NKR prüft das Regelungsvorhaben auf Möglichkeiten der digitalen Umsetzung. Die Basis ist der von Ihnen durchgeführte Digitalcheck. Das wesentliche Prüfkriterium ist die methodische und inhaltliche Nachvollziehbarkeit. Sein Prüfergebnis veröffentlicht er gegebenenfalls in seinen Stellungnahmen. Wenn Sie eine Visualisierung angefertigt haben und Sie der Veröffentlichung zustimmen, kann diese an die Stellungnahme angehängt werden. Bei Fragen oder Anregungen kommt Ihre Ansprechperson im NKR-Sekretariat auf Sie zu.</w:t>
+        <w:t>Der NKR prüft das Regelung---svorhaben auf Möglichkeiten der digitalen Umsetzung. Die Basis ist der von Ihnen durchgeführte Digitalcheck. Das wesentliche Prüfkriterium ist die methodische und inhaltliche Nachvollziehbarkeit. Sein Prüfergebnis veröffentlicht er gegebenenfalls in seinen Stellungnahmen. Wenn Sie eine Visualisierung angefertigt haben und Sie der Veröffentlichung zustimmen, kann diese an die Stellungnahme angehängt werden. Bei Fragen oder Anregungen kommt Ihre Ansprechperson im NKR-Sekretariat auf Sie zu.</w:t>
       </w:r>
     </w:p>
     <w:p>
@@ -2093,65 +2093,29 @@
         </w:rPr>
         <w:t>.</w:t>
       </w:r>
-      <w:r>
-        <w:br w:type="page"/>
-      </w:r>
-    </w:p>
-    <w:p>
-      <w:pPr>
-        <w:pStyle w:val="Heading1"/>
-        <w:spacing w:before="0" w:after="120"/>
+    </w:p>
+    <w:p>
+      <w:pPr>
+        <w:pStyle w:val="Normal0"/>
+        <w:keepNext w:val="false"/>
+        <w:keepLines w:val="false"/>
+        <w:pageBreakBefore w:val="false"/>
+        <w:widowControl/>
+        <w:suppressAutoHyphens w:val="false"/>
+        <w:overflowPunct w:val="false"/>
+        <w:bidi w:val="0"/>
+        <w:spacing w:lineRule="auto" w:line="300" w:before="180" w:after="120"/>
         <w:ind w:hanging="0" w:start="0" w:end="0"/>
-        <w:rPr/>
-      </w:pPr>
-      <w:r>
-        <w:rPr>
-          <w:rStyle w:val="None"/>
-        </w:rPr>
-        <w:t>Anhang 1: EU-Interoperabilität</w:t>
-      </w:r>
-    </w:p>
-    <w:p>
-      <w:pPr>
-        <w:pStyle w:val="Normal0"/>
-        <w:rPr/>
-      </w:pPr>
-      <w:r>
-        <w:rPr>
-          <w:rStyle w:val="None"/>
-        </w:rPr>
-        <w:t>{{</w:t>
-      </w:r>
-      <w:r>
-        <w:rPr>
-          <w:rStyle w:val="None"/>
-        </w:rPr>
-        <w:t>INTEROPERABILITY_META}}</w:t>
-      </w:r>
-    </w:p>
-    <w:p>
-      <w:pPr>
-        <w:pStyle w:val="Normal0"/>
-        <w:rPr/>
-      </w:pPr>
-      <w:bookmarkStart w:id="5" w:name="BINDING_REQUIREMENTS"/>
-      <w:r>
-        <w:rPr/>
-        <w:t>{{BINDING_REQUIREMENTS}}</w:t>
-      </w:r>
-      <w:bookmarkEnd w:id="5"/>
-    </w:p>
-    <w:p>
-      <w:pPr>
-        <w:pStyle w:val="Normal"/>
-        <w:rPr/>
-      </w:pPr>
-      <w:bookmarkStart w:id="6" w:name="INTEROPERABILITY_LEGAL_TEXT"/>
-      <w:r>
-        <w:rPr/>
-        <w:t>{{INTEROPERABILITY_ASSESSMENT}}</w:t>
-      </w:r>
-      <w:bookmarkEnd w:id="6"/>
+        <w:jc w:val="start"/>
+        <w:rPr/>
+      </w:pPr>
+      <w:r>
+        <w:rPr>
+          <w:rStyle w:val="None"/>
+          <w:lang w:val="de-DE"/>
+        </w:rPr>
+        <w:t>{{APPENDICES}}</w:t>
+      </w:r>
     </w:p>
     <w:sectPr>
       <w:headerReference w:type="even" r:id="rId7"/>
